--- a/taniguchi/api/Fix/API設計書_移動・廃棄管理.docx
+++ b/taniguchi/api/Fix/API設計書_移動・廃棄管理.docx
@@ -1002,7 +1002,7 @@
       <w:r>
         <w:fldChar w:fldCharType="separate"/>
       </w:r>
-      <w:hyperlink w:anchor="_Toc231329728" w:history="1">
+      <w:hyperlink w:anchor="_Toc231756175" w:history="1">
         <w:r>
           <w:rPr>
             <w:rStyle w:val="afffffff5"/>
@@ -1029,7 +1029,7 @@
             <w:noProof/>
             <w:webHidden/>
           </w:rPr>
-          <w:instrText xml:space="preserve"> PAGEREF _Toc231329728 \h </w:instrText>
+          <w:instrText xml:space="preserve"> PAGEREF _Toc231756175 \h </w:instrText>
         </w:r>
         <w:r>
           <w:rPr>
@@ -1077,7 +1077,7 @@
           <w14:ligatures w14:val="standardContextual"/>
         </w:rPr>
       </w:pPr>
-      <w:hyperlink w:anchor="_Toc231329729" w:history="1">
+      <w:hyperlink w:anchor="_Toc231756176" w:history="1">
         <w:r>
           <w:rPr>
             <w:rStyle w:val="afffffff5"/>
@@ -1104,7 +1104,7 @@
             <w:noProof/>
             <w:webHidden/>
           </w:rPr>
-          <w:instrText xml:space="preserve"> PAGEREF _Toc231329729 \h </w:instrText>
+          <w:instrText xml:space="preserve"> PAGEREF _Toc231756176 \h </w:instrText>
         </w:r>
         <w:r>
           <w:rPr>
@@ -1152,7 +1152,7 @@
           <w14:ligatures w14:val="standardContextual"/>
         </w:rPr>
       </w:pPr>
-      <w:hyperlink w:anchor="_Toc231329730" w:history="1">
+      <w:hyperlink w:anchor="_Toc231756177" w:history="1">
         <w:r>
           <w:rPr>
             <w:rStyle w:val="afffffff5"/>
@@ -1179,7 +1179,7 @@
             <w:noProof/>
             <w:webHidden/>
           </w:rPr>
-          <w:instrText xml:space="preserve"> PAGEREF _Toc231329730 \h </w:instrText>
+          <w:instrText xml:space="preserve"> PAGEREF _Toc231756177 \h </w:instrText>
         </w:r>
         <w:r>
           <w:rPr>
@@ -1227,7 +1227,7 @@
           <w14:ligatures w14:val="standardContextual"/>
         </w:rPr>
       </w:pPr>
-      <w:hyperlink w:anchor="_Toc231329731" w:history="1">
+      <w:hyperlink w:anchor="_Toc231756178" w:history="1">
         <w:r>
           <w:rPr>
             <w:rStyle w:val="afffffff5"/>
@@ -1254,7 +1254,7 @@
             <w:noProof/>
             <w:webHidden/>
           </w:rPr>
-          <w:instrText xml:space="preserve"> PAGEREF _Toc231329731 \h </w:instrText>
+          <w:instrText xml:space="preserve"> PAGEREF _Toc231756178 \h </w:instrText>
         </w:r>
         <w:r>
           <w:rPr>
@@ -1302,7 +1302,7 @@
           <w14:ligatures w14:val="standardContextual"/>
         </w:rPr>
       </w:pPr>
-      <w:hyperlink w:anchor="_Toc231329732" w:history="1">
+      <w:hyperlink w:anchor="_Toc231756179" w:history="1">
         <w:r>
           <w:rPr>
             <w:rStyle w:val="afffffff5"/>
@@ -1329,7 +1329,7 @@
             <w:noProof/>
             <w:webHidden/>
           </w:rPr>
-          <w:instrText xml:space="preserve"> PAGEREF _Toc231329732 \h </w:instrText>
+          <w:instrText xml:space="preserve"> PAGEREF _Toc231756179 \h </w:instrText>
         </w:r>
         <w:r>
           <w:rPr>
@@ -1378,7 +1378,7 @@
           <w14:ligatures w14:val="standardContextual"/>
         </w:rPr>
       </w:pPr>
-      <w:hyperlink w:anchor="_Toc231329733" w:history="1">
+      <w:hyperlink w:anchor="_Toc231756180" w:history="1">
         <w:r>
           <w:rPr>
             <w:rStyle w:val="afffffff5"/>
@@ -1405,7 +1405,7 @@
             <w:noProof/>
             <w:webHidden/>
           </w:rPr>
-          <w:instrText xml:space="preserve"> PAGEREF _Toc231329733 \h </w:instrText>
+          <w:instrText xml:space="preserve"> PAGEREF _Toc231756180 \h </w:instrText>
         </w:r>
         <w:r>
           <w:rPr>
@@ -1453,7 +1453,7 @@
           <w14:ligatures w14:val="standardContextual"/>
         </w:rPr>
       </w:pPr>
-      <w:hyperlink w:anchor="_Toc231329734" w:history="1">
+      <w:hyperlink w:anchor="_Toc231756181" w:history="1">
         <w:r>
           <w:rPr>
             <w:rStyle w:val="afffffff5"/>
@@ -1480,7 +1480,7 @@
             <w:noProof/>
             <w:webHidden/>
           </w:rPr>
-          <w:instrText xml:space="preserve"> PAGEREF _Toc231329734 \h </w:instrText>
+          <w:instrText xml:space="preserve"> PAGEREF _Toc231756181 \h </w:instrText>
         </w:r>
         <w:r>
           <w:rPr>
@@ -1528,7 +1528,7 @@
           <w14:ligatures w14:val="standardContextual"/>
         </w:rPr>
       </w:pPr>
-      <w:hyperlink w:anchor="_Toc231329735" w:history="1">
+      <w:hyperlink w:anchor="_Toc231756182" w:history="1">
         <w:r>
           <w:rPr>
             <w:rStyle w:val="afffffff5"/>
@@ -1555,7 +1555,7 @@
             <w:noProof/>
             <w:webHidden/>
           </w:rPr>
-          <w:instrText xml:space="preserve"> PAGEREF _Toc231329735 \h </w:instrText>
+          <w:instrText xml:space="preserve"> PAGEREF _Toc231756182 \h </w:instrText>
         </w:r>
         <w:r>
           <w:rPr>
@@ -1603,7 +1603,7 @@
           <w14:ligatures w14:val="standardContextual"/>
         </w:rPr>
       </w:pPr>
-      <w:hyperlink w:anchor="_Toc231329736" w:history="1">
+      <w:hyperlink w:anchor="_Toc231756183" w:history="1">
         <w:r>
           <w:rPr>
             <w:rStyle w:val="afffffff5"/>
@@ -1630,7 +1630,7 @@
             <w:noProof/>
             <w:webHidden/>
           </w:rPr>
-          <w:instrText xml:space="preserve"> PAGEREF _Toc231329736 \h </w:instrText>
+          <w:instrText xml:space="preserve"> PAGEREF _Toc231756183 \h </w:instrText>
         </w:r>
         <w:r>
           <w:rPr>
@@ -1679,7 +1679,7 @@
           <w14:ligatures w14:val="standardContextual"/>
         </w:rPr>
       </w:pPr>
-      <w:hyperlink w:anchor="_Toc231329737" w:history="1">
+      <w:hyperlink w:anchor="_Toc231756184" w:history="1">
         <w:r>
           <w:rPr>
             <w:rStyle w:val="afffffff5"/>
@@ -1706,7 +1706,7 @@
             <w:noProof/>
             <w:webHidden/>
           </w:rPr>
-          <w:instrText xml:space="preserve"> PAGEREF _Toc231329737 \h </w:instrText>
+          <w:instrText xml:space="preserve"> PAGEREF _Toc231756184 \h </w:instrText>
         </w:r>
         <w:r>
           <w:rPr>
@@ -1754,7 +1754,7 @@
           <w14:ligatures w14:val="standardContextual"/>
         </w:rPr>
       </w:pPr>
-      <w:hyperlink w:anchor="_Toc231329738" w:history="1">
+      <w:hyperlink w:anchor="_Toc231756185" w:history="1">
         <w:r>
           <w:rPr>
             <w:rStyle w:val="afffffff5"/>
@@ -1781,7 +1781,7 @@
             <w:noProof/>
             <w:webHidden/>
           </w:rPr>
-          <w:instrText xml:space="preserve"> PAGEREF _Toc231329738 \h </w:instrText>
+          <w:instrText xml:space="preserve"> PAGEREF _Toc231756185 \h </w:instrText>
         </w:r>
         <w:r>
           <w:rPr>
@@ -1829,7 +1829,7 @@
           <w14:ligatures w14:val="standardContextual"/>
         </w:rPr>
       </w:pPr>
-      <w:hyperlink w:anchor="_Toc231329739" w:history="1">
+      <w:hyperlink w:anchor="_Toc231756186" w:history="1">
         <w:r>
           <w:rPr>
             <w:rStyle w:val="afffffff5"/>
@@ -1856,7 +1856,7 @@
             <w:noProof/>
             <w:webHidden/>
           </w:rPr>
-          <w:instrText xml:space="preserve"> PAGEREF _Toc231329739 \h </w:instrText>
+          <w:instrText xml:space="preserve"> PAGEREF _Toc231756186 \h </w:instrText>
         </w:r>
         <w:r>
           <w:rPr>
@@ -1904,7 +1904,7 @@
           <w14:ligatures w14:val="standardContextual"/>
         </w:rPr>
       </w:pPr>
-      <w:hyperlink w:anchor="_Toc231329740" w:history="1">
+      <w:hyperlink w:anchor="_Toc231756187" w:history="1">
         <w:r>
           <w:rPr>
             <w:rStyle w:val="afffffff5"/>
@@ -1931,7 +1931,7 @@
             <w:noProof/>
             <w:webHidden/>
           </w:rPr>
-          <w:instrText xml:space="preserve"> PAGEREF _Toc231329740 \h </w:instrText>
+          <w:instrText xml:space="preserve"> PAGEREF _Toc231756187 \h </w:instrText>
         </w:r>
         <w:r>
           <w:rPr>
@@ -1979,7 +1979,7 @@
           <w14:ligatures w14:val="standardContextual"/>
         </w:rPr>
       </w:pPr>
-      <w:hyperlink w:anchor="_Toc231329741" w:history="1">
+      <w:hyperlink w:anchor="_Toc231756188" w:history="1">
         <w:r>
           <w:rPr>
             <w:rStyle w:val="afffffff5"/>
@@ -2006,7 +2006,7 @@
             <w:noProof/>
             <w:webHidden/>
           </w:rPr>
-          <w:instrText xml:space="preserve"> PAGEREF _Toc231329741 \h </w:instrText>
+          <w:instrText xml:space="preserve"> PAGEREF _Toc231756188 \h </w:instrText>
         </w:r>
         <w:r>
           <w:rPr>
@@ -2054,7 +2054,7 @@
           <w14:ligatures w14:val="standardContextual"/>
         </w:rPr>
       </w:pPr>
-      <w:hyperlink w:anchor="_Toc231329742" w:history="1">
+      <w:hyperlink w:anchor="_Toc231756189" w:history="1">
         <w:r>
           <w:rPr>
             <w:rStyle w:val="afffffff5"/>
@@ -2081,7 +2081,7 @@
             <w:noProof/>
             <w:webHidden/>
           </w:rPr>
-          <w:instrText xml:space="preserve"> PAGEREF _Toc231329742 \h </w:instrText>
+          <w:instrText xml:space="preserve"> PAGEREF _Toc231756189 \h </w:instrText>
         </w:r>
         <w:r>
           <w:rPr>
@@ -2129,7 +2129,7 @@
           <w14:ligatures w14:val="standardContextual"/>
         </w:rPr>
       </w:pPr>
-      <w:hyperlink w:anchor="_Toc231329743" w:history="1">
+      <w:hyperlink w:anchor="_Toc231756190" w:history="1">
         <w:r>
           <w:rPr>
             <w:rStyle w:val="afffffff5"/>
@@ -2156,7 +2156,7 @@
             <w:noProof/>
             <w:webHidden/>
           </w:rPr>
-          <w:instrText xml:space="preserve"> PAGEREF _Toc231329743 \h </w:instrText>
+          <w:instrText xml:space="preserve"> PAGEREF _Toc231756190 \h </w:instrText>
         </w:r>
         <w:r>
           <w:rPr>
@@ -2205,7 +2205,7 @@
           <w14:ligatures w14:val="standardContextual"/>
         </w:rPr>
       </w:pPr>
-      <w:hyperlink w:anchor="_Toc231329744" w:history="1">
+      <w:hyperlink w:anchor="_Toc231756191" w:history="1">
         <w:r>
           <w:rPr>
             <w:rStyle w:val="afffffff5"/>
@@ -2232,7 +2232,7 @@
             <w:noProof/>
             <w:webHidden/>
           </w:rPr>
-          <w:instrText xml:space="preserve"> PAGEREF _Toc231329744 \h </w:instrText>
+          <w:instrText xml:space="preserve"> PAGEREF _Toc231756191 \h </w:instrText>
         </w:r>
         <w:r>
           <w:rPr>
@@ -2280,7 +2280,7 @@
           <w14:ligatures w14:val="standardContextual"/>
         </w:rPr>
       </w:pPr>
-      <w:hyperlink w:anchor="_Toc231329745" w:history="1">
+      <w:hyperlink w:anchor="_Toc231756192" w:history="1">
         <w:r>
           <w:rPr>
             <w:rStyle w:val="afffffff5"/>
@@ -2307,7 +2307,7 @@
             <w:noProof/>
             <w:webHidden/>
           </w:rPr>
-          <w:instrText xml:space="preserve"> PAGEREF _Toc231329745 \h </w:instrText>
+          <w:instrText xml:space="preserve"> PAGEREF _Toc231756192 \h </w:instrText>
         </w:r>
         <w:r>
           <w:rPr>
@@ -2355,7 +2355,7 @@
           <w14:ligatures w14:val="standardContextual"/>
         </w:rPr>
       </w:pPr>
-      <w:hyperlink w:anchor="_Toc231329746" w:history="1">
+      <w:hyperlink w:anchor="_Toc231756193" w:history="1">
         <w:r>
           <w:rPr>
             <w:rStyle w:val="afffffff5"/>
@@ -2382,7 +2382,7 @@
             <w:noProof/>
             <w:webHidden/>
           </w:rPr>
-          <w:instrText xml:space="preserve"> PAGEREF _Toc231329746 \h </w:instrText>
+          <w:instrText xml:space="preserve"> PAGEREF _Toc231756193 \h </w:instrText>
         </w:r>
         <w:r>
           <w:rPr>
@@ -2430,7 +2430,7 @@
           <w14:ligatures w14:val="standardContextual"/>
         </w:rPr>
       </w:pPr>
-      <w:hyperlink w:anchor="_Toc231329747" w:history="1">
+      <w:hyperlink w:anchor="_Toc231756194" w:history="1">
         <w:r>
           <w:rPr>
             <w:rStyle w:val="afffffff5"/>
@@ -2457,7 +2457,7 @@
             <w:noProof/>
             <w:webHidden/>
           </w:rPr>
-          <w:instrText xml:space="preserve"> PAGEREF _Toc231329747 \h </w:instrText>
+          <w:instrText xml:space="preserve"> PAGEREF _Toc231756194 \h </w:instrText>
         </w:r>
         <w:r>
           <w:rPr>
@@ -2505,7 +2505,7 @@
           <w14:ligatures w14:val="standardContextual"/>
         </w:rPr>
       </w:pPr>
-      <w:hyperlink w:anchor="_Toc231329748" w:history="1">
+      <w:hyperlink w:anchor="_Toc231756195" w:history="1">
         <w:r>
           <w:rPr>
             <w:rStyle w:val="afffffff5"/>
@@ -2532,7 +2532,7 @@
             <w:noProof/>
             <w:webHidden/>
           </w:rPr>
-          <w:instrText xml:space="preserve"> PAGEREF _Toc231329748 \h </w:instrText>
+          <w:instrText xml:space="preserve"> PAGEREF _Toc231756195 \h </w:instrText>
         </w:r>
         <w:r>
           <w:rPr>
@@ -2580,7 +2580,7 @@
           <w14:ligatures w14:val="standardContextual"/>
         </w:rPr>
       </w:pPr>
-      <w:hyperlink w:anchor="_Toc231329749" w:history="1">
+      <w:hyperlink w:anchor="_Toc231756196" w:history="1">
         <w:r>
           <w:rPr>
             <w:rStyle w:val="afffffff5"/>
@@ -2607,7 +2607,7 @@
             <w:noProof/>
             <w:webHidden/>
           </w:rPr>
-          <w:instrText xml:space="preserve"> PAGEREF _Toc231329749 \h </w:instrText>
+          <w:instrText xml:space="preserve"> PAGEREF _Toc231756196 \h </w:instrText>
         </w:r>
         <w:r>
           <w:rPr>
@@ -2655,7 +2655,7 @@
           <w14:ligatures w14:val="standardContextual"/>
         </w:rPr>
       </w:pPr>
-      <w:hyperlink w:anchor="_Toc231329750" w:history="1">
+      <w:hyperlink w:anchor="_Toc231756197" w:history="1">
         <w:r>
           <w:rPr>
             <w:rStyle w:val="afffffff5"/>
@@ -2682,7 +2682,7 @@
             <w:noProof/>
             <w:webHidden/>
           </w:rPr>
-          <w:instrText xml:space="preserve"> PAGEREF _Toc231329750 \h </w:instrText>
+          <w:instrText xml:space="preserve"> PAGEREF _Toc231756197 \h </w:instrText>
         </w:r>
         <w:r>
           <w:rPr>
@@ -2730,7 +2730,7 @@
           <w14:ligatures w14:val="standardContextual"/>
         </w:rPr>
       </w:pPr>
-      <w:hyperlink w:anchor="_Toc231329751" w:history="1">
+      <w:hyperlink w:anchor="_Toc231756198" w:history="1">
         <w:r>
           <w:rPr>
             <w:rStyle w:val="afffffff5"/>
@@ -2757,7 +2757,7 @@
             <w:noProof/>
             <w:webHidden/>
           </w:rPr>
-          <w:instrText xml:space="preserve"> PAGEREF _Toc231329751 \h </w:instrText>
+          <w:instrText xml:space="preserve"> PAGEREF _Toc231756198 \h </w:instrText>
         </w:r>
         <w:r>
           <w:rPr>
@@ -2805,7 +2805,7 @@
           <w14:ligatures w14:val="standardContextual"/>
         </w:rPr>
       </w:pPr>
-      <w:hyperlink w:anchor="_Toc231329752" w:history="1">
+      <w:hyperlink w:anchor="_Toc231756199" w:history="1">
         <w:r>
           <w:rPr>
             <w:rStyle w:val="afffffff5"/>
@@ -2832,7 +2832,7 @@
             <w:noProof/>
             <w:webHidden/>
           </w:rPr>
-          <w:instrText xml:space="preserve"> PAGEREF _Toc231329752 \h </w:instrText>
+          <w:instrText xml:space="preserve"> PAGEREF _Toc231756199 \h </w:instrText>
         </w:r>
         <w:r>
           <w:rPr>
@@ -2880,7 +2880,7 @@
           <w14:ligatures w14:val="standardContextual"/>
         </w:rPr>
       </w:pPr>
-      <w:hyperlink w:anchor="_Toc231329753" w:history="1">
+      <w:hyperlink w:anchor="_Toc231756200" w:history="1">
         <w:r>
           <w:rPr>
             <w:rStyle w:val="afffffff5"/>
@@ -2907,7 +2907,7 @@
             <w:noProof/>
             <w:webHidden/>
           </w:rPr>
-          <w:instrText xml:space="preserve"> PAGEREF _Toc231329753 \h </w:instrText>
+          <w:instrText xml:space="preserve"> PAGEREF _Toc231756200 \h </w:instrText>
         </w:r>
         <w:r>
           <w:rPr>
@@ -2956,7 +2956,7 @@
           <w14:ligatures w14:val="standardContextual"/>
         </w:rPr>
       </w:pPr>
-      <w:hyperlink w:anchor="_Toc231329754" w:history="1">
+      <w:hyperlink w:anchor="_Toc231756201" w:history="1">
         <w:r>
           <w:rPr>
             <w:rStyle w:val="afffffff5"/>
@@ -2983,7 +2983,7 @@
             <w:noProof/>
             <w:webHidden/>
           </w:rPr>
-          <w:instrText xml:space="preserve"> PAGEREF _Toc231329754 \h </w:instrText>
+          <w:instrText xml:space="preserve"> PAGEREF _Toc231756201 \h </w:instrText>
         </w:r>
         <w:r>
           <w:rPr>
@@ -3032,7 +3032,7 @@
           <w14:ligatures w14:val="standardContextual"/>
         </w:rPr>
       </w:pPr>
-      <w:hyperlink w:anchor="_Toc231329755" w:history="1">
+      <w:hyperlink w:anchor="_Toc231756202" w:history="1">
         <w:r>
           <w:rPr>
             <w:rStyle w:val="afffffff5"/>
@@ -3059,7 +3059,7 @@
             <w:noProof/>
             <w:webHidden/>
           </w:rPr>
-          <w:instrText xml:space="preserve"> PAGEREF _Toc231329755 \h </w:instrText>
+          <w:instrText xml:space="preserve"> PAGEREF _Toc231756202 \h </w:instrText>
         </w:r>
         <w:r>
           <w:rPr>
@@ -3107,7 +3107,7 @@
           <w14:ligatures w14:val="standardContextual"/>
         </w:rPr>
       </w:pPr>
-      <w:hyperlink w:anchor="_Toc231329756" w:history="1">
+      <w:hyperlink w:anchor="_Toc231756203" w:history="1">
         <w:r>
           <w:rPr>
             <w:rStyle w:val="afffffff5"/>
@@ -3134,7 +3134,7 @@
             <w:noProof/>
             <w:webHidden/>
           </w:rPr>
-          <w:instrText xml:space="preserve"> PAGEREF _Toc231329756 \h </w:instrText>
+          <w:instrText xml:space="preserve"> PAGEREF _Toc231756203 \h </w:instrText>
         </w:r>
         <w:r>
           <w:rPr>
@@ -3181,7 +3181,7 @@
           <w14:ligatures w14:val="standardContextual"/>
         </w:rPr>
       </w:pPr>
-      <w:hyperlink w:anchor="_Toc231329757" w:history="1">
+      <w:hyperlink w:anchor="_Toc231756204" w:history="1">
         <w:r>
           <w:rPr>
             <w:rStyle w:val="afffffff5"/>
@@ -3208,7 +3208,7 @@
             <w:noProof/>
             <w:webHidden/>
           </w:rPr>
-          <w:instrText xml:space="preserve"> PAGEREF _Toc231329757 \h </w:instrText>
+          <w:instrText xml:space="preserve"> PAGEREF _Toc231756204 \h </w:instrText>
         </w:r>
         <w:r>
           <w:rPr>
@@ -3255,7 +3255,7 @@
           <w14:ligatures w14:val="standardContextual"/>
         </w:rPr>
       </w:pPr>
-      <w:hyperlink w:anchor="_Toc231329758" w:history="1">
+      <w:hyperlink w:anchor="_Toc231756205" w:history="1">
         <w:r>
           <w:rPr>
             <w:rStyle w:val="afffffff5"/>
@@ -3282,7 +3282,7 @@
             <w:noProof/>
             <w:webHidden/>
           </w:rPr>
-          <w:instrText xml:space="preserve"> PAGEREF _Toc231329758 \h </w:instrText>
+          <w:instrText xml:space="preserve"> PAGEREF _Toc231756205 \h </w:instrText>
         </w:r>
         <w:r>
           <w:rPr>
@@ -3329,7 +3329,7 @@
           <w14:ligatures w14:val="standardContextual"/>
         </w:rPr>
       </w:pPr>
-      <w:hyperlink w:anchor="_Toc231329759" w:history="1">
+      <w:hyperlink w:anchor="_Toc231756206" w:history="1">
         <w:r>
           <w:rPr>
             <w:rStyle w:val="afffffff5"/>
@@ -3356,7 +3356,7 @@
             <w:noProof/>
             <w:webHidden/>
           </w:rPr>
-          <w:instrText xml:space="preserve"> PAGEREF _Toc231329759 \h </w:instrText>
+          <w:instrText xml:space="preserve"> PAGEREF _Toc231756206 \h </w:instrText>
         </w:r>
         <w:r>
           <w:rPr>
@@ -3404,7 +3404,7 @@
           <w14:ligatures w14:val="standardContextual"/>
         </w:rPr>
       </w:pPr>
-      <w:hyperlink w:anchor="_Toc231329760" w:history="1">
+      <w:hyperlink w:anchor="_Toc231756207" w:history="1">
         <w:r>
           <w:rPr>
             <w:rStyle w:val="afffffff5"/>
@@ -3431,7 +3431,7 @@
             <w:noProof/>
             <w:webHidden/>
           </w:rPr>
-          <w:instrText xml:space="preserve"> PAGEREF _Toc231329760 \h </w:instrText>
+          <w:instrText xml:space="preserve"> PAGEREF _Toc231756207 \h </w:instrText>
         </w:r>
         <w:r>
           <w:rPr>
@@ -3478,7 +3478,7 @@
           <w14:ligatures w14:val="standardContextual"/>
         </w:rPr>
       </w:pPr>
-      <w:hyperlink w:anchor="_Toc231329761" w:history="1">
+      <w:hyperlink w:anchor="_Toc231756208" w:history="1">
         <w:r>
           <w:rPr>
             <w:rStyle w:val="afffffff5"/>
@@ -3505,7 +3505,7 @@
             <w:noProof/>
             <w:webHidden/>
           </w:rPr>
-          <w:instrText xml:space="preserve"> PAGEREF _Toc231329761 \h </w:instrText>
+          <w:instrText xml:space="preserve"> PAGEREF _Toc231756208 \h </w:instrText>
         </w:r>
         <w:r>
           <w:rPr>
@@ -3552,7 +3552,7 @@
           <w14:ligatures w14:val="standardContextual"/>
         </w:rPr>
       </w:pPr>
-      <w:hyperlink w:anchor="_Toc231329762" w:history="1">
+      <w:hyperlink w:anchor="_Toc231756209" w:history="1">
         <w:r>
           <w:rPr>
             <w:rStyle w:val="afffffff5"/>
@@ -3579,7 +3579,7 @@
             <w:noProof/>
             <w:webHidden/>
           </w:rPr>
-          <w:instrText xml:space="preserve"> PAGEREF _Toc231329762 \h </w:instrText>
+          <w:instrText xml:space="preserve"> PAGEREF _Toc231756209 \h </w:instrText>
         </w:r>
         <w:r>
           <w:rPr>
@@ -3626,7 +3626,7 @@
           <w14:ligatures w14:val="standardContextual"/>
         </w:rPr>
       </w:pPr>
-      <w:hyperlink w:anchor="_Toc231329763" w:history="1">
+      <w:hyperlink w:anchor="_Toc231756210" w:history="1">
         <w:r>
           <w:rPr>
             <w:rStyle w:val="afffffff5"/>
@@ -3653,7 +3653,7 @@
             <w:noProof/>
             <w:webHidden/>
           </w:rPr>
-          <w:instrText xml:space="preserve"> PAGEREF _Toc231329763 \h </w:instrText>
+          <w:instrText xml:space="preserve"> PAGEREF _Toc231756210 \h </w:instrText>
         </w:r>
         <w:r>
           <w:rPr>
@@ -3700,7 +3700,7 @@
           <w14:ligatures w14:val="standardContextual"/>
         </w:rPr>
       </w:pPr>
-      <w:hyperlink w:anchor="_Toc231329764" w:history="1">
+      <w:hyperlink w:anchor="_Toc231756211" w:history="1">
         <w:r>
           <w:rPr>
             <w:rStyle w:val="afffffff5"/>
@@ -3727,7 +3727,7 @@
             <w:noProof/>
             <w:webHidden/>
           </w:rPr>
-          <w:instrText xml:space="preserve"> PAGEREF _Toc231329764 \h </w:instrText>
+          <w:instrText xml:space="preserve"> PAGEREF _Toc231756211 \h </w:instrText>
         </w:r>
         <w:r>
           <w:rPr>
@@ -3775,7 +3775,7 @@
           <w14:ligatures w14:val="standardContextual"/>
         </w:rPr>
       </w:pPr>
-      <w:hyperlink w:anchor="_Toc231329765" w:history="1">
+      <w:hyperlink w:anchor="_Toc231756212" w:history="1">
         <w:r>
           <w:rPr>
             <w:rStyle w:val="afffffff5"/>
@@ -3802,7 +3802,7 @@
             <w:noProof/>
             <w:webHidden/>
           </w:rPr>
-          <w:instrText xml:space="preserve"> PAGEREF _Toc231329765 \h </w:instrText>
+          <w:instrText xml:space="preserve"> PAGEREF _Toc231756212 \h </w:instrText>
         </w:r>
         <w:r>
           <w:rPr>
@@ -3849,7 +3849,7 @@
           <w14:ligatures w14:val="standardContextual"/>
         </w:rPr>
       </w:pPr>
-      <w:hyperlink w:anchor="_Toc231329766" w:history="1">
+      <w:hyperlink w:anchor="_Toc231756213" w:history="1">
         <w:r>
           <w:rPr>
             <w:rStyle w:val="afffffff5"/>
@@ -3876,7 +3876,7 @@
             <w:noProof/>
             <w:webHidden/>
           </w:rPr>
-          <w:instrText xml:space="preserve"> PAGEREF _Toc231329766 \h </w:instrText>
+          <w:instrText xml:space="preserve"> PAGEREF _Toc231756213 \h </w:instrText>
         </w:r>
         <w:r>
           <w:rPr>
@@ -3923,7 +3923,7 @@
           <w14:ligatures w14:val="standardContextual"/>
         </w:rPr>
       </w:pPr>
-      <w:hyperlink w:anchor="_Toc231329767" w:history="1">
+      <w:hyperlink w:anchor="_Toc231756214" w:history="1">
         <w:r>
           <w:rPr>
             <w:rStyle w:val="afffffff5"/>
@@ -3950,7 +3950,7 @@
             <w:noProof/>
             <w:webHidden/>
           </w:rPr>
-          <w:instrText xml:space="preserve"> PAGEREF _Toc231329767 \h </w:instrText>
+          <w:instrText xml:space="preserve"> PAGEREF _Toc231756214 \h </w:instrText>
         </w:r>
         <w:r>
           <w:rPr>
@@ -3997,7 +3997,7 @@
           <w14:ligatures w14:val="standardContextual"/>
         </w:rPr>
       </w:pPr>
-      <w:hyperlink w:anchor="_Toc231329768" w:history="1">
+      <w:hyperlink w:anchor="_Toc231756215" w:history="1">
         <w:r>
           <w:rPr>
             <w:rStyle w:val="afffffff5"/>
@@ -4024,7 +4024,7 @@
             <w:noProof/>
             <w:webHidden/>
           </w:rPr>
-          <w:instrText xml:space="preserve"> PAGEREF _Toc231329768 \h </w:instrText>
+          <w:instrText xml:space="preserve"> PAGEREF _Toc231756215 \h </w:instrText>
         </w:r>
         <w:r>
           <w:rPr>
@@ -4072,7 +4072,7 @@
           <w14:ligatures w14:val="standardContextual"/>
         </w:rPr>
       </w:pPr>
-      <w:hyperlink w:anchor="_Toc231329769" w:history="1">
+      <w:hyperlink w:anchor="_Toc231756216" w:history="1">
         <w:r>
           <w:rPr>
             <w:rStyle w:val="afffffff5"/>
@@ -4099,7 +4099,7 @@
             <w:noProof/>
             <w:webHidden/>
           </w:rPr>
-          <w:instrText xml:space="preserve"> PAGEREF _Toc231329769 \h </w:instrText>
+          <w:instrText xml:space="preserve"> PAGEREF _Toc231756216 \h </w:instrText>
         </w:r>
         <w:r>
           <w:rPr>
@@ -4146,7 +4146,7 @@
           <w14:ligatures w14:val="standardContextual"/>
         </w:rPr>
       </w:pPr>
-      <w:hyperlink w:anchor="_Toc231329770" w:history="1">
+      <w:hyperlink w:anchor="_Toc231756217" w:history="1">
         <w:r>
           <w:rPr>
             <w:rStyle w:val="afffffff5"/>
@@ -4173,7 +4173,7 @@
             <w:noProof/>
             <w:webHidden/>
           </w:rPr>
-          <w:instrText xml:space="preserve"> PAGEREF _Toc231329770 \h </w:instrText>
+          <w:instrText xml:space="preserve"> PAGEREF _Toc231756217 \h </w:instrText>
         </w:r>
         <w:r>
           <w:rPr>
@@ -4220,7 +4220,7 @@
           <w14:ligatures w14:val="standardContextual"/>
         </w:rPr>
       </w:pPr>
-      <w:hyperlink w:anchor="_Toc231329771" w:history="1">
+      <w:hyperlink w:anchor="_Toc231756218" w:history="1">
         <w:r>
           <w:rPr>
             <w:rStyle w:val="afffffff5"/>
@@ -4247,7 +4247,7 @@
             <w:noProof/>
             <w:webHidden/>
           </w:rPr>
-          <w:instrText xml:space="preserve"> PAGEREF _Toc231329771 \h </w:instrText>
+          <w:instrText xml:space="preserve"> PAGEREF _Toc231756218 \h </w:instrText>
         </w:r>
         <w:r>
           <w:rPr>
@@ -4294,7 +4294,7 @@
           <w14:ligatures w14:val="standardContextual"/>
         </w:rPr>
       </w:pPr>
-      <w:hyperlink w:anchor="_Toc231329772" w:history="1">
+      <w:hyperlink w:anchor="_Toc231756219" w:history="1">
         <w:r>
           <w:rPr>
             <w:rStyle w:val="afffffff5"/>
@@ -4321,7 +4321,7 @@
             <w:noProof/>
             <w:webHidden/>
           </w:rPr>
-          <w:instrText xml:space="preserve"> PAGEREF _Toc231329772 \h </w:instrText>
+          <w:instrText xml:space="preserve"> PAGEREF _Toc231756219 \h </w:instrText>
         </w:r>
         <w:r>
           <w:rPr>
@@ -4369,7 +4369,7 @@
           <w14:ligatures w14:val="standardContextual"/>
         </w:rPr>
       </w:pPr>
-      <w:hyperlink w:anchor="_Toc231329773" w:history="1">
+      <w:hyperlink w:anchor="_Toc231756220" w:history="1">
         <w:r>
           <w:rPr>
             <w:rStyle w:val="afffffff5"/>
@@ -4396,7 +4396,7 @@
             <w:noProof/>
             <w:webHidden/>
           </w:rPr>
-          <w:instrText xml:space="preserve"> PAGEREF _Toc231329773 \h </w:instrText>
+          <w:instrText xml:space="preserve"> PAGEREF _Toc231756220 \h </w:instrText>
         </w:r>
         <w:r>
           <w:rPr>
@@ -4443,7 +4443,7 @@
           <w14:ligatures w14:val="standardContextual"/>
         </w:rPr>
       </w:pPr>
-      <w:hyperlink w:anchor="_Toc231329774" w:history="1">
+      <w:hyperlink w:anchor="_Toc231756221" w:history="1">
         <w:r>
           <w:rPr>
             <w:rStyle w:val="afffffff5"/>
@@ -4470,7 +4470,7 @@
             <w:noProof/>
             <w:webHidden/>
           </w:rPr>
-          <w:instrText xml:space="preserve"> PAGEREF _Toc231329774 \h </w:instrText>
+          <w:instrText xml:space="preserve"> PAGEREF _Toc231756221 \h </w:instrText>
         </w:r>
         <w:r>
           <w:rPr>
@@ -4517,7 +4517,7 @@
           <w14:ligatures w14:val="standardContextual"/>
         </w:rPr>
       </w:pPr>
-      <w:hyperlink w:anchor="_Toc231329775" w:history="1">
+      <w:hyperlink w:anchor="_Toc231756222" w:history="1">
         <w:r>
           <w:rPr>
             <w:rStyle w:val="afffffff5"/>
@@ -4544,7 +4544,7 @@
             <w:noProof/>
             <w:webHidden/>
           </w:rPr>
-          <w:instrText xml:space="preserve"> PAGEREF _Toc231329775 \h </w:instrText>
+          <w:instrText xml:space="preserve"> PAGEREF _Toc231756222 \h </w:instrText>
         </w:r>
         <w:r>
           <w:rPr>
@@ -4591,7 +4591,7 @@
           <w14:ligatures w14:val="standardContextual"/>
         </w:rPr>
       </w:pPr>
-      <w:hyperlink w:anchor="_Toc231329776" w:history="1">
+      <w:hyperlink w:anchor="_Toc231756223" w:history="1">
         <w:r>
           <w:rPr>
             <w:rStyle w:val="afffffff5"/>
@@ -4618,7 +4618,7 @@
             <w:noProof/>
             <w:webHidden/>
           </w:rPr>
-          <w:instrText xml:space="preserve"> PAGEREF _Toc231329776 \h </w:instrText>
+          <w:instrText xml:space="preserve"> PAGEREF _Toc231756223 \h </w:instrText>
         </w:r>
         <w:r>
           <w:rPr>
@@ -4665,7 +4665,7 @@
           <w14:ligatures w14:val="standardContextual"/>
         </w:rPr>
       </w:pPr>
-      <w:hyperlink w:anchor="_Toc231329777" w:history="1">
+      <w:hyperlink w:anchor="_Toc231756224" w:history="1">
         <w:r>
           <w:rPr>
             <w:rStyle w:val="afffffff5"/>
@@ -4692,7 +4692,7 @@
             <w:noProof/>
             <w:webHidden/>
           </w:rPr>
-          <w:instrText xml:space="preserve"> PAGEREF _Toc231329777 \h </w:instrText>
+          <w:instrText xml:space="preserve"> PAGEREF _Toc231756224 \h </w:instrText>
         </w:r>
         <w:r>
           <w:rPr>
@@ -4740,7 +4740,7 @@
           <w14:ligatures w14:val="standardContextual"/>
         </w:rPr>
       </w:pPr>
-      <w:hyperlink w:anchor="_Toc231329778" w:history="1">
+      <w:hyperlink w:anchor="_Toc231756225" w:history="1">
         <w:r>
           <w:rPr>
             <w:rStyle w:val="afffffff5"/>
@@ -4767,7 +4767,7 @@
             <w:noProof/>
             <w:webHidden/>
           </w:rPr>
-          <w:instrText xml:space="preserve"> PAGEREF _Toc231329778 \h </w:instrText>
+          <w:instrText xml:space="preserve"> PAGEREF _Toc231756225 \h </w:instrText>
         </w:r>
         <w:r>
           <w:rPr>
@@ -4814,7 +4814,7 @@
           <w14:ligatures w14:val="standardContextual"/>
         </w:rPr>
       </w:pPr>
-      <w:hyperlink w:anchor="_Toc231329779" w:history="1">
+      <w:hyperlink w:anchor="_Toc231756226" w:history="1">
         <w:r>
           <w:rPr>
             <w:rStyle w:val="afffffff5"/>
@@ -4841,7 +4841,7 @@
             <w:noProof/>
             <w:webHidden/>
           </w:rPr>
-          <w:instrText xml:space="preserve"> PAGEREF _Toc231329779 \h </w:instrText>
+          <w:instrText xml:space="preserve"> PAGEREF _Toc231756226 \h </w:instrText>
         </w:r>
         <w:r>
           <w:rPr>
@@ -4888,7 +4888,7 @@
           <w14:ligatures w14:val="standardContextual"/>
         </w:rPr>
       </w:pPr>
-      <w:hyperlink w:anchor="_Toc231329780" w:history="1">
+      <w:hyperlink w:anchor="_Toc231756227" w:history="1">
         <w:r>
           <w:rPr>
             <w:rStyle w:val="afffffff5"/>
@@ -4915,7 +4915,7 @@
             <w:noProof/>
             <w:webHidden/>
           </w:rPr>
-          <w:instrText xml:space="preserve"> PAGEREF _Toc231329780 \h </w:instrText>
+          <w:instrText xml:space="preserve"> PAGEREF _Toc231756227 \h </w:instrText>
         </w:r>
         <w:r>
           <w:rPr>
@@ -4962,7 +4962,7 @@
           <w14:ligatures w14:val="standardContextual"/>
         </w:rPr>
       </w:pPr>
-      <w:hyperlink w:anchor="_Toc231329781" w:history="1">
+      <w:hyperlink w:anchor="_Toc231756228" w:history="1">
         <w:r>
           <w:rPr>
             <w:rStyle w:val="afffffff5"/>
@@ -4989,7 +4989,7 @@
             <w:noProof/>
             <w:webHidden/>
           </w:rPr>
-          <w:instrText xml:space="preserve"> PAGEREF _Toc231329781 \h </w:instrText>
+          <w:instrText xml:space="preserve"> PAGEREF _Toc231756228 \h </w:instrText>
         </w:r>
         <w:r>
           <w:rPr>
@@ -5036,7 +5036,7 @@
           <w14:ligatures w14:val="standardContextual"/>
         </w:rPr>
       </w:pPr>
-      <w:hyperlink w:anchor="_Toc231329782" w:history="1">
+      <w:hyperlink w:anchor="_Toc231756229" w:history="1">
         <w:r>
           <w:rPr>
             <w:rStyle w:val="afffffff5"/>
@@ -5063,7 +5063,7 @@
             <w:noProof/>
             <w:webHidden/>
           </w:rPr>
-          <w:instrText xml:space="preserve"> PAGEREF _Toc231329782 \h </w:instrText>
+          <w:instrText xml:space="preserve"> PAGEREF _Toc231756229 \h </w:instrText>
         </w:r>
         <w:r>
           <w:rPr>
@@ -5111,7 +5111,7 @@
           <w14:ligatures w14:val="standardContextual"/>
         </w:rPr>
       </w:pPr>
-      <w:hyperlink w:anchor="_Toc231329783" w:history="1">
+      <w:hyperlink w:anchor="_Toc231756230" w:history="1">
         <w:r>
           <w:rPr>
             <w:rStyle w:val="afffffff5"/>
@@ -5138,7 +5138,7 @@
             <w:noProof/>
             <w:webHidden/>
           </w:rPr>
-          <w:instrText xml:space="preserve"> PAGEREF _Toc231329783 \h </w:instrText>
+          <w:instrText xml:space="preserve"> PAGEREF _Toc231756230 \h </w:instrText>
         </w:r>
         <w:r>
           <w:rPr>
@@ -5185,7 +5185,7 @@
           <w14:ligatures w14:val="standardContextual"/>
         </w:rPr>
       </w:pPr>
-      <w:hyperlink w:anchor="_Toc231329784" w:history="1">
+      <w:hyperlink w:anchor="_Toc231756231" w:history="1">
         <w:r>
           <w:rPr>
             <w:rStyle w:val="afffffff5"/>
@@ -5212,7 +5212,7 @@
             <w:noProof/>
             <w:webHidden/>
           </w:rPr>
-          <w:instrText xml:space="preserve"> PAGEREF _Toc231329784 \h </w:instrText>
+          <w:instrText xml:space="preserve"> PAGEREF _Toc231756231 \h </w:instrText>
         </w:r>
         <w:r>
           <w:rPr>
@@ -5259,7 +5259,7 @@
           <w14:ligatures w14:val="standardContextual"/>
         </w:rPr>
       </w:pPr>
-      <w:hyperlink w:anchor="_Toc231329785" w:history="1">
+      <w:hyperlink w:anchor="_Toc231756232" w:history="1">
         <w:r>
           <w:rPr>
             <w:rStyle w:val="afffffff5"/>
@@ -5286,7 +5286,7 @@
             <w:noProof/>
             <w:webHidden/>
           </w:rPr>
-          <w:instrText xml:space="preserve"> PAGEREF _Toc231329785 \h </w:instrText>
+          <w:instrText xml:space="preserve"> PAGEREF _Toc231756232 \h </w:instrText>
         </w:r>
         <w:r>
           <w:rPr>
@@ -5333,7 +5333,7 @@
           <w14:ligatures w14:val="standardContextual"/>
         </w:rPr>
       </w:pPr>
-      <w:hyperlink w:anchor="_Toc231329786" w:history="1">
+      <w:hyperlink w:anchor="_Toc231756233" w:history="1">
         <w:r>
           <w:rPr>
             <w:rStyle w:val="afffffff5"/>
@@ -5360,7 +5360,7 @@
             <w:noProof/>
             <w:webHidden/>
           </w:rPr>
-          <w:instrText xml:space="preserve"> PAGEREF _Toc231329786 \h </w:instrText>
+          <w:instrText xml:space="preserve"> PAGEREF _Toc231756233 \h </w:instrText>
         </w:r>
         <w:r>
           <w:rPr>
@@ -5407,7 +5407,7 @@
           <w14:ligatures w14:val="standardContextual"/>
         </w:rPr>
       </w:pPr>
-      <w:hyperlink w:anchor="_Toc231329787" w:history="1">
+      <w:hyperlink w:anchor="_Toc231756234" w:history="1">
         <w:r>
           <w:rPr>
             <w:rStyle w:val="afffffff5"/>
@@ -5434,7 +5434,7 @@
             <w:noProof/>
             <w:webHidden/>
           </w:rPr>
-          <w:instrText xml:space="preserve"> PAGEREF _Toc231329787 \h </w:instrText>
+          <w:instrText xml:space="preserve"> PAGEREF _Toc231756234 \h </w:instrText>
         </w:r>
         <w:r>
           <w:rPr>
@@ -5482,7 +5482,7 @@
           <w14:ligatures w14:val="standardContextual"/>
         </w:rPr>
       </w:pPr>
-      <w:hyperlink w:anchor="_Toc231329788" w:history="1">
+      <w:hyperlink w:anchor="_Toc231756235" w:history="1">
         <w:r>
           <w:rPr>
             <w:rStyle w:val="afffffff5"/>
@@ -5509,7 +5509,7 @@
             <w:noProof/>
             <w:webHidden/>
           </w:rPr>
-          <w:instrText xml:space="preserve"> PAGEREF _Toc231329788 \h </w:instrText>
+          <w:instrText xml:space="preserve"> PAGEREF _Toc231756235 \h </w:instrText>
         </w:r>
         <w:r>
           <w:rPr>
@@ -5556,7 +5556,7 @@
           <w14:ligatures w14:val="standardContextual"/>
         </w:rPr>
       </w:pPr>
-      <w:hyperlink w:anchor="_Toc231329789" w:history="1">
+      <w:hyperlink w:anchor="_Toc231756236" w:history="1">
         <w:r>
           <w:rPr>
             <w:rStyle w:val="afffffff5"/>
@@ -5583,7 +5583,7 @@
             <w:noProof/>
             <w:webHidden/>
           </w:rPr>
-          <w:instrText xml:space="preserve"> PAGEREF _Toc231329789 \h </w:instrText>
+          <w:instrText xml:space="preserve"> PAGEREF _Toc231756236 \h </w:instrText>
         </w:r>
         <w:r>
           <w:rPr>
@@ -5630,7 +5630,7 @@
           <w14:ligatures w14:val="standardContextual"/>
         </w:rPr>
       </w:pPr>
-      <w:hyperlink w:anchor="_Toc231329790" w:history="1">
+      <w:hyperlink w:anchor="_Toc231756237" w:history="1">
         <w:r>
           <w:rPr>
             <w:rStyle w:val="afffffff5"/>
@@ -5657,7 +5657,7 @@
             <w:noProof/>
             <w:webHidden/>
           </w:rPr>
-          <w:instrText xml:space="preserve"> PAGEREF _Toc231329790 \h </w:instrText>
+          <w:instrText xml:space="preserve"> PAGEREF _Toc231756237 \h </w:instrText>
         </w:r>
         <w:r>
           <w:rPr>
@@ -5704,7 +5704,7 @@
           <w14:ligatures w14:val="standardContextual"/>
         </w:rPr>
       </w:pPr>
-      <w:hyperlink w:anchor="_Toc231329791" w:history="1">
+      <w:hyperlink w:anchor="_Toc231756238" w:history="1">
         <w:r>
           <w:rPr>
             <w:rStyle w:val="afffffff5"/>
@@ -5731,7 +5731,7 @@
             <w:noProof/>
             <w:webHidden/>
           </w:rPr>
-          <w:instrText xml:space="preserve"> PAGEREF _Toc231329791 \h </w:instrText>
+          <w:instrText xml:space="preserve"> PAGEREF _Toc231756238 \h </w:instrText>
         </w:r>
         <w:r>
           <w:rPr>
@@ -5779,7 +5779,7 @@
           <w14:ligatures w14:val="standardContextual"/>
         </w:rPr>
       </w:pPr>
-      <w:hyperlink w:anchor="_Toc231329792" w:history="1">
+      <w:hyperlink w:anchor="_Toc231756239" w:history="1">
         <w:r>
           <w:rPr>
             <w:rStyle w:val="afffffff5"/>
@@ -5806,7 +5806,7 @@
             <w:noProof/>
             <w:webHidden/>
           </w:rPr>
-          <w:instrText xml:space="preserve"> PAGEREF _Toc231329792 \h </w:instrText>
+          <w:instrText xml:space="preserve"> PAGEREF _Toc231756239 \h </w:instrText>
         </w:r>
         <w:r>
           <w:rPr>
@@ -5853,7 +5853,7 @@
           <w14:ligatures w14:val="standardContextual"/>
         </w:rPr>
       </w:pPr>
-      <w:hyperlink w:anchor="_Toc231329793" w:history="1">
+      <w:hyperlink w:anchor="_Toc231756240" w:history="1">
         <w:r>
           <w:rPr>
             <w:rStyle w:val="afffffff5"/>
@@ -5880,7 +5880,7 @@
             <w:noProof/>
             <w:webHidden/>
           </w:rPr>
-          <w:instrText xml:space="preserve"> PAGEREF _Toc231329793 \h </w:instrText>
+          <w:instrText xml:space="preserve"> PAGEREF _Toc231756240 \h </w:instrText>
         </w:r>
         <w:r>
           <w:rPr>
@@ -5927,7 +5927,7 @@
           <w14:ligatures w14:val="standardContextual"/>
         </w:rPr>
       </w:pPr>
-      <w:hyperlink w:anchor="_Toc231329794" w:history="1">
+      <w:hyperlink w:anchor="_Toc231756241" w:history="1">
         <w:r>
           <w:rPr>
             <w:rStyle w:val="afffffff5"/>
@@ -5954,7 +5954,7 @@
             <w:noProof/>
             <w:webHidden/>
           </w:rPr>
-          <w:instrText xml:space="preserve"> PAGEREF _Toc231329794 \h </w:instrText>
+          <w:instrText xml:space="preserve"> PAGEREF _Toc231756241 \h </w:instrText>
         </w:r>
         <w:r>
           <w:rPr>
@@ -6001,7 +6001,7 @@
           <w14:ligatures w14:val="standardContextual"/>
         </w:rPr>
       </w:pPr>
-      <w:hyperlink w:anchor="_Toc231329795" w:history="1">
+      <w:hyperlink w:anchor="_Toc231756242" w:history="1">
         <w:r>
           <w:rPr>
             <w:rStyle w:val="afffffff5"/>
@@ -6028,7 +6028,7 @@
             <w:noProof/>
             <w:webHidden/>
           </w:rPr>
-          <w:instrText xml:space="preserve"> PAGEREF _Toc231329795 \h </w:instrText>
+          <w:instrText xml:space="preserve"> PAGEREF _Toc231756242 \h </w:instrText>
         </w:r>
         <w:r>
           <w:rPr>
@@ -6075,7 +6075,7 @@
           <w14:ligatures w14:val="standardContextual"/>
         </w:rPr>
       </w:pPr>
-      <w:hyperlink w:anchor="_Toc231329796" w:history="1">
+      <w:hyperlink w:anchor="_Toc231756243" w:history="1">
         <w:r>
           <w:rPr>
             <w:rStyle w:val="afffffff5"/>
@@ -6102,7 +6102,7 @@
             <w:noProof/>
             <w:webHidden/>
           </w:rPr>
-          <w:instrText xml:space="preserve"> PAGEREF _Toc231329796 \h </w:instrText>
+          <w:instrText xml:space="preserve"> PAGEREF _Toc231756243 \h </w:instrText>
         </w:r>
         <w:r>
           <w:rPr>
@@ -6150,7 +6150,7 @@
           <w14:ligatures w14:val="standardContextual"/>
         </w:rPr>
       </w:pPr>
-      <w:hyperlink w:anchor="_Toc231329797" w:history="1">
+      <w:hyperlink w:anchor="_Toc231756244" w:history="1">
         <w:r>
           <w:rPr>
             <w:rStyle w:val="afffffff5"/>
@@ -6177,7 +6177,7 @@
             <w:noProof/>
             <w:webHidden/>
           </w:rPr>
-          <w:instrText xml:space="preserve"> PAGEREF _Toc231329797 \h </w:instrText>
+          <w:instrText xml:space="preserve"> PAGEREF _Toc231756244 \h </w:instrText>
         </w:r>
         <w:r>
           <w:rPr>
@@ -6224,7 +6224,7 @@
           <w14:ligatures w14:val="standardContextual"/>
         </w:rPr>
       </w:pPr>
-      <w:hyperlink w:anchor="_Toc231329798" w:history="1">
+      <w:hyperlink w:anchor="_Toc231756245" w:history="1">
         <w:r>
           <w:rPr>
             <w:rStyle w:val="afffffff5"/>
@@ -6251,7 +6251,7 @@
             <w:noProof/>
             <w:webHidden/>
           </w:rPr>
-          <w:instrText xml:space="preserve"> PAGEREF _Toc231329798 \h </w:instrText>
+          <w:instrText xml:space="preserve"> PAGEREF _Toc231756245 \h </w:instrText>
         </w:r>
         <w:r>
           <w:rPr>
@@ -6298,7 +6298,7 @@
           <w14:ligatures w14:val="standardContextual"/>
         </w:rPr>
       </w:pPr>
-      <w:hyperlink w:anchor="_Toc231329799" w:history="1">
+      <w:hyperlink w:anchor="_Toc231756246" w:history="1">
         <w:r>
           <w:rPr>
             <w:rStyle w:val="afffffff5"/>
@@ -6325,7 +6325,7 @@
             <w:noProof/>
             <w:webHidden/>
           </w:rPr>
-          <w:instrText xml:space="preserve"> PAGEREF _Toc231329799 \h </w:instrText>
+          <w:instrText xml:space="preserve"> PAGEREF _Toc231756246 \h </w:instrText>
         </w:r>
         <w:r>
           <w:rPr>
@@ -6372,7 +6372,7 @@
           <w14:ligatures w14:val="standardContextual"/>
         </w:rPr>
       </w:pPr>
-      <w:hyperlink w:anchor="_Toc231329800" w:history="1">
+      <w:hyperlink w:anchor="_Toc231756247" w:history="1">
         <w:r>
           <w:rPr>
             <w:rStyle w:val="afffffff5"/>
@@ -6399,7 +6399,7 @@
             <w:noProof/>
             <w:webHidden/>
           </w:rPr>
-          <w:instrText xml:space="preserve"> PAGEREF _Toc231329800 \h </w:instrText>
+          <w:instrText xml:space="preserve"> PAGEREF _Toc231756247 \h </w:instrText>
         </w:r>
         <w:r>
           <w:rPr>
@@ -6446,7 +6446,7 @@
           <w14:ligatures w14:val="standardContextual"/>
         </w:rPr>
       </w:pPr>
-      <w:hyperlink w:anchor="_Toc231329801" w:history="1">
+      <w:hyperlink w:anchor="_Toc231756248" w:history="1">
         <w:r>
           <w:rPr>
             <w:rStyle w:val="afffffff5"/>
@@ -6473,7 +6473,7 @@
             <w:noProof/>
             <w:webHidden/>
           </w:rPr>
-          <w:instrText xml:space="preserve"> PAGEREF _Toc231329801 \h </w:instrText>
+          <w:instrText xml:space="preserve"> PAGEREF _Toc231756248 \h </w:instrText>
         </w:r>
         <w:r>
           <w:rPr>
@@ -6521,7 +6521,7 @@
           <w14:ligatures w14:val="standardContextual"/>
         </w:rPr>
       </w:pPr>
-      <w:hyperlink w:anchor="_Toc231329802" w:history="1">
+      <w:hyperlink w:anchor="_Toc231756249" w:history="1">
         <w:r>
           <w:rPr>
             <w:rStyle w:val="afffffff5"/>
@@ -6548,7 +6548,7 @@
             <w:noProof/>
             <w:webHidden/>
           </w:rPr>
-          <w:instrText xml:space="preserve"> PAGEREF _Toc231329802 \h </w:instrText>
+          <w:instrText xml:space="preserve"> PAGEREF _Toc231756249 \h </w:instrText>
         </w:r>
         <w:r>
           <w:rPr>
@@ -6595,7 +6595,7 @@
           <w14:ligatures w14:val="standardContextual"/>
         </w:rPr>
       </w:pPr>
-      <w:hyperlink w:anchor="_Toc231329803" w:history="1">
+      <w:hyperlink w:anchor="_Toc231756250" w:history="1">
         <w:r>
           <w:rPr>
             <w:rStyle w:val="afffffff5"/>
@@ -6622,7 +6622,7 @@
             <w:noProof/>
             <w:webHidden/>
           </w:rPr>
-          <w:instrText xml:space="preserve"> PAGEREF _Toc231329803 \h </w:instrText>
+          <w:instrText xml:space="preserve"> PAGEREF _Toc231756250 \h </w:instrText>
         </w:r>
         <w:r>
           <w:rPr>
@@ -6669,7 +6669,7 @@
           <w14:ligatures w14:val="standardContextual"/>
         </w:rPr>
       </w:pPr>
-      <w:hyperlink w:anchor="_Toc231329804" w:history="1">
+      <w:hyperlink w:anchor="_Toc231756251" w:history="1">
         <w:r>
           <w:rPr>
             <w:rStyle w:val="afffffff5"/>
@@ -6696,7 +6696,7 @@
             <w:noProof/>
             <w:webHidden/>
           </w:rPr>
-          <w:instrText xml:space="preserve"> PAGEREF _Toc231329804 \h </w:instrText>
+          <w:instrText xml:space="preserve"> PAGEREF _Toc231756251 \h </w:instrText>
         </w:r>
         <w:r>
           <w:rPr>
@@ -6743,7 +6743,7 @@
           <w14:ligatures w14:val="standardContextual"/>
         </w:rPr>
       </w:pPr>
-      <w:hyperlink w:anchor="_Toc231329805" w:history="1">
+      <w:hyperlink w:anchor="_Toc231756252" w:history="1">
         <w:r>
           <w:rPr>
             <w:rStyle w:val="afffffff5"/>
@@ -6770,7 +6770,7 @@
             <w:noProof/>
             <w:webHidden/>
           </w:rPr>
-          <w:instrText xml:space="preserve"> PAGEREF _Toc231329805 \h </w:instrText>
+          <w:instrText xml:space="preserve"> PAGEREF _Toc231756252 \h </w:instrText>
         </w:r>
         <w:r>
           <w:rPr>
@@ -6817,7 +6817,7 @@
           <w14:ligatures w14:val="standardContextual"/>
         </w:rPr>
       </w:pPr>
-      <w:hyperlink w:anchor="_Toc231329806" w:history="1">
+      <w:hyperlink w:anchor="_Toc231756253" w:history="1">
         <w:r>
           <w:rPr>
             <w:rStyle w:val="afffffff5"/>
@@ -6844,7 +6844,7 @@
             <w:noProof/>
             <w:webHidden/>
           </w:rPr>
-          <w:instrText xml:space="preserve"> PAGEREF _Toc231329806 \h </w:instrText>
+          <w:instrText xml:space="preserve"> PAGEREF _Toc231756253 \h </w:instrText>
         </w:r>
         <w:r>
           <w:rPr>
@@ -6892,7 +6892,7 @@
           <w14:ligatures w14:val="standardContextual"/>
         </w:rPr>
       </w:pPr>
-      <w:hyperlink w:anchor="_Toc231329807" w:history="1">
+      <w:hyperlink w:anchor="_Toc231756254" w:history="1">
         <w:r>
           <w:rPr>
             <w:rStyle w:val="afffffff5"/>
@@ -6919,7 +6919,7 @@
             <w:noProof/>
             <w:webHidden/>
           </w:rPr>
-          <w:instrText xml:space="preserve"> PAGEREF _Toc231329807 \h </w:instrText>
+          <w:instrText xml:space="preserve"> PAGEREF _Toc231756254 \h </w:instrText>
         </w:r>
         <w:r>
           <w:rPr>
@@ -6966,7 +6966,7 @@
           <w14:ligatures w14:val="standardContextual"/>
         </w:rPr>
       </w:pPr>
-      <w:hyperlink w:anchor="_Toc231329808" w:history="1">
+      <w:hyperlink w:anchor="_Toc231756255" w:history="1">
         <w:r>
           <w:rPr>
             <w:rStyle w:val="afffffff5"/>
@@ -6993,7 +6993,7 @@
             <w:noProof/>
             <w:webHidden/>
           </w:rPr>
-          <w:instrText xml:space="preserve"> PAGEREF _Toc231329808 \h </w:instrText>
+          <w:instrText xml:space="preserve"> PAGEREF _Toc231756255 \h </w:instrText>
         </w:r>
         <w:r>
           <w:rPr>
@@ -7040,7 +7040,7 @@
           <w14:ligatures w14:val="standardContextual"/>
         </w:rPr>
       </w:pPr>
-      <w:hyperlink w:anchor="_Toc231329809" w:history="1">
+      <w:hyperlink w:anchor="_Toc231756256" w:history="1">
         <w:r>
           <w:rPr>
             <w:rStyle w:val="afffffff5"/>
@@ -7067,7 +7067,7 @@
             <w:noProof/>
             <w:webHidden/>
           </w:rPr>
-          <w:instrText xml:space="preserve"> PAGEREF _Toc231329809 \h </w:instrText>
+          <w:instrText xml:space="preserve"> PAGEREF _Toc231756256 \h </w:instrText>
         </w:r>
         <w:r>
           <w:rPr>
@@ -7114,7 +7114,7 @@
           <w14:ligatures w14:val="standardContextual"/>
         </w:rPr>
       </w:pPr>
-      <w:hyperlink w:anchor="_Toc231329810" w:history="1">
+      <w:hyperlink w:anchor="_Toc231756257" w:history="1">
         <w:r>
           <w:rPr>
             <w:rStyle w:val="afffffff5"/>
@@ -7141,7 +7141,7 @@
             <w:noProof/>
             <w:webHidden/>
           </w:rPr>
-          <w:instrText xml:space="preserve"> PAGEREF _Toc231329810 \h </w:instrText>
+          <w:instrText xml:space="preserve"> PAGEREF _Toc231756257 \h </w:instrText>
         </w:r>
         <w:r>
           <w:rPr>
@@ -7189,7 +7189,7 @@
           <w14:ligatures w14:val="standardContextual"/>
         </w:rPr>
       </w:pPr>
-      <w:hyperlink w:anchor="_Toc231329811" w:history="1">
+      <w:hyperlink w:anchor="_Toc231756258" w:history="1">
         <w:r>
           <w:rPr>
             <w:rStyle w:val="afffffff5"/>
@@ -7216,7 +7216,7 @@
             <w:noProof/>
             <w:webHidden/>
           </w:rPr>
-          <w:instrText xml:space="preserve"> PAGEREF _Toc231329811 \h </w:instrText>
+          <w:instrText xml:space="preserve"> PAGEREF _Toc231756258 \h </w:instrText>
         </w:r>
         <w:r>
           <w:rPr>
@@ -7263,7 +7263,7 @@
           <w14:ligatures w14:val="standardContextual"/>
         </w:rPr>
       </w:pPr>
-      <w:hyperlink w:anchor="_Toc231329812" w:history="1">
+      <w:hyperlink w:anchor="_Toc231756259" w:history="1">
         <w:r>
           <w:rPr>
             <w:rStyle w:val="afffffff5"/>
@@ -7290,7 +7290,7 @@
             <w:noProof/>
             <w:webHidden/>
           </w:rPr>
-          <w:instrText xml:space="preserve"> PAGEREF _Toc231329812 \h </w:instrText>
+          <w:instrText xml:space="preserve"> PAGEREF _Toc231756259 \h </w:instrText>
         </w:r>
         <w:r>
           <w:rPr>
@@ -7337,7 +7337,7 @@
           <w14:ligatures w14:val="standardContextual"/>
         </w:rPr>
       </w:pPr>
-      <w:hyperlink w:anchor="_Toc231329813" w:history="1">
+      <w:hyperlink w:anchor="_Toc231756260" w:history="1">
         <w:r>
           <w:rPr>
             <w:rStyle w:val="afffffff5"/>
@@ -7364,7 +7364,7 @@
             <w:noProof/>
             <w:webHidden/>
           </w:rPr>
-          <w:instrText xml:space="preserve"> PAGEREF _Toc231329813 \h </w:instrText>
+          <w:instrText xml:space="preserve"> PAGEREF _Toc231756260 \h </w:instrText>
         </w:r>
         <w:r>
           <w:rPr>
@@ -7411,7 +7411,7 @@
           <w14:ligatures w14:val="standardContextual"/>
         </w:rPr>
       </w:pPr>
-      <w:hyperlink w:anchor="_Toc231329814" w:history="1">
+      <w:hyperlink w:anchor="_Toc231756261" w:history="1">
         <w:r>
           <w:rPr>
             <w:rStyle w:val="afffffff5"/>
@@ -7438,7 +7438,7 @@
             <w:noProof/>
             <w:webHidden/>
           </w:rPr>
-          <w:instrText xml:space="preserve"> PAGEREF _Toc231329814 \h </w:instrText>
+          <w:instrText xml:space="preserve"> PAGEREF _Toc231756261 \h </w:instrText>
         </w:r>
         <w:r>
           <w:rPr>
@@ -7485,7 +7485,7 @@
           <w14:ligatures w14:val="standardContextual"/>
         </w:rPr>
       </w:pPr>
-      <w:hyperlink w:anchor="_Toc231329815" w:history="1">
+      <w:hyperlink w:anchor="_Toc231756262" w:history="1">
         <w:r>
           <w:rPr>
             <w:rStyle w:val="afffffff5"/>
@@ -7512,7 +7512,7 @@
             <w:noProof/>
             <w:webHidden/>
           </w:rPr>
-          <w:instrText xml:space="preserve"> PAGEREF _Toc231329815 \h </w:instrText>
+          <w:instrText xml:space="preserve"> PAGEREF _Toc231756262 \h </w:instrText>
         </w:r>
         <w:r>
           <w:rPr>
@@ -7561,7 +7561,7 @@
           <w14:ligatures w14:val="standardContextual"/>
         </w:rPr>
       </w:pPr>
-      <w:hyperlink w:anchor="_Toc231329816" w:history="1">
+      <w:hyperlink w:anchor="_Toc231756263" w:history="1">
         <w:r>
           <w:rPr>
             <w:rStyle w:val="afffffff5"/>
@@ -7588,7 +7588,7 @@
             <w:noProof/>
             <w:webHidden/>
           </w:rPr>
-          <w:instrText xml:space="preserve"> PAGEREF _Toc231329816 \h </w:instrText>
+          <w:instrText xml:space="preserve"> PAGEREF _Toc231756263 \h </w:instrText>
         </w:r>
         <w:r>
           <w:rPr>
@@ -7636,7 +7636,7 @@
           <w14:ligatures w14:val="standardContextual"/>
         </w:rPr>
       </w:pPr>
-      <w:hyperlink w:anchor="_Toc231329817" w:history="1">
+      <w:hyperlink w:anchor="_Toc231756264" w:history="1">
         <w:r>
           <w:rPr>
             <w:rStyle w:val="afffffff5"/>
@@ -7663,7 +7663,7 @@
             <w:noProof/>
             <w:webHidden/>
           </w:rPr>
-          <w:instrText xml:space="preserve"> PAGEREF _Toc231329817 \h </w:instrText>
+          <w:instrText xml:space="preserve"> PAGEREF _Toc231756264 \h </w:instrText>
         </w:r>
         <w:r>
           <w:rPr>
@@ -7711,7 +7711,7 @@
           <w14:ligatures w14:val="standardContextual"/>
         </w:rPr>
       </w:pPr>
-      <w:hyperlink w:anchor="_Toc231329818" w:history="1">
+      <w:hyperlink w:anchor="_Toc231756265" w:history="1">
         <w:r>
           <w:rPr>
             <w:rStyle w:val="afffffff5"/>
@@ -7738,7 +7738,7 @@
             <w:noProof/>
             <w:webHidden/>
           </w:rPr>
-          <w:instrText xml:space="preserve"> PAGEREF _Toc231329818 \h </w:instrText>
+          <w:instrText xml:space="preserve"> PAGEREF _Toc231756265 \h </w:instrText>
         </w:r>
         <w:r>
           <w:rPr>
@@ -7786,7 +7786,7 @@
           <w14:ligatures w14:val="standardContextual"/>
         </w:rPr>
       </w:pPr>
-      <w:hyperlink w:anchor="_Toc231329819" w:history="1">
+      <w:hyperlink w:anchor="_Toc231756266" w:history="1">
         <w:r>
           <w:rPr>
             <w:rStyle w:val="afffffff5"/>
@@ -7813,7 +7813,7 @@
             <w:noProof/>
             <w:webHidden/>
           </w:rPr>
-          <w:instrText xml:space="preserve"> PAGEREF _Toc231329819 \h </w:instrText>
+          <w:instrText xml:space="preserve"> PAGEREF _Toc231756266 \h </w:instrText>
         </w:r>
         <w:r>
           <w:rPr>
@@ -7861,7 +7861,7 @@
           <w14:ligatures w14:val="standardContextual"/>
         </w:rPr>
       </w:pPr>
-      <w:hyperlink w:anchor="_Toc231329820" w:history="1">
+      <w:hyperlink w:anchor="_Toc231756267" w:history="1">
         <w:r>
           <w:rPr>
             <w:rStyle w:val="afffffff5"/>
@@ -7888,7 +7888,7 @@
             <w:noProof/>
             <w:webHidden/>
           </w:rPr>
-          <w:instrText xml:space="preserve"> PAGEREF _Toc231329820 \h </w:instrText>
+          <w:instrText xml:space="preserve"> PAGEREF _Toc231756267 \h </w:instrText>
         </w:r>
         <w:r>
           <w:rPr>
@@ -7937,7 +7937,7 @@
           <w14:ligatures w14:val="standardContextual"/>
         </w:rPr>
       </w:pPr>
-      <w:hyperlink w:anchor="_Toc231329821" w:history="1">
+      <w:hyperlink w:anchor="_Toc231756268" w:history="1">
         <w:r>
           <w:rPr>
             <w:rStyle w:val="afffffff5"/>
@@ -7964,7 +7964,7 @@
             <w:noProof/>
             <w:webHidden/>
           </w:rPr>
-          <w:instrText xml:space="preserve"> PAGEREF _Toc231329821 \h </w:instrText>
+          <w:instrText xml:space="preserve"> PAGEREF _Toc231756268 \h </w:instrText>
         </w:r>
         <w:r>
           <w:rPr>
@@ -8012,7 +8012,7 @@
           <w14:ligatures w14:val="standardContextual"/>
         </w:rPr>
       </w:pPr>
-      <w:hyperlink w:anchor="_Toc231329822" w:history="1">
+      <w:hyperlink w:anchor="_Toc231756269" w:history="1">
         <w:r>
           <w:rPr>
             <w:rStyle w:val="afffffff5"/>
@@ -8039,7 +8039,7 @@
             <w:noProof/>
             <w:webHidden/>
           </w:rPr>
-          <w:instrText xml:space="preserve"> PAGEREF _Toc231329822 \h </w:instrText>
+          <w:instrText xml:space="preserve"> PAGEREF _Toc231756269 \h </w:instrText>
         </w:r>
         <w:r>
           <w:rPr>
@@ -8087,7 +8087,7 @@
           <w14:ligatures w14:val="standardContextual"/>
         </w:rPr>
       </w:pPr>
-      <w:hyperlink w:anchor="_Toc231329823" w:history="1">
+      <w:hyperlink w:anchor="_Toc231756270" w:history="1">
         <w:r>
           <w:rPr>
             <w:rStyle w:val="afffffff5"/>
@@ -8114,7 +8114,7 @@
             <w:noProof/>
             <w:webHidden/>
           </w:rPr>
-          <w:instrText xml:space="preserve"> PAGEREF _Toc231329823 \h </w:instrText>
+          <w:instrText xml:space="preserve"> PAGEREF _Toc231756270 \h </w:instrText>
         </w:r>
         <w:r>
           <w:rPr>
@@ -8163,7 +8163,7 @@
           <w14:ligatures w14:val="standardContextual"/>
         </w:rPr>
       </w:pPr>
-      <w:hyperlink w:anchor="_Toc231329824" w:history="1">
+      <w:hyperlink w:anchor="_Toc231756271" w:history="1">
         <w:r>
           <w:rPr>
             <w:rStyle w:val="afffffff5"/>
@@ -8190,7 +8190,7 @@
             <w:noProof/>
             <w:webHidden/>
           </w:rPr>
-          <w:instrText xml:space="preserve"> PAGEREF _Toc231329824 \h </w:instrText>
+          <w:instrText xml:space="preserve"> PAGEREF _Toc231756271 \h </w:instrText>
         </w:r>
         <w:r>
           <w:rPr>
@@ -8231,7 +8231,7 @@
       <w:r>
         <w:fldChar w:fldCharType="end"/>
       </w:r>
-      <w:bookmarkStart w:id="1" w:name="_Toc231329728"/>
+      <w:bookmarkStart w:id="1" w:name="_Toc231756175"/>
       <w:r>
         <w:rPr>
           <w:rFonts w:hint="eastAsia"/>
@@ -8247,7 +8247,7 @@
           <w:rFonts w:hint="eastAsia"/>
         </w:rPr>
       </w:pPr>
-      <w:bookmarkStart w:id="2" w:name="_Toc231329729"/>
+      <w:bookmarkStart w:id="2" w:name="_Toc231756176"/>
       <w:r>
         <w:rPr>
           <w:rFonts w:hint="eastAsia"/>
@@ -8289,7 +8289,7 @@
           <w:rFonts w:hint="eastAsia"/>
         </w:rPr>
       </w:pPr>
-      <w:bookmarkStart w:id="3" w:name="_Toc231329730"/>
+      <w:bookmarkStart w:id="3" w:name="_Toc231756177"/>
       <w:r>
         <w:rPr>
           <w:rFonts w:hint="eastAsia"/>
@@ -8332,7 +8332,7 @@
           <w:rFonts w:hint="eastAsia"/>
         </w:rPr>
       </w:pPr>
-      <w:bookmarkStart w:id="4" w:name="_Toc231329731"/>
+      <w:bookmarkStart w:id="4" w:name="_Toc231756178"/>
       <w:r>
         <w:rPr>
           <w:rFonts w:hint="eastAsia"/>
@@ -8581,7 +8581,7 @@
           <w:rFonts w:hint="eastAsia"/>
         </w:rPr>
       </w:pPr>
-      <w:bookmarkStart w:id="5" w:name="_Toc231329732"/>
+      <w:bookmarkStart w:id="5" w:name="_Toc231756179"/>
       <w:r>
         <w:rPr>
           <w:rFonts w:hint="eastAsia"/>
@@ -8798,7 +8798,7 @@
           <w:rFonts w:hint="eastAsia"/>
         </w:rPr>
       </w:pPr>
-      <w:bookmarkStart w:id="6" w:name="_Toc231329733"/>
+      <w:bookmarkStart w:id="6" w:name="_Toc231756180"/>
       <w:r>
         <w:rPr>
           <w:rFonts w:hint="eastAsia"/>
@@ -8814,7 +8814,7 @@
           <w:rFonts w:hint="eastAsia"/>
         </w:rPr>
       </w:pPr>
-      <w:bookmarkStart w:id="7" w:name="_Toc231329734"/>
+      <w:bookmarkStart w:id="7" w:name="_Toc231756181"/>
       <w:r>
         <w:rPr>
           <w:rFonts w:hint="eastAsia"/>
@@ -8856,7 +8856,7 @@
           <w:rFonts w:hint="eastAsia"/>
         </w:rPr>
       </w:pPr>
-      <w:bookmarkStart w:id="8" w:name="_Toc231329735"/>
+      <w:bookmarkStart w:id="8" w:name="_Toc231756182"/>
       <w:r>
         <w:rPr>
           <w:rFonts w:hint="eastAsia"/>
@@ -9414,7 +9414,7 @@
           <w:rFonts w:hint="eastAsia"/>
         </w:rPr>
       </w:pPr>
-      <w:bookmarkStart w:id="9" w:name="_Toc231329736"/>
+      <w:bookmarkStart w:id="9" w:name="_Toc231756183"/>
       <w:r>
         <w:rPr>
           <w:rFonts w:hint="eastAsia"/>
@@ -10043,7 +10043,7 @@
           <w:rFonts w:hint="eastAsia"/>
         </w:rPr>
       </w:pPr>
-      <w:bookmarkStart w:id="10" w:name="_Toc231329737"/>
+      <w:bookmarkStart w:id="10" w:name="_Toc231756184"/>
       <w:r>
         <w:rPr>
           <w:rFonts w:hint="eastAsia"/>
@@ -10059,7 +10059,7 @@
           <w:rFonts w:hint="eastAsia"/>
         </w:rPr>
       </w:pPr>
-      <w:bookmarkStart w:id="11" w:name="_Toc231329738"/>
+      <w:bookmarkStart w:id="11" w:name="_Toc231756185"/>
       <w:r>
         <w:rPr>
           <w:rFonts w:hint="eastAsia"/>
@@ -10358,7 +10358,7 @@
           <w:rFonts w:hint="eastAsia"/>
         </w:rPr>
       </w:pPr>
-      <w:bookmarkStart w:id="12" w:name="_Toc231329739"/>
+      <w:bookmarkStart w:id="12" w:name="_Toc231756186"/>
       <w:r>
         <w:rPr>
           <w:rFonts w:hint="eastAsia"/>
@@ -10610,7 +10610,7 @@
           <w:rFonts w:hint="eastAsia"/>
         </w:rPr>
       </w:pPr>
-      <w:bookmarkStart w:id="13" w:name="_Toc231329740"/>
+      <w:bookmarkStart w:id="13" w:name="_Toc231756187"/>
       <w:r>
         <w:rPr>
           <w:rFonts w:hint="eastAsia"/>
@@ -10721,7 +10721,7 @@
           <w:rFonts w:hint="eastAsia"/>
         </w:rPr>
       </w:pPr>
-      <w:bookmarkStart w:id="14" w:name="_Toc231329741"/>
+      <w:bookmarkStart w:id="14" w:name="_Toc231756188"/>
       <w:r>
         <w:rPr>
           <w:rFonts w:hint="eastAsia"/>
@@ -11074,7 +11074,7 @@
           <w:rFonts w:hint="eastAsia"/>
         </w:rPr>
       </w:pPr>
-      <w:bookmarkStart w:id="15" w:name="_Toc231329742"/>
+      <w:bookmarkStart w:id="15" w:name="_Toc231756189"/>
       <w:r>
         <w:rPr>
           <w:rFonts w:hint="eastAsia"/>
@@ -11559,7 +11559,7 @@
           <w:rFonts w:hint="eastAsia"/>
         </w:rPr>
       </w:pPr>
-      <w:bookmarkStart w:id="16" w:name="_Toc231329743"/>
+      <w:bookmarkStart w:id="16" w:name="_Toc231756190"/>
       <w:r>
         <w:rPr>
           <w:rFonts w:hint="eastAsia"/>
@@ -11862,7 +11862,7 @@
           <w:rFonts w:hint="eastAsia"/>
         </w:rPr>
       </w:pPr>
-      <w:bookmarkStart w:id="17" w:name="_Toc231329744"/>
+      <w:bookmarkStart w:id="17" w:name="_Toc231756191"/>
       <w:r>
         <w:rPr>
           <w:rFonts w:hint="eastAsia"/>
@@ -11875,7 +11875,7 @@
       <w:pPr>
         <w:pStyle w:val="2"/>
       </w:pPr>
-      <w:bookmarkStart w:id="18" w:name="_Toc231329745"/>
+      <w:bookmarkStart w:id="18" w:name="_Toc231756192"/>
       <w:r>
         <w:t>ApplicationAssetSummary</w:t>
       </w:r>
@@ -12482,7 +12482,7 @@
       <w:pPr>
         <w:pStyle w:val="2"/>
       </w:pPr>
-      <w:bookmarkStart w:id="19" w:name="_Toc231329746"/>
+      <w:bookmarkStart w:id="19" w:name="_Toc231756193"/>
       <w:r>
         <w:t>TransferApplicationListItem</w:t>
       </w:r>
@@ -13137,7 +13137,7 @@
       <w:pPr>
         <w:pStyle w:val="2"/>
       </w:pPr>
-      <w:bookmarkStart w:id="20" w:name="_Toc231329747"/>
+      <w:bookmarkStart w:id="20" w:name="_Toc231756194"/>
       <w:r>
         <w:t>DisposalApplicationListItem</w:t>
       </w:r>
@@ -13876,7 +13876,7 @@
       <w:pPr>
         <w:pStyle w:val="2"/>
       </w:pPr>
-      <w:bookmarkStart w:id="21" w:name="_Toc231329748"/>
+      <w:bookmarkStart w:id="21" w:name="_Toc231756195"/>
       <w:r>
         <w:t>DisposalGroupListItem</w:t>
       </w:r>
@@ -14612,7 +14612,7 @@
       <w:pPr>
         <w:pStyle w:val="2"/>
       </w:pPr>
-      <w:bookmarkStart w:id="22" w:name="_Toc231329749"/>
+      <w:bookmarkStart w:id="22" w:name="_Toc231756196"/>
       <w:r>
         <w:t>DisposalTaskStep</w:t>
       </w:r>
@@ -14993,7 +14993,7 @@
       <w:pPr>
         <w:pStyle w:val="2"/>
       </w:pPr>
-      <w:bookmarkStart w:id="23" w:name="_Toc231329750"/>
+      <w:bookmarkStart w:id="23" w:name="_Toc231756197"/>
       <w:r>
         <w:t>DisposalVendorRequest</w:t>
       </w:r>
@@ -15509,7 +15509,7 @@
       <w:pPr>
         <w:pStyle w:val="2"/>
       </w:pPr>
-      <w:bookmarkStart w:id="24" w:name="_Toc231329751"/>
+      <w:bookmarkStart w:id="24" w:name="_Toc231756198"/>
       <w:r>
         <w:t>DisposalQuotation / DisposalQuotationItem</w:t>
       </w:r>
@@ -16340,7 +16340,7 @@
       <w:pPr>
         <w:pStyle w:val="2"/>
       </w:pPr>
-      <w:bookmarkStart w:id="25" w:name="_Toc231329752"/>
+      <w:bookmarkStart w:id="25" w:name="_Toc231756199"/>
       <w:r>
         <w:t>DisposalOrder</w:t>
       </w:r>
@@ -16854,7 +16854,7 @@
       <w:pPr>
         <w:pStyle w:val="2"/>
       </w:pPr>
-      <w:bookmarkStart w:id="26" w:name="_Toc231329753"/>
+      <w:bookmarkStart w:id="26" w:name="_Toc231756200"/>
       <w:r>
         <w:t>DocumentSummary / DocumentInput</w:t>
       </w:r>
@@ -18286,7 +18286,7 @@
           <w:rFonts w:hint="eastAsia"/>
         </w:rPr>
       </w:pPr>
-      <w:bookmarkStart w:id="27" w:name="_Toc231329754"/>
+      <w:bookmarkStart w:id="27" w:name="_Toc231756201"/>
       <w:r>
         <w:rPr>
           <w:rFonts w:hint="eastAsia"/>
@@ -19340,7 +19340,7 @@
           <w:rFonts w:hint="eastAsia"/>
         </w:rPr>
       </w:pPr>
-      <w:bookmarkStart w:id="28" w:name="_Toc231329755"/>
+      <w:bookmarkStart w:id="28" w:name="_Toc231756202"/>
       <w:r>
         <w:rPr>
           <w:rFonts w:hint="eastAsia"/>
@@ -19356,7 +19356,7 @@
           <w:rFonts w:hint="eastAsia"/>
         </w:rPr>
       </w:pPr>
-      <w:bookmarkStart w:id="29" w:name="_Toc231329756"/>
+      <w:bookmarkStart w:id="29" w:name="_Toc231756203"/>
       <w:r>
         <w:rPr>
           <w:rFonts w:hint="eastAsia"/>
@@ -19422,7 +19422,7 @@
           <w:rFonts w:hint="eastAsia"/>
         </w:rPr>
       </w:pPr>
-      <w:bookmarkStart w:id="30" w:name="_Toc231329757"/>
+      <w:bookmarkStart w:id="30" w:name="_Toc231756204"/>
       <w:r>
         <w:rPr>
           <w:rFonts w:hint="eastAsia"/>
@@ -19968,7 +19968,7 @@
           <w:rFonts w:hint="eastAsia"/>
         </w:rPr>
       </w:pPr>
-      <w:bookmarkStart w:id="31" w:name="_Toc231329758"/>
+      <w:bookmarkStart w:id="31" w:name="_Toc231756205"/>
       <w:r>
         <w:rPr>
           <w:rFonts w:hint="eastAsia"/>
@@ -22607,7 +22607,7 @@
           <w:rFonts w:hint="eastAsia"/>
         </w:rPr>
       </w:pPr>
-      <w:bookmarkStart w:id="32" w:name="_Toc231329759"/>
+      <w:bookmarkStart w:id="32" w:name="_Toc231756206"/>
       <w:r>
         <w:rPr>
           <w:rFonts w:hint="eastAsia"/>
@@ -22884,7 +22884,7 @@
           <w:rFonts w:hint="eastAsia"/>
         </w:rPr>
       </w:pPr>
-      <w:bookmarkStart w:id="33" w:name="_Toc231329760"/>
+      <w:bookmarkStart w:id="33" w:name="_Toc231756207"/>
       <w:r>
         <w:rPr>
           <w:rFonts w:hint="eastAsia"/>
@@ -22950,7 +22950,7 @@
           <w:rFonts w:hint="eastAsia"/>
         </w:rPr>
       </w:pPr>
-      <w:bookmarkStart w:id="34" w:name="_Toc231329761"/>
+      <w:bookmarkStart w:id="34" w:name="_Toc231756208"/>
       <w:r>
         <w:rPr>
           <w:rFonts w:hint="eastAsia"/>
@@ -23148,7 +23148,7 @@
           <w:rFonts w:hint="eastAsia"/>
         </w:rPr>
       </w:pPr>
-      <w:bookmarkStart w:id="35" w:name="_Toc231329762"/>
+      <w:bookmarkStart w:id="35" w:name="_Toc231756209"/>
       <w:r>
         <w:rPr>
           <w:rFonts w:hint="eastAsia"/>
@@ -23539,7 +23539,7 @@
           <w:rFonts w:hint="eastAsia"/>
         </w:rPr>
       </w:pPr>
-      <w:bookmarkStart w:id="36" w:name="_Toc231329763"/>
+      <w:bookmarkStart w:id="36" w:name="_Toc231756210"/>
       <w:r>
         <w:rPr>
           <w:rFonts w:hint="eastAsia"/>
@@ -23887,7 +23887,7 @@
           <w:rFonts w:hint="eastAsia"/>
         </w:rPr>
       </w:pPr>
-      <w:bookmarkStart w:id="37" w:name="_Toc231329764"/>
+      <w:bookmarkStart w:id="37" w:name="_Toc231756211"/>
       <w:r>
         <w:rPr>
           <w:rFonts w:hint="eastAsia"/>
@@ -24234,7 +24234,7 @@
           <w:rFonts w:hint="eastAsia"/>
         </w:rPr>
       </w:pPr>
-      <w:bookmarkStart w:id="38" w:name="_Toc231329765"/>
+      <w:bookmarkStart w:id="38" w:name="_Toc231756212"/>
       <w:r>
         <w:rPr>
           <w:rFonts w:hint="eastAsia"/>
@@ -24300,7 +24300,7 @@
           <w:rFonts w:hint="eastAsia"/>
         </w:rPr>
       </w:pPr>
-      <w:bookmarkStart w:id="39" w:name="_Toc231329766"/>
+      <w:bookmarkStart w:id="39" w:name="_Toc231756213"/>
       <w:r>
         <w:rPr>
           <w:rFonts w:hint="eastAsia"/>
@@ -24678,7 +24678,7 @@
           <w:rFonts w:hint="eastAsia"/>
         </w:rPr>
       </w:pPr>
-      <w:bookmarkStart w:id="40" w:name="_Toc231329767"/>
+      <w:bookmarkStart w:id="40" w:name="_Toc231756214"/>
       <w:r>
         <w:rPr>
           <w:rFonts w:hint="eastAsia"/>
@@ -25155,7 +25155,7 @@
           <w:rFonts w:hint="eastAsia"/>
         </w:rPr>
       </w:pPr>
-      <w:bookmarkStart w:id="41" w:name="_Toc231329768"/>
+      <w:bookmarkStart w:id="41" w:name="_Toc231756215"/>
       <w:r>
         <w:rPr>
           <w:rFonts w:hint="eastAsia"/>
@@ -25502,7 +25502,7 @@
           <w:rFonts w:hint="eastAsia"/>
         </w:rPr>
       </w:pPr>
-      <w:bookmarkStart w:id="42" w:name="_Toc231329769"/>
+      <w:bookmarkStart w:id="42" w:name="_Toc231756216"/>
       <w:r>
         <w:rPr>
           <w:rFonts w:hint="eastAsia"/>
@@ -25568,7 +25568,7 @@
           <w:rFonts w:hint="eastAsia"/>
         </w:rPr>
       </w:pPr>
-      <w:bookmarkStart w:id="43" w:name="_Toc231329770"/>
+      <w:bookmarkStart w:id="43" w:name="_Toc231756217"/>
       <w:r>
         <w:rPr>
           <w:rFonts w:hint="eastAsia"/>
@@ -25883,7 +25883,7 @@
           <w:rFonts w:hint="eastAsia"/>
         </w:rPr>
       </w:pPr>
-      <w:bookmarkStart w:id="44" w:name="_Toc231329771"/>
+      <w:bookmarkStart w:id="44" w:name="_Toc231756218"/>
       <w:r>
         <w:rPr>
           <w:rFonts w:hint="eastAsia"/>
@@ -30828,7 +30828,7 @@
           <w:rFonts w:hint="eastAsia"/>
         </w:rPr>
       </w:pPr>
-      <w:bookmarkStart w:id="45" w:name="_Toc231329772"/>
+      <w:bookmarkStart w:id="45" w:name="_Toc231756219"/>
       <w:r>
         <w:rPr>
           <w:rFonts w:hint="eastAsia"/>
@@ -31104,7 +31104,7 @@
           <w:rFonts w:hint="eastAsia"/>
         </w:rPr>
       </w:pPr>
-      <w:bookmarkStart w:id="46" w:name="_Toc231329773"/>
+      <w:bookmarkStart w:id="46" w:name="_Toc231756220"/>
       <w:r>
         <w:rPr>
           <w:rFonts w:hint="eastAsia"/>
@@ -31171,7 +31171,7 @@
           <w:rFonts w:hint="eastAsia"/>
         </w:rPr>
       </w:pPr>
-      <w:bookmarkStart w:id="47" w:name="_Toc231329774"/>
+      <w:bookmarkStart w:id="47" w:name="_Toc231756221"/>
       <w:r>
         <w:rPr>
           <w:rFonts w:hint="eastAsia"/>
@@ -31366,7 +31366,7 @@
           <w:rFonts w:hint="eastAsia"/>
         </w:rPr>
       </w:pPr>
-      <w:bookmarkStart w:id="48" w:name="_Toc231329775"/>
+      <w:bookmarkStart w:id="48" w:name="_Toc231756222"/>
       <w:r>
         <w:rPr>
           <w:rFonts w:hint="eastAsia"/>
@@ -31686,7 +31686,7 @@
           <w:rFonts w:hint="eastAsia"/>
         </w:rPr>
       </w:pPr>
-      <w:bookmarkStart w:id="49" w:name="_Toc231329776"/>
+      <w:bookmarkStart w:id="49" w:name="_Toc231756223"/>
       <w:r>
         <w:rPr>
           <w:rFonts w:hint="eastAsia"/>
@@ -32034,7 +32034,7 @@
           <w:rFonts w:hint="eastAsia"/>
         </w:rPr>
       </w:pPr>
-      <w:bookmarkStart w:id="50" w:name="_Toc231329777"/>
+      <w:bookmarkStart w:id="50" w:name="_Toc231756224"/>
       <w:r>
         <w:rPr>
           <w:rFonts w:hint="eastAsia"/>
@@ -32380,7 +32380,7 @@
           <w:rFonts w:hint="eastAsia"/>
         </w:rPr>
       </w:pPr>
-      <w:bookmarkStart w:id="51" w:name="_Toc231329778"/>
+      <w:bookmarkStart w:id="51" w:name="_Toc231756225"/>
       <w:r>
         <w:rPr>
           <w:rFonts w:hint="eastAsia"/>
@@ -32446,7 +32446,7 @@
           <w:rFonts w:hint="eastAsia"/>
         </w:rPr>
       </w:pPr>
-      <w:bookmarkStart w:id="52" w:name="_Toc231329779"/>
+      <w:bookmarkStart w:id="52" w:name="_Toc231756226"/>
       <w:r>
         <w:rPr>
           <w:rFonts w:hint="eastAsia"/>
@@ -32642,7 +32642,7 @@
           <w:rFonts w:hint="eastAsia"/>
         </w:rPr>
       </w:pPr>
-      <w:bookmarkStart w:id="53" w:name="_Toc231329780"/>
+      <w:bookmarkStart w:id="53" w:name="_Toc231756227"/>
       <w:r>
         <w:rPr>
           <w:rFonts w:hint="eastAsia"/>
@@ -33659,7 +33659,7 @@
           <w:rFonts w:hint="eastAsia"/>
         </w:rPr>
       </w:pPr>
-      <w:bookmarkStart w:id="54" w:name="_Toc231329781"/>
+      <w:bookmarkStart w:id="54" w:name="_Toc231756228"/>
       <w:r>
         <w:rPr>
           <w:rFonts w:hint="eastAsia"/>
@@ -34007,7 +34007,7 @@
           <w:rFonts w:hint="eastAsia"/>
         </w:rPr>
       </w:pPr>
-      <w:bookmarkStart w:id="55" w:name="_Toc231329782"/>
+      <w:bookmarkStart w:id="55" w:name="_Toc231756229"/>
       <w:r>
         <w:rPr>
           <w:rFonts w:hint="eastAsia"/>
@@ -34354,7 +34354,7 @@
           <w:rFonts w:hint="eastAsia"/>
         </w:rPr>
       </w:pPr>
-      <w:bookmarkStart w:id="56" w:name="_Toc231329783"/>
+      <w:bookmarkStart w:id="56" w:name="_Toc231756230"/>
       <w:r>
         <w:rPr>
           <w:rFonts w:hint="eastAsia"/>
@@ -34420,7 +34420,7 @@
           <w:rFonts w:hint="eastAsia"/>
         </w:rPr>
       </w:pPr>
-      <w:bookmarkStart w:id="57" w:name="_Toc231329784"/>
+      <w:bookmarkStart w:id="57" w:name="_Toc231756231"/>
       <w:r>
         <w:rPr>
           <w:rFonts w:hint="eastAsia"/>
@@ -34615,7 +34615,7 @@
           <w:rFonts w:hint="eastAsia"/>
         </w:rPr>
       </w:pPr>
-      <w:bookmarkStart w:id="58" w:name="_Toc231329785"/>
+      <w:bookmarkStart w:id="58" w:name="_Toc231756232"/>
       <w:r>
         <w:rPr>
           <w:rFonts w:hint="eastAsia"/>
@@ -36380,7 +36380,7 @@
         <w:rPr>
           <w:rFonts w:hint="eastAsia"/>
         </w:rPr>
-        <w:t>見積原本ファイル本体をAPI内でAmazon S3へPutObjectし、S3オブジェクトキーは `disposal-tasks/{facilityId}/{disposalTaskId}/quotations/{quotationId}/documents/{uploadUuid}.{ext}` 形式で発行する</w:t>
+        <w:t>見積原本ファイル本体をAPI内でAmazon S3へPutObjectし、S3オブジェクトキーは `application-documents/facility-{facilityId}/{yyyy}/{mm}/{uploadUuid}.{ext}` 形式で発行する。keyは保存場所識別子であり、`disposalTaskId` や `quotationId` などの業務IDを含めない</w:t>
       </w:r>
     </w:p>
     <w:p>
@@ -36443,7 +36443,7 @@
           <w:rFonts w:hint="eastAsia"/>
         </w:rPr>
       </w:pPr>
-      <w:bookmarkStart w:id="59" w:name="_Toc231329786"/>
+      <w:bookmarkStart w:id="59" w:name="_Toc231756233"/>
       <w:r>
         <w:rPr>
           <w:rFonts w:hint="eastAsia"/>
@@ -36920,7 +36920,7 @@
           <w:rFonts w:hint="eastAsia"/>
         </w:rPr>
       </w:pPr>
-      <w:bookmarkStart w:id="60" w:name="_Toc231329787"/>
+      <w:bookmarkStart w:id="60" w:name="_Toc231756234"/>
       <w:r>
         <w:rPr>
           <w:rFonts w:hint="eastAsia"/>
@@ -37302,7 +37302,7 @@
           <w:rFonts w:hint="eastAsia"/>
         </w:rPr>
       </w:pPr>
-      <w:bookmarkStart w:id="61" w:name="_Toc231329788"/>
+      <w:bookmarkStart w:id="61" w:name="_Toc231756235"/>
       <w:r>
         <w:rPr>
           <w:rFonts w:hint="eastAsia"/>
@@ -37368,7 +37368,7 @@
           <w:rFonts w:hint="eastAsia"/>
         </w:rPr>
       </w:pPr>
-      <w:bookmarkStart w:id="62" w:name="_Toc231329789"/>
+      <w:bookmarkStart w:id="62" w:name="_Toc231756236"/>
       <w:r>
         <w:rPr>
           <w:rFonts w:hint="eastAsia"/>
@@ -37722,7 +37722,7 @@
           <w:rFonts w:hint="eastAsia"/>
         </w:rPr>
       </w:pPr>
-      <w:bookmarkStart w:id="63" w:name="_Toc231329790"/>
+      <w:bookmarkStart w:id="63" w:name="_Toc231756237"/>
       <w:r>
         <w:rPr>
           <w:rFonts w:hint="eastAsia"/>
@@ -37751,7 +37751,7 @@
           <w:rFonts w:hint="eastAsia"/>
         </w:rPr>
       </w:pPr>
-      <w:bookmarkStart w:id="64" w:name="_Toc231329791"/>
+      <w:bookmarkStart w:id="64" w:name="_Toc231756238"/>
       <w:r>
         <w:rPr>
           <w:rFonts w:hint="eastAsia"/>
@@ -38062,7 +38062,7 @@
           <w:rFonts w:hint="eastAsia"/>
         </w:rPr>
       </w:pPr>
-      <w:bookmarkStart w:id="65" w:name="_Toc231329792"/>
+      <w:bookmarkStart w:id="65" w:name="_Toc231756239"/>
       <w:r>
         <w:rPr>
           <w:rFonts w:hint="eastAsia"/>
@@ -38128,7 +38128,7 @@
           <w:rFonts w:hint="eastAsia"/>
         </w:rPr>
       </w:pPr>
-      <w:bookmarkStart w:id="66" w:name="_Toc231329793"/>
+      <w:bookmarkStart w:id="66" w:name="_Toc231756240"/>
       <w:r>
         <w:rPr>
           <w:rFonts w:hint="eastAsia"/>
@@ -38323,7 +38323,7 @@
           <w:rFonts w:hint="eastAsia"/>
         </w:rPr>
       </w:pPr>
-      <w:bookmarkStart w:id="67" w:name="_Toc231329794"/>
+      <w:bookmarkStart w:id="67" w:name="_Toc231756241"/>
       <w:r>
         <w:rPr>
           <w:rFonts w:hint="eastAsia"/>
@@ -39627,7 +39627,7 @@
         <w:rPr>
           <w:rFonts w:hint="eastAsia"/>
         </w:rPr>
-        <w:t>発注書ファイル本体をAPI内でAmazon S3へPutObjectし、S3オブジェクトキーは `disposal-tasks/{facilityId}/{disposalTaskId}/orders/{orderId}/documents/{uploadUuid}.{ext}` 形式で発行する</w:t>
+        <w:t>発注書ファイル本体をAPI内でAmazon S3へPutObjectし、S3オブジェクトキーは `application-documents/facility-{facilityId}/{yyyy}/{mm}/{uploadUuid}.{ext}` 形式で発行する。keyは保存場所識別子であり、`disposalTaskId` や `orderId` などの業務IDを含めない</w:t>
       </w:r>
     </w:p>
     <w:p>
@@ -39689,7 +39689,7 @@
           <w:rFonts w:hint="eastAsia"/>
         </w:rPr>
       </w:pPr>
-      <w:bookmarkStart w:id="68" w:name="_Toc231329795"/>
+      <w:bookmarkStart w:id="68" w:name="_Toc231756242"/>
       <w:r>
         <w:rPr>
           <w:rFonts w:hint="eastAsia"/>
@@ -40209,7 +40209,7 @@
           <w:rFonts w:hint="eastAsia"/>
         </w:rPr>
       </w:pPr>
-      <w:bookmarkStart w:id="69" w:name="_Toc231329796"/>
+      <w:bookmarkStart w:id="69" w:name="_Toc231756243"/>
       <w:r>
         <w:rPr>
           <w:rFonts w:hint="eastAsia"/>
@@ -40590,7 +40590,7 @@
           <w:rFonts w:hint="eastAsia"/>
         </w:rPr>
       </w:pPr>
-      <w:bookmarkStart w:id="70" w:name="_Toc231329797"/>
+      <w:bookmarkStart w:id="70" w:name="_Toc231756244"/>
       <w:r>
         <w:rPr>
           <w:rFonts w:hint="eastAsia"/>
@@ -40657,7 +40657,7 @@
           <w:rFonts w:hint="eastAsia"/>
         </w:rPr>
       </w:pPr>
-      <w:bookmarkStart w:id="71" w:name="_Toc231329798"/>
+      <w:bookmarkStart w:id="71" w:name="_Toc231756245"/>
       <w:r>
         <w:rPr>
           <w:rFonts w:hint="eastAsia"/>
@@ -40852,7 +40852,7 @@
           <w:rFonts w:hint="eastAsia"/>
         </w:rPr>
       </w:pPr>
-      <w:bookmarkStart w:id="72" w:name="_Toc231329799"/>
+      <w:bookmarkStart w:id="72" w:name="_Toc231756246"/>
       <w:r>
         <w:rPr>
           <w:rFonts w:hint="eastAsia"/>
@@ -41172,7 +41172,7 @@
           <w:rFonts w:hint="eastAsia"/>
         </w:rPr>
       </w:pPr>
-      <w:bookmarkStart w:id="73" w:name="_Toc231329800"/>
+      <w:bookmarkStart w:id="73" w:name="_Toc231756247"/>
       <w:r>
         <w:rPr>
           <w:rFonts w:hint="eastAsia"/>
@@ -41520,7 +41520,7 @@
           <w:rFonts w:hint="eastAsia"/>
         </w:rPr>
       </w:pPr>
-      <w:bookmarkStart w:id="74" w:name="_Toc231329801"/>
+      <w:bookmarkStart w:id="74" w:name="_Toc231756248"/>
       <w:r>
         <w:rPr>
           <w:rFonts w:hint="eastAsia"/>
@@ -41866,7 +41866,7 @@
           <w:rFonts w:hint="eastAsia"/>
         </w:rPr>
       </w:pPr>
-      <w:bookmarkStart w:id="75" w:name="_Toc231329802"/>
+      <w:bookmarkStart w:id="75" w:name="_Toc231756249"/>
       <w:r>
         <w:rPr>
           <w:rFonts w:hint="eastAsia"/>
@@ -41932,7 +41932,7 @@
           <w:rFonts w:hint="eastAsia"/>
         </w:rPr>
       </w:pPr>
-      <w:bookmarkStart w:id="76" w:name="_Toc231329803"/>
+      <w:bookmarkStart w:id="76" w:name="_Toc231756250"/>
       <w:r>
         <w:rPr>
           <w:rFonts w:hint="eastAsia"/>
@@ -42128,7 +42128,7 @@
           <w:rFonts w:hint="eastAsia"/>
         </w:rPr>
       </w:pPr>
-      <w:bookmarkStart w:id="77" w:name="_Toc231329804"/>
+      <w:bookmarkStart w:id="77" w:name="_Toc231756251"/>
       <w:r>
         <w:rPr>
           <w:rFonts w:hint="eastAsia"/>
@@ -43187,7 +43187,7 @@
         <w:rPr>
           <w:rFonts w:hint="eastAsia"/>
         </w:rPr>
-        <w:t>ファイル本体をAPI内でAmazon S3へPutObjectし、S3オブジェクトキーは `disposal-tasks/{facilityId}/{disposalTaskId}/documents/{documentCategory}/{uploadUuid}.{ext}` 形式で発行する</w:t>
+        <w:t>ファイル本体をAPI内でAmazon S3へPutObjectし、S3オブジェクトキーは `application-documents/facility-{facilityId}/{yyyy}/{mm}/{uploadUuid}.{ext}` 形式で発行する。keyは保存場所識別子であり、`disposalTaskId` などの業務IDを含めない</w:t>
       </w:r>
     </w:p>
     <w:p>
@@ -43262,7 +43262,7 @@
           <w:rFonts w:hint="eastAsia"/>
         </w:rPr>
       </w:pPr>
-      <w:bookmarkStart w:id="78" w:name="_Toc231329805"/>
+      <w:bookmarkStart w:id="78" w:name="_Toc231756252"/>
       <w:r>
         <w:rPr>
           <w:rFonts w:hint="eastAsia"/>
@@ -43962,7 +43962,7 @@
           <w:rFonts w:hint="eastAsia"/>
         </w:rPr>
       </w:pPr>
-      <w:bookmarkStart w:id="79" w:name="_Toc231329806"/>
+      <w:bookmarkStart w:id="79" w:name="_Toc231756253"/>
       <w:r>
         <w:rPr>
           <w:rFonts w:hint="eastAsia"/>
@@ -44344,7 +44344,7 @@
           <w:rFonts w:hint="eastAsia"/>
         </w:rPr>
       </w:pPr>
-      <w:bookmarkStart w:id="80" w:name="_Toc231329807"/>
+      <w:bookmarkStart w:id="80" w:name="_Toc231756254"/>
       <w:r>
         <w:rPr>
           <w:rFonts w:hint="eastAsia"/>
@@ -44410,7 +44410,7 @@
           <w:rFonts w:hint="eastAsia"/>
         </w:rPr>
       </w:pPr>
-      <w:bookmarkStart w:id="81" w:name="_Toc231329808"/>
+      <w:bookmarkStart w:id="81" w:name="_Toc231756255"/>
       <w:r>
         <w:rPr>
           <w:rFonts w:hint="eastAsia"/>
@@ -44751,7 +44751,7 @@
           <w:rFonts w:hint="eastAsia"/>
         </w:rPr>
       </w:pPr>
-      <w:bookmarkStart w:id="82" w:name="_Toc231329809"/>
+      <w:bookmarkStart w:id="82" w:name="_Toc231756256"/>
       <w:r>
         <w:rPr>
           <w:rFonts w:hint="eastAsia"/>
@@ -44780,7 +44780,7 @@
           <w:rFonts w:hint="eastAsia"/>
         </w:rPr>
       </w:pPr>
-      <w:bookmarkStart w:id="83" w:name="_Toc231329810"/>
+      <w:bookmarkStart w:id="83" w:name="_Toc231756257"/>
       <w:r>
         <w:rPr>
           <w:rFonts w:hint="eastAsia"/>
@@ -45091,7 +45091,7 @@
           <w:rFonts w:hint="eastAsia"/>
         </w:rPr>
       </w:pPr>
-      <w:bookmarkStart w:id="84" w:name="_Toc231329811"/>
+      <w:bookmarkStart w:id="84" w:name="_Toc231756258"/>
       <w:r>
         <w:rPr>
           <w:rFonts w:hint="eastAsia"/>
@@ -45157,7 +45157,7 @@
           <w:rFonts w:hint="eastAsia"/>
         </w:rPr>
       </w:pPr>
-      <w:bookmarkStart w:id="85" w:name="_Toc231329812"/>
+      <w:bookmarkStart w:id="85" w:name="_Toc231756259"/>
       <w:r>
         <w:rPr>
           <w:rFonts w:hint="eastAsia"/>
@@ -45353,7 +45353,7 @@
           <w:rFonts w:hint="eastAsia"/>
         </w:rPr>
       </w:pPr>
-      <w:bookmarkStart w:id="86" w:name="_Toc231329813"/>
+      <w:bookmarkStart w:id="86" w:name="_Toc231756260"/>
       <w:r>
         <w:rPr>
           <w:rFonts w:hint="eastAsia"/>
@@ -46554,7 +46554,7 @@
         <w:rPr>
           <w:rFonts w:hint="eastAsia"/>
         </w:rPr>
-        <w:t>完了証跡ファイル本体をAPI内でAmazon S3へPutObjectし、S3オブジェクトキーは `disposal-tasks/{facilityId}/{disposalTaskId}/complete-documents/{uploadUuid}.{ext}` 形式で発行する</w:t>
+        <w:t>完了証跡ファイル本体をAPI内でAmazon S3へPutObjectし、S3オブジェクトキーは `application-documents/facility-{facilityId}/{yyyy}/{mm}/{uploadUuid}.{ext}` 形式で発行する。keyは保存場所識別子であり、`disposalTaskId` などの業務IDを含めない</w:t>
       </w:r>
     </w:p>
     <w:p>
@@ -46616,7 +46616,7 @@
           <w:rFonts w:hint="eastAsia"/>
         </w:rPr>
       </w:pPr>
-      <w:bookmarkStart w:id="87" w:name="_Toc231329814"/>
+      <w:bookmarkStart w:id="87" w:name="_Toc231756261"/>
       <w:r>
         <w:rPr>
           <w:rFonts w:hint="eastAsia"/>
@@ -46965,7 +46965,7 @@
           <w:rFonts w:hint="eastAsia"/>
         </w:rPr>
       </w:pPr>
-      <w:bookmarkStart w:id="88" w:name="_Toc231329815"/>
+      <w:bookmarkStart w:id="88" w:name="_Toc231756262"/>
       <w:r>
         <w:rPr>
           <w:rFonts w:hint="eastAsia"/>
@@ -47346,7 +47346,7 @@
           <w:rFonts w:hint="eastAsia"/>
         </w:rPr>
       </w:pPr>
-      <w:bookmarkStart w:id="89" w:name="_Toc231329816"/>
+      <w:bookmarkStart w:id="89" w:name="_Toc231756263"/>
       <w:r>
         <w:rPr>
           <w:rFonts w:hint="eastAsia"/>
@@ -47362,7 +47362,7 @@
           <w:rFonts w:hint="eastAsia"/>
         </w:rPr>
       </w:pPr>
-      <w:bookmarkStart w:id="90" w:name="_Toc231329817"/>
+      <w:bookmarkStart w:id="90" w:name="_Toc231756264"/>
       <w:r>
         <w:rPr>
           <w:rFonts w:hint="eastAsia"/>
@@ -47435,7 +47435,7 @@
           <w:rFonts w:hint="eastAsia"/>
         </w:rPr>
       </w:pPr>
-      <w:bookmarkStart w:id="91" w:name="_Toc231329818"/>
+      <w:bookmarkStart w:id="91" w:name="_Toc231756265"/>
       <w:r>
         <w:rPr>
           <w:rFonts w:hint="eastAsia"/>
@@ -47547,7 +47547,7 @@
           <w:rFonts w:hint="eastAsia"/>
         </w:rPr>
       </w:pPr>
-      <w:bookmarkStart w:id="92" w:name="_Toc231329819"/>
+      <w:bookmarkStart w:id="92" w:name="_Toc231756266"/>
       <w:r>
         <w:rPr>
           <w:rFonts w:hint="eastAsia"/>
@@ -47639,7 +47639,7 @@
           <w:rFonts w:hint="eastAsia"/>
         </w:rPr>
       </w:pPr>
-      <w:bookmarkStart w:id="93" w:name="_Toc231329820"/>
+      <w:bookmarkStart w:id="93" w:name="_Toc231756267"/>
       <w:r>
         <w:rPr>
           <w:rFonts w:hint="eastAsia"/>
@@ -47941,7 +47941,7 @@
           <w:rFonts w:hint="eastAsia"/>
         </w:rPr>
       </w:pPr>
-      <w:bookmarkStart w:id="94" w:name="_Toc231329821"/>
+      <w:bookmarkStart w:id="94" w:name="_Toc231756268"/>
       <w:r>
         <w:rPr>
           <w:rFonts w:hint="eastAsia"/>
@@ -47957,7 +47957,7 @@
           <w:rFonts w:hint="eastAsia"/>
         </w:rPr>
       </w:pPr>
-      <w:bookmarkStart w:id="95" w:name="_Toc231329822"/>
+      <w:bookmarkStart w:id="95" w:name="_Toc231756269"/>
       <w:r>
         <w:rPr>
           <w:rFonts w:hint="eastAsia"/>
@@ -48414,7 +48414,7 @@
           <w:rFonts w:hint="eastAsia"/>
         </w:rPr>
       </w:pPr>
-      <w:bookmarkStart w:id="96" w:name="_Toc231329823"/>
+      <w:bookmarkStart w:id="96" w:name="_Toc231756270"/>
       <w:r>
         <w:rPr>
           <w:rFonts w:hint="eastAsia"/>
@@ -48936,7 +48936,7 @@
           <w:rFonts w:hint="eastAsia"/>
         </w:rPr>
       </w:pPr>
-      <w:bookmarkStart w:id="97" w:name="_Toc231329824"/>
+      <w:bookmarkStart w:id="97" w:name="_Toc231756271"/>
       <w:r>
         <w:rPr>
           <w:rFonts w:hint="eastAsia"/>
@@ -49126,22 +49126,7 @@
 <file path=word/numbering.xml><?xml version="1.0" encoding="utf-8"?>
 <w:numbering xmlns:wpc="http://schemas.microsoft.com/office/word/2010/wordprocessingCanvas" xmlns:cx="http://schemas.microsoft.com/office/drawing/2014/chartex" xmlns:cx1="http://schemas.microsoft.com/office/drawing/2015/9/8/chartex" xmlns:cx2="http://schemas.microsoft.com/office/drawing/2015/10/21/chartex" xmlns:cx3="http://schemas.microsoft.com/office/drawing/2016/5/9/chartex" xmlns:cx4="http://schemas.microsoft.com/office/drawing/2016/5/10/chartex" xmlns:cx5="http://schemas.microsoft.com/office/drawing/2016/5/11/chartex" xmlns:cx6="http://schemas.microsoft.com/office/drawing/2016/5/12/chartex" xmlns:cx7="http://schemas.microsoft.com/office/drawing/2016/5/13/chartex" xmlns:cx8="http://schemas.microsoft.com/office/drawing/2016/5/14/chartex" xmlns:mc="http://schemas.openxmlformats.org/markup-compatibility/2006" xmlns:aink="http://schemas.microsoft.com/office/drawing/2016/ink" xmlns:am3d="http://schemas.microsoft.com/office/drawing/2017/model3d" xmlns:o="urn:schemas-microsoft-com:office:office" xmlns:oel="http://schemas.microsoft.com/office/2019/extlst" xmlns:r="http://schemas.openxmlformats.org/officeDocument/2006/relationships" xmlns:m="http://schemas.openxmlformats.org/officeDocument/2006/math" xmlns:v="urn:schemas-microsoft-com:vml" xmlns:wp14="http://schemas.microsoft.com/office/word/2010/wordprocessingDrawing" xmlns:wp="http://schemas.openxmlformats.org/drawingml/2006/wordprocessingDrawing" xmlns:w10="urn:schemas-microsoft-com:office:word" xmlns:w="http://schemas.openxmlformats.org/wordprocessingml/2006/main" xmlns:w14="http://schemas.microsoft.com/office/word/2010/wordml" xmlns:w15="http://schemas.microsoft.com/office/word/2012/wordml" xmlns:w16cex="http://schemas.microsoft.com/office/word/2018/wordml/cex" xmlns:w16cid="http://schemas.microsoft.com/office/word/2016/wordml/cid" xmlns:w16="http://schemas.microsoft.com/office/word/2018/wordml" xmlns:w16du="http://schemas.microsoft.com/office/word/2023/wordml/word16du" xmlns:w16sdtdh="http://schemas.microsoft.com/office/word/2020/wordml/sdtdatahash" xmlns:w16sdtfl="http://schemas.microsoft.com/office/word/2024/wordml/sdtformatlock" xmlns:w16se="http://schemas.microsoft.com/office/word/2015/wordml/symex" xmlns:wpg="http://schemas.microsoft.com/office/word/2010/wordprocessingGroup" xmlns:wpi="http://schemas.microsoft.com/office/word/2010/wordprocessingInk" xmlns:wne="http://schemas.microsoft.com/office/word/2006/wordml" xmlns:wps="http://schemas.microsoft.com/office/word/2010/wordprocessingShape" mc:Ignorable="w14 w15 w16se w16cid w16 w16cex w16sdtdh w16sdtfl w16du wp14">
   <w:abstractNum w:abstractNumId="0" w15:restartNumberingAfterBreak="0">
-    <w:nsid w:val="09E82AFD"/>
-    <w:multiLevelType w:val="singleLevel"/>
-    <w:tmpl w:val="0409000F"/>
-    <w:name w:val="__API_DOC_SQUARE_BULLET__"/>
-    <w:lvl w:ilvl="0">
-      <w:start w:val="1"/>
-      <w:numFmt w:val="decimal"/>
-      <w:lvlText w:val="%1."/>
-      <w:lvlJc w:val="left"/>
-      <w:pPr>
-        <w:ind w:left="440" w:hanging="440"/>
-      </w:pPr>
-    </w:lvl>
-  </w:abstractNum>
-  <w:abstractNum w:abstractNumId="1" w15:restartNumberingAfterBreak="0">
-    <w:nsid w:val="2A3B49FF"/>
+    <w:nsid w:val="08641C6D"/>
     <w:multiLevelType w:val="singleLevel"/>
     <w:tmpl w:val="04090001"/>
     <w:lvl w:ilvl="0">
@@ -49157,10 +49142,184 @@
       </w:rPr>
     </w:lvl>
   </w:abstractNum>
+  <w:abstractNum w:abstractNumId="1" w15:restartNumberingAfterBreak="0">
+    <w:nsid w:val="34C52D06"/>
+    <w:multiLevelType w:val="hybridMultilevel"/>
+    <w:tmpl w:val="FE4E8CCC"/>
+    <w:name w:val="__API_DOC_SQUARE_BULLET__22"/>
+    <w:lvl w:ilvl="0" w:tplc="0409000F">
+      <w:start w:val="1"/>
+      <w:numFmt w:val="decimal"/>
+      <w:lvlText w:val="%1."/>
+      <w:lvlJc w:val="left"/>
+      <w:pPr>
+        <w:ind w:left="440" w:hanging="440"/>
+      </w:pPr>
+    </w:lvl>
+    <w:lvl w:ilvl="1" w:tplc="04090017" w:tentative="1">
+      <w:start w:val="1"/>
+      <w:numFmt w:val="aiueoFullWidth"/>
+      <w:lvlText w:val="(%2)"/>
+      <w:lvlJc w:val="left"/>
+      <w:pPr>
+        <w:ind w:left="880" w:hanging="440"/>
+      </w:pPr>
+    </w:lvl>
+    <w:lvl w:ilvl="2" w:tplc="04090011" w:tentative="1">
+      <w:start w:val="1"/>
+      <w:numFmt w:val="decimalEnclosedCircle"/>
+      <w:lvlText w:val="%3"/>
+      <w:lvlJc w:val="left"/>
+      <w:pPr>
+        <w:ind w:left="1320" w:hanging="440"/>
+      </w:pPr>
+    </w:lvl>
+    <w:lvl w:ilvl="3" w:tplc="0409000F" w:tentative="1">
+      <w:start w:val="1"/>
+      <w:numFmt w:val="decimal"/>
+      <w:lvlText w:val="%4."/>
+      <w:lvlJc w:val="left"/>
+      <w:pPr>
+        <w:ind w:left="1760" w:hanging="440"/>
+      </w:pPr>
+    </w:lvl>
+    <w:lvl w:ilvl="4" w:tplc="04090017" w:tentative="1">
+      <w:start w:val="1"/>
+      <w:numFmt w:val="aiueoFullWidth"/>
+      <w:lvlText w:val="(%5)"/>
+      <w:lvlJc w:val="left"/>
+      <w:pPr>
+        <w:ind w:left="2200" w:hanging="440"/>
+      </w:pPr>
+    </w:lvl>
+    <w:lvl w:ilvl="5" w:tplc="04090011" w:tentative="1">
+      <w:start w:val="1"/>
+      <w:numFmt w:val="decimalEnclosedCircle"/>
+      <w:lvlText w:val="%6"/>
+      <w:lvlJc w:val="left"/>
+      <w:pPr>
+        <w:ind w:left="2640" w:hanging="440"/>
+      </w:pPr>
+    </w:lvl>
+    <w:lvl w:ilvl="6" w:tplc="0409000F" w:tentative="1">
+      <w:start w:val="1"/>
+      <w:numFmt w:val="decimal"/>
+      <w:lvlText w:val="%7."/>
+      <w:lvlJc w:val="left"/>
+      <w:pPr>
+        <w:ind w:left="3080" w:hanging="440"/>
+      </w:pPr>
+    </w:lvl>
+    <w:lvl w:ilvl="7" w:tplc="04090017" w:tentative="1">
+      <w:start w:val="1"/>
+      <w:numFmt w:val="aiueoFullWidth"/>
+      <w:lvlText w:val="(%8)"/>
+      <w:lvlJc w:val="left"/>
+      <w:pPr>
+        <w:ind w:left="3520" w:hanging="440"/>
+      </w:pPr>
+    </w:lvl>
+    <w:lvl w:ilvl="8" w:tplc="04090011" w:tentative="1">
+      <w:start w:val="1"/>
+      <w:numFmt w:val="decimalEnclosedCircle"/>
+      <w:lvlText w:val="%9"/>
+      <w:lvlJc w:val="left"/>
+      <w:pPr>
+        <w:ind w:left="3960" w:hanging="440"/>
+      </w:pPr>
+    </w:lvl>
+  </w:abstractNum>
   <w:abstractNum w:abstractNumId="2" w15:restartNumberingAfterBreak="0">
-    <w:nsid w:val="3DE2437C"/>
+    <w:nsid w:val="41B3248B"/>
     <w:multiLevelType w:val="hybridMultilevel"/>
-    <w:tmpl w:val="5960149C"/>
+    <w:tmpl w:val="235C0070"/>
+    <w:name w:val="__API_DOC_SQUARE_BULLET__2"/>
+    <w:lvl w:ilvl="0" w:tplc="0409000F">
+      <w:start w:val="1"/>
+      <w:numFmt w:val="decimal"/>
+      <w:lvlText w:val="%1."/>
+      <w:lvlJc w:val="left"/>
+      <w:pPr>
+        <w:ind w:left="440" w:hanging="440"/>
+      </w:pPr>
+    </w:lvl>
+    <w:lvl w:ilvl="1" w:tplc="04090017" w:tentative="1">
+      <w:start w:val="1"/>
+      <w:numFmt w:val="aiueoFullWidth"/>
+      <w:lvlText w:val="(%2)"/>
+      <w:lvlJc w:val="left"/>
+      <w:pPr>
+        <w:ind w:left="880" w:hanging="440"/>
+      </w:pPr>
+    </w:lvl>
+    <w:lvl w:ilvl="2" w:tplc="04090011" w:tentative="1">
+      <w:start w:val="1"/>
+      <w:numFmt w:val="decimalEnclosedCircle"/>
+      <w:lvlText w:val="%3"/>
+      <w:lvlJc w:val="left"/>
+      <w:pPr>
+        <w:ind w:left="1320" w:hanging="440"/>
+      </w:pPr>
+    </w:lvl>
+    <w:lvl w:ilvl="3" w:tplc="0409000F" w:tentative="1">
+      <w:start w:val="1"/>
+      <w:numFmt w:val="decimal"/>
+      <w:lvlText w:val="%4."/>
+      <w:lvlJc w:val="left"/>
+      <w:pPr>
+        <w:ind w:left="1760" w:hanging="440"/>
+      </w:pPr>
+    </w:lvl>
+    <w:lvl w:ilvl="4" w:tplc="04090017" w:tentative="1">
+      <w:start w:val="1"/>
+      <w:numFmt w:val="aiueoFullWidth"/>
+      <w:lvlText w:val="(%5)"/>
+      <w:lvlJc w:val="left"/>
+      <w:pPr>
+        <w:ind w:left="2200" w:hanging="440"/>
+      </w:pPr>
+    </w:lvl>
+    <w:lvl w:ilvl="5" w:tplc="04090011" w:tentative="1">
+      <w:start w:val="1"/>
+      <w:numFmt w:val="decimalEnclosedCircle"/>
+      <w:lvlText w:val="%6"/>
+      <w:lvlJc w:val="left"/>
+      <w:pPr>
+        <w:ind w:left="2640" w:hanging="440"/>
+      </w:pPr>
+    </w:lvl>
+    <w:lvl w:ilvl="6" w:tplc="0409000F" w:tentative="1">
+      <w:start w:val="1"/>
+      <w:numFmt w:val="decimal"/>
+      <w:lvlText w:val="%7."/>
+      <w:lvlJc w:val="left"/>
+      <w:pPr>
+        <w:ind w:left="3080" w:hanging="440"/>
+      </w:pPr>
+    </w:lvl>
+    <w:lvl w:ilvl="7" w:tplc="04090017" w:tentative="1">
+      <w:start w:val="1"/>
+      <w:numFmt w:val="aiueoFullWidth"/>
+      <w:lvlText w:val="(%8)"/>
+      <w:lvlJc w:val="left"/>
+      <w:pPr>
+        <w:ind w:left="3520" w:hanging="440"/>
+      </w:pPr>
+    </w:lvl>
+    <w:lvl w:ilvl="8" w:tplc="04090011" w:tentative="1">
+      <w:start w:val="1"/>
+      <w:numFmt w:val="decimalEnclosedCircle"/>
+      <w:lvlText w:val="%9"/>
+      <w:lvlJc w:val="left"/>
+      <w:pPr>
+        <w:ind w:left="3960" w:hanging="440"/>
+      </w:pPr>
+    </w:lvl>
+  </w:abstractNum>
+  <w:abstractNum w:abstractNumId="3" w15:restartNumberingAfterBreak="0">
+    <w:nsid w:val="7399040F"/>
+    <w:multiLevelType w:val="hybridMultilevel"/>
+    <w:tmpl w:val="AD425600"/>
     <w:name w:val="__API_DOC_SQUARE_BULLET__222"/>
     <w:lvl w:ilvl="0" w:tplc="0409000F">
       <w:start w:val="1"/>
@@ -49244,181 +49403,7 @@
       </w:pPr>
     </w:lvl>
   </w:abstractNum>
-  <w:abstractNum w:abstractNumId="3" w15:restartNumberingAfterBreak="0">
-    <w:nsid w:val="555E37E1"/>
-    <w:multiLevelType w:val="hybridMultilevel"/>
-    <w:tmpl w:val="FE14F3E4"/>
-    <w:name w:val="__API_DOC_SQUARE_BULLET__2"/>
-    <w:lvl w:ilvl="0" w:tplc="0409000F">
-      <w:start w:val="1"/>
-      <w:numFmt w:val="decimal"/>
-      <w:lvlText w:val="%1."/>
-      <w:lvlJc w:val="left"/>
-      <w:pPr>
-        <w:ind w:left="440" w:hanging="440"/>
-      </w:pPr>
-    </w:lvl>
-    <w:lvl w:ilvl="1" w:tplc="04090017" w:tentative="1">
-      <w:start w:val="1"/>
-      <w:numFmt w:val="aiueoFullWidth"/>
-      <w:lvlText w:val="(%2)"/>
-      <w:lvlJc w:val="left"/>
-      <w:pPr>
-        <w:ind w:left="880" w:hanging="440"/>
-      </w:pPr>
-    </w:lvl>
-    <w:lvl w:ilvl="2" w:tplc="04090011" w:tentative="1">
-      <w:start w:val="1"/>
-      <w:numFmt w:val="decimalEnclosedCircle"/>
-      <w:lvlText w:val="%3"/>
-      <w:lvlJc w:val="left"/>
-      <w:pPr>
-        <w:ind w:left="1320" w:hanging="440"/>
-      </w:pPr>
-    </w:lvl>
-    <w:lvl w:ilvl="3" w:tplc="0409000F" w:tentative="1">
-      <w:start w:val="1"/>
-      <w:numFmt w:val="decimal"/>
-      <w:lvlText w:val="%4."/>
-      <w:lvlJc w:val="left"/>
-      <w:pPr>
-        <w:ind w:left="1760" w:hanging="440"/>
-      </w:pPr>
-    </w:lvl>
-    <w:lvl w:ilvl="4" w:tplc="04090017" w:tentative="1">
-      <w:start w:val="1"/>
-      <w:numFmt w:val="aiueoFullWidth"/>
-      <w:lvlText w:val="(%5)"/>
-      <w:lvlJc w:val="left"/>
-      <w:pPr>
-        <w:ind w:left="2200" w:hanging="440"/>
-      </w:pPr>
-    </w:lvl>
-    <w:lvl w:ilvl="5" w:tplc="04090011" w:tentative="1">
-      <w:start w:val="1"/>
-      <w:numFmt w:val="decimalEnclosedCircle"/>
-      <w:lvlText w:val="%6"/>
-      <w:lvlJc w:val="left"/>
-      <w:pPr>
-        <w:ind w:left="2640" w:hanging="440"/>
-      </w:pPr>
-    </w:lvl>
-    <w:lvl w:ilvl="6" w:tplc="0409000F" w:tentative="1">
-      <w:start w:val="1"/>
-      <w:numFmt w:val="decimal"/>
-      <w:lvlText w:val="%7."/>
-      <w:lvlJc w:val="left"/>
-      <w:pPr>
-        <w:ind w:left="3080" w:hanging="440"/>
-      </w:pPr>
-    </w:lvl>
-    <w:lvl w:ilvl="7" w:tplc="04090017" w:tentative="1">
-      <w:start w:val="1"/>
-      <w:numFmt w:val="aiueoFullWidth"/>
-      <w:lvlText w:val="(%8)"/>
-      <w:lvlJc w:val="left"/>
-      <w:pPr>
-        <w:ind w:left="3520" w:hanging="440"/>
-      </w:pPr>
-    </w:lvl>
-    <w:lvl w:ilvl="8" w:tplc="04090011" w:tentative="1">
-      <w:start w:val="1"/>
-      <w:numFmt w:val="decimalEnclosedCircle"/>
-      <w:lvlText w:val="%9"/>
-      <w:lvlJc w:val="left"/>
-      <w:pPr>
-        <w:ind w:left="3960" w:hanging="440"/>
-      </w:pPr>
-    </w:lvl>
-  </w:abstractNum>
   <w:abstractNum w:abstractNumId="4" w15:restartNumberingAfterBreak="0">
-    <w:nsid w:val="58B151E3"/>
-    <w:multiLevelType w:val="hybridMultilevel"/>
-    <w:tmpl w:val="5D225AA0"/>
-    <w:name w:val="__API_DOC_SQUARE_BULLET__22"/>
-    <w:lvl w:ilvl="0" w:tplc="0409000F">
-      <w:start w:val="1"/>
-      <w:numFmt w:val="decimal"/>
-      <w:lvlText w:val="%1."/>
-      <w:lvlJc w:val="left"/>
-      <w:pPr>
-        <w:ind w:left="440" w:hanging="440"/>
-      </w:pPr>
-    </w:lvl>
-    <w:lvl w:ilvl="1" w:tplc="04090017" w:tentative="1">
-      <w:start w:val="1"/>
-      <w:numFmt w:val="aiueoFullWidth"/>
-      <w:lvlText w:val="(%2)"/>
-      <w:lvlJc w:val="left"/>
-      <w:pPr>
-        <w:ind w:left="880" w:hanging="440"/>
-      </w:pPr>
-    </w:lvl>
-    <w:lvl w:ilvl="2" w:tplc="04090011" w:tentative="1">
-      <w:start w:val="1"/>
-      <w:numFmt w:val="decimalEnclosedCircle"/>
-      <w:lvlText w:val="%3"/>
-      <w:lvlJc w:val="left"/>
-      <w:pPr>
-        <w:ind w:left="1320" w:hanging="440"/>
-      </w:pPr>
-    </w:lvl>
-    <w:lvl w:ilvl="3" w:tplc="0409000F" w:tentative="1">
-      <w:start w:val="1"/>
-      <w:numFmt w:val="decimal"/>
-      <w:lvlText w:val="%4."/>
-      <w:lvlJc w:val="left"/>
-      <w:pPr>
-        <w:ind w:left="1760" w:hanging="440"/>
-      </w:pPr>
-    </w:lvl>
-    <w:lvl w:ilvl="4" w:tplc="04090017" w:tentative="1">
-      <w:start w:val="1"/>
-      <w:numFmt w:val="aiueoFullWidth"/>
-      <w:lvlText w:val="(%5)"/>
-      <w:lvlJc w:val="left"/>
-      <w:pPr>
-        <w:ind w:left="2200" w:hanging="440"/>
-      </w:pPr>
-    </w:lvl>
-    <w:lvl w:ilvl="5" w:tplc="04090011" w:tentative="1">
-      <w:start w:val="1"/>
-      <w:numFmt w:val="decimalEnclosedCircle"/>
-      <w:lvlText w:val="%6"/>
-      <w:lvlJc w:val="left"/>
-      <w:pPr>
-        <w:ind w:left="2640" w:hanging="440"/>
-      </w:pPr>
-    </w:lvl>
-    <w:lvl w:ilvl="6" w:tplc="0409000F" w:tentative="1">
-      <w:start w:val="1"/>
-      <w:numFmt w:val="decimal"/>
-      <w:lvlText w:val="%7."/>
-      <w:lvlJc w:val="left"/>
-      <w:pPr>
-        <w:ind w:left="3080" w:hanging="440"/>
-      </w:pPr>
-    </w:lvl>
-    <w:lvl w:ilvl="7" w:tplc="04090017" w:tentative="1">
-      <w:start w:val="1"/>
-      <w:numFmt w:val="aiueoFullWidth"/>
-      <w:lvlText w:val="(%8)"/>
-      <w:lvlJc w:val="left"/>
-      <w:pPr>
-        <w:ind w:left="3520" w:hanging="440"/>
-      </w:pPr>
-    </w:lvl>
-    <w:lvl w:ilvl="8" w:tplc="04090011" w:tentative="1">
-      <w:start w:val="1"/>
-      <w:numFmt w:val="decimalEnclosedCircle"/>
-      <w:lvlText w:val="%9"/>
-      <w:lvlJc w:val="left"/>
-      <w:pPr>
-        <w:ind w:left="3960" w:hanging="440"/>
-      </w:pPr>
-    </w:lvl>
-  </w:abstractNum>
-  <w:abstractNum w:abstractNumId="5" w15:restartNumberingAfterBreak="0">
     <w:nsid w:val="7AC532A8"/>
     <w:multiLevelType w:val="multilevel"/>
     <w:tmpl w:val="4E1E5628"/>
@@ -49532,23 +49517,38 @@
       </w:rPr>
     </w:lvl>
   </w:abstractNum>
+  <w:abstractNum w:abstractNumId="5" w15:restartNumberingAfterBreak="0">
+    <w:nsid w:val="7FD27B65"/>
+    <w:multiLevelType w:val="singleLevel"/>
+    <w:tmpl w:val="0409000F"/>
+    <w:name w:val="__API_DOC_SQUARE_BULLET__"/>
+    <w:lvl w:ilvl="0">
+      <w:start w:val="1"/>
+      <w:numFmt w:val="decimal"/>
+      <w:lvlText w:val="%1."/>
+      <w:lvlJc w:val="left"/>
+      <w:pPr>
+        <w:ind w:left="440" w:hanging="440"/>
+      </w:pPr>
+    </w:lvl>
+  </w:abstractNum>
   <w:num w:numId="1" w16cid:durableId="296302402">
+    <w:abstractNumId w:val="4"/>
+  </w:num>
+  <w:num w:numId="2" w16cid:durableId="1718433161">
+    <w:abstractNumId w:val="0"/>
+  </w:num>
+  <w:num w:numId="3" w16cid:durableId="437869617">
     <w:abstractNumId w:val="5"/>
   </w:num>
-  <w:num w:numId="2" w16cid:durableId="1952516023">
+  <w:num w:numId="4" w16cid:durableId="341663554">
+    <w:abstractNumId w:val="2"/>
+  </w:num>
+  <w:num w:numId="5" w16cid:durableId="781075915">
     <w:abstractNumId w:val="1"/>
   </w:num>
-  <w:num w:numId="3" w16cid:durableId="664018595">
-    <w:abstractNumId w:val="0"/>
-  </w:num>
-  <w:num w:numId="4" w16cid:durableId="1482429502">
+  <w:num w:numId="6" w16cid:durableId="1818187764">
     <w:abstractNumId w:val="3"/>
-  </w:num>
-  <w:num w:numId="5" w16cid:durableId="2030720941">
-    <w:abstractNumId w:val="4"/>
-  </w:num>
-  <w:num w:numId="6" w16cid:durableId="476193034">
-    <w:abstractNumId w:val="2"/>
   </w:num>
   <w:numIdMacAtCleanup w:val="6"/>
 </w:numbering>

--- a/taniguchi/api/Fix/API設計書_移動・廃棄管理.docx
+++ b/taniguchi/api/Fix/API設計書_移動・廃棄管理.docx
@@ -1002,7 +1002,7 @@
       <w:r>
         <w:fldChar w:fldCharType="separate"/>
       </w:r>
-      <w:hyperlink w:anchor="_Toc231756175" w:history="1">
+      <w:hyperlink w:anchor="_Toc232020159" w:history="1">
         <w:r>
           <w:rPr>
             <w:rStyle w:val="afffffff5"/>
@@ -1029,7 +1029,7 @@
             <w:noProof/>
             <w:webHidden/>
           </w:rPr>
-          <w:instrText xml:space="preserve"> PAGEREF _Toc231756175 \h </w:instrText>
+          <w:instrText xml:space="preserve"> PAGEREF _Toc232020159 \h </w:instrText>
         </w:r>
         <w:r>
           <w:rPr>
@@ -1077,7 +1077,7 @@
           <w14:ligatures w14:val="standardContextual"/>
         </w:rPr>
       </w:pPr>
-      <w:hyperlink w:anchor="_Toc231756176" w:history="1">
+      <w:hyperlink w:anchor="_Toc232020160" w:history="1">
         <w:r>
           <w:rPr>
             <w:rStyle w:val="afffffff5"/>
@@ -1104,7 +1104,7 @@
             <w:noProof/>
             <w:webHidden/>
           </w:rPr>
-          <w:instrText xml:space="preserve"> PAGEREF _Toc231756176 \h </w:instrText>
+          <w:instrText xml:space="preserve"> PAGEREF _Toc232020160 \h </w:instrText>
         </w:r>
         <w:r>
           <w:rPr>
@@ -1152,7 +1152,7 @@
           <w14:ligatures w14:val="standardContextual"/>
         </w:rPr>
       </w:pPr>
-      <w:hyperlink w:anchor="_Toc231756177" w:history="1">
+      <w:hyperlink w:anchor="_Toc232020161" w:history="1">
         <w:r>
           <w:rPr>
             <w:rStyle w:val="afffffff5"/>
@@ -1179,7 +1179,7 @@
             <w:noProof/>
             <w:webHidden/>
           </w:rPr>
-          <w:instrText xml:space="preserve"> PAGEREF _Toc231756177 \h </w:instrText>
+          <w:instrText xml:space="preserve"> PAGEREF _Toc232020161 \h </w:instrText>
         </w:r>
         <w:r>
           <w:rPr>
@@ -1227,7 +1227,7 @@
           <w14:ligatures w14:val="standardContextual"/>
         </w:rPr>
       </w:pPr>
-      <w:hyperlink w:anchor="_Toc231756178" w:history="1">
+      <w:hyperlink w:anchor="_Toc232020162" w:history="1">
         <w:r>
           <w:rPr>
             <w:rStyle w:val="afffffff5"/>
@@ -1254,7 +1254,7 @@
             <w:noProof/>
             <w:webHidden/>
           </w:rPr>
-          <w:instrText xml:space="preserve"> PAGEREF _Toc231756178 \h </w:instrText>
+          <w:instrText xml:space="preserve"> PAGEREF _Toc232020162 \h </w:instrText>
         </w:r>
         <w:r>
           <w:rPr>
@@ -1302,7 +1302,7 @@
           <w14:ligatures w14:val="standardContextual"/>
         </w:rPr>
       </w:pPr>
-      <w:hyperlink w:anchor="_Toc231756179" w:history="1">
+      <w:hyperlink w:anchor="_Toc232020163" w:history="1">
         <w:r>
           <w:rPr>
             <w:rStyle w:val="afffffff5"/>
@@ -1329,7 +1329,7 @@
             <w:noProof/>
             <w:webHidden/>
           </w:rPr>
-          <w:instrText xml:space="preserve"> PAGEREF _Toc231756179 \h </w:instrText>
+          <w:instrText xml:space="preserve"> PAGEREF _Toc232020163 \h </w:instrText>
         </w:r>
         <w:r>
           <w:rPr>
@@ -1378,7 +1378,7 @@
           <w14:ligatures w14:val="standardContextual"/>
         </w:rPr>
       </w:pPr>
-      <w:hyperlink w:anchor="_Toc231756180" w:history="1">
+      <w:hyperlink w:anchor="_Toc232020164" w:history="1">
         <w:r>
           <w:rPr>
             <w:rStyle w:val="afffffff5"/>
@@ -1405,7 +1405,7 @@
             <w:noProof/>
             <w:webHidden/>
           </w:rPr>
-          <w:instrText xml:space="preserve"> PAGEREF _Toc231756180 \h </w:instrText>
+          <w:instrText xml:space="preserve"> PAGEREF _Toc232020164 \h </w:instrText>
         </w:r>
         <w:r>
           <w:rPr>
@@ -1453,7 +1453,7 @@
           <w14:ligatures w14:val="standardContextual"/>
         </w:rPr>
       </w:pPr>
-      <w:hyperlink w:anchor="_Toc231756181" w:history="1">
+      <w:hyperlink w:anchor="_Toc232020165" w:history="1">
         <w:r>
           <w:rPr>
             <w:rStyle w:val="afffffff5"/>
@@ -1480,7 +1480,7 @@
             <w:noProof/>
             <w:webHidden/>
           </w:rPr>
-          <w:instrText xml:space="preserve"> PAGEREF _Toc231756181 \h </w:instrText>
+          <w:instrText xml:space="preserve"> PAGEREF _Toc232020165 \h </w:instrText>
         </w:r>
         <w:r>
           <w:rPr>
@@ -1528,7 +1528,7 @@
           <w14:ligatures w14:val="standardContextual"/>
         </w:rPr>
       </w:pPr>
-      <w:hyperlink w:anchor="_Toc231756182" w:history="1">
+      <w:hyperlink w:anchor="_Toc232020166" w:history="1">
         <w:r>
           <w:rPr>
             <w:rStyle w:val="afffffff5"/>
@@ -1555,7 +1555,7 @@
             <w:noProof/>
             <w:webHidden/>
           </w:rPr>
-          <w:instrText xml:space="preserve"> PAGEREF _Toc231756182 \h </w:instrText>
+          <w:instrText xml:space="preserve"> PAGEREF _Toc232020166 \h </w:instrText>
         </w:r>
         <w:r>
           <w:rPr>
@@ -1603,7 +1603,7 @@
           <w14:ligatures w14:val="standardContextual"/>
         </w:rPr>
       </w:pPr>
-      <w:hyperlink w:anchor="_Toc231756183" w:history="1">
+      <w:hyperlink w:anchor="_Toc232020167" w:history="1">
         <w:r>
           <w:rPr>
             <w:rStyle w:val="afffffff5"/>
@@ -1630,7 +1630,7 @@
             <w:noProof/>
             <w:webHidden/>
           </w:rPr>
-          <w:instrText xml:space="preserve"> PAGEREF _Toc231756183 \h </w:instrText>
+          <w:instrText xml:space="preserve"> PAGEREF _Toc232020167 \h </w:instrText>
         </w:r>
         <w:r>
           <w:rPr>
@@ -1679,7 +1679,7 @@
           <w14:ligatures w14:val="standardContextual"/>
         </w:rPr>
       </w:pPr>
-      <w:hyperlink w:anchor="_Toc231756184" w:history="1">
+      <w:hyperlink w:anchor="_Toc232020168" w:history="1">
         <w:r>
           <w:rPr>
             <w:rStyle w:val="afffffff5"/>
@@ -1706,7 +1706,7 @@
             <w:noProof/>
             <w:webHidden/>
           </w:rPr>
-          <w:instrText xml:space="preserve"> PAGEREF _Toc231756184 \h </w:instrText>
+          <w:instrText xml:space="preserve"> PAGEREF _Toc232020168 \h </w:instrText>
         </w:r>
         <w:r>
           <w:rPr>
@@ -1754,7 +1754,7 @@
           <w14:ligatures w14:val="standardContextual"/>
         </w:rPr>
       </w:pPr>
-      <w:hyperlink w:anchor="_Toc231756185" w:history="1">
+      <w:hyperlink w:anchor="_Toc232020169" w:history="1">
         <w:r>
           <w:rPr>
             <w:rStyle w:val="afffffff5"/>
@@ -1781,7 +1781,7 @@
             <w:noProof/>
             <w:webHidden/>
           </w:rPr>
-          <w:instrText xml:space="preserve"> PAGEREF _Toc231756185 \h </w:instrText>
+          <w:instrText xml:space="preserve"> PAGEREF _Toc232020169 \h </w:instrText>
         </w:r>
         <w:r>
           <w:rPr>
@@ -1829,7 +1829,7 @@
           <w14:ligatures w14:val="standardContextual"/>
         </w:rPr>
       </w:pPr>
-      <w:hyperlink w:anchor="_Toc231756186" w:history="1">
+      <w:hyperlink w:anchor="_Toc232020170" w:history="1">
         <w:r>
           <w:rPr>
             <w:rStyle w:val="afffffff5"/>
@@ -1856,7 +1856,7 @@
             <w:noProof/>
             <w:webHidden/>
           </w:rPr>
-          <w:instrText xml:space="preserve"> PAGEREF _Toc231756186 \h </w:instrText>
+          <w:instrText xml:space="preserve"> PAGEREF _Toc232020170 \h </w:instrText>
         </w:r>
         <w:r>
           <w:rPr>
@@ -1904,7 +1904,7 @@
           <w14:ligatures w14:val="standardContextual"/>
         </w:rPr>
       </w:pPr>
-      <w:hyperlink w:anchor="_Toc231756187" w:history="1">
+      <w:hyperlink w:anchor="_Toc232020171" w:history="1">
         <w:r>
           <w:rPr>
             <w:rStyle w:val="afffffff5"/>
@@ -1931,7 +1931,7 @@
             <w:noProof/>
             <w:webHidden/>
           </w:rPr>
-          <w:instrText xml:space="preserve"> PAGEREF _Toc231756187 \h </w:instrText>
+          <w:instrText xml:space="preserve"> PAGEREF _Toc232020171 \h </w:instrText>
         </w:r>
         <w:r>
           <w:rPr>
@@ -1979,7 +1979,7 @@
           <w14:ligatures w14:val="standardContextual"/>
         </w:rPr>
       </w:pPr>
-      <w:hyperlink w:anchor="_Toc231756188" w:history="1">
+      <w:hyperlink w:anchor="_Toc232020172" w:history="1">
         <w:r>
           <w:rPr>
             <w:rStyle w:val="afffffff5"/>
@@ -2006,7 +2006,7 @@
             <w:noProof/>
             <w:webHidden/>
           </w:rPr>
-          <w:instrText xml:space="preserve"> PAGEREF _Toc231756188 \h </w:instrText>
+          <w:instrText xml:space="preserve"> PAGEREF _Toc232020172 \h </w:instrText>
         </w:r>
         <w:r>
           <w:rPr>
@@ -2054,7 +2054,7 @@
           <w14:ligatures w14:val="standardContextual"/>
         </w:rPr>
       </w:pPr>
-      <w:hyperlink w:anchor="_Toc231756189" w:history="1">
+      <w:hyperlink w:anchor="_Toc232020173" w:history="1">
         <w:r>
           <w:rPr>
             <w:rStyle w:val="afffffff5"/>
@@ -2081,7 +2081,7 @@
             <w:noProof/>
             <w:webHidden/>
           </w:rPr>
-          <w:instrText xml:space="preserve"> PAGEREF _Toc231756189 \h </w:instrText>
+          <w:instrText xml:space="preserve"> PAGEREF _Toc232020173 \h </w:instrText>
         </w:r>
         <w:r>
           <w:rPr>
@@ -2129,7 +2129,7 @@
           <w14:ligatures w14:val="standardContextual"/>
         </w:rPr>
       </w:pPr>
-      <w:hyperlink w:anchor="_Toc231756190" w:history="1">
+      <w:hyperlink w:anchor="_Toc232020174" w:history="1">
         <w:r>
           <w:rPr>
             <w:rStyle w:val="afffffff5"/>
@@ -2156,7 +2156,7 @@
             <w:noProof/>
             <w:webHidden/>
           </w:rPr>
-          <w:instrText xml:space="preserve"> PAGEREF _Toc231756190 \h </w:instrText>
+          <w:instrText xml:space="preserve"> PAGEREF _Toc232020174 \h </w:instrText>
         </w:r>
         <w:r>
           <w:rPr>
@@ -2205,7 +2205,7 @@
           <w14:ligatures w14:val="standardContextual"/>
         </w:rPr>
       </w:pPr>
-      <w:hyperlink w:anchor="_Toc231756191" w:history="1">
+      <w:hyperlink w:anchor="_Toc232020175" w:history="1">
         <w:r>
           <w:rPr>
             <w:rStyle w:val="afffffff5"/>
@@ -2232,7 +2232,7 @@
             <w:noProof/>
             <w:webHidden/>
           </w:rPr>
-          <w:instrText xml:space="preserve"> PAGEREF _Toc231756191 \h </w:instrText>
+          <w:instrText xml:space="preserve"> PAGEREF _Toc232020175 \h </w:instrText>
         </w:r>
         <w:r>
           <w:rPr>
@@ -2280,7 +2280,7 @@
           <w14:ligatures w14:val="standardContextual"/>
         </w:rPr>
       </w:pPr>
-      <w:hyperlink w:anchor="_Toc231756192" w:history="1">
+      <w:hyperlink w:anchor="_Toc232020176" w:history="1">
         <w:r>
           <w:rPr>
             <w:rStyle w:val="afffffff5"/>
@@ -2307,7 +2307,7 @@
             <w:noProof/>
             <w:webHidden/>
           </w:rPr>
-          <w:instrText xml:space="preserve"> PAGEREF _Toc231756192 \h </w:instrText>
+          <w:instrText xml:space="preserve"> PAGEREF _Toc232020176 \h </w:instrText>
         </w:r>
         <w:r>
           <w:rPr>
@@ -2355,7 +2355,7 @@
           <w14:ligatures w14:val="standardContextual"/>
         </w:rPr>
       </w:pPr>
-      <w:hyperlink w:anchor="_Toc231756193" w:history="1">
+      <w:hyperlink w:anchor="_Toc232020177" w:history="1">
         <w:r>
           <w:rPr>
             <w:rStyle w:val="afffffff5"/>
@@ -2382,7 +2382,7 @@
             <w:noProof/>
             <w:webHidden/>
           </w:rPr>
-          <w:instrText xml:space="preserve"> PAGEREF _Toc231756193 \h </w:instrText>
+          <w:instrText xml:space="preserve"> PAGEREF _Toc232020177 \h </w:instrText>
         </w:r>
         <w:r>
           <w:rPr>
@@ -2430,7 +2430,7 @@
           <w14:ligatures w14:val="standardContextual"/>
         </w:rPr>
       </w:pPr>
-      <w:hyperlink w:anchor="_Toc231756194" w:history="1">
+      <w:hyperlink w:anchor="_Toc232020178" w:history="1">
         <w:r>
           <w:rPr>
             <w:rStyle w:val="afffffff5"/>
@@ -2457,7 +2457,7 @@
             <w:noProof/>
             <w:webHidden/>
           </w:rPr>
-          <w:instrText xml:space="preserve"> PAGEREF _Toc231756194 \h </w:instrText>
+          <w:instrText xml:space="preserve"> PAGEREF _Toc232020178 \h </w:instrText>
         </w:r>
         <w:r>
           <w:rPr>
@@ -2505,7 +2505,7 @@
           <w14:ligatures w14:val="standardContextual"/>
         </w:rPr>
       </w:pPr>
-      <w:hyperlink w:anchor="_Toc231756195" w:history="1">
+      <w:hyperlink w:anchor="_Toc232020179" w:history="1">
         <w:r>
           <w:rPr>
             <w:rStyle w:val="afffffff5"/>
@@ -2532,7 +2532,7 @@
             <w:noProof/>
             <w:webHidden/>
           </w:rPr>
-          <w:instrText xml:space="preserve"> PAGEREF _Toc231756195 \h </w:instrText>
+          <w:instrText xml:space="preserve"> PAGEREF _Toc232020179 \h </w:instrText>
         </w:r>
         <w:r>
           <w:rPr>
@@ -2580,7 +2580,7 @@
           <w14:ligatures w14:val="standardContextual"/>
         </w:rPr>
       </w:pPr>
-      <w:hyperlink w:anchor="_Toc231756196" w:history="1">
+      <w:hyperlink w:anchor="_Toc232020180" w:history="1">
         <w:r>
           <w:rPr>
             <w:rStyle w:val="afffffff5"/>
@@ -2607,7 +2607,7 @@
             <w:noProof/>
             <w:webHidden/>
           </w:rPr>
-          <w:instrText xml:space="preserve"> PAGEREF _Toc231756196 \h </w:instrText>
+          <w:instrText xml:space="preserve"> PAGEREF _Toc232020180 \h </w:instrText>
         </w:r>
         <w:r>
           <w:rPr>
@@ -2655,7 +2655,7 @@
           <w14:ligatures w14:val="standardContextual"/>
         </w:rPr>
       </w:pPr>
-      <w:hyperlink w:anchor="_Toc231756197" w:history="1">
+      <w:hyperlink w:anchor="_Toc232020181" w:history="1">
         <w:r>
           <w:rPr>
             <w:rStyle w:val="afffffff5"/>
@@ -2682,7 +2682,7 @@
             <w:noProof/>
             <w:webHidden/>
           </w:rPr>
-          <w:instrText xml:space="preserve"> PAGEREF _Toc231756197 \h </w:instrText>
+          <w:instrText xml:space="preserve"> PAGEREF _Toc232020181 \h </w:instrText>
         </w:r>
         <w:r>
           <w:rPr>
@@ -2730,7 +2730,7 @@
           <w14:ligatures w14:val="standardContextual"/>
         </w:rPr>
       </w:pPr>
-      <w:hyperlink w:anchor="_Toc231756198" w:history="1">
+      <w:hyperlink w:anchor="_Toc232020182" w:history="1">
         <w:r>
           <w:rPr>
             <w:rStyle w:val="afffffff5"/>
@@ -2757,7 +2757,7 @@
             <w:noProof/>
             <w:webHidden/>
           </w:rPr>
-          <w:instrText xml:space="preserve"> PAGEREF _Toc231756198 \h </w:instrText>
+          <w:instrText xml:space="preserve"> PAGEREF _Toc232020182 \h </w:instrText>
         </w:r>
         <w:r>
           <w:rPr>
@@ -2805,7 +2805,7 @@
           <w14:ligatures w14:val="standardContextual"/>
         </w:rPr>
       </w:pPr>
-      <w:hyperlink w:anchor="_Toc231756199" w:history="1">
+      <w:hyperlink w:anchor="_Toc232020183" w:history="1">
         <w:r>
           <w:rPr>
             <w:rStyle w:val="afffffff5"/>
@@ -2832,7 +2832,7 @@
             <w:noProof/>
             <w:webHidden/>
           </w:rPr>
-          <w:instrText xml:space="preserve"> PAGEREF _Toc231756199 \h </w:instrText>
+          <w:instrText xml:space="preserve"> PAGEREF _Toc232020183 \h </w:instrText>
         </w:r>
         <w:r>
           <w:rPr>
@@ -2880,7 +2880,7 @@
           <w14:ligatures w14:val="standardContextual"/>
         </w:rPr>
       </w:pPr>
-      <w:hyperlink w:anchor="_Toc231756200" w:history="1">
+      <w:hyperlink w:anchor="_Toc232020184" w:history="1">
         <w:r>
           <w:rPr>
             <w:rStyle w:val="afffffff5"/>
@@ -2907,7 +2907,7 @@
             <w:noProof/>
             <w:webHidden/>
           </w:rPr>
-          <w:instrText xml:space="preserve"> PAGEREF _Toc231756200 \h </w:instrText>
+          <w:instrText xml:space="preserve"> PAGEREF _Toc232020184 \h </w:instrText>
         </w:r>
         <w:r>
           <w:rPr>
@@ -2956,7 +2956,7 @@
           <w14:ligatures w14:val="standardContextual"/>
         </w:rPr>
       </w:pPr>
-      <w:hyperlink w:anchor="_Toc231756201" w:history="1">
+      <w:hyperlink w:anchor="_Toc232020185" w:history="1">
         <w:r>
           <w:rPr>
             <w:rStyle w:val="afffffff5"/>
@@ -2983,7 +2983,7 @@
             <w:noProof/>
             <w:webHidden/>
           </w:rPr>
-          <w:instrText xml:space="preserve"> PAGEREF _Toc231756201 \h </w:instrText>
+          <w:instrText xml:space="preserve"> PAGEREF _Toc232020185 \h </w:instrText>
         </w:r>
         <w:r>
           <w:rPr>
@@ -3032,7 +3032,7 @@
           <w14:ligatures w14:val="standardContextual"/>
         </w:rPr>
       </w:pPr>
-      <w:hyperlink w:anchor="_Toc231756202" w:history="1">
+      <w:hyperlink w:anchor="_Toc232020186" w:history="1">
         <w:r>
           <w:rPr>
             <w:rStyle w:val="afffffff5"/>
@@ -3059,7 +3059,7 @@
             <w:noProof/>
             <w:webHidden/>
           </w:rPr>
-          <w:instrText xml:space="preserve"> PAGEREF _Toc231756202 \h </w:instrText>
+          <w:instrText xml:space="preserve"> PAGEREF _Toc232020186 \h </w:instrText>
         </w:r>
         <w:r>
           <w:rPr>
@@ -3107,7 +3107,7 @@
           <w14:ligatures w14:val="standardContextual"/>
         </w:rPr>
       </w:pPr>
-      <w:hyperlink w:anchor="_Toc231756203" w:history="1">
+      <w:hyperlink w:anchor="_Toc232020187" w:history="1">
         <w:r>
           <w:rPr>
             <w:rStyle w:val="afffffff5"/>
@@ -3134,7 +3134,7 @@
             <w:noProof/>
             <w:webHidden/>
           </w:rPr>
-          <w:instrText xml:space="preserve"> PAGEREF _Toc231756203 \h </w:instrText>
+          <w:instrText xml:space="preserve"> PAGEREF _Toc232020187 \h </w:instrText>
         </w:r>
         <w:r>
           <w:rPr>
@@ -3181,7 +3181,7 @@
           <w14:ligatures w14:val="standardContextual"/>
         </w:rPr>
       </w:pPr>
-      <w:hyperlink w:anchor="_Toc231756204" w:history="1">
+      <w:hyperlink w:anchor="_Toc232020188" w:history="1">
         <w:r>
           <w:rPr>
             <w:rStyle w:val="afffffff5"/>
@@ -3208,7 +3208,7 @@
             <w:noProof/>
             <w:webHidden/>
           </w:rPr>
-          <w:instrText xml:space="preserve"> PAGEREF _Toc231756204 \h </w:instrText>
+          <w:instrText xml:space="preserve"> PAGEREF _Toc232020188 \h </w:instrText>
         </w:r>
         <w:r>
           <w:rPr>
@@ -3255,7 +3255,7 @@
           <w14:ligatures w14:val="standardContextual"/>
         </w:rPr>
       </w:pPr>
-      <w:hyperlink w:anchor="_Toc231756205" w:history="1">
+      <w:hyperlink w:anchor="_Toc232020189" w:history="1">
         <w:r>
           <w:rPr>
             <w:rStyle w:val="afffffff5"/>
@@ -3282,7 +3282,7 @@
             <w:noProof/>
             <w:webHidden/>
           </w:rPr>
-          <w:instrText xml:space="preserve"> PAGEREF _Toc231756205 \h </w:instrText>
+          <w:instrText xml:space="preserve"> PAGEREF _Toc232020189 \h </w:instrText>
         </w:r>
         <w:r>
           <w:rPr>
@@ -3329,7 +3329,7 @@
           <w14:ligatures w14:val="standardContextual"/>
         </w:rPr>
       </w:pPr>
-      <w:hyperlink w:anchor="_Toc231756206" w:history="1">
+      <w:hyperlink w:anchor="_Toc232020190" w:history="1">
         <w:r>
           <w:rPr>
             <w:rStyle w:val="afffffff5"/>
@@ -3356,7 +3356,7 @@
             <w:noProof/>
             <w:webHidden/>
           </w:rPr>
-          <w:instrText xml:space="preserve"> PAGEREF _Toc231756206 \h </w:instrText>
+          <w:instrText xml:space="preserve"> PAGEREF _Toc232020190 \h </w:instrText>
         </w:r>
         <w:r>
           <w:rPr>
@@ -3376,7 +3376,7 @@
             <w:noProof/>
             <w:webHidden/>
           </w:rPr>
-          <w:t>29</w:t>
+          <w:t>30</w:t>
         </w:r>
         <w:r>
           <w:rPr>
@@ -3404,7 +3404,7 @@
           <w14:ligatures w14:val="standardContextual"/>
         </w:rPr>
       </w:pPr>
-      <w:hyperlink w:anchor="_Toc231756207" w:history="1">
+      <w:hyperlink w:anchor="_Toc232020191" w:history="1">
         <w:r>
           <w:rPr>
             <w:rStyle w:val="afffffff5"/>
@@ -3431,7 +3431,7 @@
             <w:noProof/>
             <w:webHidden/>
           </w:rPr>
-          <w:instrText xml:space="preserve"> PAGEREF _Toc231756207 \h </w:instrText>
+          <w:instrText xml:space="preserve"> PAGEREF _Toc232020191 \h </w:instrText>
         </w:r>
         <w:r>
           <w:rPr>
@@ -3478,7 +3478,7 @@
           <w14:ligatures w14:val="standardContextual"/>
         </w:rPr>
       </w:pPr>
-      <w:hyperlink w:anchor="_Toc231756208" w:history="1">
+      <w:hyperlink w:anchor="_Toc232020192" w:history="1">
         <w:r>
           <w:rPr>
             <w:rStyle w:val="afffffff5"/>
@@ -3505,7 +3505,7 @@
             <w:noProof/>
             <w:webHidden/>
           </w:rPr>
-          <w:instrText xml:space="preserve"> PAGEREF _Toc231756208 \h </w:instrText>
+          <w:instrText xml:space="preserve"> PAGEREF _Toc232020192 \h </w:instrText>
         </w:r>
         <w:r>
           <w:rPr>
@@ -3552,7 +3552,7 @@
           <w14:ligatures w14:val="standardContextual"/>
         </w:rPr>
       </w:pPr>
-      <w:hyperlink w:anchor="_Toc231756209" w:history="1">
+      <w:hyperlink w:anchor="_Toc232020193" w:history="1">
         <w:r>
           <w:rPr>
             <w:rStyle w:val="afffffff5"/>
@@ -3579,7 +3579,7 @@
             <w:noProof/>
             <w:webHidden/>
           </w:rPr>
-          <w:instrText xml:space="preserve"> PAGEREF _Toc231756209 \h </w:instrText>
+          <w:instrText xml:space="preserve"> PAGEREF _Toc232020193 \h </w:instrText>
         </w:r>
         <w:r>
           <w:rPr>
@@ -3599,7 +3599,7 @@
             <w:noProof/>
             <w:webHidden/>
           </w:rPr>
-          <w:t>30</w:t>
+          <w:t>31</w:t>
         </w:r>
         <w:r>
           <w:rPr>
@@ -3626,7 +3626,7 @@
           <w14:ligatures w14:val="standardContextual"/>
         </w:rPr>
       </w:pPr>
-      <w:hyperlink w:anchor="_Toc231756210" w:history="1">
+      <w:hyperlink w:anchor="_Toc232020194" w:history="1">
         <w:r>
           <w:rPr>
             <w:rStyle w:val="afffffff5"/>
@@ -3653,7 +3653,7 @@
             <w:noProof/>
             <w:webHidden/>
           </w:rPr>
-          <w:instrText xml:space="preserve"> PAGEREF _Toc231756210 \h </w:instrText>
+          <w:instrText xml:space="preserve"> PAGEREF _Toc232020194 \h </w:instrText>
         </w:r>
         <w:r>
           <w:rPr>
@@ -3700,7 +3700,7 @@
           <w14:ligatures w14:val="standardContextual"/>
         </w:rPr>
       </w:pPr>
-      <w:hyperlink w:anchor="_Toc231756211" w:history="1">
+      <w:hyperlink w:anchor="_Toc232020195" w:history="1">
         <w:r>
           <w:rPr>
             <w:rStyle w:val="afffffff5"/>
@@ -3727,7 +3727,7 @@
             <w:noProof/>
             <w:webHidden/>
           </w:rPr>
-          <w:instrText xml:space="preserve"> PAGEREF _Toc231756211 \h </w:instrText>
+          <w:instrText xml:space="preserve"> PAGEREF _Toc232020195 \h </w:instrText>
         </w:r>
         <w:r>
           <w:rPr>
@@ -3747,7 +3747,7 @@
             <w:noProof/>
             <w:webHidden/>
           </w:rPr>
-          <w:t>31</w:t>
+          <w:t>32</w:t>
         </w:r>
         <w:r>
           <w:rPr>
@@ -3775,7 +3775,7 @@
           <w14:ligatures w14:val="standardContextual"/>
         </w:rPr>
       </w:pPr>
-      <w:hyperlink w:anchor="_Toc231756212" w:history="1">
+      <w:hyperlink w:anchor="_Toc232020196" w:history="1">
         <w:r>
           <w:rPr>
             <w:rStyle w:val="afffffff5"/>
@@ -3802,7 +3802,7 @@
             <w:noProof/>
             <w:webHidden/>
           </w:rPr>
-          <w:instrText xml:space="preserve"> PAGEREF _Toc231756212 \h </w:instrText>
+          <w:instrText xml:space="preserve"> PAGEREF _Toc232020196 \h </w:instrText>
         </w:r>
         <w:r>
           <w:rPr>
@@ -3849,7 +3849,7 @@
           <w14:ligatures w14:val="standardContextual"/>
         </w:rPr>
       </w:pPr>
-      <w:hyperlink w:anchor="_Toc231756213" w:history="1">
+      <w:hyperlink w:anchor="_Toc232020197" w:history="1">
         <w:r>
           <w:rPr>
             <w:rStyle w:val="afffffff5"/>
@@ -3876,7 +3876,7 @@
             <w:noProof/>
             <w:webHidden/>
           </w:rPr>
-          <w:instrText xml:space="preserve"> PAGEREF _Toc231756213 \h </w:instrText>
+          <w:instrText xml:space="preserve"> PAGEREF _Toc232020197 \h </w:instrText>
         </w:r>
         <w:r>
           <w:rPr>
@@ -3923,7 +3923,7 @@
           <w14:ligatures w14:val="standardContextual"/>
         </w:rPr>
       </w:pPr>
-      <w:hyperlink w:anchor="_Toc231756214" w:history="1">
+      <w:hyperlink w:anchor="_Toc232020198" w:history="1">
         <w:r>
           <w:rPr>
             <w:rStyle w:val="afffffff5"/>
@@ -3950,7 +3950,7 @@
             <w:noProof/>
             <w:webHidden/>
           </w:rPr>
-          <w:instrText xml:space="preserve"> PAGEREF _Toc231756214 \h </w:instrText>
+          <w:instrText xml:space="preserve"> PAGEREF _Toc232020198 \h </w:instrText>
         </w:r>
         <w:r>
           <w:rPr>
@@ -3997,7 +3997,7 @@
           <w14:ligatures w14:val="standardContextual"/>
         </w:rPr>
       </w:pPr>
-      <w:hyperlink w:anchor="_Toc231756215" w:history="1">
+      <w:hyperlink w:anchor="_Toc232020199" w:history="1">
         <w:r>
           <w:rPr>
             <w:rStyle w:val="afffffff5"/>
@@ -4024,7 +4024,7 @@
             <w:noProof/>
             <w:webHidden/>
           </w:rPr>
-          <w:instrText xml:space="preserve"> PAGEREF _Toc231756215 \h </w:instrText>
+          <w:instrText xml:space="preserve"> PAGEREF _Toc232020199 \h </w:instrText>
         </w:r>
         <w:r>
           <w:rPr>
@@ -4044,7 +4044,7 @@
             <w:noProof/>
             <w:webHidden/>
           </w:rPr>
-          <w:t>33</w:t>
+          <w:t>34</w:t>
         </w:r>
         <w:r>
           <w:rPr>
@@ -4072,7 +4072,7 @@
           <w14:ligatures w14:val="standardContextual"/>
         </w:rPr>
       </w:pPr>
-      <w:hyperlink w:anchor="_Toc231756216" w:history="1">
+      <w:hyperlink w:anchor="_Toc232020200" w:history="1">
         <w:r>
           <w:rPr>
             <w:rStyle w:val="afffffff5"/>
@@ -4099,7 +4099,7 @@
             <w:noProof/>
             <w:webHidden/>
           </w:rPr>
-          <w:instrText xml:space="preserve"> PAGEREF _Toc231756216 \h </w:instrText>
+          <w:instrText xml:space="preserve"> PAGEREF _Toc232020200 \h </w:instrText>
         </w:r>
         <w:r>
           <w:rPr>
@@ -4146,7 +4146,7 @@
           <w14:ligatures w14:val="standardContextual"/>
         </w:rPr>
       </w:pPr>
-      <w:hyperlink w:anchor="_Toc231756217" w:history="1">
+      <w:hyperlink w:anchor="_Toc232020201" w:history="1">
         <w:r>
           <w:rPr>
             <w:rStyle w:val="afffffff5"/>
@@ -4173,7 +4173,7 @@
             <w:noProof/>
             <w:webHidden/>
           </w:rPr>
-          <w:instrText xml:space="preserve"> PAGEREF _Toc231756217 \h </w:instrText>
+          <w:instrText xml:space="preserve"> PAGEREF _Toc232020201 \h </w:instrText>
         </w:r>
         <w:r>
           <w:rPr>
@@ -4220,7 +4220,7 @@
           <w14:ligatures w14:val="standardContextual"/>
         </w:rPr>
       </w:pPr>
-      <w:hyperlink w:anchor="_Toc231756218" w:history="1">
+      <w:hyperlink w:anchor="_Toc232020202" w:history="1">
         <w:r>
           <w:rPr>
             <w:rStyle w:val="afffffff5"/>
@@ -4247,7 +4247,7 @@
             <w:noProof/>
             <w:webHidden/>
           </w:rPr>
-          <w:instrText xml:space="preserve"> PAGEREF _Toc231756218 \h </w:instrText>
+          <w:instrText xml:space="preserve"> PAGEREF _Toc232020202 \h </w:instrText>
         </w:r>
         <w:r>
           <w:rPr>
@@ -4294,7 +4294,7 @@
           <w14:ligatures w14:val="standardContextual"/>
         </w:rPr>
       </w:pPr>
-      <w:hyperlink w:anchor="_Toc231756219" w:history="1">
+      <w:hyperlink w:anchor="_Toc232020203" w:history="1">
         <w:r>
           <w:rPr>
             <w:rStyle w:val="afffffff5"/>
@@ -4321,7 +4321,7 @@
             <w:noProof/>
             <w:webHidden/>
           </w:rPr>
-          <w:instrText xml:space="preserve"> PAGEREF _Toc231756219 \h </w:instrText>
+          <w:instrText xml:space="preserve"> PAGEREF _Toc232020203 \h </w:instrText>
         </w:r>
         <w:r>
           <w:rPr>
@@ -4341,7 +4341,7 @@
             <w:noProof/>
             <w:webHidden/>
           </w:rPr>
-          <w:t>41</w:t>
+          <w:t>42</w:t>
         </w:r>
         <w:r>
           <w:rPr>
@@ -4369,7 +4369,7 @@
           <w14:ligatures w14:val="standardContextual"/>
         </w:rPr>
       </w:pPr>
-      <w:hyperlink w:anchor="_Toc231756220" w:history="1">
+      <w:hyperlink w:anchor="_Toc232020204" w:history="1">
         <w:r>
           <w:rPr>
             <w:rStyle w:val="afffffff5"/>
@@ -4396,7 +4396,7 @@
             <w:noProof/>
             <w:webHidden/>
           </w:rPr>
-          <w:instrText xml:space="preserve"> PAGEREF _Toc231756220 \h </w:instrText>
+          <w:instrText xml:space="preserve"> PAGEREF _Toc232020204 \h </w:instrText>
         </w:r>
         <w:r>
           <w:rPr>
@@ -4443,7 +4443,7 @@
           <w14:ligatures w14:val="standardContextual"/>
         </w:rPr>
       </w:pPr>
-      <w:hyperlink w:anchor="_Toc231756221" w:history="1">
+      <w:hyperlink w:anchor="_Toc232020205" w:history="1">
         <w:r>
           <w:rPr>
             <w:rStyle w:val="afffffff5"/>
@@ -4470,7 +4470,7 @@
             <w:noProof/>
             <w:webHidden/>
           </w:rPr>
-          <w:instrText xml:space="preserve"> PAGEREF _Toc231756221 \h </w:instrText>
+          <w:instrText xml:space="preserve"> PAGEREF _Toc232020205 \h </w:instrText>
         </w:r>
         <w:r>
           <w:rPr>
@@ -4517,7 +4517,7 @@
           <w14:ligatures w14:val="standardContextual"/>
         </w:rPr>
       </w:pPr>
-      <w:hyperlink w:anchor="_Toc231756222" w:history="1">
+      <w:hyperlink w:anchor="_Toc232020206" w:history="1">
         <w:r>
           <w:rPr>
             <w:rStyle w:val="afffffff5"/>
@@ -4544,7 +4544,7 @@
             <w:noProof/>
             <w:webHidden/>
           </w:rPr>
-          <w:instrText xml:space="preserve"> PAGEREF _Toc231756222 \h </w:instrText>
+          <w:instrText xml:space="preserve"> PAGEREF _Toc232020206 \h </w:instrText>
         </w:r>
         <w:r>
           <w:rPr>
@@ -4591,7 +4591,7 @@
           <w14:ligatures w14:val="standardContextual"/>
         </w:rPr>
       </w:pPr>
-      <w:hyperlink w:anchor="_Toc231756223" w:history="1">
+      <w:hyperlink w:anchor="_Toc232020207" w:history="1">
         <w:r>
           <w:rPr>
             <w:rStyle w:val="afffffff5"/>
@@ -4618,7 +4618,7 @@
             <w:noProof/>
             <w:webHidden/>
           </w:rPr>
-          <w:instrText xml:space="preserve"> PAGEREF _Toc231756223 \h </w:instrText>
+          <w:instrText xml:space="preserve"> PAGEREF _Toc232020207 \h </w:instrText>
         </w:r>
         <w:r>
           <w:rPr>
@@ -4665,7 +4665,7 @@
           <w14:ligatures w14:val="standardContextual"/>
         </w:rPr>
       </w:pPr>
-      <w:hyperlink w:anchor="_Toc231756224" w:history="1">
+      <w:hyperlink w:anchor="_Toc232020208" w:history="1">
         <w:r>
           <w:rPr>
             <w:rStyle w:val="afffffff5"/>
@@ -4692,7 +4692,7 @@
             <w:noProof/>
             <w:webHidden/>
           </w:rPr>
-          <w:instrText xml:space="preserve"> PAGEREF _Toc231756224 \h </w:instrText>
+          <w:instrText xml:space="preserve"> PAGEREF _Toc232020208 \h </w:instrText>
         </w:r>
         <w:r>
           <w:rPr>
@@ -4740,7 +4740,7 @@
           <w14:ligatures w14:val="standardContextual"/>
         </w:rPr>
       </w:pPr>
-      <w:hyperlink w:anchor="_Toc231756225" w:history="1">
+      <w:hyperlink w:anchor="_Toc232020209" w:history="1">
         <w:r>
           <w:rPr>
             <w:rStyle w:val="afffffff5"/>
@@ -4767,7 +4767,7 @@
             <w:noProof/>
             <w:webHidden/>
           </w:rPr>
-          <w:instrText xml:space="preserve"> PAGEREF _Toc231756225 \h </w:instrText>
+          <w:instrText xml:space="preserve"> PAGEREF _Toc232020209 \h </w:instrText>
         </w:r>
         <w:r>
           <w:rPr>
@@ -4787,7 +4787,7 @@
             <w:noProof/>
             <w:webHidden/>
           </w:rPr>
-          <w:t>43</w:t>
+          <w:t>44</w:t>
         </w:r>
         <w:r>
           <w:rPr>
@@ -4814,7 +4814,7 @@
           <w14:ligatures w14:val="standardContextual"/>
         </w:rPr>
       </w:pPr>
-      <w:hyperlink w:anchor="_Toc231756226" w:history="1">
+      <w:hyperlink w:anchor="_Toc232020210" w:history="1">
         <w:r>
           <w:rPr>
             <w:rStyle w:val="afffffff5"/>
@@ -4841,7 +4841,7 @@
             <w:noProof/>
             <w:webHidden/>
           </w:rPr>
-          <w:instrText xml:space="preserve"> PAGEREF _Toc231756226 \h </w:instrText>
+          <w:instrText xml:space="preserve"> PAGEREF _Toc232020210 \h </w:instrText>
         </w:r>
         <w:r>
           <w:rPr>
@@ -4888,7 +4888,7 @@
           <w14:ligatures w14:val="standardContextual"/>
         </w:rPr>
       </w:pPr>
-      <w:hyperlink w:anchor="_Toc231756227" w:history="1">
+      <w:hyperlink w:anchor="_Toc232020211" w:history="1">
         <w:r>
           <w:rPr>
             <w:rStyle w:val="afffffff5"/>
@@ -4915,7 +4915,7 @@
             <w:noProof/>
             <w:webHidden/>
           </w:rPr>
-          <w:instrText xml:space="preserve"> PAGEREF _Toc231756227 \h </w:instrText>
+          <w:instrText xml:space="preserve"> PAGEREF _Toc232020211 \h </w:instrText>
         </w:r>
         <w:r>
           <w:rPr>
@@ -4962,7 +4962,7 @@
           <w14:ligatures w14:val="standardContextual"/>
         </w:rPr>
       </w:pPr>
-      <w:hyperlink w:anchor="_Toc231756228" w:history="1">
+      <w:hyperlink w:anchor="_Toc232020212" w:history="1">
         <w:r>
           <w:rPr>
             <w:rStyle w:val="afffffff5"/>
@@ -4989,7 +4989,7 @@
             <w:noProof/>
             <w:webHidden/>
           </w:rPr>
-          <w:instrText xml:space="preserve"> PAGEREF _Toc231756228 \h </w:instrText>
+          <w:instrText xml:space="preserve"> PAGEREF _Toc232020212 \h </w:instrText>
         </w:r>
         <w:r>
           <w:rPr>
@@ -5009,7 +5009,7 @@
             <w:noProof/>
             <w:webHidden/>
           </w:rPr>
-          <w:t>45</w:t>
+          <w:t>46</w:t>
         </w:r>
         <w:r>
           <w:rPr>
@@ -5036,7 +5036,7 @@
           <w14:ligatures w14:val="standardContextual"/>
         </w:rPr>
       </w:pPr>
-      <w:hyperlink w:anchor="_Toc231756229" w:history="1">
+      <w:hyperlink w:anchor="_Toc232020213" w:history="1">
         <w:r>
           <w:rPr>
             <w:rStyle w:val="afffffff5"/>
@@ -5063,7 +5063,7 @@
             <w:noProof/>
             <w:webHidden/>
           </w:rPr>
-          <w:instrText xml:space="preserve"> PAGEREF _Toc231756229 \h </w:instrText>
+          <w:instrText xml:space="preserve"> PAGEREF _Toc232020213 \h </w:instrText>
         </w:r>
         <w:r>
           <w:rPr>
@@ -5111,7 +5111,7 @@
           <w14:ligatures w14:val="standardContextual"/>
         </w:rPr>
       </w:pPr>
-      <w:hyperlink w:anchor="_Toc231756230" w:history="1">
+      <w:hyperlink w:anchor="_Toc232020214" w:history="1">
         <w:r>
           <w:rPr>
             <w:rStyle w:val="afffffff5"/>
@@ -5138,7 +5138,7 @@
             <w:noProof/>
             <w:webHidden/>
           </w:rPr>
-          <w:instrText xml:space="preserve"> PAGEREF _Toc231756230 \h </w:instrText>
+          <w:instrText xml:space="preserve"> PAGEREF _Toc232020214 \h </w:instrText>
         </w:r>
         <w:r>
           <w:rPr>
@@ -5185,7 +5185,7 @@
           <w14:ligatures w14:val="standardContextual"/>
         </w:rPr>
       </w:pPr>
-      <w:hyperlink w:anchor="_Toc231756231" w:history="1">
+      <w:hyperlink w:anchor="_Toc232020215" w:history="1">
         <w:r>
           <w:rPr>
             <w:rStyle w:val="afffffff5"/>
@@ -5212,7 +5212,7 @@
             <w:noProof/>
             <w:webHidden/>
           </w:rPr>
-          <w:instrText xml:space="preserve"> PAGEREF _Toc231756231 \h </w:instrText>
+          <w:instrText xml:space="preserve"> PAGEREF _Toc232020215 \h </w:instrText>
         </w:r>
         <w:r>
           <w:rPr>
@@ -5232,7 +5232,7 @@
             <w:noProof/>
             <w:webHidden/>
           </w:rPr>
-          <w:t>46</w:t>
+          <w:t>47</w:t>
         </w:r>
         <w:r>
           <w:rPr>
@@ -5259,7 +5259,7 @@
           <w14:ligatures w14:val="standardContextual"/>
         </w:rPr>
       </w:pPr>
-      <w:hyperlink w:anchor="_Toc231756232" w:history="1">
+      <w:hyperlink w:anchor="_Toc232020216" w:history="1">
         <w:r>
           <w:rPr>
             <w:rStyle w:val="afffffff5"/>
@@ -5286,7 +5286,7 @@
             <w:noProof/>
             <w:webHidden/>
           </w:rPr>
-          <w:instrText xml:space="preserve"> PAGEREF _Toc231756232 \h </w:instrText>
+          <w:instrText xml:space="preserve"> PAGEREF _Toc232020216 \h </w:instrText>
         </w:r>
         <w:r>
           <w:rPr>
@@ -5333,7 +5333,7 @@
           <w14:ligatures w14:val="standardContextual"/>
         </w:rPr>
       </w:pPr>
-      <w:hyperlink w:anchor="_Toc231756233" w:history="1">
+      <w:hyperlink w:anchor="_Toc232020217" w:history="1">
         <w:r>
           <w:rPr>
             <w:rStyle w:val="afffffff5"/>
@@ -5360,7 +5360,7 @@
             <w:noProof/>
             <w:webHidden/>
           </w:rPr>
-          <w:instrText xml:space="preserve"> PAGEREF _Toc231756233 \h </w:instrText>
+          <w:instrText xml:space="preserve"> PAGEREF _Toc232020217 \h </w:instrText>
         </w:r>
         <w:r>
           <w:rPr>
@@ -5407,7 +5407,7 @@
           <w14:ligatures w14:val="standardContextual"/>
         </w:rPr>
       </w:pPr>
-      <w:hyperlink w:anchor="_Toc231756234" w:history="1">
+      <w:hyperlink w:anchor="_Toc232020218" w:history="1">
         <w:r>
           <w:rPr>
             <w:rStyle w:val="afffffff5"/>
@@ -5434,7 +5434,7 @@
             <w:noProof/>
             <w:webHidden/>
           </w:rPr>
-          <w:instrText xml:space="preserve"> PAGEREF _Toc231756234 \h </w:instrText>
+          <w:instrText xml:space="preserve"> PAGEREF _Toc232020218 \h </w:instrText>
         </w:r>
         <w:r>
           <w:rPr>
@@ -5482,7 +5482,7 @@
           <w14:ligatures w14:val="standardContextual"/>
         </w:rPr>
       </w:pPr>
-      <w:hyperlink w:anchor="_Toc231756235" w:history="1">
+      <w:hyperlink w:anchor="_Toc232020219" w:history="1">
         <w:r>
           <w:rPr>
             <w:rStyle w:val="afffffff5"/>
@@ -5509,7 +5509,7 @@
             <w:noProof/>
             <w:webHidden/>
           </w:rPr>
-          <w:instrText xml:space="preserve"> PAGEREF _Toc231756235 \h </w:instrText>
+          <w:instrText xml:space="preserve"> PAGEREF _Toc232020219 \h </w:instrText>
         </w:r>
         <w:r>
           <w:rPr>
@@ -5556,7 +5556,7 @@
           <w14:ligatures w14:val="standardContextual"/>
         </w:rPr>
       </w:pPr>
-      <w:hyperlink w:anchor="_Toc231756236" w:history="1">
+      <w:hyperlink w:anchor="_Toc232020220" w:history="1">
         <w:r>
           <w:rPr>
             <w:rStyle w:val="afffffff5"/>
@@ -5583,7 +5583,7 @@
             <w:noProof/>
             <w:webHidden/>
           </w:rPr>
-          <w:instrText xml:space="preserve"> PAGEREF _Toc231756236 \h </w:instrText>
+          <w:instrText xml:space="preserve"> PAGEREF _Toc232020220 \h </w:instrText>
         </w:r>
         <w:r>
           <w:rPr>
@@ -5630,7 +5630,7 @@
           <w14:ligatures w14:val="standardContextual"/>
         </w:rPr>
       </w:pPr>
-      <w:hyperlink w:anchor="_Toc231756237" w:history="1">
+      <w:hyperlink w:anchor="_Toc232020221" w:history="1">
         <w:r>
           <w:rPr>
             <w:rStyle w:val="afffffff5"/>
@@ -5657,7 +5657,7 @@
             <w:noProof/>
             <w:webHidden/>
           </w:rPr>
-          <w:instrText xml:space="preserve"> PAGEREF _Toc231756237 \h </w:instrText>
+          <w:instrText xml:space="preserve"> PAGEREF _Toc232020221 \h </w:instrText>
         </w:r>
         <w:r>
           <w:rPr>
@@ -5704,7 +5704,7 @@
           <w14:ligatures w14:val="standardContextual"/>
         </w:rPr>
       </w:pPr>
-      <w:hyperlink w:anchor="_Toc231756238" w:history="1">
+      <w:hyperlink w:anchor="_Toc232020222" w:history="1">
         <w:r>
           <w:rPr>
             <w:rStyle w:val="afffffff5"/>
@@ -5731,7 +5731,7 @@
             <w:noProof/>
             <w:webHidden/>
           </w:rPr>
-          <w:instrText xml:space="preserve"> PAGEREF _Toc231756238 \h </w:instrText>
+          <w:instrText xml:space="preserve"> PAGEREF _Toc232020222 \h </w:instrText>
         </w:r>
         <w:r>
           <w:rPr>
@@ -5779,7 +5779,7 @@
           <w14:ligatures w14:val="standardContextual"/>
         </w:rPr>
       </w:pPr>
-      <w:hyperlink w:anchor="_Toc231756239" w:history="1">
+      <w:hyperlink w:anchor="_Toc232020223" w:history="1">
         <w:r>
           <w:rPr>
             <w:rStyle w:val="afffffff5"/>
@@ -5806,7 +5806,7 @@
             <w:noProof/>
             <w:webHidden/>
           </w:rPr>
-          <w:instrText xml:space="preserve"> PAGEREF _Toc231756239 \h </w:instrText>
+          <w:instrText xml:space="preserve"> PAGEREF _Toc232020223 \h </w:instrText>
         </w:r>
         <w:r>
           <w:rPr>
@@ -5853,7 +5853,7 @@
           <w14:ligatures w14:val="standardContextual"/>
         </w:rPr>
       </w:pPr>
-      <w:hyperlink w:anchor="_Toc231756240" w:history="1">
+      <w:hyperlink w:anchor="_Toc232020224" w:history="1">
         <w:r>
           <w:rPr>
             <w:rStyle w:val="afffffff5"/>
@@ -5880,7 +5880,7 @@
             <w:noProof/>
             <w:webHidden/>
           </w:rPr>
-          <w:instrText xml:space="preserve"> PAGEREF _Toc231756240 \h </w:instrText>
+          <w:instrText xml:space="preserve"> PAGEREF _Toc232020224 \h </w:instrText>
         </w:r>
         <w:r>
           <w:rPr>
@@ -5900,7 +5900,7 @@
             <w:noProof/>
             <w:webHidden/>
           </w:rPr>
-          <w:t>52</w:t>
+          <w:t>53</w:t>
         </w:r>
         <w:r>
           <w:rPr>
@@ -5927,7 +5927,7 @@
           <w14:ligatures w14:val="standardContextual"/>
         </w:rPr>
       </w:pPr>
-      <w:hyperlink w:anchor="_Toc231756241" w:history="1">
+      <w:hyperlink w:anchor="_Toc232020225" w:history="1">
         <w:r>
           <w:rPr>
             <w:rStyle w:val="afffffff5"/>
@@ -5954,7 +5954,7 @@
             <w:noProof/>
             <w:webHidden/>
           </w:rPr>
-          <w:instrText xml:space="preserve"> PAGEREF _Toc231756241 \h </w:instrText>
+          <w:instrText xml:space="preserve"> PAGEREF _Toc232020225 \h </w:instrText>
         </w:r>
         <w:r>
           <w:rPr>
@@ -6001,7 +6001,7 @@
           <w14:ligatures w14:val="standardContextual"/>
         </w:rPr>
       </w:pPr>
-      <w:hyperlink w:anchor="_Toc231756242" w:history="1">
+      <w:hyperlink w:anchor="_Toc232020226" w:history="1">
         <w:r>
           <w:rPr>
             <w:rStyle w:val="afffffff5"/>
@@ -6028,7 +6028,7 @@
             <w:noProof/>
             <w:webHidden/>
           </w:rPr>
-          <w:instrText xml:space="preserve"> PAGEREF _Toc231756242 \h </w:instrText>
+          <w:instrText xml:space="preserve"> PAGEREF _Toc232020226 \h </w:instrText>
         </w:r>
         <w:r>
           <w:rPr>
@@ -6048,7 +6048,7 @@
             <w:noProof/>
             <w:webHidden/>
           </w:rPr>
-          <w:t>55</w:t>
+          <w:t>56</w:t>
         </w:r>
         <w:r>
           <w:rPr>
@@ -6075,7 +6075,7 @@
           <w14:ligatures w14:val="standardContextual"/>
         </w:rPr>
       </w:pPr>
-      <w:hyperlink w:anchor="_Toc231756243" w:history="1">
+      <w:hyperlink w:anchor="_Toc232020227" w:history="1">
         <w:r>
           <w:rPr>
             <w:rStyle w:val="afffffff5"/>
@@ -6102,7 +6102,7 @@
             <w:noProof/>
             <w:webHidden/>
           </w:rPr>
-          <w:instrText xml:space="preserve"> PAGEREF _Toc231756243 \h </w:instrText>
+          <w:instrText xml:space="preserve"> PAGEREF _Toc232020227 \h </w:instrText>
         </w:r>
         <w:r>
           <w:rPr>
@@ -6150,7 +6150,7 @@
           <w14:ligatures w14:val="standardContextual"/>
         </w:rPr>
       </w:pPr>
-      <w:hyperlink w:anchor="_Toc231756244" w:history="1">
+      <w:hyperlink w:anchor="_Toc232020228" w:history="1">
         <w:r>
           <w:rPr>
             <w:rStyle w:val="afffffff5"/>
@@ -6177,7 +6177,7 @@
             <w:noProof/>
             <w:webHidden/>
           </w:rPr>
-          <w:instrText xml:space="preserve"> PAGEREF _Toc231756244 \h </w:instrText>
+          <w:instrText xml:space="preserve"> PAGEREF _Toc232020228 \h </w:instrText>
         </w:r>
         <w:r>
           <w:rPr>
@@ -6224,7 +6224,7 @@
           <w14:ligatures w14:val="standardContextual"/>
         </w:rPr>
       </w:pPr>
-      <w:hyperlink w:anchor="_Toc231756245" w:history="1">
+      <w:hyperlink w:anchor="_Toc232020229" w:history="1">
         <w:r>
           <w:rPr>
             <w:rStyle w:val="afffffff5"/>
@@ -6251,7 +6251,7 @@
             <w:noProof/>
             <w:webHidden/>
           </w:rPr>
-          <w:instrText xml:space="preserve"> PAGEREF _Toc231756245 \h </w:instrText>
+          <w:instrText xml:space="preserve"> PAGEREF _Toc232020229 \h </w:instrText>
         </w:r>
         <w:r>
           <w:rPr>
@@ -6298,7 +6298,7 @@
           <w14:ligatures w14:val="standardContextual"/>
         </w:rPr>
       </w:pPr>
-      <w:hyperlink w:anchor="_Toc231756246" w:history="1">
+      <w:hyperlink w:anchor="_Toc232020230" w:history="1">
         <w:r>
           <w:rPr>
             <w:rStyle w:val="afffffff5"/>
@@ -6325,7 +6325,7 @@
             <w:noProof/>
             <w:webHidden/>
           </w:rPr>
-          <w:instrText xml:space="preserve"> PAGEREF _Toc231756246 \h </w:instrText>
+          <w:instrText xml:space="preserve"> PAGEREF _Toc232020230 \h </w:instrText>
         </w:r>
         <w:r>
           <w:rPr>
@@ -6372,7 +6372,7 @@
           <w14:ligatures w14:val="standardContextual"/>
         </w:rPr>
       </w:pPr>
-      <w:hyperlink w:anchor="_Toc231756247" w:history="1">
+      <w:hyperlink w:anchor="_Toc232020231" w:history="1">
         <w:r>
           <w:rPr>
             <w:rStyle w:val="afffffff5"/>
@@ -6399,7 +6399,7 @@
             <w:noProof/>
             <w:webHidden/>
           </w:rPr>
-          <w:instrText xml:space="preserve"> PAGEREF _Toc231756247 \h </w:instrText>
+          <w:instrText xml:space="preserve"> PAGEREF _Toc232020231 \h </w:instrText>
         </w:r>
         <w:r>
           <w:rPr>
@@ -6446,7 +6446,7 @@
           <w14:ligatures w14:val="standardContextual"/>
         </w:rPr>
       </w:pPr>
-      <w:hyperlink w:anchor="_Toc231756248" w:history="1">
+      <w:hyperlink w:anchor="_Toc232020232" w:history="1">
         <w:r>
           <w:rPr>
             <w:rStyle w:val="afffffff5"/>
@@ -6473,7 +6473,7 @@
             <w:noProof/>
             <w:webHidden/>
           </w:rPr>
-          <w:instrText xml:space="preserve"> PAGEREF _Toc231756248 \h </w:instrText>
+          <w:instrText xml:space="preserve"> PAGEREF _Toc232020232 \h </w:instrText>
         </w:r>
         <w:r>
           <w:rPr>
@@ -6521,7 +6521,7 @@
           <w14:ligatures w14:val="standardContextual"/>
         </w:rPr>
       </w:pPr>
-      <w:hyperlink w:anchor="_Toc231756249" w:history="1">
+      <w:hyperlink w:anchor="_Toc232020233" w:history="1">
         <w:r>
           <w:rPr>
             <w:rStyle w:val="afffffff5"/>
@@ -6548,7 +6548,7 @@
             <w:noProof/>
             <w:webHidden/>
           </w:rPr>
-          <w:instrText xml:space="preserve"> PAGEREF _Toc231756249 \h </w:instrText>
+          <w:instrText xml:space="preserve"> PAGEREF _Toc232020233 \h </w:instrText>
         </w:r>
         <w:r>
           <w:rPr>
@@ -6568,7 +6568,7 @@
             <w:noProof/>
             <w:webHidden/>
           </w:rPr>
-          <w:t>58</w:t>
+          <w:t>59</w:t>
         </w:r>
         <w:r>
           <w:rPr>
@@ -6595,7 +6595,7 @@
           <w14:ligatures w14:val="standardContextual"/>
         </w:rPr>
       </w:pPr>
-      <w:hyperlink w:anchor="_Toc231756250" w:history="1">
+      <w:hyperlink w:anchor="_Toc232020234" w:history="1">
         <w:r>
           <w:rPr>
             <w:rStyle w:val="afffffff5"/>
@@ -6622,7 +6622,7 @@
             <w:noProof/>
             <w:webHidden/>
           </w:rPr>
-          <w:instrText xml:space="preserve"> PAGEREF _Toc231756250 \h </w:instrText>
+          <w:instrText xml:space="preserve"> PAGEREF _Toc232020234 \h </w:instrText>
         </w:r>
         <w:r>
           <w:rPr>
@@ -6669,7 +6669,7 @@
           <w14:ligatures w14:val="standardContextual"/>
         </w:rPr>
       </w:pPr>
-      <w:hyperlink w:anchor="_Toc231756251" w:history="1">
+      <w:hyperlink w:anchor="_Toc232020235" w:history="1">
         <w:r>
           <w:rPr>
             <w:rStyle w:val="afffffff5"/>
@@ -6696,7 +6696,7 @@
             <w:noProof/>
             <w:webHidden/>
           </w:rPr>
-          <w:instrText xml:space="preserve"> PAGEREF _Toc231756251 \h </w:instrText>
+          <w:instrText xml:space="preserve"> PAGEREF _Toc232020235 \h </w:instrText>
         </w:r>
         <w:r>
           <w:rPr>
@@ -6743,7 +6743,7 @@
           <w14:ligatures w14:val="standardContextual"/>
         </w:rPr>
       </w:pPr>
-      <w:hyperlink w:anchor="_Toc231756252" w:history="1">
+      <w:hyperlink w:anchor="_Toc232020236" w:history="1">
         <w:r>
           <w:rPr>
             <w:rStyle w:val="afffffff5"/>
@@ -6770,7 +6770,7 @@
             <w:noProof/>
             <w:webHidden/>
           </w:rPr>
-          <w:instrText xml:space="preserve"> PAGEREF _Toc231756252 \h </w:instrText>
+          <w:instrText xml:space="preserve"> PAGEREF _Toc232020236 \h </w:instrText>
         </w:r>
         <w:r>
           <w:rPr>
@@ -6790,7 +6790,7 @@
             <w:noProof/>
             <w:webHidden/>
           </w:rPr>
-          <w:t>61</w:t>
+          <w:t>62</w:t>
         </w:r>
         <w:r>
           <w:rPr>
@@ -6817,7 +6817,7 @@
           <w14:ligatures w14:val="standardContextual"/>
         </w:rPr>
       </w:pPr>
-      <w:hyperlink w:anchor="_Toc231756253" w:history="1">
+      <w:hyperlink w:anchor="_Toc232020237" w:history="1">
         <w:r>
           <w:rPr>
             <w:rStyle w:val="afffffff5"/>
@@ -6844,7 +6844,7 @@
             <w:noProof/>
             <w:webHidden/>
           </w:rPr>
-          <w:instrText xml:space="preserve"> PAGEREF _Toc231756253 \h </w:instrText>
+          <w:instrText xml:space="preserve"> PAGEREF _Toc232020237 \h </w:instrText>
         </w:r>
         <w:r>
           <w:rPr>
@@ -6864,7 +6864,7 @@
             <w:noProof/>
             <w:webHidden/>
           </w:rPr>
-          <w:t>62</w:t>
+          <w:t>63</w:t>
         </w:r>
         <w:r>
           <w:rPr>
@@ -6892,7 +6892,7 @@
           <w14:ligatures w14:val="standardContextual"/>
         </w:rPr>
       </w:pPr>
-      <w:hyperlink w:anchor="_Toc231756254" w:history="1">
+      <w:hyperlink w:anchor="_Toc232020238" w:history="1">
         <w:r>
           <w:rPr>
             <w:rStyle w:val="afffffff5"/>
@@ -6919,7 +6919,7 @@
             <w:noProof/>
             <w:webHidden/>
           </w:rPr>
-          <w:instrText xml:space="preserve"> PAGEREF _Toc231756254 \h </w:instrText>
+          <w:instrText xml:space="preserve"> PAGEREF _Toc232020238 \h </w:instrText>
         </w:r>
         <w:r>
           <w:rPr>
@@ -6966,7 +6966,7 @@
           <w14:ligatures w14:val="standardContextual"/>
         </w:rPr>
       </w:pPr>
-      <w:hyperlink w:anchor="_Toc231756255" w:history="1">
+      <w:hyperlink w:anchor="_Toc232020239" w:history="1">
         <w:r>
           <w:rPr>
             <w:rStyle w:val="afffffff5"/>
@@ -6993,7 +6993,7 @@
             <w:noProof/>
             <w:webHidden/>
           </w:rPr>
-          <w:instrText xml:space="preserve"> PAGEREF _Toc231756255 \h </w:instrText>
+          <w:instrText xml:space="preserve"> PAGEREF _Toc232020239 \h </w:instrText>
         </w:r>
         <w:r>
           <w:rPr>
@@ -7013,7 +7013,7 @@
             <w:noProof/>
             <w:webHidden/>
           </w:rPr>
-          <w:t>63</w:t>
+          <w:t>64</w:t>
         </w:r>
         <w:r>
           <w:rPr>
@@ -7040,7 +7040,7 @@
           <w14:ligatures w14:val="standardContextual"/>
         </w:rPr>
       </w:pPr>
-      <w:hyperlink w:anchor="_Toc231756256" w:history="1">
+      <w:hyperlink w:anchor="_Toc232020240" w:history="1">
         <w:r>
           <w:rPr>
             <w:rStyle w:val="afffffff5"/>
@@ -7067,7 +7067,7 @@
             <w:noProof/>
             <w:webHidden/>
           </w:rPr>
-          <w:instrText xml:space="preserve"> PAGEREF _Toc231756256 \h </w:instrText>
+          <w:instrText xml:space="preserve"> PAGEREF _Toc232020240 \h </w:instrText>
         </w:r>
         <w:r>
           <w:rPr>
@@ -7114,7 +7114,7 @@
           <w14:ligatures w14:val="standardContextual"/>
         </w:rPr>
       </w:pPr>
-      <w:hyperlink w:anchor="_Toc231756257" w:history="1">
+      <w:hyperlink w:anchor="_Toc232020241" w:history="1">
         <w:r>
           <w:rPr>
             <w:rStyle w:val="afffffff5"/>
@@ -7141,7 +7141,7 @@
             <w:noProof/>
             <w:webHidden/>
           </w:rPr>
-          <w:instrText xml:space="preserve"> PAGEREF _Toc231756257 \h </w:instrText>
+          <w:instrText xml:space="preserve"> PAGEREF _Toc232020241 \h </w:instrText>
         </w:r>
         <w:r>
           <w:rPr>
@@ -7189,7 +7189,7 @@
           <w14:ligatures w14:val="standardContextual"/>
         </w:rPr>
       </w:pPr>
-      <w:hyperlink w:anchor="_Toc231756258" w:history="1">
+      <w:hyperlink w:anchor="_Toc232020242" w:history="1">
         <w:r>
           <w:rPr>
             <w:rStyle w:val="afffffff5"/>
@@ -7216,7 +7216,7 @@
             <w:noProof/>
             <w:webHidden/>
           </w:rPr>
-          <w:instrText xml:space="preserve"> PAGEREF _Toc231756258 \h </w:instrText>
+          <w:instrText xml:space="preserve"> PAGEREF _Toc232020242 \h </w:instrText>
         </w:r>
         <w:r>
           <w:rPr>
@@ -7236,7 +7236,7 @@
             <w:noProof/>
             <w:webHidden/>
           </w:rPr>
-          <w:t>64</w:t>
+          <w:t>65</w:t>
         </w:r>
         <w:r>
           <w:rPr>
@@ -7263,7 +7263,7 @@
           <w14:ligatures w14:val="standardContextual"/>
         </w:rPr>
       </w:pPr>
-      <w:hyperlink w:anchor="_Toc231756259" w:history="1">
+      <w:hyperlink w:anchor="_Toc232020243" w:history="1">
         <w:r>
           <w:rPr>
             <w:rStyle w:val="afffffff5"/>
@@ -7290,7 +7290,7 @@
             <w:noProof/>
             <w:webHidden/>
           </w:rPr>
-          <w:instrText xml:space="preserve"> PAGEREF _Toc231756259 \h </w:instrText>
+          <w:instrText xml:space="preserve"> PAGEREF _Toc232020243 \h </w:instrText>
         </w:r>
         <w:r>
           <w:rPr>
@@ -7337,7 +7337,7 @@
           <w14:ligatures w14:val="standardContextual"/>
         </w:rPr>
       </w:pPr>
-      <w:hyperlink w:anchor="_Toc231756260" w:history="1">
+      <w:hyperlink w:anchor="_Toc232020244" w:history="1">
         <w:r>
           <w:rPr>
             <w:rStyle w:val="afffffff5"/>
@@ -7364,7 +7364,7 @@
             <w:noProof/>
             <w:webHidden/>
           </w:rPr>
-          <w:instrText xml:space="preserve"> PAGEREF _Toc231756260 \h </w:instrText>
+          <w:instrText xml:space="preserve"> PAGEREF _Toc232020244 \h </w:instrText>
         </w:r>
         <w:r>
           <w:rPr>
@@ -7411,7 +7411,7 @@
           <w14:ligatures w14:val="standardContextual"/>
         </w:rPr>
       </w:pPr>
-      <w:hyperlink w:anchor="_Toc231756261" w:history="1">
+      <w:hyperlink w:anchor="_Toc232020245" w:history="1">
         <w:r>
           <w:rPr>
             <w:rStyle w:val="afffffff5"/>
@@ -7438,7 +7438,7 @@
             <w:noProof/>
             <w:webHidden/>
           </w:rPr>
-          <w:instrText xml:space="preserve"> PAGEREF _Toc231756261 \h </w:instrText>
+          <w:instrText xml:space="preserve"> PAGEREF _Toc232020245 \h </w:instrText>
         </w:r>
         <w:r>
           <w:rPr>
@@ -7458,7 +7458,7 @@
             <w:noProof/>
             <w:webHidden/>
           </w:rPr>
-          <w:t>67</w:t>
+          <w:t>68</w:t>
         </w:r>
         <w:r>
           <w:rPr>
@@ -7485,7 +7485,7 @@
           <w14:ligatures w14:val="standardContextual"/>
         </w:rPr>
       </w:pPr>
-      <w:hyperlink w:anchor="_Toc231756262" w:history="1">
+      <w:hyperlink w:anchor="_Toc232020246" w:history="1">
         <w:r>
           <w:rPr>
             <w:rStyle w:val="afffffff5"/>
@@ -7512,7 +7512,7 @@
             <w:noProof/>
             <w:webHidden/>
           </w:rPr>
-          <w:instrText xml:space="preserve"> PAGEREF _Toc231756262 \h </w:instrText>
+          <w:instrText xml:space="preserve"> PAGEREF _Toc232020246 \h </w:instrText>
         </w:r>
         <w:r>
           <w:rPr>
@@ -7561,7 +7561,7 @@
           <w14:ligatures w14:val="standardContextual"/>
         </w:rPr>
       </w:pPr>
-      <w:hyperlink w:anchor="_Toc231756263" w:history="1">
+      <w:hyperlink w:anchor="_Toc232020247" w:history="1">
         <w:r>
           <w:rPr>
             <w:rStyle w:val="afffffff5"/>
@@ -7588,7 +7588,7 @@
             <w:noProof/>
             <w:webHidden/>
           </w:rPr>
-          <w:instrText xml:space="preserve"> PAGEREF _Toc231756263 \h </w:instrText>
+          <w:instrText xml:space="preserve"> PAGEREF _Toc232020247 \h </w:instrText>
         </w:r>
         <w:r>
           <w:rPr>
@@ -7608,7 +7608,7 @@
             <w:noProof/>
             <w:webHidden/>
           </w:rPr>
-          <w:t>68</w:t>
+          <w:t>69</w:t>
         </w:r>
         <w:r>
           <w:rPr>
@@ -7636,7 +7636,7 @@
           <w14:ligatures w14:val="standardContextual"/>
         </w:rPr>
       </w:pPr>
-      <w:hyperlink w:anchor="_Toc231756264" w:history="1">
+      <w:hyperlink w:anchor="_Toc232020248" w:history="1">
         <w:r>
           <w:rPr>
             <w:rStyle w:val="afffffff5"/>
@@ -7663,7 +7663,7 @@
             <w:noProof/>
             <w:webHidden/>
           </w:rPr>
-          <w:instrText xml:space="preserve"> PAGEREF _Toc231756264 \h </w:instrText>
+          <w:instrText xml:space="preserve"> PAGEREF _Toc232020248 \h </w:instrText>
         </w:r>
         <w:r>
           <w:rPr>
@@ -7683,7 +7683,7 @@
             <w:noProof/>
             <w:webHidden/>
           </w:rPr>
-          <w:t>68</w:t>
+          <w:t>69</w:t>
         </w:r>
         <w:r>
           <w:rPr>
@@ -7711,7 +7711,7 @@
           <w14:ligatures w14:val="standardContextual"/>
         </w:rPr>
       </w:pPr>
-      <w:hyperlink w:anchor="_Toc231756265" w:history="1">
+      <w:hyperlink w:anchor="_Toc232020249" w:history="1">
         <w:r>
           <w:rPr>
             <w:rStyle w:val="afffffff5"/>
@@ -7738,7 +7738,7 @@
             <w:noProof/>
             <w:webHidden/>
           </w:rPr>
-          <w:instrText xml:space="preserve"> PAGEREF _Toc231756265 \h </w:instrText>
+          <w:instrText xml:space="preserve"> PAGEREF _Toc232020249 \h </w:instrText>
         </w:r>
         <w:r>
           <w:rPr>
@@ -7786,7 +7786,7 @@
           <w14:ligatures w14:val="standardContextual"/>
         </w:rPr>
       </w:pPr>
-      <w:hyperlink w:anchor="_Toc231756266" w:history="1">
+      <w:hyperlink w:anchor="_Toc232020250" w:history="1">
         <w:r>
           <w:rPr>
             <w:rStyle w:val="afffffff5"/>
@@ -7813,7 +7813,7 @@
             <w:noProof/>
             <w:webHidden/>
           </w:rPr>
-          <w:instrText xml:space="preserve"> PAGEREF _Toc231756266 \h </w:instrText>
+          <w:instrText xml:space="preserve"> PAGEREF _Toc232020250 \h </w:instrText>
         </w:r>
         <w:r>
           <w:rPr>
@@ -7861,7 +7861,7 @@
           <w14:ligatures w14:val="standardContextual"/>
         </w:rPr>
       </w:pPr>
-      <w:hyperlink w:anchor="_Toc231756267" w:history="1">
+      <w:hyperlink w:anchor="_Toc232020251" w:history="1">
         <w:r>
           <w:rPr>
             <w:rStyle w:val="afffffff5"/>
@@ -7888,7 +7888,7 @@
             <w:noProof/>
             <w:webHidden/>
           </w:rPr>
-          <w:instrText xml:space="preserve"> PAGEREF _Toc231756267 \h </w:instrText>
+          <w:instrText xml:space="preserve"> PAGEREF _Toc232020251 \h </w:instrText>
         </w:r>
         <w:r>
           <w:rPr>
@@ -7908,7 +7908,7 @@
             <w:noProof/>
             <w:webHidden/>
           </w:rPr>
-          <w:t>69</w:t>
+          <w:t>70</w:t>
         </w:r>
         <w:r>
           <w:rPr>
@@ -7937,7 +7937,7 @@
           <w14:ligatures w14:val="standardContextual"/>
         </w:rPr>
       </w:pPr>
-      <w:hyperlink w:anchor="_Toc231756268" w:history="1">
+      <w:hyperlink w:anchor="_Toc232020252" w:history="1">
         <w:r>
           <w:rPr>
             <w:rStyle w:val="afffffff5"/>
@@ -7964,7 +7964,7 @@
             <w:noProof/>
             <w:webHidden/>
           </w:rPr>
-          <w:instrText xml:space="preserve"> PAGEREF _Toc231756268 \h </w:instrText>
+          <w:instrText xml:space="preserve"> PAGEREF _Toc232020252 \h </w:instrText>
         </w:r>
         <w:r>
           <w:rPr>
@@ -8012,7 +8012,7 @@
           <w14:ligatures w14:val="standardContextual"/>
         </w:rPr>
       </w:pPr>
-      <w:hyperlink w:anchor="_Toc231756269" w:history="1">
+      <w:hyperlink w:anchor="_Toc232020253" w:history="1">
         <w:r>
           <w:rPr>
             <w:rStyle w:val="afffffff5"/>
@@ -8039,7 +8039,7 @@
             <w:noProof/>
             <w:webHidden/>
           </w:rPr>
-          <w:instrText xml:space="preserve"> PAGEREF _Toc231756269 \h </w:instrText>
+          <w:instrText xml:space="preserve"> PAGEREF _Toc232020253 \h </w:instrText>
         </w:r>
         <w:r>
           <w:rPr>
@@ -8087,7 +8087,7 @@
           <w14:ligatures w14:val="standardContextual"/>
         </w:rPr>
       </w:pPr>
-      <w:hyperlink w:anchor="_Toc231756270" w:history="1">
+      <w:hyperlink w:anchor="_Toc232020254" w:history="1">
         <w:r>
           <w:rPr>
             <w:rStyle w:val="afffffff5"/>
@@ -8114,7 +8114,7 @@
             <w:noProof/>
             <w:webHidden/>
           </w:rPr>
-          <w:instrText xml:space="preserve"> PAGEREF _Toc231756270 \h </w:instrText>
+          <w:instrText xml:space="preserve"> PAGEREF _Toc232020254 \h </w:instrText>
         </w:r>
         <w:r>
           <w:rPr>
@@ -8163,7 +8163,7 @@
           <w14:ligatures w14:val="standardContextual"/>
         </w:rPr>
       </w:pPr>
-      <w:hyperlink w:anchor="_Toc231756271" w:history="1">
+      <w:hyperlink w:anchor="_Toc232020255" w:history="1">
         <w:r>
           <w:rPr>
             <w:rStyle w:val="afffffff5"/>
@@ -8190,7 +8190,7 @@
             <w:noProof/>
             <w:webHidden/>
           </w:rPr>
-          <w:instrText xml:space="preserve"> PAGEREF _Toc231756271 \h </w:instrText>
+          <w:instrText xml:space="preserve"> PAGEREF _Toc232020255 \h </w:instrText>
         </w:r>
         <w:r>
           <w:rPr>
@@ -8210,7 +8210,7 @@
             <w:noProof/>
             <w:webHidden/>
           </w:rPr>
-          <w:t>71</w:t>
+          <w:t>72</w:t>
         </w:r>
         <w:r>
           <w:rPr>
@@ -8231,7 +8231,7 @@
       <w:r>
         <w:fldChar w:fldCharType="end"/>
       </w:r>
-      <w:bookmarkStart w:id="1" w:name="_Toc231756175"/>
+      <w:bookmarkStart w:id="1" w:name="_Toc232020159"/>
       <w:r>
         <w:rPr>
           <w:rFonts w:hint="eastAsia"/>
@@ -8247,7 +8247,7 @@
           <w:rFonts w:hint="eastAsia"/>
         </w:rPr>
       </w:pPr>
-      <w:bookmarkStart w:id="2" w:name="_Toc231756176"/>
+      <w:bookmarkStart w:id="2" w:name="_Toc232020160"/>
       <w:r>
         <w:rPr>
           <w:rFonts w:hint="eastAsia"/>
@@ -8289,7 +8289,7 @@
           <w:rFonts w:hint="eastAsia"/>
         </w:rPr>
       </w:pPr>
-      <w:bookmarkStart w:id="3" w:name="_Toc231756177"/>
+      <w:bookmarkStart w:id="3" w:name="_Toc232020161"/>
       <w:r>
         <w:rPr>
           <w:rFonts w:hint="eastAsia"/>
@@ -8332,7 +8332,7 @@
           <w:rFonts w:hint="eastAsia"/>
         </w:rPr>
       </w:pPr>
-      <w:bookmarkStart w:id="4" w:name="_Toc231756178"/>
+      <w:bookmarkStart w:id="4" w:name="_Toc232020162"/>
       <w:r>
         <w:rPr>
           <w:rFonts w:hint="eastAsia"/>
@@ -8581,7 +8581,7 @@
           <w:rFonts w:hint="eastAsia"/>
         </w:rPr>
       </w:pPr>
-      <w:bookmarkStart w:id="5" w:name="_Toc231756179"/>
+      <w:bookmarkStart w:id="5" w:name="_Toc232020163"/>
       <w:r>
         <w:rPr>
           <w:rFonts w:hint="eastAsia"/>
@@ -8798,7 +8798,7 @@
           <w:rFonts w:hint="eastAsia"/>
         </w:rPr>
       </w:pPr>
-      <w:bookmarkStart w:id="6" w:name="_Toc231756180"/>
+      <w:bookmarkStart w:id="6" w:name="_Toc232020164"/>
       <w:r>
         <w:rPr>
           <w:rFonts w:hint="eastAsia"/>
@@ -8814,7 +8814,7 @@
           <w:rFonts w:hint="eastAsia"/>
         </w:rPr>
       </w:pPr>
-      <w:bookmarkStart w:id="7" w:name="_Toc231756181"/>
+      <w:bookmarkStart w:id="7" w:name="_Toc232020165"/>
       <w:r>
         <w:rPr>
           <w:rFonts w:hint="eastAsia"/>
@@ -8856,7 +8856,7 @@
           <w:rFonts w:hint="eastAsia"/>
         </w:rPr>
       </w:pPr>
-      <w:bookmarkStart w:id="8" w:name="_Toc231756182"/>
+      <w:bookmarkStart w:id="8" w:name="_Toc232020166"/>
       <w:r>
         <w:rPr>
           <w:rFonts w:hint="eastAsia"/>
@@ -9414,7 +9414,7 @@
           <w:rFonts w:hint="eastAsia"/>
         </w:rPr>
       </w:pPr>
-      <w:bookmarkStart w:id="9" w:name="_Toc231756183"/>
+      <w:bookmarkStart w:id="9" w:name="_Toc232020167"/>
       <w:r>
         <w:rPr>
           <w:rFonts w:hint="eastAsia"/>
@@ -9608,7 +9608,7 @@
               <w:rPr>
                 <w:rFonts w:hint="eastAsia"/>
               </w:rPr>
-              <w:t>移動申請の移動先、関連購入申請、コメント</w:t>
+              <w:t>移動申請の移動先、関連購入申請、コメント（移動理由 他）</w:t>
             </w:r>
           </w:p>
         </w:tc>
@@ -9970,6 +9970,7 @@
           </w:tcPr>
           <w:p>
             <w:r>
+              <w:lastRenderedPageBreak/>
               <w:t>`asset_ledger_histories`</w:t>
             </w:r>
           </w:p>
@@ -10005,7 +10006,6 @@
           </w:tcPr>
           <w:p>
             <w:r>
-              <w:lastRenderedPageBreak/>
               <w:t>`facility_locations`</w:t>
             </w:r>
           </w:p>
@@ -10043,7 +10043,7 @@
           <w:rFonts w:hint="eastAsia"/>
         </w:rPr>
       </w:pPr>
-      <w:bookmarkStart w:id="10" w:name="_Toc231756184"/>
+      <w:bookmarkStart w:id="10" w:name="_Toc232020168"/>
       <w:r>
         <w:rPr>
           <w:rFonts w:hint="eastAsia"/>
@@ -10059,7 +10059,7 @@
           <w:rFonts w:hint="eastAsia"/>
         </w:rPr>
       </w:pPr>
-      <w:bookmarkStart w:id="11" w:name="_Toc231756185"/>
+      <w:bookmarkStart w:id="11" w:name="_Toc232020169"/>
       <w:r>
         <w:rPr>
           <w:rFonts w:hint="eastAsia"/>
@@ -10358,7 +10358,7 @@
           <w:rFonts w:hint="eastAsia"/>
         </w:rPr>
       </w:pPr>
-      <w:bookmarkStart w:id="12" w:name="_Toc231756186"/>
+      <w:bookmarkStart w:id="12" w:name="_Toc232020170"/>
       <w:r>
         <w:rPr>
           <w:rFonts w:hint="eastAsia"/>
@@ -10610,7 +10610,7 @@
           <w:rFonts w:hint="eastAsia"/>
         </w:rPr>
       </w:pPr>
-      <w:bookmarkStart w:id="13" w:name="_Toc231756187"/>
+      <w:bookmarkStart w:id="13" w:name="_Toc232020171"/>
       <w:r>
         <w:rPr>
           <w:rFonts w:hint="eastAsia"/>
@@ -10721,7 +10721,7 @@
           <w:rFonts w:hint="eastAsia"/>
         </w:rPr>
       </w:pPr>
-      <w:bookmarkStart w:id="14" w:name="_Toc231756188"/>
+      <w:bookmarkStart w:id="14" w:name="_Toc232020172"/>
       <w:r>
         <w:rPr>
           <w:rFonts w:hint="eastAsia"/>
@@ -11074,7 +11074,7 @@
           <w:rFonts w:hint="eastAsia"/>
         </w:rPr>
       </w:pPr>
-      <w:bookmarkStart w:id="15" w:name="_Toc231756189"/>
+      <w:bookmarkStart w:id="15" w:name="_Toc232020173"/>
       <w:r>
         <w:rPr>
           <w:rFonts w:hint="eastAsia"/>
@@ -11559,7 +11559,7 @@
           <w:rFonts w:hint="eastAsia"/>
         </w:rPr>
       </w:pPr>
-      <w:bookmarkStart w:id="16" w:name="_Toc231756190"/>
+      <w:bookmarkStart w:id="16" w:name="_Toc232020174"/>
       <w:r>
         <w:rPr>
           <w:rFonts w:hint="eastAsia"/>
@@ -11862,7 +11862,7 @@
           <w:rFonts w:hint="eastAsia"/>
         </w:rPr>
       </w:pPr>
-      <w:bookmarkStart w:id="17" w:name="_Toc231756191"/>
+      <w:bookmarkStart w:id="17" w:name="_Toc232020175"/>
       <w:r>
         <w:rPr>
           <w:rFonts w:hint="eastAsia"/>
@@ -11875,7 +11875,7 @@
       <w:pPr>
         <w:pStyle w:val="2"/>
       </w:pPr>
-      <w:bookmarkStart w:id="18" w:name="_Toc231756192"/>
+      <w:bookmarkStart w:id="18" w:name="_Toc232020176"/>
       <w:r>
         <w:t>ApplicationAssetSummary</w:t>
       </w:r>
@@ -12482,7 +12482,7 @@
       <w:pPr>
         <w:pStyle w:val="2"/>
       </w:pPr>
-      <w:bookmarkStart w:id="19" w:name="_Toc231756193"/>
+      <w:bookmarkStart w:id="19" w:name="_Toc232020177"/>
       <w:r>
         <w:t>TransferApplicationListItem</w:t>
       </w:r>
@@ -13048,6 +13048,51 @@
           </w:tcPr>
           <w:p>
             <w:r>
+              <w:t>transferReason</w:t>
+            </w:r>
+          </w:p>
+        </w:tc>
+        <w:tc>
+          <w:tcPr>
+            <w:tcW w:w="1250" w:type="pct"/>
+          </w:tcPr>
+          <w:p>
+            <w:r>
+              <w:t>string</w:t>
+            </w:r>
+          </w:p>
+        </w:tc>
+        <w:tc>
+          <w:tcPr>
+            <w:tcW w:w="1250" w:type="pct"/>
+          </w:tcPr>
+          <w:p>
+            <w:r>
+              <w:t>-</w:t>
+            </w:r>
+          </w:p>
+        </w:tc>
+        <w:tc>
+          <w:tcPr>
+            <w:tcW w:w="1250" w:type="pct"/>
+          </w:tcPr>
+          <w:p>
+            <w:r>
+              <w:rPr>
+                <w:rFonts w:hint="eastAsia"/>
+              </w:rPr>
+              <w:t>コメント（移動理由 他）。`transfer_application_details.transfer_reason`。一覧テーブル列ではなく、申請内容確認モーダル表示用</w:t>
+            </w:r>
+          </w:p>
+        </w:tc>
+      </w:tr>
+      <w:tr>
+        <w:tc>
+          <w:tcPr>
+            <w:tcW w:w="1250" w:type="pct"/>
+          </w:tcPr>
+          <w:p>
+            <w:r>
               <w:t>assets</w:t>
             </w:r>
           </w:p>
@@ -13137,7 +13182,7 @@
       <w:pPr>
         <w:pStyle w:val="2"/>
       </w:pPr>
-      <w:bookmarkStart w:id="20" w:name="_Toc231756194"/>
+      <w:bookmarkStart w:id="20" w:name="_Toc232020178"/>
       <w:r>
         <w:t>DisposalApplicationListItem</w:t>
       </w:r>
@@ -13612,6 +13657,7 @@
           </w:tcPr>
           <w:p>
             <w:r>
+              <w:lastRenderedPageBreak/>
               <w:t>disposalReasonCode</w:t>
             </w:r>
           </w:p>
@@ -13696,7 +13742,6 @@
           </w:tcPr>
           <w:p>
             <w:r>
-              <w:lastRenderedPageBreak/>
               <w:t>relatedRepairApplicationId</w:t>
             </w:r>
           </w:p>
@@ -13876,7 +13921,7 @@
       <w:pPr>
         <w:pStyle w:val="2"/>
       </w:pPr>
-      <w:bookmarkStart w:id="21" w:name="_Toc231756195"/>
+      <w:bookmarkStart w:id="21" w:name="_Toc232020179"/>
       <w:r>
         <w:t>DisposalGroupListItem</w:t>
       </w:r>
@@ -14213,6 +14258,7 @@
           </w:tcPr>
           <w:p>
             <w:r>
+              <w:lastRenderedPageBreak/>
               <w:t>applicationStatus</w:t>
             </w:r>
           </w:p>
@@ -14348,7 +14394,6 @@
           </w:tcPr>
           <w:p>
             <w:r>
-              <w:lastRenderedPageBreak/>
               <w:t>quotationDueOn</w:t>
             </w:r>
           </w:p>
@@ -14612,7 +14657,7 @@
       <w:pPr>
         <w:pStyle w:val="2"/>
       </w:pPr>
-      <w:bookmarkStart w:id="22" w:name="_Toc231756196"/>
+      <w:bookmarkStart w:id="22" w:name="_Toc232020180"/>
       <w:r>
         <w:t>DisposalTaskStep</w:t>
       </w:r>
@@ -14817,6 +14862,7 @@
           </w:tcPr>
           <w:p>
             <w:r>
+              <w:lastRenderedPageBreak/>
               <w:t>stepStatus</w:t>
             </w:r>
           </w:p>
@@ -14993,7 +15039,7 @@
       <w:pPr>
         <w:pStyle w:val="2"/>
       </w:pPr>
-      <w:bookmarkStart w:id="23" w:name="_Toc231756197"/>
+      <w:bookmarkStart w:id="23" w:name="_Toc232020181"/>
       <w:r>
         <w:t>DisposalVendorRequest</w:t>
       </w:r>
@@ -15509,7 +15555,7 @@
       <w:pPr>
         <w:pStyle w:val="2"/>
       </w:pPr>
-      <w:bookmarkStart w:id="24" w:name="_Toc231756198"/>
+      <w:bookmarkStart w:id="24" w:name="_Toc232020182"/>
       <w:r>
         <w:t>DisposalQuotation / DisposalQuotationItem</w:t>
       </w:r>
@@ -15849,6 +15895,7 @@
           </w:tcPr>
           <w:p>
             <w:r>
+              <w:lastRenderedPageBreak/>
               <w:t>totalAmountExclTax</w:t>
             </w:r>
           </w:p>
@@ -16016,7 +16063,6 @@
                 <w:rFonts w:hint="eastAsia"/>
                 <w:b/>
               </w:rPr>
-              <w:lastRenderedPageBreak/>
               <w:t>フィールド</w:t>
             </w:r>
           </w:p>
@@ -16340,7 +16386,7 @@
       <w:pPr>
         <w:pStyle w:val="2"/>
       </w:pPr>
-      <w:bookmarkStart w:id="25" w:name="_Toc231756199"/>
+      <w:bookmarkStart w:id="25" w:name="_Toc232020183"/>
       <w:r>
         <w:t>DisposalOrder</w:t>
       </w:r>
@@ -16668,18 +16714,26 @@
               <w:rPr>
                 <w:rFonts w:hint="eastAsia"/>
               </w:rPr>
-              <w:t>`orders.order_type`。廃棄契約では既存発注ヘッダの区分に合わせて `購入` 固定で保存し、業務種別は `rfqs.management_type='DISPOSAL'` で判定する</w:t>
-            </w:r>
-          </w:p>
-        </w:tc>
-      </w:tr>
-      <w:tr>
-        <w:tc>
-          <w:tcPr>
-            <w:tcW w:w="1250" w:type="pct"/>
-          </w:tcPr>
-          <w:p>
-            <w:r>
+              <w:t>`orders.order_type`。廃棄契約では既存発注ヘッダの区分に合わせて `購入` 固</w:t>
+            </w:r>
+            <w:r>
+              <w:rPr>
+                <w:rFonts w:hint="eastAsia"/>
+              </w:rPr>
+              <w:lastRenderedPageBreak/>
+              <w:t>定で保存し、業務種別は `rfqs.management_type='DISPOSAL'` で判定する</w:t>
+            </w:r>
+          </w:p>
+        </w:tc>
+      </w:tr>
+      <w:tr>
+        <w:tc>
+          <w:tcPr>
+            <w:tcW w:w="1250" w:type="pct"/>
+          </w:tcPr>
+          <w:p>
+            <w:r>
+              <w:lastRenderedPageBreak/>
               <w:t>settlementNo</w:t>
             </w:r>
           </w:p>
@@ -16770,7 +16824,6 @@
           </w:tcPr>
           <w:p>
             <w:r>
-              <w:lastRenderedPageBreak/>
               <w:t>totalAmount</w:t>
             </w:r>
           </w:p>
@@ -16854,7 +16907,7 @@
       <w:pPr>
         <w:pStyle w:val="2"/>
       </w:pPr>
-      <w:bookmarkStart w:id="26" w:name="_Toc231756200"/>
+      <w:bookmarkStart w:id="26" w:name="_Toc232020184"/>
       <w:r>
         <w:t>DocumentSummary / DocumentInput</w:t>
       </w:r>
@@ -17143,6 +17196,7 @@
           </w:tcPr>
           <w:p>
             <w:r>
+              <w:lastRenderedPageBreak/>
               <w:t>documentType</w:t>
             </w:r>
           </w:p>
@@ -17278,7 +17332,6 @@
           </w:tcPr>
           <w:p>
             <w:r>
-              <w:lastRenderedPageBreak/>
               <w:t>fileSize</w:t>
             </w:r>
           </w:p>
@@ -17734,18 +17787,26 @@
               <w:rPr>
                 <w:rFonts w:hint="eastAsia"/>
               </w:rPr>
-              <w:t>所有者ID。汎用ドキュメント登録で明示所有者へ紐づける場合に指定する。省略時は呼び出し中の廃棄タスク `rfq_id` に紐づける</w:t>
-            </w:r>
-          </w:p>
-        </w:tc>
-      </w:tr>
-      <w:tr>
-        <w:tc>
-          <w:tcPr>
-            <w:tcW w:w="1250" w:type="pct"/>
-          </w:tcPr>
-          <w:p>
-            <w:r>
+              <w:t>所有者ID。汎用ドキュメント登録で明示所有者へ紐づける場合に指定する。省略時は呼び</w:t>
+            </w:r>
+            <w:r>
+              <w:rPr>
+                <w:rFonts w:hint="eastAsia"/>
+              </w:rPr>
+              <w:lastRenderedPageBreak/>
+              <w:t>出し中の廃棄タスク `rfq_id` に紐づける</w:t>
+            </w:r>
+          </w:p>
+        </w:tc>
+      </w:tr>
+      <w:tr>
+        <w:tc>
+          <w:tcPr>
+            <w:tcW w:w="1250" w:type="pct"/>
+          </w:tcPr>
+          <w:p>
+            <w:r>
+              <w:lastRenderedPageBreak/>
               <w:t>stepCode</w:t>
             </w:r>
           </w:p>
@@ -17791,7 +17852,6 @@
           </w:tcPr>
           <w:p>
             <w:r>
-              <w:lastRenderedPageBreak/>
               <w:t>documentCategory</w:t>
             </w:r>
           </w:p>
@@ -18286,7 +18346,7 @@
           <w:rFonts w:hint="eastAsia"/>
         </w:rPr>
       </w:pPr>
-      <w:bookmarkStart w:id="27" w:name="_Toc231756201"/>
+      <w:bookmarkStart w:id="27" w:name="_Toc232020185"/>
       <w:r>
         <w:rPr>
           <w:rFonts w:hint="eastAsia"/>
@@ -18481,7 +18541,11 @@
           </w:tcPr>
           <w:p>
             <w:r>
-              <w:t>/quotation-data-box/transfer-management/tasks</w:t>
+              <w:t>/quotation-data-box/transfer-man</w:t>
+            </w:r>
+            <w:r>
+              <w:lastRenderedPageBreak/>
+              <w:t>agement/tasks</w:t>
             </w:r>
           </w:p>
         </w:tc>
@@ -18494,7 +18558,15 @@
               <w:rPr>
                 <w:rFonts w:hint="eastAsia"/>
               </w:rPr>
-              <w:t>移動申請受付、廃棄申請受付、廃棄RFQグループ一覧を取得する</w:t>
+              <w:lastRenderedPageBreak/>
+              <w:t>移動申請受付、廃棄申請受付、廃棄R</w:t>
+            </w:r>
+            <w:r>
+              <w:rPr>
+                <w:rFonts w:hint="eastAsia"/>
+              </w:rPr>
+              <w:lastRenderedPageBreak/>
+              <w:t>FQグループ一覧を取得する</w:t>
             </w:r>
           </w:p>
         </w:tc>
@@ -18504,6 +18576,7 @@
           </w:tcPr>
           <w:p>
             <w:r>
+              <w:lastRenderedPageBreak/>
               <w:t>`transfer_disposal`</w:t>
             </w:r>
           </w:p>
@@ -18584,8 +18657,416 @@
           </w:tcPr>
           <w:p>
             <w:r>
+              <w:t>3</w:t>
+            </w:r>
+          </w:p>
+        </w:tc>
+        <w:tc>
+          <w:tcPr>
+            <w:tcW w:w="833" w:type="pct"/>
+          </w:tcPr>
+          <w:p>
+            <w:r>
+              <w:rPr>
+                <w:rFonts w:hint="eastAsia"/>
+              </w:rPr>
+              <w:t>廃棄RFQグループ作成</w:t>
+            </w:r>
+          </w:p>
+        </w:tc>
+        <w:tc>
+          <w:tcPr>
+            <w:tcW w:w="833" w:type="pct"/>
+          </w:tcPr>
+          <w:p>
+            <w:r>
+              <w:t>POST</w:t>
+            </w:r>
+          </w:p>
+        </w:tc>
+        <w:tc>
+          <w:tcPr>
+            <w:tcW w:w="833" w:type="pct"/>
+          </w:tcPr>
+          <w:p>
+            <w:r>
+              <w:t>/quotation-data-box/transfer-management/disposal-groups</w:t>
+            </w:r>
+          </w:p>
+        </w:tc>
+        <w:tc>
+          <w:tcPr>
+            <w:tcW w:w="833" w:type="pct"/>
+          </w:tcPr>
+          <w:p>
+            <w:r>
+              <w:rPr>
+                <w:rFonts w:hint="eastAsia"/>
+              </w:rPr>
+              <w:t>選択した廃棄申請を廃棄契約タスクへ束ねる</w:t>
+            </w:r>
+          </w:p>
+        </w:tc>
+        <w:tc>
+          <w:tcPr>
+            <w:tcW w:w="833" w:type="pct"/>
+          </w:tcPr>
+          <w:p>
+            <w:r>
+              <w:t>`transfer_disposal`</w:t>
+            </w:r>
+          </w:p>
+        </w:tc>
+      </w:tr>
+      <w:tr>
+        <w:tc>
+          <w:tcPr>
+            <w:tcW w:w="833" w:type="pct"/>
+          </w:tcPr>
+          <w:p>
+            <w:r>
+              <w:t>4</w:t>
+            </w:r>
+          </w:p>
+        </w:tc>
+        <w:tc>
+          <w:tcPr>
+            <w:tcW w:w="833" w:type="pct"/>
+          </w:tcPr>
+          <w:p>
+            <w:r>
+              <w:rPr>
+                <w:rFonts w:hint="eastAsia"/>
+              </w:rPr>
+              <w:t>廃棄タスク詳細取得</w:t>
+            </w:r>
+          </w:p>
+        </w:tc>
+        <w:tc>
+          <w:tcPr>
+            <w:tcW w:w="833" w:type="pct"/>
+          </w:tcPr>
+          <w:p>
+            <w:r>
+              <w:t>GET</w:t>
+            </w:r>
+          </w:p>
+        </w:tc>
+        <w:tc>
+          <w:tcPr>
+            <w:tcW w:w="833" w:type="pct"/>
+          </w:tcPr>
+          <w:p>
+            <w:r>
+              <w:t>/disposal-task/tasks/{disposalTaskId}</w:t>
+            </w:r>
+          </w:p>
+        </w:tc>
+        <w:tc>
+          <w:tcPr>
+            <w:tcW w:w="833" w:type="pct"/>
+          </w:tcPr>
+          <w:p>
+            <w:r>
+              <w:rPr>
+                <w:rFonts w:hint="eastAsia"/>
+              </w:rPr>
+              <w:t>廃棄契約タスク詳細を取得する</w:t>
+            </w:r>
+          </w:p>
+        </w:tc>
+        <w:tc>
+          <w:tcPr>
+            <w:tcW w:w="833" w:type="pct"/>
+          </w:tcPr>
+          <w:p>
+            <w:r>
+              <w:t>`transfer_disposal`</w:t>
+            </w:r>
+          </w:p>
+        </w:tc>
+      </w:tr>
+      <w:tr>
+        <w:tc>
+          <w:tcPr>
+            <w:tcW w:w="833" w:type="pct"/>
+          </w:tcPr>
+          <w:p>
+            <w:r>
+              <w:t>5</w:t>
+            </w:r>
+          </w:p>
+        </w:tc>
+        <w:tc>
+          <w:tcPr>
+            <w:tcW w:w="833" w:type="pct"/>
+          </w:tcPr>
+          <w:p>
+            <w:r>
+              <w:rPr>
+                <w:rFonts w:hint="eastAsia"/>
+              </w:rPr>
+              <w:t>廃棄申請見送り</w:t>
+            </w:r>
+          </w:p>
+        </w:tc>
+        <w:tc>
+          <w:tcPr>
+            <w:tcW w:w="833" w:type="pct"/>
+          </w:tcPr>
+          <w:p>
+            <w:r>
+              <w:t>POST</w:t>
+            </w:r>
+          </w:p>
+        </w:tc>
+        <w:tc>
+          <w:tcPr>
+            <w:tcW w:w="833" w:type="pct"/>
+          </w:tcPr>
+          <w:p>
+            <w:r>
+              <w:t>/disposal-task/tasks/{disposalTaskId}/cancel</w:t>
+            </w:r>
+          </w:p>
+        </w:tc>
+        <w:tc>
+          <w:tcPr>
+            <w:tcW w:w="833" w:type="pct"/>
+          </w:tcPr>
+          <w:p>
+            <w:r>
+              <w:rPr>
+                <w:rFonts w:hint="eastAsia"/>
+              </w:rPr>
+              <w:t>発注前の廃棄タスクを申請見送りで終端する</w:t>
+            </w:r>
+          </w:p>
+        </w:tc>
+        <w:tc>
+          <w:tcPr>
+            <w:tcW w:w="833" w:type="pct"/>
+          </w:tcPr>
+          <w:p>
+            <w:r>
+              <w:t>`transfer_disposal`</w:t>
+            </w:r>
+          </w:p>
+        </w:tc>
+      </w:tr>
+      <w:tr>
+        <w:tc>
+          <w:tcPr>
+            <w:tcW w:w="833" w:type="pct"/>
+          </w:tcPr>
+          <w:p>
+            <w:r>
+              <w:t>6</w:t>
+            </w:r>
+          </w:p>
+        </w:tc>
+        <w:tc>
+          <w:tcPr>
+            <w:tcW w:w="833" w:type="pct"/>
+          </w:tcPr>
+          <w:p>
+            <w:r>
+              <w:rPr>
+                <w:rFonts w:hint="eastAsia"/>
+              </w:rPr>
+              <w:t>廃棄見積依頼先登録・送信</w:t>
+            </w:r>
+          </w:p>
+        </w:tc>
+        <w:tc>
+          <w:tcPr>
+            <w:tcW w:w="833" w:type="pct"/>
+          </w:tcPr>
+          <w:p>
+            <w:r>
+              <w:t>POST</w:t>
+            </w:r>
+          </w:p>
+        </w:tc>
+        <w:tc>
+          <w:tcPr>
+            <w:tcW w:w="833" w:type="pct"/>
+          </w:tcPr>
+          <w:p>
+            <w:r>
+              <w:t>/disposal-task/tasks/{disposalTaskId}/vendor-requests</w:t>
+            </w:r>
+          </w:p>
+        </w:tc>
+        <w:tc>
+          <w:tcPr>
+            <w:tcW w:w="833" w:type="pct"/>
+          </w:tcPr>
+          <w:p>
+            <w:r>
+              <w:rPr>
+                <w:rFonts w:hint="eastAsia"/>
+              </w:rPr>
+              <w:t>見積依頼先を登録し、必要に応じて依頼完了する</w:t>
+            </w:r>
+          </w:p>
+        </w:tc>
+        <w:tc>
+          <w:tcPr>
+            <w:tcW w:w="833" w:type="pct"/>
+          </w:tcPr>
+          <w:p>
+            <w:r>
+              <w:t>`transfer_disposal`</w:t>
+            </w:r>
+          </w:p>
+        </w:tc>
+      </w:tr>
+      <w:tr>
+        <w:tc>
+          <w:tcPr>
+            <w:tcW w:w="833" w:type="pct"/>
+          </w:tcPr>
+          <w:p>
+            <w:r>
+              <w:t>7</w:t>
+            </w:r>
+          </w:p>
+        </w:tc>
+        <w:tc>
+          <w:tcPr>
+            <w:tcW w:w="833" w:type="pct"/>
+          </w:tcPr>
+          <w:p>
+            <w:r>
+              <w:rPr>
+                <w:rFonts w:hint="eastAsia"/>
+              </w:rPr>
+              <w:t>廃棄見積登録</w:t>
+            </w:r>
+          </w:p>
+        </w:tc>
+        <w:tc>
+          <w:tcPr>
+            <w:tcW w:w="833" w:type="pct"/>
+          </w:tcPr>
+          <w:p>
+            <w:r>
+              <w:t>POST</w:t>
+            </w:r>
+          </w:p>
+        </w:tc>
+        <w:tc>
+          <w:tcPr>
+            <w:tcW w:w="833" w:type="pct"/>
+          </w:tcPr>
+          <w:p>
+            <w:r>
+              <w:t>/disposal-task/tasks/{disposalTaskId}/quotations</w:t>
+            </w:r>
+          </w:p>
+        </w:tc>
+        <w:tc>
+          <w:tcPr>
+            <w:tcW w:w="833" w:type="pct"/>
+          </w:tcPr>
+          <w:p>
+            <w:r>
+              <w:rPr>
+                <w:rFonts w:hint="eastAsia"/>
+              </w:rPr>
+              <w:t>廃棄見積ヘッダー・明細・添付を登録する</w:t>
+            </w:r>
+          </w:p>
+        </w:tc>
+        <w:tc>
+          <w:tcPr>
+            <w:tcW w:w="833" w:type="pct"/>
+          </w:tcPr>
+          <w:p>
+            <w:r>
+              <w:t>`transfer_disposal`</w:t>
+            </w:r>
+          </w:p>
+        </w:tc>
+      </w:tr>
+      <w:tr>
+        <w:tc>
+          <w:tcPr>
+            <w:tcW w:w="833" w:type="pct"/>
+          </w:tcPr>
+          <w:p>
+            <w:r>
+              <w:t>8</w:t>
+            </w:r>
+          </w:p>
+        </w:tc>
+        <w:tc>
+          <w:tcPr>
+            <w:tcW w:w="833" w:type="pct"/>
+          </w:tcPr>
+          <w:p>
+            <w:r>
+              <w:rPr>
+                <w:rFonts w:hint="eastAsia"/>
+              </w:rPr>
+              <w:t>廃棄見積削除</w:t>
+            </w:r>
+          </w:p>
+        </w:tc>
+        <w:tc>
+          <w:tcPr>
+            <w:tcW w:w="833" w:type="pct"/>
+          </w:tcPr>
+          <w:p>
+            <w:r>
+              <w:t>DELETE</w:t>
+            </w:r>
+          </w:p>
+        </w:tc>
+        <w:tc>
+          <w:tcPr>
+            <w:tcW w:w="833" w:type="pct"/>
+          </w:tcPr>
+          <w:p>
+            <w:r>
+              <w:t>/disposal-task/tasks/{disposalTaskId}/quotations/{quotationId}</w:t>
+            </w:r>
+          </w:p>
+        </w:tc>
+        <w:tc>
+          <w:tcPr>
+            <w:tcW w:w="833" w:type="pct"/>
+          </w:tcPr>
+          <w:p>
+            <w:r>
+              <w:rPr>
+                <w:rFonts w:hint="eastAsia"/>
+              </w:rPr>
+              <w:t>発注前の登録済み見積を論理削除する</w:t>
+            </w:r>
+          </w:p>
+        </w:tc>
+        <w:tc>
+          <w:tcPr>
+            <w:tcW w:w="833" w:type="pct"/>
+          </w:tcPr>
+          <w:p>
+            <w:r>
+              <w:t>`transfer_disposal`</w:t>
+            </w:r>
+          </w:p>
+        </w:tc>
+      </w:tr>
+      <w:tr>
+        <w:tc>
+          <w:tcPr>
+            <w:tcW w:w="833" w:type="pct"/>
+          </w:tcPr>
+          <w:p>
+            <w:r>
               <w:lastRenderedPageBreak/>
-              <w:t>3</w:t>
+              <w:t>9</w:t>
             </w:r>
           </w:p>
         </w:tc>
@@ -18598,7 +19079,7 @@
               <w:rPr>
                 <w:rFonts w:hint="eastAsia"/>
               </w:rPr>
-              <w:t>廃棄RFQグループ作成</w:t>
+              <w:t>廃棄発注登録</w:t>
             </w:r>
           </w:p>
         </w:tc>
@@ -18618,7 +19099,7 @@
           </w:tcPr>
           <w:p>
             <w:r>
-              <w:t>/quotation-data-box/transfer-management/disposal-groups</w:t>
+              <w:t>/disposal-task/tasks/{disposalTaskId}/order</w:t>
             </w:r>
           </w:p>
         </w:tc>
@@ -18631,7 +19112,7 @@
               <w:rPr>
                 <w:rFonts w:hint="eastAsia"/>
               </w:rPr>
-              <w:t>選択した廃棄申請を廃棄契約タスクへ束ねる</w:t>
+              <w:t>採用見積から発注情報を作成する</w:t>
             </w:r>
           </w:p>
         </w:tc>
@@ -18653,7 +19134,7 @@
           </w:tcPr>
           <w:p>
             <w:r>
-              <w:t>4</w:t>
+              <w:t>10</w:t>
             </w:r>
           </w:p>
         </w:tc>
@@ -18666,7 +19147,7 @@
               <w:rPr>
                 <w:rFonts w:hint="eastAsia"/>
               </w:rPr>
-              <w:t>廃棄タスク詳細取得</w:t>
+              <w:t>廃棄作業日/納期登録</w:t>
             </w:r>
           </w:p>
         </w:tc>
@@ -18676,7 +19157,7 @@
           </w:tcPr>
           <w:p>
             <w:r>
-              <w:t>GET</w:t>
+              <w:t>POST</w:t>
             </w:r>
           </w:p>
         </w:tc>
@@ -18686,7 +19167,7 @@
           </w:tcPr>
           <w:p>
             <w:r>
-              <w:t>/disposal-task/tasks/{disposalTaskId}</w:t>
+              <w:t>/disposal-task/tasks/{disposalTaskId}/delivery-date</w:t>
             </w:r>
           </w:p>
         </w:tc>
@@ -18699,419 +19180,6 @@
               <w:rPr>
                 <w:rFonts w:hint="eastAsia"/>
               </w:rPr>
-              <w:t>廃棄契約タスク詳細を取得する</w:t>
-            </w:r>
-          </w:p>
-        </w:tc>
-        <w:tc>
-          <w:tcPr>
-            <w:tcW w:w="833" w:type="pct"/>
-          </w:tcPr>
-          <w:p>
-            <w:r>
-              <w:t>`transfer_disposal`</w:t>
-            </w:r>
-          </w:p>
-        </w:tc>
-      </w:tr>
-      <w:tr>
-        <w:tc>
-          <w:tcPr>
-            <w:tcW w:w="833" w:type="pct"/>
-          </w:tcPr>
-          <w:p>
-            <w:r>
-              <w:t>5</w:t>
-            </w:r>
-          </w:p>
-        </w:tc>
-        <w:tc>
-          <w:tcPr>
-            <w:tcW w:w="833" w:type="pct"/>
-          </w:tcPr>
-          <w:p>
-            <w:r>
-              <w:rPr>
-                <w:rFonts w:hint="eastAsia"/>
-              </w:rPr>
-              <w:t>廃棄申請見送り</w:t>
-            </w:r>
-          </w:p>
-        </w:tc>
-        <w:tc>
-          <w:tcPr>
-            <w:tcW w:w="833" w:type="pct"/>
-          </w:tcPr>
-          <w:p>
-            <w:r>
-              <w:t>POST</w:t>
-            </w:r>
-          </w:p>
-        </w:tc>
-        <w:tc>
-          <w:tcPr>
-            <w:tcW w:w="833" w:type="pct"/>
-          </w:tcPr>
-          <w:p>
-            <w:r>
-              <w:t>/disposal-task/tasks/{disposalTaskId}/cancel</w:t>
-            </w:r>
-          </w:p>
-        </w:tc>
-        <w:tc>
-          <w:tcPr>
-            <w:tcW w:w="833" w:type="pct"/>
-          </w:tcPr>
-          <w:p>
-            <w:r>
-              <w:rPr>
-                <w:rFonts w:hint="eastAsia"/>
-              </w:rPr>
-              <w:t>発注前の廃棄タスクを申請見送りで終端する</w:t>
-            </w:r>
-          </w:p>
-        </w:tc>
-        <w:tc>
-          <w:tcPr>
-            <w:tcW w:w="833" w:type="pct"/>
-          </w:tcPr>
-          <w:p>
-            <w:r>
-              <w:t>`transfer_disposal`</w:t>
-            </w:r>
-          </w:p>
-        </w:tc>
-      </w:tr>
-      <w:tr>
-        <w:tc>
-          <w:tcPr>
-            <w:tcW w:w="833" w:type="pct"/>
-          </w:tcPr>
-          <w:p>
-            <w:r>
-              <w:t>6</w:t>
-            </w:r>
-          </w:p>
-        </w:tc>
-        <w:tc>
-          <w:tcPr>
-            <w:tcW w:w="833" w:type="pct"/>
-          </w:tcPr>
-          <w:p>
-            <w:r>
-              <w:rPr>
-                <w:rFonts w:hint="eastAsia"/>
-              </w:rPr>
-              <w:t>廃棄見積依頼先登録・送信</w:t>
-            </w:r>
-          </w:p>
-        </w:tc>
-        <w:tc>
-          <w:tcPr>
-            <w:tcW w:w="833" w:type="pct"/>
-          </w:tcPr>
-          <w:p>
-            <w:r>
-              <w:t>POST</w:t>
-            </w:r>
-          </w:p>
-        </w:tc>
-        <w:tc>
-          <w:tcPr>
-            <w:tcW w:w="833" w:type="pct"/>
-          </w:tcPr>
-          <w:p>
-            <w:r>
-              <w:t>/disposal-task/tasks/{disposalTaskId}/vendor-requests</w:t>
-            </w:r>
-          </w:p>
-        </w:tc>
-        <w:tc>
-          <w:tcPr>
-            <w:tcW w:w="833" w:type="pct"/>
-          </w:tcPr>
-          <w:p>
-            <w:r>
-              <w:rPr>
-                <w:rFonts w:hint="eastAsia"/>
-              </w:rPr>
-              <w:t>見積依頼先を登録し、必要に応じて依頼完了する</w:t>
-            </w:r>
-          </w:p>
-        </w:tc>
-        <w:tc>
-          <w:tcPr>
-            <w:tcW w:w="833" w:type="pct"/>
-          </w:tcPr>
-          <w:p>
-            <w:r>
-              <w:t>`transfer_disposal`</w:t>
-            </w:r>
-          </w:p>
-        </w:tc>
-      </w:tr>
-      <w:tr>
-        <w:tc>
-          <w:tcPr>
-            <w:tcW w:w="833" w:type="pct"/>
-          </w:tcPr>
-          <w:p>
-            <w:r>
-              <w:t>7</w:t>
-            </w:r>
-          </w:p>
-        </w:tc>
-        <w:tc>
-          <w:tcPr>
-            <w:tcW w:w="833" w:type="pct"/>
-          </w:tcPr>
-          <w:p>
-            <w:r>
-              <w:rPr>
-                <w:rFonts w:hint="eastAsia"/>
-              </w:rPr>
-              <w:t>廃棄見積登録</w:t>
-            </w:r>
-          </w:p>
-        </w:tc>
-        <w:tc>
-          <w:tcPr>
-            <w:tcW w:w="833" w:type="pct"/>
-          </w:tcPr>
-          <w:p>
-            <w:r>
-              <w:t>POST</w:t>
-            </w:r>
-          </w:p>
-        </w:tc>
-        <w:tc>
-          <w:tcPr>
-            <w:tcW w:w="833" w:type="pct"/>
-          </w:tcPr>
-          <w:p>
-            <w:r>
-              <w:t>/disposal-task/tasks/{disposalTaskId}/quotations</w:t>
-            </w:r>
-          </w:p>
-        </w:tc>
-        <w:tc>
-          <w:tcPr>
-            <w:tcW w:w="833" w:type="pct"/>
-          </w:tcPr>
-          <w:p>
-            <w:r>
-              <w:rPr>
-                <w:rFonts w:hint="eastAsia"/>
-              </w:rPr>
-              <w:t>廃棄見積ヘッダー・明細・添付を登録する</w:t>
-            </w:r>
-          </w:p>
-        </w:tc>
-        <w:tc>
-          <w:tcPr>
-            <w:tcW w:w="833" w:type="pct"/>
-          </w:tcPr>
-          <w:p>
-            <w:r>
-              <w:t>`transfer_disposal`</w:t>
-            </w:r>
-          </w:p>
-        </w:tc>
-      </w:tr>
-      <w:tr>
-        <w:tc>
-          <w:tcPr>
-            <w:tcW w:w="833" w:type="pct"/>
-          </w:tcPr>
-          <w:p>
-            <w:r>
-              <w:t>8</w:t>
-            </w:r>
-          </w:p>
-        </w:tc>
-        <w:tc>
-          <w:tcPr>
-            <w:tcW w:w="833" w:type="pct"/>
-          </w:tcPr>
-          <w:p>
-            <w:r>
-              <w:rPr>
-                <w:rFonts w:hint="eastAsia"/>
-              </w:rPr>
-              <w:t>廃棄見積削除</w:t>
-            </w:r>
-          </w:p>
-        </w:tc>
-        <w:tc>
-          <w:tcPr>
-            <w:tcW w:w="833" w:type="pct"/>
-          </w:tcPr>
-          <w:p>
-            <w:r>
-              <w:t>DELETE</w:t>
-            </w:r>
-          </w:p>
-        </w:tc>
-        <w:tc>
-          <w:tcPr>
-            <w:tcW w:w="833" w:type="pct"/>
-          </w:tcPr>
-          <w:p>
-            <w:r>
-              <w:t>/disposal-task/tasks/{disposalTaskId}/quotations/{quotationId}</w:t>
-            </w:r>
-          </w:p>
-        </w:tc>
-        <w:tc>
-          <w:tcPr>
-            <w:tcW w:w="833" w:type="pct"/>
-          </w:tcPr>
-          <w:p>
-            <w:r>
-              <w:rPr>
-                <w:rFonts w:hint="eastAsia"/>
-              </w:rPr>
-              <w:t>発注前の登録済み見積を論理削除する</w:t>
-            </w:r>
-          </w:p>
-        </w:tc>
-        <w:tc>
-          <w:tcPr>
-            <w:tcW w:w="833" w:type="pct"/>
-          </w:tcPr>
-          <w:p>
-            <w:r>
-              <w:t>`transfer_disposal`</w:t>
-            </w:r>
-          </w:p>
-        </w:tc>
-      </w:tr>
-      <w:tr>
-        <w:tc>
-          <w:tcPr>
-            <w:tcW w:w="833" w:type="pct"/>
-          </w:tcPr>
-          <w:p>
-            <w:r>
-              <w:t>9</w:t>
-            </w:r>
-          </w:p>
-        </w:tc>
-        <w:tc>
-          <w:tcPr>
-            <w:tcW w:w="833" w:type="pct"/>
-          </w:tcPr>
-          <w:p>
-            <w:r>
-              <w:rPr>
-                <w:rFonts w:hint="eastAsia"/>
-              </w:rPr>
-              <w:t>廃棄発注登録</w:t>
-            </w:r>
-          </w:p>
-        </w:tc>
-        <w:tc>
-          <w:tcPr>
-            <w:tcW w:w="833" w:type="pct"/>
-          </w:tcPr>
-          <w:p>
-            <w:r>
-              <w:t>POST</w:t>
-            </w:r>
-          </w:p>
-        </w:tc>
-        <w:tc>
-          <w:tcPr>
-            <w:tcW w:w="833" w:type="pct"/>
-          </w:tcPr>
-          <w:p>
-            <w:r>
-              <w:t>/disposal-task/tasks/{disposalTaskId}/order</w:t>
-            </w:r>
-          </w:p>
-        </w:tc>
-        <w:tc>
-          <w:tcPr>
-            <w:tcW w:w="833" w:type="pct"/>
-          </w:tcPr>
-          <w:p>
-            <w:r>
-              <w:rPr>
-                <w:rFonts w:hint="eastAsia"/>
-              </w:rPr>
-              <w:t>採用見積から発注情報を作成する</w:t>
-            </w:r>
-          </w:p>
-        </w:tc>
-        <w:tc>
-          <w:tcPr>
-            <w:tcW w:w="833" w:type="pct"/>
-          </w:tcPr>
-          <w:p>
-            <w:r>
-              <w:t>`transfer_disposal`</w:t>
-            </w:r>
-          </w:p>
-        </w:tc>
-      </w:tr>
-      <w:tr>
-        <w:tc>
-          <w:tcPr>
-            <w:tcW w:w="833" w:type="pct"/>
-          </w:tcPr>
-          <w:p>
-            <w:r>
-              <w:t>10</w:t>
-            </w:r>
-          </w:p>
-        </w:tc>
-        <w:tc>
-          <w:tcPr>
-            <w:tcW w:w="833" w:type="pct"/>
-          </w:tcPr>
-          <w:p>
-            <w:r>
-              <w:rPr>
-                <w:rFonts w:hint="eastAsia"/>
-              </w:rPr>
-              <w:t>廃棄作業日/納期登録</w:t>
-            </w:r>
-          </w:p>
-        </w:tc>
-        <w:tc>
-          <w:tcPr>
-            <w:tcW w:w="833" w:type="pct"/>
-          </w:tcPr>
-          <w:p>
-            <w:r>
-              <w:t>POST</w:t>
-            </w:r>
-          </w:p>
-        </w:tc>
-        <w:tc>
-          <w:tcPr>
-            <w:tcW w:w="833" w:type="pct"/>
-          </w:tcPr>
-          <w:p>
-            <w:r>
-              <w:t>/disposal-task/tasks/{disposalTask</w:t>
-            </w:r>
-            <w:r>
-              <w:lastRenderedPageBreak/>
-              <w:t>Id}/delivery-date</w:t>
-            </w:r>
-          </w:p>
-        </w:tc>
-        <w:tc>
-          <w:tcPr>
-            <w:tcW w:w="833" w:type="pct"/>
-          </w:tcPr>
-          <w:p>
-            <w:r>
-              <w:rPr>
-                <w:rFonts w:hint="eastAsia"/>
-              </w:rPr>
-              <w:lastRenderedPageBreak/>
               <w:t>廃棄予定日を登録する</w:t>
             </w:r>
           </w:p>
@@ -19340,7 +19408,7 @@
           <w:rFonts w:hint="eastAsia"/>
         </w:rPr>
       </w:pPr>
-      <w:bookmarkStart w:id="28" w:name="_Toc231756202"/>
+      <w:bookmarkStart w:id="28" w:name="_Toc232020186"/>
       <w:r>
         <w:rPr>
           <w:rFonts w:hint="eastAsia"/>
@@ -19356,7 +19424,7 @@
           <w:rFonts w:hint="eastAsia"/>
         </w:rPr>
       </w:pPr>
-      <w:bookmarkStart w:id="29" w:name="_Toc231756203"/>
+      <w:bookmarkStart w:id="29" w:name="_Toc232020187"/>
       <w:r>
         <w:rPr>
           <w:rFonts w:hint="eastAsia"/>
@@ -19389,6 +19457,7 @@
         <w:rPr>
           <w:rFonts w:hint="eastAsia"/>
         </w:rPr>
+        <w:lastRenderedPageBreak/>
         <w:t>エンドポイント</w:t>
       </w:r>
     </w:p>
@@ -19422,12 +19491,11 @@
           <w:rFonts w:hint="eastAsia"/>
         </w:rPr>
       </w:pPr>
-      <w:bookmarkStart w:id="30" w:name="_Toc231756204"/>
+      <w:bookmarkStart w:id="30" w:name="_Toc232020188"/>
       <w:r>
         <w:rPr>
           <w:rFonts w:hint="eastAsia"/>
         </w:rPr>
-        <w:lastRenderedPageBreak/>
         <w:t>リクエストパラメータ</w:t>
       </w:r>
       <w:bookmarkEnd w:id="30"/>
@@ -19879,6 +19947,7 @@
         <w:rPr>
           <w:rFonts w:hint="eastAsia"/>
         </w:rPr>
+        <w:lastRenderedPageBreak/>
         <w:t>処理仕様</w:t>
       </w:r>
     </w:p>
@@ -19905,7 +19974,6 @@
         <w:rPr>
           <w:rFonts w:hint="eastAsia"/>
         </w:rPr>
-        <w:lastRenderedPageBreak/>
         <w:t>移動申請は未完了の受付行を中心に返し、承認済み/完了行は履歴表示対象としてフィルター時に返す</w:t>
       </w:r>
     </w:p>
@@ -19968,7 +20036,7 @@
           <w:rFonts w:hint="eastAsia"/>
         </w:rPr>
       </w:pPr>
-      <w:bookmarkStart w:id="31" w:name="_Toc231756205"/>
+      <w:bookmarkStart w:id="31" w:name="_Toc232020189"/>
       <w:r>
         <w:rPr>
           <w:rFonts w:hint="eastAsia"/>
@@ -20612,6 +20680,7 @@
           </w:tcPr>
           <w:p>
             <w:r>
+              <w:lastRenderedPageBreak/>
               <w:t>applicationNo</w:t>
             </w:r>
           </w:p>
@@ -20690,26 +20759,18 @@
               <w:rPr>
                 <w:rFonts w:hint="eastAsia"/>
               </w:rPr>
-              <w:t>`applications.status` の保存値。承認・</w:t>
-            </w:r>
-            <w:r>
-              <w:rPr>
-                <w:rFonts w:hint="eastAsia"/>
-              </w:rPr>
-              <w:lastRenderedPageBreak/>
-              <w:t>原本反映後は `完了`</w:t>
-            </w:r>
-          </w:p>
-        </w:tc>
-      </w:tr>
-      <w:tr>
-        <w:tc>
-          <w:tcPr>
-            <w:tcW w:w="1250" w:type="pct"/>
-          </w:tcPr>
-          <w:p>
-            <w:r>
-              <w:lastRenderedPageBreak/>
+              <w:t>`applications.status` の保存値。承認・原本反映後は `完了`</w:t>
+            </w:r>
+          </w:p>
+        </w:tc>
+      </w:tr>
+      <w:tr>
+        <w:tc>
+          <w:tcPr>
+            <w:tcW w:w="1250" w:type="pct"/>
+          </w:tcPr>
+          <w:p>
+            <w:r>
               <w:t>statusLabel</w:t>
             </w:r>
           </w:p>
@@ -21014,6 +21075,51 @@
                 <w:rFonts w:hint="eastAsia"/>
               </w:rPr>
               <w:t>移動先設置場所</w:t>
+            </w:r>
+          </w:p>
+        </w:tc>
+      </w:tr>
+      <w:tr>
+        <w:tc>
+          <w:tcPr>
+            <w:tcW w:w="1250" w:type="pct"/>
+          </w:tcPr>
+          <w:p>
+            <w:r>
+              <w:t>transferReason</w:t>
+            </w:r>
+          </w:p>
+        </w:tc>
+        <w:tc>
+          <w:tcPr>
+            <w:tcW w:w="1250" w:type="pct"/>
+          </w:tcPr>
+          <w:p>
+            <w:r>
+              <w:t>string</w:t>
+            </w:r>
+          </w:p>
+        </w:tc>
+        <w:tc>
+          <w:tcPr>
+            <w:tcW w:w="1250" w:type="pct"/>
+          </w:tcPr>
+          <w:p>
+            <w:r>
+              <w:t>-</w:t>
+            </w:r>
+          </w:p>
+        </w:tc>
+        <w:tc>
+          <w:tcPr>
+            <w:tcW w:w="1250" w:type="pct"/>
+          </w:tcPr>
+          <w:p>
+            <w:r>
+              <w:rPr>
+                <w:rFonts w:hint="eastAsia"/>
+              </w:rPr>
+              <w:t>コメント（移動理由 他）。`transfer_application_details.transfer_reason`。一覧テーブル列ではなく、申請内容確認モーダル表示用</w:t>
             </w:r>
           </w:p>
         </w:tc>
@@ -21121,6 +21227,7 @@
         <w:rPr>
           <w:rFonts w:hint="eastAsia"/>
         </w:rPr>
+        <w:lastRenderedPageBreak/>
         <w:t>disposalApplications要素</w:t>
       </w:r>
     </w:p>
@@ -21458,7 +21565,6 @@
           </w:tcPr>
           <w:p>
             <w:r>
-              <w:lastRenderedPageBreak/>
               <w:t>requestedByDepartmentName</w:t>
             </w:r>
           </w:p>
@@ -21864,6 +21970,7 @@
         <w:rPr>
           <w:rFonts w:hint="eastAsia"/>
         </w:rPr>
+        <w:lastRenderedPageBreak/>
         <w:t>disposalGroups要素</w:t>
       </w:r>
     </w:p>
@@ -22141,425 +22248,418 @@
               <w:rPr>
                 <w:rFonts w:hint="eastAsia"/>
               </w:rPr>
-              <w:t>画面表示用の集約ステータス。保存値は `rfqStatus` と `applic</w:t>
-            </w:r>
-            <w:r>
-              <w:rPr>
-                <w:rFonts w:hint="eastAsia"/>
-              </w:rPr>
+              <w:t>画面表示用の集約ステータス。保存値は `rfqStatus` と `applicationStatus` を参照する</w:t>
+            </w:r>
+          </w:p>
+        </w:tc>
+      </w:tr>
+      <w:tr>
+        <w:tc>
+          <w:tcPr>
+            <w:tcW w:w="1250" w:type="pct"/>
+          </w:tcPr>
+          <w:p>
+            <w:r>
+              <w:t>rfqStatus</w:t>
+            </w:r>
+          </w:p>
+        </w:tc>
+        <w:tc>
+          <w:tcPr>
+            <w:tcW w:w="1250" w:type="pct"/>
+          </w:tcPr>
+          <w:p>
+            <w:r>
+              <w:t>string</w:t>
+            </w:r>
+          </w:p>
+        </w:tc>
+        <w:tc>
+          <w:tcPr>
+            <w:tcW w:w="1250" w:type="pct"/>
+          </w:tcPr>
+          <w:p>
+            <w:r>
+              <w:t>✓</w:t>
+            </w:r>
+          </w:p>
+        </w:tc>
+        <w:tc>
+          <w:tcPr>
+            <w:tcW w:w="1250" w:type="pct"/>
+          </w:tcPr>
+          <w:p>
+            <w:r>
+              <w:rPr>
+                <w:rFonts w:hint="eastAsia"/>
+              </w:rPr>
+              <w:t>`rfqs.status`。作成直後は `見積依頼`</w:t>
+            </w:r>
+          </w:p>
+        </w:tc>
+      </w:tr>
+      <w:tr>
+        <w:tc>
+          <w:tcPr>
+            <w:tcW w:w="1250" w:type="pct"/>
+          </w:tcPr>
+          <w:p>
+            <w:r>
+              <w:t>applicationStatus</w:t>
+            </w:r>
+          </w:p>
+        </w:tc>
+        <w:tc>
+          <w:tcPr>
+            <w:tcW w:w="1250" w:type="pct"/>
+          </w:tcPr>
+          <w:p>
+            <w:r>
+              <w:t>string</w:t>
+            </w:r>
+          </w:p>
+        </w:tc>
+        <w:tc>
+          <w:tcPr>
+            <w:tcW w:w="1250" w:type="pct"/>
+          </w:tcPr>
+          <w:p>
+            <w:r>
+              <w:t>✓</w:t>
+            </w:r>
+          </w:p>
+        </w:tc>
+        <w:tc>
+          <w:tcPr>
+            <w:tcW w:w="1250" w:type="pct"/>
+          </w:tcPr>
+          <w:p>
+            <w:r>
+              <w:rPr>
+                <w:rFonts w:hint="eastAsia"/>
+              </w:rPr>
+              <w:t>紐づく `applications.status` の代表値。作成直後は `新規申請`</w:t>
+            </w:r>
+          </w:p>
+        </w:tc>
+      </w:tr>
+      <w:tr>
+        <w:tc>
+          <w:tcPr>
+            <w:tcW w:w="1250" w:type="pct"/>
+          </w:tcPr>
+          <w:p>
+            <w:r>
+              <w:t>statusLabel</w:t>
+            </w:r>
+          </w:p>
+        </w:tc>
+        <w:tc>
+          <w:tcPr>
+            <w:tcW w:w="1250" w:type="pct"/>
+          </w:tcPr>
+          <w:p>
+            <w:r>
+              <w:t>string</w:t>
+            </w:r>
+          </w:p>
+        </w:tc>
+        <w:tc>
+          <w:tcPr>
+            <w:tcW w:w="1250" w:type="pct"/>
+          </w:tcPr>
+          <w:p>
+            <w:r>
+              <w:t>✓</w:t>
+            </w:r>
+          </w:p>
+        </w:tc>
+        <w:tc>
+          <w:tcPr>
+            <w:tcW w:w="1250" w:type="pct"/>
+          </w:tcPr>
+          <w:p>
+            <w:r>
+              <w:rPr>
+                <w:rFonts w:hint="eastAsia"/>
+              </w:rPr>
+              <w:t>画面表示用ステータス</w:t>
+            </w:r>
+          </w:p>
+        </w:tc>
+      </w:tr>
+      <w:tr>
+        <w:tc>
+          <w:tcPr>
+            <w:tcW w:w="1250" w:type="pct"/>
+          </w:tcPr>
+          <w:p>
+            <w:r>
+              <w:t>vendorName</w:t>
+            </w:r>
+          </w:p>
+        </w:tc>
+        <w:tc>
+          <w:tcPr>
+            <w:tcW w:w="1250" w:type="pct"/>
+          </w:tcPr>
+          <w:p>
+            <w:r>
+              <w:t>string</w:t>
+            </w:r>
+          </w:p>
+        </w:tc>
+        <w:tc>
+          <w:tcPr>
+            <w:tcW w:w="1250" w:type="pct"/>
+          </w:tcPr>
+          <w:p>
+            <w:r>
+              <w:t>-</w:t>
+            </w:r>
+          </w:p>
+        </w:tc>
+        <w:tc>
+          <w:tcPr>
+            <w:tcW w:w="1250" w:type="pct"/>
+          </w:tcPr>
+          <w:p>
+            <w:r>
+              <w:rPr>
+                <w:rFonts w:hint="eastAsia"/>
+              </w:rPr>
+              <w:t>採用または最新依頼先業者名</w:t>
+            </w:r>
+          </w:p>
+        </w:tc>
+      </w:tr>
+      <w:tr>
+        <w:tc>
+          <w:tcPr>
+            <w:tcW w:w="1250" w:type="pct"/>
+          </w:tcPr>
+          <w:p>
+            <w:r>
+              <w:t>quotationDueOn</w:t>
+            </w:r>
+          </w:p>
+        </w:tc>
+        <w:tc>
+          <w:tcPr>
+            <w:tcW w:w="1250" w:type="pct"/>
+          </w:tcPr>
+          <w:p>
+            <w:r>
+              <w:t>date</w:t>
+            </w:r>
+          </w:p>
+        </w:tc>
+        <w:tc>
+          <w:tcPr>
+            <w:tcW w:w="1250" w:type="pct"/>
+          </w:tcPr>
+          <w:p>
+            <w:r>
+              <w:t>-</w:t>
+            </w:r>
+          </w:p>
+        </w:tc>
+        <w:tc>
+          <w:tcPr>
+            <w:tcW w:w="1250" w:type="pct"/>
+          </w:tcPr>
+          <w:p>
+            <w:r>
+              <w:rPr>
+                <w:rFonts w:hint="eastAsia"/>
+              </w:rPr>
+              <w:t>`disposal_application_details.quotation_due_on`。依頼先別期限は `rfq_vendors.due_on`</w:t>
+            </w:r>
+          </w:p>
+        </w:tc>
+      </w:tr>
+      <w:tr>
+        <w:tc>
+          <w:tcPr>
+            <w:tcW w:w="1250" w:type="pct"/>
+          </w:tcPr>
+          <w:p>
+            <w:r>
+              <w:t>orderDeadlineOn</w:t>
+            </w:r>
+          </w:p>
+        </w:tc>
+        <w:tc>
+          <w:tcPr>
+            <w:tcW w:w="1250" w:type="pct"/>
+          </w:tcPr>
+          <w:p>
+            <w:r>
+              <w:t>date</w:t>
+            </w:r>
+          </w:p>
+        </w:tc>
+        <w:tc>
+          <w:tcPr>
+            <w:tcW w:w="1250" w:type="pct"/>
+          </w:tcPr>
+          <w:p>
+            <w:r>
+              <w:t>-</w:t>
+            </w:r>
+          </w:p>
+        </w:tc>
+        <w:tc>
+          <w:tcPr>
+            <w:tcW w:w="1250" w:type="pct"/>
+          </w:tcPr>
+          <w:p>
+            <w:r>
+              <w:t>`disposal_application_details.order_deadline_on`</w:t>
+            </w:r>
+          </w:p>
+        </w:tc>
+      </w:tr>
+      <w:tr>
+        <w:tc>
+          <w:tcPr>
+            <w:tcW w:w="1250" w:type="pct"/>
+          </w:tcPr>
+          <w:p>
+            <w:r>
+              <w:t>disposalScheduledOn</w:t>
+            </w:r>
+          </w:p>
+        </w:tc>
+        <w:tc>
+          <w:tcPr>
+            <w:tcW w:w="1250" w:type="pct"/>
+          </w:tcPr>
+          <w:p>
+            <w:r>
+              <w:t>date</w:t>
+            </w:r>
+          </w:p>
+        </w:tc>
+        <w:tc>
+          <w:tcPr>
+            <w:tcW w:w="1250" w:type="pct"/>
+          </w:tcPr>
+          <w:p>
+            <w:r>
+              <w:t>-</w:t>
+            </w:r>
+          </w:p>
+        </w:tc>
+        <w:tc>
+          <w:tcPr>
+            <w:tcW w:w="1250" w:type="pct"/>
+          </w:tcPr>
+          <w:p>
+            <w:r>
+              <w:t>`disposal_application_details.disposal_scheduled_on`</w:t>
+            </w:r>
+          </w:p>
+        </w:tc>
+      </w:tr>
+      <w:tr>
+        <w:tc>
+          <w:tcPr>
+            <w:tcW w:w="1250" w:type="pct"/>
+          </w:tcPr>
+          <w:p>
+            <w:r>
+              <w:t>applicationCount</w:t>
+            </w:r>
+          </w:p>
+        </w:tc>
+        <w:tc>
+          <w:tcPr>
+            <w:tcW w:w="1250" w:type="pct"/>
+          </w:tcPr>
+          <w:p>
+            <w:r>
+              <w:t>int32</w:t>
+            </w:r>
+          </w:p>
+        </w:tc>
+        <w:tc>
+          <w:tcPr>
+            <w:tcW w:w="1250" w:type="pct"/>
+          </w:tcPr>
+          <w:p>
+            <w:r>
+              <w:t>✓</w:t>
+            </w:r>
+          </w:p>
+        </w:tc>
+        <w:tc>
+          <w:tcPr>
+            <w:tcW w:w="1250" w:type="pct"/>
+          </w:tcPr>
+          <w:p>
+            <w:r>
+              <w:rPr>
+                <w:rFonts w:hint="eastAsia"/>
+              </w:rPr>
+              <w:t>紐づく廃棄申請件数</w:t>
+            </w:r>
+          </w:p>
+        </w:tc>
+      </w:tr>
+      <w:tr>
+        <w:tc>
+          <w:tcPr>
+            <w:tcW w:w="1250" w:type="pct"/>
+          </w:tcPr>
+          <w:p>
+            <w:r>
+              <w:t>assetCount</w:t>
+            </w:r>
+          </w:p>
+        </w:tc>
+        <w:tc>
+          <w:tcPr>
+            <w:tcW w:w="1250" w:type="pct"/>
+          </w:tcPr>
+          <w:p>
+            <w:r>
+              <w:t>int32</w:t>
+            </w:r>
+          </w:p>
+        </w:tc>
+        <w:tc>
+          <w:tcPr>
+            <w:tcW w:w="1250" w:type="pct"/>
+          </w:tcPr>
+          <w:p>
+            <w:r>
+              <w:t>✓</w:t>
+            </w:r>
+          </w:p>
+        </w:tc>
+        <w:tc>
+          <w:tcPr>
+            <w:tcW w:w="1250" w:type="pct"/>
+          </w:tcPr>
+          <w:p>
+            <w:r>
+              <w:rPr>
+                <w:rFonts w:hint="eastAsia"/>
+              </w:rPr>
+              <w:t>紐づく廃棄対象資産件数</w:t>
+            </w:r>
+          </w:p>
+        </w:tc>
+      </w:tr>
+      <w:tr>
+        <w:tc>
+          <w:tcPr>
+            <w:tcW w:w="1250" w:type="pct"/>
+          </w:tcPr>
+          <w:p>
+            <w:r>
               <w:lastRenderedPageBreak/>
-              <w:t>ationStatus` を参照する</w:t>
-            </w:r>
-          </w:p>
-        </w:tc>
-      </w:tr>
-      <w:tr>
-        <w:tc>
-          <w:tcPr>
-            <w:tcW w:w="1250" w:type="pct"/>
-          </w:tcPr>
-          <w:p>
-            <w:r>
-              <w:lastRenderedPageBreak/>
-              <w:t>rfqStatus</w:t>
-            </w:r>
-          </w:p>
-        </w:tc>
-        <w:tc>
-          <w:tcPr>
-            <w:tcW w:w="1250" w:type="pct"/>
-          </w:tcPr>
-          <w:p>
-            <w:r>
-              <w:t>string</w:t>
-            </w:r>
-          </w:p>
-        </w:tc>
-        <w:tc>
-          <w:tcPr>
-            <w:tcW w:w="1250" w:type="pct"/>
-          </w:tcPr>
-          <w:p>
-            <w:r>
-              <w:t>✓</w:t>
-            </w:r>
-          </w:p>
-        </w:tc>
-        <w:tc>
-          <w:tcPr>
-            <w:tcW w:w="1250" w:type="pct"/>
-          </w:tcPr>
-          <w:p>
-            <w:r>
-              <w:rPr>
-                <w:rFonts w:hint="eastAsia"/>
-              </w:rPr>
-              <w:t>`rfqs.status`。作成直後は `見積依頼`</w:t>
-            </w:r>
-          </w:p>
-        </w:tc>
-      </w:tr>
-      <w:tr>
-        <w:tc>
-          <w:tcPr>
-            <w:tcW w:w="1250" w:type="pct"/>
-          </w:tcPr>
-          <w:p>
-            <w:r>
-              <w:t>applicationStatus</w:t>
-            </w:r>
-          </w:p>
-        </w:tc>
-        <w:tc>
-          <w:tcPr>
-            <w:tcW w:w="1250" w:type="pct"/>
-          </w:tcPr>
-          <w:p>
-            <w:r>
-              <w:t>string</w:t>
-            </w:r>
-          </w:p>
-        </w:tc>
-        <w:tc>
-          <w:tcPr>
-            <w:tcW w:w="1250" w:type="pct"/>
-          </w:tcPr>
-          <w:p>
-            <w:r>
-              <w:t>✓</w:t>
-            </w:r>
-          </w:p>
-        </w:tc>
-        <w:tc>
-          <w:tcPr>
-            <w:tcW w:w="1250" w:type="pct"/>
-          </w:tcPr>
-          <w:p>
-            <w:r>
-              <w:rPr>
-                <w:rFonts w:hint="eastAsia"/>
-              </w:rPr>
-              <w:t>紐づく `applications.status` の代表値。作成直後は `新規申請`</w:t>
-            </w:r>
-          </w:p>
-        </w:tc>
-      </w:tr>
-      <w:tr>
-        <w:tc>
-          <w:tcPr>
-            <w:tcW w:w="1250" w:type="pct"/>
-          </w:tcPr>
-          <w:p>
-            <w:r>
-              <w:t>statusLabel</w:t>
-            </w:r>
-          </w:p>
-        </w:tc>
-        <w:tc>
-          <w:tcPr>
-            <w:tcW w:w="1250" w:type="pct"/>
-          </w:tcPr>
-          <w:p>
-            <w:r>
-              <w:t>string</w:t>
-            </w:r>
-          </w:p>
-        </w:tc>
-        <w:tc>
-          <w:tcPr>
-            <w:tcW w:w="1250" w:type="pct"/>
-          </w:tcPr>
-          <w:p>
-            <w:r>
-              <w:t>✓</w:t>
-            </w:r>
-          </w:p>
-        </w:tc>
-        <w:tc>
-          <w:tcPr>
-            <w:tcW w:w="1250" w:type="pct"/>
-          </w:tcPr>
-          <w:p>
-            <w:r>
-              <w:rPr>
-                <w:rFonts w:hint="eastAsia"/>
-              </w:rPr>
-              <w:t>画面表示用ステータス</w:t>
-            </w:r>
-          </w:p>
-        </w:tc>
-      </w:tr>
-      <w:tr>
-        <w:tc>
-          <w:tcPr>
-            <w:tcW w:w="1250" w:type="pct"/>
-          </w:tcPr>
-          <w:p>
-            <w:r>
-              <w:t>vendorName</w:t>
-            </w:r>
-          </w:p>
-        </w:tc>
-        <w:tc>
-          <w:tcPr>
-            <w:tcW w:w="1250" w:type="pct"/>
-          </w:tcPr>
-          <w:p>
-            <w:r>
-              <w:t>string</w:t>
-            </w:r>
-          </w:p>
-        </w:tc>
-        <w:tc>
-          <w:tcPr>
-            <w:tcW w:w="1250" w:type="pct"/>
-          </w:tcPr>
-          <w:p>
-            <w:r>
-              <w:t>-</w:t>
-            </w:r>
-          </w:p>
-        </w:tc>
-        <w:tc>
-          <w:tcPr>
-            <w:tcW w:w="1250" w:type="pct"/>
-          </w:tcPr>
-          <w:p>
-            <w:r>
-              <w:rPr>
-                <w:rFonts w:hint="eastAsia"/>
-              </w:rPr>
-              <w:t>採用または最新依頼先業者名</w:t>
-            </w:r>
-          </w:p>
-        </w:tc>
-      </w:tr>
-      <w:tr>
-        <w:tc>
-          <w:tcPr>
-            <w:tcW w:w="1250" w:type="pct"/>
-          </w:tcPr>
-          <w:p>
-            <w:r>
-              <w:t>quotationDueOn</w:t>
-            </w:r>
-          </w:p>
-        </w:tc>
-        <w:tc>
-          <w:tcPr>
-            <w:tcW w:w="1250" w:type="pct"/>
-          </w:tcPr>
-          <w:p>
-            <w:r>
-              <w:t>date</w:t>
-            </w:r>
-          </w:p>
-        </w:tc>
-        <w:tc>
-          <w:tcPr>
-            <w:tcW w:w="1250" w:type="pct"/>
-          </w:tcPr>
-          <w:p>
-            <w:r>
-              <w:t>-</w:t>
-            </w:r>
-          </w:p>
-        </w:tc>
-        <w:tc>
-          <w:tcPr>
-            <w:tcW w:w="1250" w:type="pct"/>
-          </w:tcPr>
-          <w:p>
-            <w:r>
-              <w:rPr>
-                <w:rFonts w:hint="eastAsia"/>
-              </w:rPr>
-              <w:t>`disposal_application_details.quotation_due_on`。依頼先別期限は `rfq_vendors.due_on`</w:t>
-            </w:r>
-          </w:p>
-        </w:tc>
-      </w:tr>
-      <w:tr>
-        <w:tc>
-          <w:tcPr>
-            <w:tcW w:w="1250" w:type="pct"/>
-          </w:tcPr>
-          <w:p>
-            <w:r>
-              <w:t>orderDeadlineOn</w:t>
-            </w:r>
-          </w:p>
-        </w:tc>
-        <w:tc>
-          <w:tcPr>
-            <w:tcW w:w="1250" w:type="pct"/>
-          </w:tcPr>
-          <w:p>
-            <w:r>
-              <w:t>date</w:t>
-            </w:r>
-          </w:p>
-        </w:tc>
-        <w:tc>
-          <w:tcPr>
-            <w:tcW w:w="1250" w:type="pct"/>
-          </w:tcPr>
-          <w:p>
-            <w:r>
-              <w:t>-</w:t>
-            </w:r>
-          </w:p>
-        </w:tc>
-        <w:tc>
-          <w:tcPr>
-            <w:tcW w:w="1250" w:type="pct"/>
-          </w:tcPr>
-          <w:p>
-            <w:r>
-              <w:t>`disposal_application_details.order_deadline_on`</w:t>
-            </w:r>
-          </w:p>
-        </w:tc>
-      </w:tr>
-      <w:tr>
-        <w:tc>
-          <w:tcPr>
-            <w:tcW w:w="1250" w:type="pct"/>
-          </w:tcPr>
-          <w:p>
-            <w:r>
-              <w:t>disposalScheduledOn</w:t>
-            </w:r>
-          </w:p>
-        </w:tc>
-        <w:tc>
-          <w:tcPr>
-            <w:tcW w:w="1250" w:type="pct"/>
-          </w:tcPr>
-          <w:p>
-            <w:r>
-              <w:t>date</w:t>
-            </w:r>
-          </w:p>
-        </w:tc>
-        <w:tc>
-          <w:tcPr>
-            <w:tcW w:w="1250" w:type="pct"/>
-          </w:tcPr>
-          <w:p>
-            <w:r>
-              <w:t>-</w:t>
-            </w:r>
-          </w:p>
-        </w:tc>
-        <w:tc>
-          <w:tcPr>
-            <w:tcW w:w="1250" w:type="pct"/>
-          </w:tcPr>
-          <w:p>
-            <w:r>
-              <w:t>`disposal_application_details.disposal_scheduled_on`</w:t>
-            </w:r>
-          </w:p>
-        </w:tc>
-      </w:tr>
-      <w:tr>
-        <w:tc>
-          <w:tcPr>
-            <w:tcW w:w="1250" w:type="pct"/>
-          </w:tcPr>
-          <w:p>
-            <w:r>
-              <w:t>applicationCount</w:t>
-            </w:r>
-          </w:p>
-        </w:tc>
-        <w:tc>
-          <w:tcPr>
-            <w:tcW w:w="1250" w:type="pct"/>
-          </w:tcPr>
-          <w:p>
-            <w:r>
-              <w:t>int32</w:t>
-            </w:r>
-          </w:p>
-        </w:tc>
-        <w:tc>
-          <w:tcPr>
-            <w:tcW w:w="1250" w:type="pct"/>
-          </w:tcPr>
-          <w:p>
-            <w:r>
-              <w:t>✓</w:t>
-            </w:r>
-          </w:p>
-        </w:tc>
-        <w:tc>
-          <w:tcPr>
-            <w:tcW w:w="1250" w:type="pct"/>
-          </w:tcPr>
-          <w:p>
-            <w:r>
-              <w:rPr>
-                <w:rFonts w:hint="eastAsia"/>
-              </w:rPr>
-              <w:t>紐づく廃棄申請件数</w:t>
-            </w:r>
-          </w:p>
-        </w:tc>
-      </w:tr>
-      <w:tr>
-        <w:tc>
-          <w:tcPr>
-            <w:tcW w:w="1250" w:type="pct"/>
-          </w:tcPr>
-          <w:p>
-            <w:r>
-              <w:t>assetCount</w:t>
-            </w:r>
-          </w:p>
-        </w:tc>
-        <w:tc>
-          <w:tcPr>
-            <w:tcW w:w="1250" w:type="pct"/>
-          </w:tcPr>
-          <w:p>
-            <w:r>
-              <w:t>int32</w:t>
-            </w:r>
-          </w:p>
-        </w:tc>
-        <w:tc>
-          <w:tcPr>
-            <w:tcW w:w="1250" w:type="pct"/>
-          </w:tcPr>
-          <w:p>
-            <w:r>
-              <w:t>✓</w:t>
-            </w:r>
-          </w:p>
-        </w:tc>
-        <w:tc>
-          <w:tcPr>
-            <w:tcW w:w="1250" w:type="pct"/>
-          </w:tcPr>
-          <w:p>
-            <w:r>
-              <w:rPr>
-                <w:rFonts w:hint="eastAsia"/>
-              </w:rPr>
-              <w:t>紐づく廃棄対象資産件数</w:t>
-            </w:r>
-          </w:p>
-        </w:tc>
-      </w:tr>
-      <w:tr>
-        <w:tc>
-          <w:tcPr>
-            <w:tcW w:w="1250" w:type="pct"/>
-          </w:tcPr>
-          <w:p>
-            <w:r>
               <w:t>availableActions</w:t>
             </w:r>
           </w:p>
@@ -22607,7 +22707,7 @@
           <w:rFonts w:hint="eastAsia"/>
         </w:rPr>
       </w:pPr>
-      <w:bookmarkStart w:id="32" w:name="_Toc231756206"/>
+      <w:bookmarkStart w:id="32" w:name="_Toc232020190"/>
       <w:r>
         <w:rPr>
           <w:rFonts w:hint="eastAsia"/>
@@ -22811,7 +22911,6 @@
           </w:tcPr>
           <w:p>
             <w:r>
-              <w:lastRenderedPageBreak/>
               <w:t>403</w:t>
             </w:r>
           </w:p>
@@ -22884,7 +22983,7 @@
           <w:rFonts w:hint="eastAsia"/>
         </w:rPr>
       </w:pPr>
-      <w:bookmarkStart w:id="33" w:name="_Toc231756207"/>
+      <w:bookmarkStart w:id="33" w:name="_Toc232020191"/>
       <w:r>
         <w:rPr>
           <w:rFonts w:hint="eastAsia"/>
@@ -22950,7 +23049,7 @@
           <w:rFonts w:hint="eastAsia"/>
         </w:rPr>
       </w:pPr>
-      <w:bookmarkStart w:id="34" w:name="_Toc231756208"/>
+      <w:bookmarkStart w:id="34" w:name="_Toc232020192"/>
       <w:r>
         <w:rPr>
           <w:rFonts w:hint="eastAsia"/>
@@ -23148,11 +23247,12 @@
           <w:rFonts w:hint="eastAsia"/>
         </w:rPr>
       </w:pPr>
-      <w:bookmarkStart w:id="35" w:name="_Toc231756209"/>
+      <w:bookmarkStart w:id="35" w:name="_Toc232020193"/>
       <w:r>
         <w:rPr>
           <w:rFonts w:hint="eastAsia"/>
         </w:rPr>
+        <w:lastRenderedPageBreak/>
         <w:t>リクエストボディ</w:t>
       </w:r>
       <w:bookmarkEnd w:id="35"/>
@@ -23410,7 +23510,6 @@
         <w:rPr>
           <w:rFonts w:hint="eastAsia"/>
         </w:rPr>
-        <w:lastRenderedPageBreak/>
         <w:t>権限チェック</w:t>
       </w:r>
     </w:p>
@@ -23539,7 +23638,7 @@
           <w:rFonts w:hint="eastAsia"/>
         </w:rPr>
       </w:pPr>
-      <w:bookmarkStart w:id="36" w:name="_Toc231756210"/>
+      <w:bookmarkStart w:id="36" w:name="_Toc232020194"/>
       <w:r>
         <w:rPr>
           <w:rFonts w:hint="eastAsia"/>
@@ -23795,6 +23894,7 @@
           </w:tcPr>
           <w:p>
             <w:r>
+              <w:lastRenderedPageBreak/>
               <w:t>updatedAssetLedgerIds</w:t>
             </w:r>
           </w:p>
@@ -23887,7 +23987,7 @@
           <w:rFonts w:hint="eastAsia"/>
         </w:rPr>
       </w:pPr>
-      <w:bookmarkStart w:id="37" w:name="_Toc231756211"/>
+      <w:bookmarkStart w:id="37" w:name="_Toc232020195"/>
       <w:r>
         <w:rPr>
           <w:rFonts w:hint="eastAsia"/>
@@ -24091,7 +24191,6 @@
           </w:tcPr>
           <w:p>
             <w:r>
-              <w:lastRenderedPageBreak/>
               <w:t>403</w:t>
             </w:r>
           </w:p>
@@ -24234,7 +24333,7 @@
           <w:rFonts w:hint="eastAsia"/>
         </w:rPr>
       </w:pPr>
-      <w:bookmarkStart w:id="38" w:name="_Toc231756212"/>
+      <w:bookmarkStart w:id="38" w:name="_Toc232020196"/>
       <w:r>
         <w:rPr>
           <w:rFonts w:hint="eastAsia"/>
@@ -24300,7 +24399,7 @@
           <w:rFonts w:hint="eastAsia"/>
         </w:rPr>
       </w:pPr>
-      <w:bookmarkStart w:id="39" w:name="_Toc231756213"/>
+      <w:bookmarkStart w:id="39" w:name="_Toc232020197"/>
       <w:r>
         <w:rPr>
           <w:rFonts w:hint="eastAsia"/>
@@ -24466,6 +24565,7 @@
           </w:tcPr>
           <w:p>
             <w:r>
+              <w:lastRenderedPageBreak/>
               <w:t>groupName</w:t>
             </w:r>
           </w:p>
@@ -24602,7 +24702,6 @@
         <w:rPr>
           <w:rFonts w:hint="eastAsia"/>
         </w:rPr>
-        <w:lastRenderedPageBreak/>
         <w:t>処理仕様</w:t>
       </w:r>
     </w:p>
@@ -24678,7 +24777,7 @@
           <w:rFonts w:hint="eastAsia"/>
         </w:rPr>
       </w:pPr>
-      <w:bookmarkStart w:id="40" w:name="_Toc231756214"/>
+      <w:bookmarkStart w:id="40" w:name="_Toc232020198"/>
       <w:r>
         <w:rPr>
           <w:rFonts w:hint="eastAsia"/>
@@ -25155,7 +25254,7 @@
           <w:rFonts w:hint="eastAsia"/>
         </w:rPr>
       </w:pPr>
-      <w:bookmarkStart w:id="41" w:name="_Toc231756215"/>
+      <w:bookmarkStart w:id="41" w:name="_Toc232020199"/>
       <w:r>
         <w:rPr>
           <w:rFonts w:hint="eastAsia"/>
@@ -25429,7 +25528,6 @@
           </w:tcPr>
           <w:p>
             <w:r>
-              <w:lastRenderedPageBreak/>
               <w:t>409</w:t>
             </w:r>
           </w:p>
@@ -25502,7 +25600,7 @@
           <w:rFonts w:hint="eastAsia"/>
         </w:rPr>
       </w:pPr>
-      <w:bookmarkStart w:id="42" w:name="_Toc231756216"/>
+      <w:bookmarkStart w:id="42" w:name="_Toc232020200"/>
       <w:r>
         <w:rPr>
           <w:rFonts w:hint="eastAsia"/>
@@ -25568,7 +25666,7 @@
           <w:rFonts w:hint="eastAsia"/>
         </w:rPr>
       </w:pPr>
-      <w:bookmarkStart w:id="43" w:name="_Toc231756217"/>
+      <w:bookmarkStart w:id="43" w:name="_Toc232020201"/>
       <w:r>
         <w:rPr>
           <w:rFonts w:hint="eastAsia"/>
@@ -25767,6 +25865,7 @@
         <w:rPr>
           <w:rFonts w:hint="eastAsia"/>
         </w:rPr>
+        <w:lastRenderedPageBreak/>
         <w:t>権限チェック</w:t>
       </w:r>
     </w:p>
@@ -25846,7 +25945,6 @@
         <w:rPr>
           <w:rFonts w:hint="eastAsia"/>
         </w:rPr>
-        <w:lastRenderedPageBreak/>
         <w:t>`applications.status` から現在STEPを算出し、`application_task_steps` に保存済み工程がある場合は補助情報として返す</w:t>
       </w:r>
     </w:p>
@@ -25883,7 +25981,7 @@
           <w:rFonts w:hint="eastAsia"/>
         </w:rPr>
       </w:pPr>
-      <w:bookmarkStart w:id="44" w:name="_Toc231756218"/>
+      <w:bookmarkStart w:id="44" w:name="_Toc232020202"/>
       <w:r>
         <w:rPr>
           <w:rFonts w:hint="eastAsia"/>
@@ -26370,6 +26468,7 @@
         <w:rPr>
           <w:rFonts w:hint="eastAsia"/>
         </w:rPr>
+        <w:lastRenderedPageBreak/>
         <w:t>task要素</w:t>
       </w:r>
     </w:p>
@@ -26659,406 +26758,406 @@
           </w:tcPr>
           <w:p>
             <w:r>
+              <w:t>rfqStatus</w:t>
+            </w:r>
+          </w:p>
+        </w:tc>
+        <w:tc>
+          <w:tcPr>
+            <w:tcW w:w="1250" w:type="pct"/>
+          </w:tcPr>
+          <w:p>
+            <w:r>
+              <w:t>string</w:t>
+            </w:r>
+          </w:p>
+        </w:tc>
+        <w:tc>
+          <w:tcPr>
+            <w:tcW w:w="1250" w:type="pct"/>
+          </w:tcPr>
+          <w:p>
+            <w:r>
+              <w:t>✓</w:t>
+            </w:r>
+          </w:p>
+        </w:tc>
+        <w:tc>
+          <w:tcPr>
+            <w:tcW w:w="1250" w:type="pct"/>
+          </w:tcPr>
+          <w:p>
+            <w:r>
+              <w:rPr>
+                <w:rFonts w:hint="eastAsia"/>
+              </w:rPr>
+              <w:t>`rfqs.status`。作成直後は `見積依頼`</w:t>
+            </w:r>
+          </w:p>
+        </w:tc>
+      </w:tr>
+      <w:tr>
+        <w:tc>
+          <w:tcPr>
+            <w:tcW w:w="1250" w:type="pct"/>
+          </w:tcPr>
+          <w:p>
+            <w:r>
+              <w:t>applicationStatus</w:t>
+            </w:r>
+          </w:p>
+        </w:tc>
+        <w:tc>
+          <w:tcPr>
+            <w:tcW w:w="1250" w:type="pct"/>
+          </w:tcPr>
+          <w:p>
+            <w:r>
+              <w:t>string</w:t>
+            </w:r>
+          </w:p>
+        </w:tc>
+        <w:tc>
+          <w:tcPr>
+            <w:tcW w:w="1250" w:type="pct"/>
+          </w:tcPr>
+          <w:p>
+            <w:r>
+              <w:t>✓</w:t>
+            </w:r>
+          </w:p>
+        </w:tc>
+        <w:tc>
+          <w:tcPr>
+            <w:tcW w:w="1250" w:type="pct"/>
+          </w:tcPr>
+          <w:p>
+            <w:r>
+              <w:rPr>
+                <w:rFonts w:hint="eastAsia"/>
+              </w:rPr>
+              <w:t>紐づく `applications.status` の代表値。作成直後は `新規申請`</w:t>
+            </w:r>
+          </w:p>
+        </w:tc>
+      </w:tr>
+      <w:tr>
+        <w:tc>
+          <w:tcPr>
+            <w:tcW w:w="1250" w:type="pct"/>
+          </w:tcPr>
+          <w:p>
+            <w:r>
+              <w:t>statusLabel</w:t>
+            </w:r>
+          </w:p>
+        </w:tc>
+        <w:tc>
+          <w:tcPr>
+            <w:tcW w:w="1250" w:type="pct"/>
+          </w:tcPr>
+          <w:p>
+            <w:r>
+              <w:t>string</w:t>
+            </w:r>
+          </w:p>
+        </w:tc>
+        <w:tc>
+          <w:tcPr>
+            <w:tcW w:w="1250" w:type="pct"/>
+          </w:tcPr>
+          <w:p>
+            <w:r>
+              <w:t>✓</w:t>
+            </w:r>
+          </w:p>
+        </w:tc>
+        <w:tc>
+          <w:tcPr>
+            <w:tcW w:w="1250" w:type="pct"/>
+          </w:tcPr>
+          <w:p>
+            <w:r>
+              <w:rPr>
+                <w:rFonts w:hint="eastAsia"/>
+              </w:rPr>
+              <w:t>画面表示用ステータス</w:t>
+            </w:r>
+          </w:p>
+        </w:tc>
+      </w:tr>
+      <w:tr>
+        <w:tc>
+          <w:tcPr>
+            <w:tcW w:w="1250" w:type="pct"/>
+          </w:tcPr>
+          <w:p>
+            <w:r>
+              <w:t>vendorName</w:t>
+            </w:r>
+          </w:p>
+        </w:tc>
+        <w:tc>
+          <w:tcPr>
+            <w:tcW w:w="1250" w:type="pct"/>
+          </w:tcPr>
+          <w:p>
+            <w:r>
+              <w:t>string</w:t>
+            </w:r>
+          </w:p>
+        </w:tc>
+        <w:tc>
+          <w:tcPr>
+            <w:tcW w:w="1250" w:type="pct"/>
+          </w:tcPr>
+          <w:p>
+            <w:r>
+              <w:t>-</w:t>
+            </w:r>
+          </w:p>
+        </w:tc>
+        <w:tc>
+          <w:tcPr>
+            <w:tcW w:w="1250" w:type="pct"/>
+          </w:tcPr>
+          <w:p>
+            <w:r>
+              <w:rPr>
+                <w:rFonts w:hint="eastAsia"/>
+              </w:rPr>
+              <w:t>採用または最新依頼先業者名</w:t>
+            </w:r>
+          </w:p>
+        </w:tc>
+      </w:tr>
+      <w:tr>
+        <w:tc>
+          <w:tcPr>
+            <w:tcW w:w="1250" w:type="pct"/>
+          </w:tcPr>
+          <w:p>
+            <w:r>
+              <w:t>quotationDueOn</w:t>
+            </w:r>
+          </w:p>
+        </w:tc>
+        <w:tc>
+          <w:tcPr>
+            <w:tcW w:w="1250" w:type="pct"/>
+          </w:tcPr>
+          <w:p>
+            <w:r>
+              <w:t>date</w:t>
+            </w:r>
+          </w:p>
+        </w:tc>
+        <w:tc>
+          <w:tcPr>
+            <w:tcW w:w="1250" w:type="pct"/>
+          </w:tcPr>
+          <w:p>
+            <w:r>
+              <w:t>-</w:t>
+            </w:r>
+          </w:p>
+        </w:tc>
+        <w:tc>
+          <w:tcPr>
+            <w:tcW w:w="1250" w:type="pct"/>
+          </w:tcPr>
+          <w:p>
+            <w:r>
+              <w:rPr>
+                <w:rFonts w:hint="eastAsia"/>
+              </w:rPr>
+              <w:t>`disposal_application_details.quotation_due_on`。依頼先別期限は `rfq_vendors.due_on`</w:t>
+            </w:r>
+          </w:p>
+        </w:tc>
+      </w:tr>
+      <w:tr>
+        <w:tc>
+          <w:tcPr>
+            <w:tcW w:w="1250" w:type="pct"/>
+          </w:tcPr>
+          <w:p>
+            <w:r>
+              <w:t>orderDeadlineOn</w:t>
+            </w:r>
+          </w:p>
+        </w:tc>
+        <w:tc>
+          <w:tcPr>
+            <w:tcW w:w="1250" w:type="pct"/>
+          </w:tcPr>
+          <w:p>
+            <w:r>
+              <w:t>date</w:t>
+            </w:r>
+          </w:p>
+        </w:tc>
+        <w:tc>
+          <w:tcPr>
+            <w:tcW w:w="1250" w:type="pct"/>
+          </w:tcPr>
+          <w:p>
+            <w:r>
+              <w:t>-</w:t>
+            </w:r>
+          </w:p>
+        </w:tc>
+        <w:tc>
+          <w:tcPr>
+            <w:tcW w:w="1250" w:type="pct"/>
+          </w:tcPr>
+          <w:p>
+            <w:r>
+              <w:t>`disposal_application_details.order_deadline_on`</w:t>
+            </w:r>
+          </w:p>
+        </w:tc>
+      </w:tr>
+      <w:tr>
+        <w:tc>
+          <w:tcPr>
+            <w:tcW w:w="1250" w:type="pct"/>
+          </w:tcPr>
+          <w:p>
+            <w:r>
+              <w:t>disposalScheduledOn</w:t>
+            </w:r>
+          </w:p>
+        </w:tc>
+        <w:tc>
+          <w:tcPr>
+            <w:tcW w:w="1250" w:type="pct"/>
+          </w:tcPr>
+          <w:p>
+            <w:r>
+              <w:t>date</w:t>
+            </w:r>
+          </w:p>
+        </w:tc>
+        <w:tc>
+          <w:tcPr>
+            <w:tcW w:w="1250" w:type="pct"/>
+          </w:tcPr>
+          <w:p>
+            <w:r>
+              <w:t>-</w:t>
+            </w:r>
+          </w:p>
+        </w:tc>
+        <w:tc>
+          <w:tcPr>
+            <w:tcW w:w="1250" w:type="pct"/>
+          </w:tcPr>
+          <w:p>
+            <w:r>
+              <w:t>`disposal_application_details.disposal_scheduled_on`</w:t>
+            </w:r>
+          </w:p>
+        </w:tc>
+      </w:tr>
+      <w:tr>
+        <w:tc>
+          <w:tcPr>
+            <w:tcW w:w="1250" w:type="pct"/>
+          </w:tcPr>
+          <w:p>
+            <w:r>
+              <w:t>applicationCount</w:t>
+            </w:r>
+          </w:p>
+        </w:tc>
+        <w:tc>
+          <w:tcPr>
+            <w:tcW w:w="1250" w:type="pct"/>
+          </w:tcPr>
+          <w:p>
+            <w:r>
+              <w:t>int32</w:t>
+            </w:r>
+          </w:p>
+        </w:tc>
+        <w:tc>
+          <w:tcPr>
+            <w:tcW w:w="1250" w:type="pct"/>
+          </w:tcPr>
+          <w:p>
+            <w:r>
+              <w:t>✓</w:t>
+            </w:r>
+          </w:p>
+        </w:tc>
+        <w:tc>
+          <w:tcPr>
+            <w:tcW w:w="1250" w:type="pct"/>
+          </w:tcPr>
+          <w:p>
+            <w:r>
+              <w:rPr>
+                <w:rFonts w:hint="eastAsia"/>
+              </w:rPr>
+              <w:t>紐づく廃棄申請件数</w:t>
+            </w:r>
+          </w:p>
+        </w:tc>
+      </w:tr>
+      <w:tr>
+        <w:tc>
+          <w:tcPr>
+            <w:tcW w:w="1250" w:type="pct"/>
+          </w:tcPr>
+          <w:p>
+            <w:r>
+              <w:t>assetCount</w:t>
+            </w:r>
+          </w:p>
+        </w:tc>
+        <w:tc>
+          <w:tcPr>
+            <w:tcW w:w="1250" w:type="pct"/>
+          </w:tcPr>
+          <w:p>
+            <w:r>
+              <w:t>int32</w:t>
+            </w:r>
+          </w:p>
+        </w:tc>
+        <w:tc>
+          <w:tcPr>
+            <w:tcW w:w="1250" w:type="pct"/>
+          </w:tcPr>
+          <w:p>
+            <w:r>
+              <w:t>✓</w:t>
+            </w:r>
+          </w:p>
+        </w:tc>
+        <w:tc>
+          <w:tcPr>
+            <w:tcW w:w="1250" w:type="pct"/>
+          </w:tcPr>
+          <w:p>
+            <w:r>
+              <w:rPr>
+                <w:rFonts w:hint="eastAsia"/>
+              </w:rPr>
+              <w:t>紐づく廃棄対象資産件数</w:t>
+            </w:r>
+          </w:p>
+        </w:tc>
+      </w:tr>
+      <w:tr>
+        <w:tc>
+          <w:tcPr>
+            <w:tcW w:w="1250" w:type="pct"/>
+          </w:tcPr>
+          <w:p>
+            <w:r>
               <w:lastRenderedPageBreak/>
-              <w:t>rfqStatus</w:t>
-            </w:r>
-          </w:p>
-        </w:tc>
-        <w:tc>
-          <w:tcPr>
-            <w:tcW w:w="1250" w:type="pct"/>
-          </w:tcPr>
-          <w:p>
-            <w:r>
-              <w:t>string</w:t>
-            </w:r>
-          </w:p>
-        </w:tc>
-        <w:tc>
-          <w:tcPr>
-            <w:tcW w:w="1250" w:type="pct"/>
-          </w:tcPr>
-          <w:p>
-            <w:r>
-              <w:t>✓</w:t>
-            </w:r>
-          </w:p>
-        </w:tc>
-        <w:tc>
-          <w:tcPr>
-            <w:tcW w:w="1250" w:type="pct"/>
-          </w:tcPr>
-          <w:p>
-            <w:r>
-              <w:rPr>
-                <w:rFonts w:hint="eastAsia"/>
-              </w:rPr>
-              <w:t>`rfqs.status`。作成直後は `見積依頼`</w:t>
-            </w:r>
-          </w:p>
-        </w:tc>
-      </w:tr>
-      <w:tr>
-        <w:tc>
-          <w:tcPr>
-            <w:tcW w:w="1250" w:type="pct"/>
-          </w:tcPr>
-          <w:p>
-            <w:r>
-              <w:t>applicationStatus</w:t>
-            </w:r>
-          </w:p>
-        </w:tc>
-        <w:tc>
-          <w:tcPr>
-            <w:tcW w:w="1250" w:type="pct"/>
-          </w:tcPr>
-          <w:p>
-            <w:r>
-              <w:t>string</w:t>
-            </w:r>
-          </w:p>
-        </w:tc>
-        <w:tc>
-          <w:tcPr>
-            <w:tcW w:w="1250" w:type="pct"/>
-          </w:tcPr>
-          <w:p>
-            <w:r>
-              <w:t>✓</w:t>
-            </w:r>
-          </w:p>
-        </w:tc>
-        <w:tc>
-          <w:tcPr>
-            <w:tcW w:w="1250" w:type="pct"/>
-          </w:tcPr>
-          <w:p>
-            <w:r>
-              <w:rPr>
-                <w:rFonts w:hint="eastAsia"/>
-              </w:rPr>
-              <w:t>紐づく `applications.status` の代表値。作成直後は `新規申請`</w:t>
-            </w:r>
-          </w:p>
-        </w:tc>
-      </w:tr>
-      <w:tr>
-        <w:tc>
-          <w:tcPr>
-            <w:tcW w:w="1250" w:type="pct"/>
-          </w:tcPr>
-          <w:p>
-            <w:r>
-              <w:t>statusLabel</w:t>
-            </w:r>
-          </w:p>
-        </w:tc>
-        <w:tc>
-          <w:tcPr>
-            <w:tcW w:w="1250" w:type="pct"/>
-          </w:tcPr>
-          <w:p>
-            <w:r>
-              <w:t>string</w:t>
-            </w:r>
-          </w:p>
-        </w:tc>
-        <w:tc>
-          <w:tcPr>
-            <w:tcW w:w="1250" w:type="pct"/>
-          </w:tcPr>
-          <w:p>
-            <w:r>
-              <w:t>✓</w:t>
-            </w:r>
-          </w:p>
-        </w:tc>
-        <w:tc>
-          <w:tcPr>
-            <w:tcW w:w="1250" w:type="pct"/>
-          </w:tcPr>
-          <w:p>
-            <w:r>
-              <w:rPr>
-                <w:rFonts w:hint="eastAsia"/>
-              </w:rPr>
-              <w:t>画面表示用ステータス</w:t>
-            </w:r>
-          </w:p>
-        </w:tc>
-      </w:tr>
-      <w:tr>
-        <w:tc>
-          <w:tcPr>
-            <w:tcW w:w="1250" w:type="pct"/>
-          </w:tcPr>
-          <w:p>
-            <w:r>
-              <w:t>vendorName</w:t>
-            </w:r>
-          </w:p>
-        </w:tc>
-        <w:tc>
-          <w:tcPr>
-            <w:tcW w:w="1250" w:type="pct"/>
-          </w:tcPr>
-          <w:p>
-            <w:r>
-              <w:t>string</w:t>
-            </w:r>
-          </w:p>
-        </w:tc>
-        <w:tc>
-          <w:tcPr>
-            <w:tcW w:w="1250" w:type="pct"/>
-          </w:tcPr>
-          <w:p>
-            <w:r>
-              <w:t>-</w:t>
-            </w:r>
-          </w:p>
-        </w:tc>
-        <w:tc>
-          <w:tcPr>
-            <w:tcW w:w="1250" w:type="pct"/>
-          </w:tcPr>
-          <w:p>
-            <w:r>
-              <w:rPr>
-                <w:rFonts w:hint="eastAsia"/>
-              </w:rPr>
-              <w:t>採用または最新依頼先業者名</w:t>
-            </w:r>
-          </w:p>
-        </w:tc>
-      </w:tr>
-      <w:tr>
-        <w:tc>
-          <w:tcPr>
-            <w:tcW w:w="1250" w:type="pct"/>
-          </w:tcPr>
-          <w:p>
-            <w:r>
-              <w:t>quotationDueOn</w:t>
-            </w:r>
-          </w:p>
-        </w:tc>
-        <w:tc>
-          <w:tcPr>
-            <w:tcW w:w="1250" w:type="pct"/>
-          </w:tcPr>
-          <w:p>
-            <w:r>
-              <w:t>date</w:t>
-            </w:r>
-          </w:p>
-        </w:tc>
-        <w:tc>
-          <w:tcPr>
-            <w:tcW w:w="1250" w:type="pct"/>
-          </w:tcPr>
-          <w:p>
-            <w:r>
-              <w:t>-</w:t>
-            </w:r>
-          </w:p>
-        </w:tc>
-        <w:tc>
-          <w:tcPr>
-            <w:tcW w:w="1250" w:type="pct"/>
-          </w:tcPr>
-          <w:p>
-            <w:r>
-              <w:rPr>
-                <w:rFonts w:hint="eastAsia"/>
-              </w:rPr>
-              <w:t>`disposal_application_details.quotation_due_on`。依頼先別期限は `rfq_vendors.due_on`</w:t>
-            </w:r>
-          </w:p>
-        </w:tc>
-      </w:tr>
-      <w:tr>
-        <w:tc>
-          <w:tcPr>
-            <w:tcW w:w="1250" w:type="pct"/>
-          </w:tcPr>
-          <w:p>
-            <w:r>
-              <w:t>orderDeadlineOn</w:t>
-            </w:r>
-          </w:p>
-        </w:tc>
-        <w:tc>
-          <w:tcPr>
-            <w:tcW w:w="1250" w:type="pct"/>
-          </w:tcPr>
-          <w:p>
-            <w:r>
-              <w:t>date</w:t>
-            </w:r>
-          </w:p>
-        </w:tc>
-        <w:tc>
-          <w:tcPr>
-            <w:tcW w:w="1250" w:type="pct"/>
-          </w:tcPr>
-          <w:p>
-            <w:r>
-              <w:t>-</w:t>
-            </w:r>
-          </w:p>
-        </w:tc>
-        <w:tc>
-          <w:tcPr>
-            <w:tcW w:w="1250" w:type="pct"/>
-          </w:tcPr>
-          <w:p>
-            <w:r>
-              <w:t>`disposal_application_details.order_deadline_on`</w:t>
-            </w:r>
-          </w:p>
-        </w:tc>
-      </w:tr>
-      <w:tr>
-        <w:tc>
-          <w:tcPr>
-            <w:tcW w:w="1250" w:type="pct"/>
-          </w:tcPr>
-          <w:p>
-            <w:r>
-              <w:t>disposalScheduledOn</w:t>
-            </w:r>
-          </w:p>
-        </w:tc>
-        <w:tc>
-          <w:tcPr>
-            <w:tcW w:w="1250" w:type="pct"/>
-          </w:tcPr>
-          <w:p>
-            <w:r>
-              <w:t>date</w:t>
-            </w:r>
-          </w:p>
-        </w:tc>
-        <w:tc>
-          <w:tcPr>
-            <w:tcW w:w="1250" w:type="pct"/>
-          </w:tcPr>
-          <w:p>
-            <w:r>
-              <w:t>-</w:t>
-            </w:r>
-          </w:p>
-        </w:tc>
-        <w:tc>
-          <w:tcPr>
-            <w:tcW w:w="1250" w:type="pct"/>
-          </w:tcPr>
-          <w:p>
-            <w:r>
-              <w:t>`disposal_application_details.disposal_scheduled_on`</w:t>
-            </w:r>
-          </w:p>
-        </w:tc>
-      </w:tr>
-      <w:tr>
-        <w:tc>
-          <w:tcPr>
-            <w:tcW w:w="1250" w:type="pct"/>
-          </w:tcPr>
-          <w:p>
-            <w:r>
-              <w:t>applicationCount</w:t>
-            </w:r>
-          </w:p>
-        </w:tc>
-        <w:tc>
-          <w:tcPr>
-            <w:tcW w:w="1250" w:type="pct"/>
-          </w:tcPr>
-          <w:p>
-            <w:r>
-              <w:t>int32</w:t>
-            </w:r>
-          </w:p>
-        </w:tc>
-        <w:tc>
-          <w:tcPr>
-            <w:tcW w:w="1250" w:type="pct"/>
-          </w:tcPr>
-          <w:p>
-            <w:r>
-              <w:t>✓</w:t>
-            </w:r>
-          </w:p>
-        </w:tc>
-        <w:tc>
-          <w:tcPr>
-            <w:tcW w:w="1250" w:type="pct"/>
-          </w:tcPr>
-          <w:p>
-            <w:r>
-              <w:rPr>
-                <w:rFonts w:hint="eastAsia"/>
-              </w:rPr>
-              <w:t>紐づく廃棄申請件数</w:t>
-            </w:r>
-          </w:p>
-        </w:tc>
-      </w:tr>
-      <w:tr>
-        <w:tc>
-          <w:tcPr>
-            <w:tcW w:w="1250" w:type="pct"/>
-          </w:tcPr>
-          <w:p>
-            <w:r>
-              <w:t>assetCount</w:t>
-            </w:r>
-          </w:p>
-        </w:tc>
-        <w:tc>
-          <w:tcPr>
-            <w:tcW w:w="1250" w:type="pct"/>
-          </w:tcPr>
-          <w:p>
-            <w:r>
-              <w:t>int32</w:t>
-            </w:r>
-          </w:p>
-        </w:tc>
-        <w:tc>
-          <w:tcPr>
-            <w:tcW w:w="1250" w:type="pct"/>
-          </w:tcPr>
-          <w:p>
-            <w:r>
-              <w:t>✓</w:t>
-            </w:r>
-          </w:p>
-        </w:tc>
-        <w:tc>
-          <w:tcPr>
-            <w:tcW w:w="1250" w:type="pct"/>
-          </w:tcPr>
-          <w:p>
-            <w:r>
-              <w:rPr>
-                <w:rFonts w:hint="eastAsia"/>
-              </w:rPr>
-              <w:t>紐づく廃棄対象資産件数</w:t>
-            </w:r>
-          </w:p>
-        </w:tc>
-      </w:tr>
-      <w:tr>
-        <w:tc>
-          <w:tcPr>
-            <w:tcW w:w="1250" w:type="pct"/>
-          </w:tcPr>
-          <w:p>
-            <w:r>
               <w:t>availableActions</w:t>
             </w:r>
           </w:p>
@@ -27357,451 +27456,451 @@
           </w:tcPr>
           <w:p>
             <w:r>
+              <w:t>statusLabel</w:t>
+            </w:r>
+          </w:p>
+        </w:tc>
+        <w:tc>
+          <w:tcPr>
+            <w:tcW w:w="1250" w:type="pct"/>
+          </w:tcPr>
+          <w:p>
+            <w:r>
+              <w:t>string</w:t>
+            </w:r>
+          </w:p>
+        </w:tc>
+        <w:tc>
+          <w:tcPr>
+            <w:tcW w:w="1250" w:type="pct"/>
+          </w:tcPr>
+          <w:p>
+            <w:r>
+              <w:t>✓</w:t>
+            </w:r>
+          </w:p>
+        </w:tc>
+        <w:tc>
+          <w:tcPr>
+            <w:tcW w:w="1250" w:type="pct"/>
+          </w:tcPr>
+          <w:p>
+            <w:r>
+              <w:rPr>
+                <w:rFonts w:hint="eastAsia"/>
+              </w:rPr>
+              <w:t>画面表示用ステータス。保存値との対応はステータスマッピングに従う</w:t>
+            </w:r>
+          </w:p>
+        </w:tc>
+      </w:tr>
+      <w:tr>
+        <w:tc>
+          <w:tcPr>
+            <w:tcW w:w="1250" w:type="pct"/>
+          </w:tcPr>
+          <w:p>
+            <w:r>
+              <w:t>requestedOn</w:t>
+            </w:r>
+          </w:p>
+        </w:tc>
+        <w:tc>
+          <w:tcPr>
+            <w:tcW w:w="1250" w:type="pct"/>
+          </w:tcPr>
+          <w:p>
+            <w:r>
+              <w:t>date</w:t>
+            </w:r>
+          </w:p>
+        </w:tc>
+        <w:tc>
+          <w:tcPr>
+            <w:tcW w:w="1250" w:type="pct"/>
+          </w:tcPr>
+          <w:p>
+            <w:r>
+              <w:t>✓</w:t>
+            </w:r>
+          </w:p>
+        </w:tc>
+        <w:tc>
+          <w:tcPr>
+            <w:tcW w:w="1250" w:type="pct"/>
+          </w:tcPr>
+          <w:p>
+            <w:r>
+              <w:rPr>
+                <w:rFonts w:hint="eastAsia"/>
+              </w:rPr>
+              <w:t>申請日</w:t>
+            </w:r>
+          </w:p>
+        </w:tc>
+      </w:tr>
+      <w:tr>
+        <w:tc>
+          <w:tcPr>
+            <w:tcW w:w="1250" w:type="pct"/>
+          </w:tcPr>
+          <w:p>
+            <w:r>
+              <w:t>requestedByDepartmentName</w:t>
+            </w:r>
+          </w:p>
+        </w:tc>
+        <w:tc>
+          <w:tcPr>
+            <w:tcW w:w="1250" w:type="pct"/>
+          </w:tcPr>
+          <w:p>
+            <w:r>
+              <w:t>string</w:t>
+            </w:r>
+          </w:p>
+        </w:tc>
+        <w:tc>
+          <w:tcPr>
+            <w:tcW w:w="1250" w:type="pct"/>
+          </w:tcPr>
+          <w:p>
+            <w:r>
+              <w:t>-</w:t>
+            </w:r>
+          </w:p>
+        </w:tc>
+        <w:tc>
+          <w:tcPr>
+            <w:tcW w:w="1250" w:type="pct"/>
+          </w:tcPr>
+          <w:p>
+            <w:r>
+              <w:rPr>
+                <w:rFonts w:hint="eastAsia"/>
+              </w:rPr>
+              <w:t>申請者所属</w:t>
+            </w:r>
+          </w:p>
+        </w:tc>
+      </w:tr>
+      <w:tr>
+        <w:tc>
+          <w:tcPr>
+            <w:tcW w:w="1250" w:type="pct"/>
+          </w:tcPr>
+          <w:p>
+            <w:r>
+              <w:t>requestedByName</w:t>
+            </w:r>
+          </w:p>
+        </w:tc>
+        <w:tc>
+          <w:tcPr>
+            <w:tcW w:w="1250" w:type="pct"/>
+          </w:tcPr>
+          <w:p>
+            <w:r>
+              <w:t>string</w:t>
+            </w:r>
+          </w:p>
+        </w:tc>
+        <w:tc>
+          <w:tcPr>
+            <w:tcW w:w="1250" w:type="pct"/>
+          </w:tcPr>
+          <w:p>
+            <w:r>
+              <w:t>✓</w:t>
+            </w:r>
+          </w:p>
+        </w:tc>
+        <w:tc>
+          <w:tcPr>
+            <w:tcW w:w="1250" w:type="pct"/>
+          </w:tcPr>
+          <w:p>
+            <w:r>
+              <w:rPr>
+                <w:rFonts w:hint="eastAsia"/>
+              </w:rPr>
+              <w:t>申請者名</w:t>
+            </w:r>
+          </w:p>
+        </w:tc>
+      </w:tr>
+      <w:tr>
+        <w:tc>
+          <w:tcPr>
+            <w:tcW w:w="1250" w:type="pct"/>
+          </w:tcPr>
+          <w:p>
+            <w:r>
+              <w:t>requestedByContact</w:t>
+            </w:r>
+          </w:p>
+        </w:tc>
+        <w:tc>
+          <w:tcPr>
+            <w:tcW w:w="1250" w:type="pct"/>
+          </w:tcPr>
+          <w:p>
+            <w:r>
+              <w:t>string</w:t>
+            </w:r>
+          </w:p>
+        </w:tc>
+        <w:tc>
+          <w:tcPr>
+            <w:tcW w:w="1250" w:type="pct"/>
+          </w:tcPr>
+          <w:p>
+            <w:r>
+              <w:t>-</w:t>
+            </w:r>
+          </w:p>
+        </w:tc>
+        <w:tc>
+          <w:tcPr>
+            <w:tcW w:w="1250" w:type="pct"/>
+          </w:tcPr>
+          <w:p>
+            <w:r>
+              <w:rPr>
+                <w:rFonts w:hint="eastAsia"/>
+              </w:rPr>
+              <w:t>申請者連絡先</w:t>
+            </w:r>
+          </w:p>
+        </w:tc>
+      </w:tr>
+      <w:tr>
+        <w:tc>
+          <w:tcPr>
+            <w:tcW w:w="1250" w:type="pct"/>
+          </w:tcPr>
+          <w:p>
+            <w:r>
+              <w:t>disposalReasonCode</w:t>
+            </w:r>
+          </w:p>
+        </w:tc>
+        <w:tc>
+          <w:tcPr>
+            <w:tcW w:w="1250" w:type="pct"/>
+          </w:tcPr>
+          <w:p>
+            <w:r>
+              <w:t>string</w:t>
+            </w:r>
+          </w:p>
+        </w:tc>
+        <w:tc>
+          <w:tcPr>
+            <w:tcW w:w="1250" w:type="pct"/>
+          </w:tcPr>
+          <w:p>
+            <w:r>
+              <w:t>-</w:t>
+            </w:r>
+          </w:p>
+        </w:tc>
+        <w:tc>
+          <w:tcPr>
+            <w:tcW w:w="1250" w:type="pct"/>
+          </w:tcPr>
+          <w:p>
+            <w:r>
+              <w:t>`disposal_application_details.disposal_reason_code`</w:t>
+            </w:r>
+          </w:p>
+        </w:tc>
+      </w:tr>
+      <w:tr>
+        <w:tc>
+          <w:tcPr>
+            <w:tcW w:w="1250" w:type="pct"/>
+          </w:tcPr>
+          <w:p>
+            <w:r>
+              <w:t>disposalReasonText</w:t>
+            </w:r>
+          </w:p>
+        </w:tc>
+        <w:tc>
+          <w:tcPr>
+            <w:tcW w:w="1250" w:type="pct"/>
+          </w:tcPr>
+          <w:p>
+            <w:r>
+              <w:t>string</w:t>
+            </w:r>
+          </w:p>
+        </w:tc>
+        <w:tc>
+          <w:tcPr>
+            <w:tcW w:w="1250" w:type="pct"/>
+          </w:tcPr>
+          <w:p>
+            <w:r>
+              <w:t>-</w:t>
+            </w:r>
+          </w:p>
+        </w:tc>
+        <w:tc>
+          <w:tcPr>
+            <w:tcW w:w="1250" w:type="pct"/>
+          </w:tcPr>
+          <w:p>
+            <w:r>
+              <w:t>`disposal_application_details.disposal_reason_text`</w:t>
+            </w:r>
+          </w:p>
+        </w:tc>
+      </w:tr>
+      <w:tr>
+        <w:tc>
+          <w:tcPr>
+            <w:tcW w:w="1250" w:type="pct"/>
+          </w:tcPr>
+          <w:p>
+            <w:r>
+              <w:t>relatedRepairApplicationId</w:t>
+            </w:r>
+          </w:p>
+        </w:tc>
+        <w:tc>
+          <w:tcPr>
+            <w:tcW w:w="1250" w:type="pct"/>
+          </w:tcPr>
+          <w:p>
+            <w:r>
+              <w:t>int64</w:t>
+            </w:r>
+          </w:p>
+        </w:tc>
+        <w:tc>
+          <w:tcPr>
+            <w:tcW w:w="1250" w:type="pct"/>
+          </w:tcPr>
+          <w:p>
+            <w:r>
+              <w:t>-</w:t>
+            </w:r>
+          </w:p>
+        </w:tc>
+        <w:tc>
+          <w:tcPr>
+            <w:tcW w:w="1250" w:type="pct"/>
+          </w:tcPr>
+          <w:p>
+            <w:r>
+              <w:rPr>
+                <w:rFonts w:hint="eastAsia"/>
+              </w:rPr>
+              <w:t>修理不能から作成された廃棄申請の場合の元修理申請ID</w:t>
+            </w:r>
+          </w:p>
+        </w:tc>
+      </w:tr>
+      <w:tr>
+        <w:tc>
+          <w:tcPr>
+            <w:tcW w:w="1250" w:type="pct"/>
+          </w:tcPr>
+          <w:p>
+            <w:r>
+              <w:t>relatedPurchaseApplicationId</w:t>
+            </w:r>
+          </w:p>
+        </w:tc>
+        <w:tc>
+          <w:tcPr>
+            <w:tcW w:w="1250" w:type="pct"/>
+          </w:tcPr>
+          <w:p>
+            <w:r>
+              <w:t>int64</w:t>
+            </w:r>
+          </w:p>
+        </w:tc>
+        <w:tc>
+          <w:tcPr>
+            <w:tcW w:w="1250" w:type="pct"/>
+          </w:tcPr>
+          <w:p>
+            <w:r>
+              <w:t>-</w:t>
+            </w:r>
+          </w:p>
+        </w:tc>
+        <w:tc>
+          <w:tcPr>
+            <w:tcW w:w="1250" w:type="pct"/>
+          </w:tcPr>
+          <w:p>
+            <w:r>
+              <w:rPr>
+                <w:rFonts w:hint="eastAsia"/>
+              </w:rPr>
+              <w:t>更新購入後処理から作成された廃棄申請の場合の元購入申請ID</w:t>
+            </w:r>
+          </w:p>
+        </w:tc>
+      </w:tr>
+      <w:tr>
+        <w:tc>
+          <w:tcPr>
+            <w:tcW w:w="1250" w:type="pct"/>
+          </w:tcPr>
+          <w:p>
+            <w:r>
+              <w:t>assets</w:t>
+            </w:r>
+          </w:p>
+        </w:tc>
+        <w:tc>
+          <w:tcPr>
+            <w:tcW w:w="1250" w:type="pct"/>
+          </w:tcPr>
+          <w:p>
+            <w:r>
+              <w:t>ApplicationAssetSummary[]</w:t>
+            </w:r>
+          </w:p>
+        </w:tc>
+        <w:tc>
+          <w:tcPr>
+            <w:tcW w:w="1250" w:type="pct"/>
+          </w:tcPr>
+          <w:p>
+            <w:r>
+              <w:t>✓</w:t>
+            </w:r>
+          </w:p>
+        </w:tc>
+        <w:tc>
+          <w:tcPr>
+            <w:tcW w:w="1250" w:type="pct"/>
+          </w:tcPr>
+          <w:p>
+            <w:r>
+              <w:rPr>
+                <w:rFonts w:hint="eastAsia"/>
+              </w:rPr>
+              <w:t>廃棄対象資産</w:t>
+            </w:r>
+          </w:p>
+        </w:tc>
+      </w:tr>
+      <w:tr>
+        <w:tc>
+          <w:tcPr>
+            <w:tcW w:w="1250" w:type="pct"/>
+          </w:tcPr>
+          <w:p>
+            <w:r>
               <w:lastRenderedPageBreak/>
-              <w:t>statusLabel</w:t>
-            </w:r>
-          </w:p>
-        </w:tc>
-        <w:tc>
-          <w:tcPr>
-            <w:tcW w:w="1250" w:type="pct"/>
-          </w:tcPr>
-          <w:p>
-            <w:r>
-              <w:t>string</w:t>
-            </w:r>
-          </w:p>
-        </w:tc>
-        <w:tc>
-          <w:tcPr>
-            <w:tcW w:w="1250" w:type="pct"/>
-          </w:tcPr>
-          <w:p>
-            <w:r>
-              <w:t>✓</w:t>
-            </w:r>
-          </w:p>
-        </w:tc>
-        <w:tc>
-          <w:tcPr>
-            <w:tcW w:w="1250" w:type="pct"/>
-          </w:tcPr>
-          <w:p>
-            <w:r>
-              <w:rPr>
-                <w:rFonts w:hint="eastAsia"/>
-              </w:rPr>
-              <w:t>画面表示用ステータス。保存値との対応はステータスマッピングに従う</w:t>
-            </w:r>
-          </w:p>
-        </w:tc>
-      </w:tr>
-      <w:tr>
-        <w:tc>
-          <w:tcPr>
-            <w:tcW w:w="1250" w:type="pct"/>
-          </w:tcPr>
-          <w:p>
-            <w:r>
-              <w:t>requestedOn</w:t>
-            </w:r>
-          </w:p>
-        </w:tc>
-        <w:tc>
-          <w:tcPr>
-            <w:tcW w:w="1250" w:type="pct"/>
-          </w:tcPr>
-          <w:p>
-            <w:r>
-              <w:t>date</w:t>
-            </w:r>
-          </w:p>
-        </w:tc>
-        <w:tc>
-          <w:tcPr>
-            <w:tcW w:w="1250" w:type="pct"/>
-          </w:tcPr>
-          <w:p>
-            <w:r>
-              <w:t>✓</w:t>
-            </w:r>
-          </w:p>
-        </w:tc>
-        <w:tc>
-          <w:tcPr>
-            <w:tcW w:w="1250" w:type="pct"/>
-          </w:tcPr>
-          <w:p>
-            <w:r>
-              <w:rPr>
-                <w:rFonts w:hint="eastAsia"/>
-              </w:rPr>
-              <w:t>申請日</w:t>
-            </w:r>
-          </w:p>
-        </w:tc>
-      </w:tr>
-      <w:tr>
-        <w:tc>
-          <w:tcPr>
-            <w:tcW w:w="1250" w:type="pct"/>
-          </w:tcPr>
-          <w:p>
-            <w:r>
-              <w:t>requestedByDepartmentName</w:t>
-            </w:r>
-          </w:p>
-        </w:tc>
-        <w:tc>
-          <w:tcPr>
-            <w:tcW w:w="1250" w:type="pct"/>
-          </w:tcPr>
-          <w:p>
-            <w:r>
-              <w:t>string</w:t>
-            </w:r>
-          </w:p>
-        </w:tc>
-        <w:tc>
-          <w:tcPr>
-            <w:tcW w:w="1250" w:type="pct"/>
-          </w:tcPr>
-          <w:p>
-            <w:r>
-              <w:t>-</w:t>
-            </w:r>
-          </w:p>
-        </w:tc>
-        <w:tc>
-          <w:tcPr>
-            <w:tcW w:w="1250" w:type="pct"/>
-          </w:tcPr>
-          <w:p>
-            <w:r>
-              <w:rPr>
-                <w:rFonts w:hint="eastAsia"/>
-              </w:rPr>
-              <w:t>申請者所属</w:t>
-            </w:r>
-          </w:p>
-        </w:tc>
-      </w:tr>
-      <w:tr>
-        <w:tc>
-          <w:tcPr>
-            <w:tcW w:w="1250" w:type="pct"/>
-          </w:tcPr>
-          <w:p>
-            <w:r>
-              <w:t>requestedByName</w:t>
-            </w:r>
-          </w:p>
-        </w:tc>
-        <w:tc>
-          <w:tcPr>
-            <w:tcW w:w="1250" w:type="pct"/>
-          </w:tcPr>
-          <w:p>
-            <w:r>
-              <w:t>string</w:t>
-            </w:r>
-          </w:p>
-        </w:tc>
-        <w:tc>
-          <w:tcPr>
-            <w:tcW w:w="1250" w:type="pct"/>
-          </w:tcPr>
-          <w:p>
-            <w:r>
-              <w:t>✓</w:t>
-            </w:r>
-          </w:p>
-        </w:tc>
-        <w:tc>
-          <w:tcPr>
-            <w:tcW w:w="1250" w:type="pct"/>
-          </w:tcPr>
-          <w:p>
-            <w:r>
-              <w:rPr>
-                <w:rFonts w:hint="eastAsia"/>
-              </w:rPr>
-              <w:t>申請者名</w:t>
-            </w:r>
-          </w:p>
-        </w:tc>
-      </w:tr>
-      <w:tr>
-        <w:tc>
-          <w:tcPr>
-            <w:tcW w:w="1250" w:type="pct"/>
-          </w:tcPr>
-          <w:p>
-            <w:r>
-              <w:t>requestedByContact</w:t>
-            </w:r>
-          </w:p>
-        </w:tc>
-        <w:tc>
-          <w:tcPr>
-            <w:tcW w:w="1250" w:type="pct"/>
-          </w:tcPr>
-          <w:p>
-            <w:r>
-              <w:t>string</w:t>
-            </w:r>
-          </w:p>
-        </w:tc>
-        <w:tc>
-          <w:tcPr>
-            <w:tcW w:w="1250" w:type="pct"/>
-          </w:tcPr>
-          <w:p>
-            <w:r>
-              <w:t>-</w:t>
-            </w:r>
-          </w:p>
-        </w:tc>
-        <w:tc>
-          <w:tcPr>
-            <w:tcW w:w="1250" w:type="pct"/>
-          </w:tcPr>
-          <w:p>
-            <w:r>
-              <w:rPr>
-                <w:rFonts w:hint="eastAsia"/>
-              </w:rPr>
-              <w:t>申請者連絡先</w:t>
-            </w:r>
-          </w:p>
-        </w:tc>
-      </w:tr>
-      <w:tr>
-        <w:tc>
-          <w:tcPr>
-            <w:tcW w:w="1250" w:type="pct"/>
-          </w:tcPr>
-          <w:p>
-            <w:r>
-              <w:t>disposalReasonCode</w:t>
-            </w:r>
-          </w:p>
-        </w:tc>
-        <w:tc>
-          <w:tcPr>
-            <w:tcW w:w="1250" w:type="pct"/>
-          </w:tcPr>
-          <w:p>
-            <w:r>
-              <w:t>string</w:t>
-            </w:r>
-          </w:p>
-        </w:tc>
-        <w:tc>
-          <w:tcPr>
-            <w:tcW w:w="1250" w:type="pct"/>
-          </w:tcPr>
-          <w:p>
-            <w:r>
-              <w:t>-</w:t>
-            </w:r>
-          </w:p>
-        </w:tc>
-        <w:tc>
-          <w:tcPr>
-            <w:tcW w:w="1250" w:type="pct"/>
-          </w:tcPr>
-          <w:p>
-            <w:r>
-              <w:t>`disposal_application_details.disposal_reason_code`</w:t>
-            </w:r>
-          </w:p>
-        </w:tc>
-      </w:tr>
-      <w:tr>
-        <w:tc>
-          <w:tcPr>
-            <w:tcW w:w="1250" w:type="pct"/>
-          </w:tcPr>
-          <w:p>
-            <w:r>
-              <w:t>disposalReasonText</w:t>
-            </w:r>
-          </w:p>
-        </w:tc>
-        <w:tc>
-          <w:tcPr>
-            <w:tcW w:w="1250" w:type="pct"/>
-          </w:tcPr>
-          <w:p>
-            <w:r>
-              <w:t>string</w:t>
-            </w:r>
-          </w:p>
-        </w:tc>
-        <w:tc>
-          <w:tcPr>
-            <w:tcW w:w="1250" w:type="pct"/>
-          </w:tcPr>
-          <w:p>
-            <w:r>
-              <w:t>-</w:t>
-            </w:r>
-          </w:p>
-        </w:tc>
-        <w:tc>
-          <w:tcPr>
-            <w:tcW w:w="1250" w:type="pct"/>
-          </w:tcPr>
-          <w:p>
-            <w:r>
-              <w:t>`disposal_application_details.disposal_reason_text`</w:t>
-            </w:r>
-          </w:p>
-        </w:tc>
-      </w:tr>
-      <w:tr>
-        <w:tc>
-          <w:tcPr>
-            <w:tcW w:w="1250" w:type="pct"/>
-          </w:tcPr>
-          <w:p>
-            <w:r>
-              <w:t>relatedRepairApplicationId</w:t>
-            </w:r>
-          </w:p>
-        </w:tc>
-        <w:tc>
-          <w:tcPr>
-            <w:tcW w:w="1250" w:type="pct"/>
-          </w:tcPr>
-          <w:p>
-            <w:r>
-              <w:t>int64</w:t>
-            </w:r>
-          </w:p>
-        </w:tc>
-        <w:tc>
-          <w:tcPr>
-            <w:tcW w:w="1250" w:type="pct"/>
-          </w:tcPr>
-          <w:p>
-            <w:r>
-              <w:t>-</w:t>
-            </w:r>
-          </w:p>
-        </w:tc>
-        <w:tc>
-          <w:tcPr>
-            <w:tcW w:w="1250" w:type="pct"/>
-          </w:tcPr>
-          <w:p>
-            <w:r>
-              <w:rPr>
-                <w:rFonts w:hint="eastAsia"/>
-              </w:rPr>
-              <w:t>修理不能から作成された廃棄申請の場合の元修理申請ID</w:t>
-            </w:r>
-          </w:p>
-        </w:tc>
-      </w:tr>
-      <w:tr>
-        <w:tc>
-          <w:tcPr>
-            <w:tcW w:w="1250" w:type="pct"/>
-          </w:tcPr>
-          <w:p>
-            <w:r>
-              <w:t>relatedPurchaseApplicationId</w:t>
-            </w:r>
-          </w:p>
-        </w:tc>
-        <w:tc>
-          <w:tcPr>
-            <w:tcW w:w="1250" w:type="pct"/>
-          </w:tcPr>
-          <w:p>
-            <w:r>
-              <w:t>int64</w:t>
-            </w:r>
-          </w:p>
-        </w:tc>
-        <w:tc>
-          <w:tcPr>
-            <w:tcW w:w="1250" w:type="pct"/>
-          </w:tcPr>
-          <w:p>
-            <w:r>
-              <w:t>-</w:t>
-            </w:r>
-          </w:p>
-        </w:tc>
-        <w:tc>
-          <w:tcPr>
-            <w:tcW w:w="1250" w:type="pct"/>
-          </w:tcPr>
-          <w:p>
-            <w:r>
-              <w:rPr>
-                <w:rFonts w:hint="eastAsia"/>
-              </w:rPr>
-              <w:t>更新購入後処理から作成された廃棄申請の場合の元購入申請ID</w:t>
-            </w:r>
-          </w:p>
-        </w:tc>
-      </w:tr>
-      <w:tr>
-        <w:tc>
-          <w:tcPr>
-            <w:tcW w:w="1250" w:type="pct"/>
-          </w:tcPr>
-          <w:p>
-            <w:r>
-              <w:t>assets</w:t>
-            </w:r>
-          </w:p>
-        </w:tc>
-        <w:tc>
-          <w:tcPr>
-            <w:tcW w:w="1250" w:type="pct"/>
-          </w:tcPr>
-          <w:p>
-            <w:r>
-              <w:t>ApplicationAssetSummary[]</w:t>
-            </w:r>
-          </w:p>
-        </w:tc>
-        <w:tc>
-          <w:tcPr>
-            <w:tcW w:w="1250" w:type="pct"/>
-          </w:tcPr>
-          <w:p>
-            <w:r>
-              <w:t>✓</w:t>
-            </w:r>
-          </w:p>
-        </w:tc>
-        <w:tc>
-          <w:tcPr>
-            <w:tcW w:w="1250" w:type="pct"/>
-          </w:tcPr>
-          <w:p>
-            <w:r>
-              <w:rPr>
-                <w:rFonts w:hint="eastAsia"/>
-              </w:rPr>
-              <w:t>廃棄対象資産</w:t>
-            </w:r>
-          </w:p>
-        </w:tc>
-      </w:tr>
-      <w:tr>
-        <w:tc>
-          <w:tcPr>
-            <w:tcW w:w="1250" w:type="pct"/>
-          </w:tcPr>
-          <w:p>
-            <w:r>
               <w:t>availableActions</w:t>
             </w:r>
           </w:p>
@@ -27998,23 +28097,18 @@
           </w:tcPr>
           <w:p>
             <w:r>
-              <w:t>`QUOTE_REQUEST` / `QUOTE_REGISTER` / `ORDER</w:t>
-            </w:r>
-            <w:r>
-              <w:lastRenderedPageBreak/>
-              <w:t>` / `SCHEDULE` / `COMPLETE`</w:t>
-            </w:r>
-          </w:p>
-        </w:tc>
-      </w:tr>
-      <w:tr>
-        <w:tc>
-          <w:tcPr>
-            <w:tcW w:w="1250" w:type="pct"/>
-          </w:tcPr>
-          <w:p>
-            <w:r>
-              <w:lastRenderedPageBreak/>
+              <w:t>`QUOTE_REQUEST` / `QUOTE_REGISTER` / `ORDER` / `SCHEDULE` / `COMPLETE`</w:t>
+            </w:r>
+          </w:p>
+        </w:tc>
+      </w:tr>
+      <w:tr>
+        <w:tc>
+          <w:tcPr>
+            <w:tcW w:w="1250" w:type="pct"/>
+          </w:tcPr>
+          <w:p>
+            <w:r>
               <w:t>stepName</w:t>
             </w:r>
           </w:p>
@@ -28715,6 +28809,7 @@
           </w:tcPr>
           <w:p>
             <w:r>
+              <w:lastRenderedPageBreak/>
               <w:t>requestStatus</w:t>
             </w:r>
           </w:p>
@@ -29010,7 +29105,6 @@
           </w:tcPr>
           <w:p>
             <w:r>
-              <w:lastRenderedPageBreak/>
               <w:t>vendorName</w:t>
             </w:r>
           </w:p>
@@ -29564,6 +29658,7 @@
           </w:tcPr>
           <w:p>
             <w:r>
+              <w:lastRenderedPageBreak/>
               <w:t>accountTitle</w:t>
             </w:r>
           </w:p>
@@ -29904,7 +29999,6 @@
           </w:tcPr>
           <w:p>
             <w:r>
-              <w:lastRenderedPageBreak/>
               <w:t>orderType</w:t>
             </w:r>
           </w:p>
@@ -30317,18 +30411,23 @@
           </w:tcPr>
           <w:p>
             <w:r>
-              <w:t>`APPLICATION` / `APPLICATION_ASSET` / `RFQ` / `RFQ_VENDOR` / `QUOTATION` / `ASSET_LEDGER`</w:t>
-            </w:r>
-          </w:p>
-        </w:tc>
-      </w:tr>
-      <w:tr>
-        <w:tc>
-          <w:tcPr>
-            <w:tcW w:w="1250" w:type="pct"/>
-          </w:tcPr>
-          <w:p>
-            <w:r>
+              <w:t xml:space="preserve">`APPLICATION` / `APPLICATION_ASSET` / `RFQ` / `RFQ_VENDOR` / </w:t>
+            </w:r>
+            <w:r>
+              <w:lastRenderedPageBreak/>
+              <w:t>`QUOTATION` / `ASSET_LEDGER`</w:t>
+            </w:r>
+          </w:p>
+        </w:tc>
+      </w:tr>
+      <w:tr>
+        <w:tc>
+          <w:tcPr>
+            <w:tcW w:w="1250" w:type="pct"/>
+          </w:tcPr>
+          <w:p>
+            <w:r>
+              <w:lastRenderedPageBreak/>
               <w:t>stepCode</w:t>
             </w:r>
           </w:p>
@@ -30404,23 +30503,18 @@
           </w:tcPr>
           <w:p>
             <w:r>
-              <w:t>`QUOTATION` / `ORDER` / `REPORT` / `DISPOSAL_CERTIFICATE` / `</w:t>
-            </w:r>
-            <w:r>
-              <w:lastRenderedPageBreak/>
-              <w:t>MANIFEST` / `CONTRACT` / `INVOICE` / `OTHER`</w:t>
-            </w:r>
-          </w:p>
-        </w:tc>
-      </w:tr>
-      <w:tr>
-        <w:tc>
-          <w:tcPr>
-            <w:tcW w:w="1250" w:type="pct"/>
-          </w:tcPr>
-          <w:p>
-            <w:r>
-              <w:lastRenderedPageBreak/>
+              <w:t>`QUOTATION` / `ORDER` / `REPORT` / `DISPOSAL_CERTIFICATE` / `MANIFEST` / `CONTRACT` / `INVOICE` / `OTHER`</w:t>
+            </w:r>
+          </w:p>
+        </w:tc>
+      </w:tr>
+      <w:tr>
+        <w:tc>
+          <w:tcPr>
+            <w:tcW w:w="1250" w:type="pct"/>
+          </w:tcPr>
+          <w:p>
+            <w:r>
               <w:t>documentType</w:t>
             </w:r>
           </w:p>
@@ -30828,11 +30922,12 @@
           <w:rFonts w:hint="eastAsia"/>
         </w:rPr>
       </w:pPr>
-      <w:bookmarkStart w:id="45" w:name="_Toc231756219"/>
+      <w:bookmarkStart w:id="45" w:name="_Toc232020203"/>
       <w:r>
         <w:rPr>
           <w:rFonts w:hint="eastAsia"/>
         </w:rPr>
+        <w:lastRenderedPageBreak/>
         <w:t>ステータスコード</w:t>
       </w:r>
       <w:bookmarkEnd w:id="45"/>
@@ -31104,12 +31199,11 @@
           <w:rFonts w:hint="eastAsia"/>
         </w:rPr>
       </w:pPr>
-      <w:bookmarkStart w:id="46" w:name="_Toc231756220"/>
+      <w:bookmarkStart w:id="46" w:name="_Toc232020204"/>
       <w:r>
         <w:rPr>
           <w:rFonts w:hint="eastAsia"/>
         </w:rPr>
-        <w:lastRenderedPageBreak/>
         <w:t>廃棄申請見送り（/disposal-task/tasks/{disposalTaskId}/cancel）</w:t>
       </w:r>
       <w:bookmarkEnd w:id="46"/>
@@ -31171,7 +31265,7 @@
           <w:rFonts w:hint="eastAsia"/>
         </w:rPr>
       </w:pPr>
-      <w:bookmarkStart w:id="47" w:name="_Toc231756221"/>
+      <w:bookmarkStart w:id="47" w:name="_Toc232020205"/>
       <w:r>
         <w:rPr>
           <w:rFonts w:hint="eastAsia"/>
@@ -31366,7 +31460,7 @@
           <w:rFonts w:hint="eastAsia"/>
         </w:rPr>
       </w:pPr>
-      <w:bookmarkStart w:id="48" w:name="_Toc231756222"/>
+      <w:bookmarkStart w:id="48" w:name="_Toc232020206"/>
       <w:r>
         <w:rPr>
           <w:rFonts w:hint="eastAsia"/>
@@ -31583,6 +31677,7 @@
         <w:rPr>
           <w:rFonts w:hint="eastAsia"/>
         </w:rPr>
+        <w:lastRenderedPageBreak/>
         <w:t>権限チェック</w:t>
       </w:r>
     </w:p>
@@ -31675,7 +31770,6 @@
         <w:rPr>
           <w:rFonts w:hint="eastAsia"/>
         </w:rPr>
-        <w:lastRenderedPageBreak/>
         <w:t>`rfqs.status` は表示互換のため `申請を見送る` 相当へ同期する</w:t>
       </w:r>
     </w:p>
@@ -31686,7 +31780,7 @@
           <w:rFonts w:hint="eastAsia"/>
         </w:rPr>
       </w:pPr>
-      <w:bookmarkStart w:id="49" w:name="_Toc231756223"/>
+      <w:bookmarkStart w:id="49" w:name="_Toc232020207"/>
       <w:r>
         <w:rPr>
           <w:rFonts w:hint="eastAsia"/>
@@ -32034,7 +32128,7 @@
           <w:rFonts w:hint="eastAsia"/>
         </w:rPr>
       </w:pPr>
-      <w:bookmarkStart w:id="50" w:name="_Toc231756224"/>
+      <w:bookmarkStart w:id="50" w:name="_Toc232020208"/>
       <w:r>
         <w:rPr>
           <w:rFonts w:hint="eastAsia"/>
@@ -32343,6 +32437,7 @@
           </w:tcPr>
           <w:p>
             <w:r>
+              <w:lastRenderedPageBreak/>
               <w:t>500</w:t>
             </w:r>
           </w:p>
@@ -32380,7 +32475,7 @@
           <w:rFonts w:hint="eastAsia"/>
         </w:rPr>
       </w:pPr>
-      <w:bookmarkStart w:id="51" w:name="_Toc231756225"/>
+      <w:bookmarkStart w:id="51" w:name="_Toc232020209"/>
       <w:r>
         <w:rPr>
           <w:rFonts w:hint="eastAsia"/>
@@ -32446,12 +32541,11 @@
           <w:rFonts w:hint="eastAsia"/>
         </w:rPr>
       </w:pPr>
-      <w:bookmarkStart w:id="52" w:name="_Toc231756226"/>
+      <w:bookmarkStart w:id="52" w:name="_Toc232020210"/>
       <w:r>
         <w:rPr>
           <w:rFonts w:hint="eastAsia"/>
         </w:rPr>
-        <w:lastRenderedPageBreak/>
         <w:t>リクエストパラメータ</w:t>
       </w:r>
       <w:bookmarkEnd w:id="52"/>
@@ -32642,7 +32736,7 @@
           <w:rFonts w:hint="eastAsia"/>
         </w:rPr>
       </w:pPr>
-      <w:bookmarkStart w:id="53" w:name="_Toc231756227"/>
+      <w:bookmarkStart w:id="53" w:name="_Toc232020211"/>
       <w:r>
         <w:rPr>
           <w:rFonts w:hint="eastAsia"/>
@@ -33030,6 +33124,7 @@
           </w:tcPr>
           <w:p>
             <w:r>
+              <w:lastRenderedPageBreak/>
               <w:t>vendors</w:t>
             </w:r>
           </w:p>
@@ -33517,7 +33612,6 @@
         <w:rPr>
           <w:rFonts w:hint="eastAsia"/>
         </w:rPr>
-        <w:lastRenderedPageBreak/>
         <w:t>権限チェック</w:t>
       </w:r>
     </w:p>
@@ -33649,6 +33743,7 @@
         <w:rPr>
           <w:rFonts w:hint="eastAsia"/>
         </w:rPr>
+        <w:lastRenderedPageBreak/>
         <w:t>`disposal_application_details.quotation_due_on` には送信済み依頼先の最も早い `due_on` を一覧期限として保存する</w:t>
       </w:r>
     </w:p>
@@ -33659,7 +33754,7 @@
           <w:rFonts w:hint="eastAsia"/>
         </w:rPr>
       </w:pPr>
-      <w:bookmarkStart w:id="54" w:name="_Toc231756228"/>
+      <w:bookmarkStart w:id="54" w:name="_Toc232020212"/>
       <w:r>
         <w:rPr>
           <w:rFonts w:hint="eastAsia"/>
@@ -34007,12 +34102,11 @@
           <w:rFonts w:hint="eastAsia"/>
         </w:rPr>
       </w:pPr>
-      <w:bookmarkStart w:id="55" w:name="_Toc231756229"/>
+      <w:bookmarkStart w:id="55" w:name="_Toc232020213"/>
       <w:r>
         <w:rPr>
           <w:rFonts w:hint="eastAsia"/>
         </w:rPr>
-        <w:lastRenderedPageBreak/>
         <w:t>ステータスコード</w:t>
       </w:r>
       <w:bookmarkEnd w:id="55"/>
@@ -34354,7 +34448,7 @@
           <w:rFonts w:hint="eastAsia"/>
         </w:rPr>
       </w:pPr>
-      <w:bookmarkStart w:id="56" w:name="_Toc231756230"/>
+      <w:bookmarkStart w:id="56" w:name="_Toc232020214"/>
       <w:r>
         <w:rPr>
           <w:rFonts w:hint="eastAsia"/>
@@ -34397,6 +34491,7 @@
     </w:p>
     <w:p>
       <w:r>
+        <w:lastRenderedPageBreak/>
         <w:t>Path: /disposal-task/tasks/{disposalTaskId}/quotations</w:t>
       </w:r>
     </w:p>
@@ -34420,7 +34515,7 @@
           <w:rFonts w:hint="eastAsia"/>
         </w:rPr>
       </w:pPr>
-      <w:bookmarkStart w:id="57" w:name="_Toc231756231"/>
+      <w:bookmarkStart w:id="57" w:name="_Toc232020215"/>
       <w:r>
         <w:rPr>
           <w:rFonts w:hint="eastAsia"/>
@@ -34615,12 +34710,11 @@
           <w:rFonts w:hint="eastAsia"/>
         </w:rPr>
       </w:pPr>
-      <w:bookmarkStart w:id="58" w:name="_Toc231756232"/>
+      <w:bookmarkStart w:id="58" w:name="_Toc232020216"/>
       <w:r>
         <w:rPr>
           <w:rFonts w:hint="eastAsia"/>
         </w:rPr>
-        <w:lastRenderedPageBreak/>
         <w:t>リクエストボディ（multipart/form-data）</w:t>
       </w:r>
       <w:bookmarkEnd w:id="58"/>
@@ -35193,6 +35287,7 @@
         <w:rPr>
           <w:rFonts w:hint="eastAsia"/>
         </w:rPr>
+        <w:lastRenderedPageBreak/>
         <w:t>items要素</w:t>
       </w:r>
     </w:p>
@@ -35819,18 +35914,23 @@
           </w:tcPr>
           <w:p>
             <w:r>
-              <w:t>`QUOTATION` / `ORDER` / `REPORT` / `DISPOSAL_CERTIFICATE` / `MANIFEST` / `CONTRACT` / `INVOICE` / `OTHER`</w:t>
-            </w:r>
-          </w:p>
-        </w:tc>
-      </w:tr>
-      <w:tr>
-        <w:tc>
-          <w:tcPr>
-            <w:tcW w:w="1250" w:type="pct"/>
-          </w:tcPr>
-          <w:p>
-            <w:r>
+              <w:t>`QUOTATION` / `ORDER` / `REPOR</w:t>
+            </w:r>
+            <w:r>
+              <w:lastRenderedPageBreak/>
+              <w:t>T` / `DISPOSAL_CERTIFICATE` / `MANIFEST` / `CONTRACT` / `INVOICE` / `OTHER`</w:t>
+            </w:r>
+          </w:p>
+        </w:tc>
+      </w:tr>
+      <w:tr>
+        <w:tc>
+          <w:tcPr>
+            <w:tcW w:w="1250" w:type="pct"/>
+          </w:tcPr>
+          <w:p>
+            <w:r>
+              <w:lastRenderedPageBreak/>
               <w:t>documentType</w:t>
             </w:r>
           </w:p>
@@ -35876,7 +35976,6 @@
           </w:tcPr>
           <w:p>
             <w:r>
-              <w:lastRenderedPageBreak/>
               <w:t>filePartName</w:t>
             </w:r>
           </w:p>
@@ -36380,6 +36479,7 @@
         <w:rPr>
           <w:rFonts w:hint="eastAsia"/>
         </w:rPr>
+        <w:lastRenderedPageBreak/>
         <w:t>見積原本ファイル本体をAPI内でAmazon S3へPutObjectし、S3オブジェクトキーは `application-documents/facility-{facilityId}/{yyyy}/{mm}/{uploadUuid}.{ext}` 形式で発行する。keyは保存場所識別子であり、`disposalTaskId` や `quotationId` などの業務IDを含めない</w:t>
       </w:r>
     </w:p>
@@ -36406,7 +36506,6 @@
         <w:rPr>
           <w:rFonts w:hint="eastAsia"/>
         </w:rPr>
-        <w:lastRenderedPageBreak/>
         <w:t>Amazon S3保存後にDBメタデータ保存または見積登録トランザクションへ失敗した場合は、保存済みS3オブジェクトをDeleteObjectで破棄する。破棄に失敗した場合は 502 (`TRANSFER_DISPOSAL_FILE_502_S3_WRITE_FAILED`) を返却し、再試行可能な運用ログを残す</w:t>
       </w:r>
     </w:p>
@@ -36443,7 +36542,7 @@
           <w:rFonts w:hint="eastAsia"/>
         </w:rPr>
       </w:pPr>
-      <w:bookmarkStart w:id="59" w:name="_Toc231756233"/>
+      <w:bookmarkStart w:id="59" w:name="_Toc232020217"/>
       <w:r>
         <w:rPr>
           <w:rFonts w:hint="eastAsia"/>
@@ -36920,7 +37019,7 @@
           <w:rFonts w:hint="eastAsia"/>
         </w:rPr>
       </w:pPr>
-      <w:bookmarkStart w:id="60" w:name="_Toc231756234"/>
+      <w:bookmarkStart w:id="60" w:name="_Toc232020218"/>
       <w:r>
         <w:rPr>
           <w:rFonts w:hint="eastAsia"/>
@@ -37054,6 +37153,7 @@
           </w:tcPr>
           <w:p>
             <w:r>
+              <w:lastRenderedPageBreak/>
               <w:t>400</w:t>
             </w:r>
           </w:p>
@@ -37229,7 +37329,6 @@
           </w:tcPr>
           <w:p>
             <w:r>
-              <w:lastRenderedPageBreak/>
               <w:t>502</w:t>
             </w:r>
           </w:p>
@@ -37302,7 +37401,7 @@
           <w:rFonts w:hint="eastAsia"/>
         </w:rPr>
       </w:pPr>
-      <w:bookmarkStart w:id="61" w:name="_Toc231756235"/>
+      <w:bookmarkStart w:id="61" w:name="_Toc232020219"/>
       <w:r>
         <w:rPr>
           <w:rFonts w:hint="eastAsia"/>
@@ -37368,7 +37467,7 @@
           <w:rFonts w:hint="eastAsia"/>
         </w:rPr>
       </w:pPr>
-      <w:bookmarkStart w:id="62" w:name="_Toc231756236"/>
+      <w:bookmarkStart w:id="62" w:name="_Toc232020220"/>
       <w:r>
         <w:rPr>
           <w:rFonts w:hint="eastAsia"/>
@@ -37645,6 +37744,7 @@
         <w:rPr>
           <w:rFonts w:hint="eastAsia"/>
         </w:rPr>
+        <w:lastRenderedPageBreak/>
         <w:t>認可条件: Bearer トークン上の作業対象施設について `facility_feature_settings` と `user_facility_feature_settings` の両方で `transfer_disposal` が有効であること</w:t>
       </w:r>
     </w:p>
@@ -37698,7 +37798,6 @@
         <w:rPr>
           <w:rFonts w:hint="eastAsia"/>
         </w:rPr>
-        <w:lastRenderedPageBreak/>
         <w:t>`quotations.deleted_at` を設定し、関連見積原本の `application_documents.deleted_at` も設定する</w:t>
       </w:r>
     </w:p>
@@ -37722,7 +37821,7 @@
           <w:rFonts w:hint="eastAsia"/>
         </w:rPr>
       </w:pPr>
-      <w:bookmarkStart w:id="63" w:name="_Toc231756237"/>
+      <w:bookmarkStart w:id="63" w:name="_Toc232020221"/>
       <w:r>
         <w:rPr>
           <w:rFonts w:hint="eastAsia"/>
@@ -37751,7 +37850,7 @@
           <w:rFonts w:hint="eastAsia"/>
         </w:rPr>
       </w:pPr>
-      <w:bookmarkStart w:id="64" w:name="_Toc231756238"/>
+      <w:bookmarkStart w:id="64" w:name="_Toc232020222"/>
       <w:r>
         <w:rPr>
           <w:rFonts w:hint="eastAsia"/>
@@ -38062,7 +38161,7 @@
           <w:rFonts w:hint="eastAsia"/>
         </w:rPr>
       </w:pPr>
-      <w:bookmarkStart w:id="65" w:name="_Toc231756239"/>
+      <w:bookmarkStart w:id="65" w:name="_Toc232020223"/>
       <w:r>
         <w:rPr>
           <w:rFonts w:hint="eastAsia"/>
@@ -38105,6 +38204,7 @@
     </w:p>
     <w:p>
       <w:r>
+        <w:lastRenderedPageBreak/>
         <w:t>Path: /disposal-task/tasks/{disposalTaskId}/order</w:t>
       </w:r>
     </w:p>
@@ -38128,7 +38228,7 @@
           <w:rFonts w:hint="eastAsia"/>
         </w:rPr>
       </w:pPr>
-      <w:bookmarkStart w:id="66" w:name="_Toc231756240"/>
+      <w:bookmarkStart w:id="66" w:name="_Toc232020224"/>
       <w:r>
         <w:rPr>
           <w:rFonts w:hint="eastAsia"/>
@@ -38323,7 +38423,7 @@
           <w:rFonts w:hint="eastAsia"/>
         </w:rPr>
       </w:pPr>
-      <w:bookmarkStart w:id="67" w:name="_Toc231756241"/>
+      <w:bookmarkStart w:id="67" w:name="_Toc232020225"/>
       <w:r>
         <w:rPr>
           <w:rFonts w:hint="eastAsia"/>
@@ -38913,14 +39013,14 @@
               <w:rPr>
                 <w:rFonts w:hint="eastAsia"/>
               </w:rPr>
-              <w:t>`APPLICATION` / `APPLICATION_ASSET` / `RFQ` / `RFQ_VENDOR` / `QUOTATION` / `ASSET_LEDGER`。汎用ドキュメント登録では必須。見積登録・発注登録・完了登録に内包するドキュメントで</w:t>
+              <w:t>`APPLICATION` / `APPLICATION_ASSET` / `RFQ` / `RFQ_VENDOR` / `QUOTATION` / `</w:t>
             </w:r>
             <w:r>
               <w:rPr>
                 <w:rFonts w:hint="eastAsia"/>
               </w:rPr>
               <w:lastRenderedPageBreak/>
-              <w:t>はAPIが所有者を確定するため省略可</w:t>
+              <w:t>ASSET_LEDGER`。汎用ドキュメント登録では必須。見積登録・発注登録・完了登録に内包するドキュメントではAPIが所有者を確定するため省略可</w:t>
             </w:r>
           </w:p>
         </w:tc>
@@ -39425,6 +39525,7 @@
           </w:tcPr>
           <w:p>
             <w:r>
+              <w:lastRenderedPageBreak/>
               <w:t>accountType</w:t>
             </w:r>
           </w:p>
@@ -39521,7 +39622,6 @@
         <w:rPr>
           <w:rFonts w:hint="eastAsia"/>
         </w:rPr>
-        <w:lastRenderedPageBreak/>
         <w:t>権限チェック</w:t>
       </w:r>
     </w:p>
@@ -39689,11 +39789,12 @@
           <w:rFonts w:hint="eastAsia"/>
         </w:rPr>
       </w:pPr>
-      <w:bookmarkStart w:id="68" w:name="_Toc231756242"/>
+      <w:bookmarkStart w:id="68" w:name="_Toc232020226"/>
       <w:r>
         <w:rPr>
           <w:rFonts w:hint="eastAsia"/>
         </w:rPr>
+        <w:lastRenderedPageBreak/>
         <w:t>レスポンス（200：DisposalOrderResponse）</w:t>
       </w:r>
       <w:bookmarkEnd w:id="68"/>
@@ -39897,7 +39998,6 @@
           </w:tcPr>
           <w:p>
             <w:r>
-              <w:lastRenderedPageBreak/>
               <w:t>quotationId</w:t>
             </w:r>
           </w:p>
@@ -40209,7 +40309,7 @@
           <w:rFonts w:hint="eastAsia"/>
         </w:rPr>
       </w:pPr>
-      <w:bookmarkStart w:id="69" w:name="_Toc231756243"/>
+      <w:bookmarkStart w:id="69" w:name="_Toc232020227"/>
       <w:r>
         <w:rPr>
           <w:rFonts w:hint="eastAsia"/>
@@ -40553,6 +40653,7 @@
           </w:tcPr>
           <w:p>
             <w:r>
+              <w:lastRenderedPageBreak/>
               <w:t>500</w:t>
             </w:r>
           </w:p>
@@ -40590,12 +40691,11 @@
           <w:rFonts w:hint="eastAsia"/>
         </w:rPr>
       </w:pPr>
-      <w:bookmarkStart w:id="70" w:name="_Toc231756244"/>
+      <w:bookmarkStart w:id="70" w:name="_Toc232020228"/>
       <w:r>
         <w:rPr>
           <w:rFonts w:hint="eastAsia"/>
         </w:rPr>
-        <w:lastRenderedPageBreak/>
         <w:t>廃棄作業日/納期登録（/disposal-task/tasks/{disposalTaskId}/delivery-date）</w:t>
       </w:r>
       <w:bookmarkEnd w:id="70"/>
@@ -40657,7 +40757,7 @@
           <w:rFonts w:hint="eastAsia"/>
         </w:rPr>
       </w:pPr>
-      <w:bookmarkStart w:id="71" w:name="_Toc231756245"/>
+      <w:bookmarkStart w:id="71" w:name="_Toc232020229"/>
       <w:r>
         <w:rPr>
           <w:rFonts w:hint="eastAsia"/>
@@ -40852,7 +40952,7 @@
           <w:rFonts w:hint="eastAsia"/>
         </w:rPr>
       </w:pPr>
-      <w:bookmarkStart w:id="72" w:name="_Toc231756246"/>
+      <w:bookmarkStart w:id="72" w:name="_Toc232020230"/>
       <w:r>
         <w:rPr>
           <w:rFonts w:hint="eastAsia"/>
@@ -41109,6 +41209,7 @@
         <w:rPr>
           <w:rFonts w:hint="eastAsia"/>
         </w:rPr>
+        <w:lastRenderedPageBreak/>
         <w:t>処理仕様</w:t>
       </w:r>
     </w:p>
@@ -41161,7 +41262,6 @@
         <w:rPr>
           <w:rFonts w:hint="eastAsia"/>
         </w:rPr>
-        <w:lastRenderedPageBreak/>
         <w:t>画面表示の `作業日確定` は保存値 `納期確定` から派生させる</w:t>
       </w:r>
     </w:p>
@@ -41172,7 +41272,7 @@
           <w:rFonts w:hint="eastAsia"/>
         </w:rPr>
       </w:pPr>
-      <w:bookmarkStart w:id="73" w:name="_Toc231756247"/>
+      <w:bookmarkStart w:id="73" w:name="_Toc232020231"/>
       <w:r>
         <w:rPr>
           <w:rFonts w:hint="eastAsia"/>
@@ -41520,7 +41620,7 @@
           <w:rFonts w:hint="eastAsia"/>
         </w:rPr>
       </w:pPr>
-      <w:bookmarkStart w:id="74" w:name="_Toc231756248"/>
+      <w:bookmarkStart w:id="74" w:name="_Toc232020232"/>
       <w:r>
         <w:rPr>
           <w:rFonts w:hint="eastAsia"/>
@@ -41866,11 +41966,12 @@
           <w:rFonts w:hint="eastAsia"/>
         </w:rPr>
       </w:pPr>
-      <w:bookmarkStart w:id="75" w:name="_Toc231756249"/>
+      <w:bookmarkStart w:id="75" w:name="_Toc232020233"/>
       <w:r>
         <w:rPr>
           <w:rFonts w:hint="eastAsia"/>
         </w:rPr>
+        <w:lastRenderedPageBreak/>
         <w:t>廃棄ドキュメント登録（/disposal-task/tasks/{disposalTaskId}/documents）</w:t>
       </w:r>
       <w:bookmarkEnd w:id="75"/>
@@ -41932,12 +42033,11 @@
           <w:rFonts w:hint="eastAsia"/>
         </w:rPr>
       </w:pPr>
-      <w:bookmarkStart w:id="76" w:name="_Toc231756250"/>
+      <w:bookmarkStart w:id="76" w:name="_Toc232020234"/>
       <w:r>
         <w:rPr>
           <w:rFonts w:hint="eastAsia"/>
         </w:rPr>
-        <w:lastRenderedPageBreak/>
         <w:t>リクエストパラメータ</w:t>
       </w:r>
       <w:bookmarkEnd w:id="76"/>
@@ -42128,7 +42228,7 @@
           <w:rFonts w:hint="eastAsia"/>
         </w:rPr>
       </w:pPr>
-      <w:bookmarkStart w:id="77" w:name="_Toc231756251"/>
+      <w:bookmarkStart w:id="77" w:name="_Toc232020235"/>
       <w:r>
         <w:rPr>
           <w:rFonts w:hint="eastAsia"/>
@@ -42493,18 +42593,26 @@
               <w:rPr>
                 <w:rFonts w:hint="eastAsia"/>
               </w:rPr>
-              <w:t>`APPLICATION` / `APPLICATION_ASSET` / `RFQ` / `RFQ_VENDOR` / `QUOTATION` / `ASSET_LEDGER`。汎用ドキュメント登録では必須。見積登録・発注登録・完了登録に内包するドキュメントではAPIが所有者を確定するため省略可</w:t>
-            </w:r>
-          </w:p>
-        </w:tc>
-      </w:tr>
-      <w:tr>
-        <w:tc>
-          <w:tcPr>
-            <w:tcW w:w="1250" w:type="pct"/>
-          </w:tcPr>
-          <w:p>
-            <w:r>
+              <w:t>`APPLICATION` / `APPLICATION_ASSET` / `RFQ` / `RFQ_VENDOR` / `QUOTATION` / `ASSET_LEDGER`。</w:t>
+            </w:r>
+            <w:r>
+              <w:rPr>
+                <w:rFonts w:hint="eastAsia"/>
+              </w:rPr>
+              <w:lastRenderedPageBreak/>
+              <w:t>汎用ドキュメント登録では必須。見積登録・発注登録・完了登録に内包するドキュメントではAPIが所有者を確定するため省略可</w:t>
+            </w:r>
+          </w:p>
+        </w:tc>
+      </w:tr>
+      <w:tr>
+        <w:tc>
+          <w:tcPr>
+            <w:tcW w:w="1250" w:type="pct"/>
+          </w:tcPr>
+          <w:p>
+            <w:r>
+              <w:lastRenderedPageBreak/>
               <w:t>ownerId</w:t>
             </w:r>
           </w:p>
@@ -42550,499 +42658,499 @@
           </w:tcPr>
           <w:p>
             <w:r>
+              <w:t>stepCode</w:t>
+            </w:r>
+          </w:p>
+        </w:tc>
+        <w:tc>
+          <w:tcPr>
+            <w:tcW w:w="1250" w:type="pct"/>
+          </w:tcPr>
+          <w:p>
+            <w:r>
+              <w:t>string</w:t>
+            </w:r>
+          </w:p>
+        </w:tc>
+        <w:tc>
+          <w:tcPr>
+            <w:tcW w:w="1250" w:type="pct"/>
+          </w:tcPr>
+          <w:p>
+            <w:r>
+              <w:t>-</w:t>
+            </w:r>
+          </w:p>
+        </w:tc>
+        <w:tc>
+          <w:tcPr>
+            <w:tcW w:w="1250" w:type="pct"/>
+          </w:tcPr>
+          <w:p>
+            <w:r>
+              <w:rPr>
+                <w:rFonts w:hint="eastAsia"/>
+              </w:rPr>
+              <w:t>`QUOTE_REQUEST` / `QUOTE_REGISTER` / `ORDER` / `SCHEDULE` / `COMPLETE` などの工程コード</w:t>
+            </w:r>
+          </w:p>
+        </w:tc>
+      </w:tr>
+      <w:tr>
+        <w:tc>
+          <w:tcPr>
+            <w:tcW w:w="1250" w:type="pct"/>
+          </w:tcPr>
+          <w:p>
+            <w:r>
+              <w:t>documentCategory</w:t>
+            </w:r>
+          </w:p>
+        </w:tc>
+        <w:tc>
+          <w:tcPr>
+            <w:tcW w:w="1250" w:type="pct"/>
+          </w:tcPr>
+          <w:p>
+            <w:r>
+              <w:t>string</w:t>
+            </w:r>
+          </w:p>
+        </w:tc>
+        <w:tc>
+          <w:tcPr>
+            <w:tcW w:w="1250" w:type="pct"/>
+          </w:tcPr>
+          <w:p>
+            <w:r>
+              <w:t>✓</w:t>
+            </w:r>
+          </w:p>
+        </w:tc>
+        <w:tc>
+          <w:tcPr>
+            <w:tcW w:w="1250" w:type="pct"/>
+          </w:tcPr>
+          <w:p>
+            <w:r>
+              <w:t>`QUOTATION` / `ORDER` / `REPORT` / `DISPOSAL_CERTIFICATE` / `MANIFEST` / `CONTRACT` / `INVOICE` / `OTHER`</w:t>
+            </w:r>
+          </w:p>
+        </w:tc>
+      </w:tr>
+      <w:tr>
+        <w:tc>
+          <w:tcPr>
+            <w:tcW w:w="1250" w:type="pct"/>
+          </w:tcPr>
+          <w:p>
+            <w:r>
+              <w:t>documentType</w:t>
+            </w:r>
+          </w:p>
+        </w:tc>
+        <w:tc>
+          <w:tcPr>
+            <w:tcW w:w="1250" w:type="pct"/>
+          </w:tcPr>
+          <w:p>
+            <w:r>
+              <w:t>string</w:t>
+            </w:r>
+          </w:p>
+        </w:tc>
+        <w:tc>
+          <w:tcPr>
+            <w:tcW w:w="1250" w:type="pct"/>
+          </w:tcPr>
+          <w:p>
+            <w:r>
+              <w:t>✓</w:t>
+            </w:r>
+          </w:p>
+        </w:tc>
+        <w:tc>
+          <w:tcPr>
+            <w:tcW w:w="1250" w:type="pct"/>
+          </w:tcPr>
+          <w:p>
+            <w:r>
+              <w:rPr>
+                <w:rFonts w:hint="eastAsia"/>
+              </w:rPr>
+              <w:t>文書種別名</w:t>
+            </w:r>
+          </w:p>
+        </w:tc>
+      </w:tr>
+      <w:tr>
+        <w:tc>
+          <w:tcPr>
+            <w:tcW w:w="1250" w:type="pct"/>
+          </w:tcPr>
+          <w:p>
+            <w:r>
+              <w:t>filePartName</w:t>
+            </w:r>
+          </w:p>
+        </w:tc>
+        <w:tc>
+          <w:tcPr>
+            <w:tcW w:w="1250" w:type="pct"/>
+          </w:tcPr>
+          <w:p>
+            <w:r>
+              <w:t>string</w:t>
+            </w:r>
+          </w:p>
+        </w:tc>
+        <w:tc>
+          <w:tcPr>
+            <w:tcW w:w="1250" w:type="pct"/>
+          </w:tcPr>
+          <w:p>
+            <w:r>
+              <w:t>✓</w:t>
+            </w:r>
+          </w:p>
+        </w:tc>
+        <w:tc>
+          <w:tcPr>
+            <w:tcW w:w="1250" w:type="pct"/>
+          </w:tcPr>
+          <w:p>
+            <w:r>
+              <w:rPr>
+                <w:rFonts w:hint="eastAsia"/>
+              </w:rPr>
+              <w:t>multipart/form-data のファイルパート名</w:t>
+            </w:r>
+          </w:p>
+        </w:tc>
+      </w:tr>
+      <w:tr>
+        <w:tc>
+          <w:tcPr>
+            <w:tcW w:w="1250" w:type="pct"/>
+          </w:tcPr>
+          <w:p>
+            <w:r>
+              <w:t>fileName</w:t>
+            </w:r>
+          </w:p>
+        </w:tc>
+        <w:tc>
+          <w:tcPr>
+            <w:tcW w:w="1250" w:type="pct"/>
+          </w:tcPr>
+          <w:p>
+            <w:r>
+              <w:t>string</w:t>
+            </w:r>
+          </w:p>
+        </w:tc>
+        <w:tc>
+          <w:tcPr>
+            <w:tcW w:w="1250" w:type="pct"/>
+          </w:tcPr>
+          <w:p>
+            <w:r>
+              <w:t>✓</w:t>
+            </w:r>
+          </w:p>
+        </w:tc>
+        <w:tc>
+          <w:tcPr>
+            <w:tcW w:w="1250" w:type="pct"/>
+          </w:tcPr>
+          <w:p>
+            <w:r>
+              <w:rPr>
+                <w:rFonts w:hint="eastAsia"/>
+              </w:rPr>
+              <w:t>ファイル名</w:t>
+            </w:r>
+          </w:p>
+        </w:tc>
+      </w:tr>
+      <w:tr>
+        <w:tc>
+          <w:tcPr>
+            <w:tcW w:w="1250" w:type="pct"/>
+          </w:tcPr>
+          <w:p>
+            <w:r>
+              <w:t>contentType</w:t>
+            </w:r>
+          </w:p>
+        </w:tc>
+        <w:tc>
+          <w:tcPr>
+            <w:tcW w:w="1250" w:type="pct"/>
+          </w:tcPr>
+          <w:p>
+            <w:r>
+              <w:t>string</w:t>
+            </w:r>
+          </w:p>
+        </w:tc>
+        <w:tc>
+          <w:tcPr>
+            <w:tcW w:w="1250" w:type="pct"/>
+          </w:tcPr>
+          <w:p>
+            <w:r>
+              <w:t>-</w:t>
+            </w:r>
+          </w:p>
+        </w:tc>
+        <w:tc>
+          <w:tcPr>
+            <w:tcW w:w="1250" w:type="pct"/>
+          </w:tcPr>
+          <w:p>
+            <w:r>
+              <w:rPr>
+                <w:rFonts w:hint="eastAsia"/>
+              </w:rPr>
+              <w:t>MIMEタイプ</w:t>
+            </w:r>
+          </w:p>
+        </w:tc>
+      </w:tr>
+      <w:tr>
+        <w:tc>
+          <w:tcPr>
+            <w:tcW w:w="1250" w:type="pct"/>
+          </w:tcPr>
+          <w:p>
+            <w:r>
+              <w:t>fileSize</w:t>
+            </w:r>
+          </w:p>
+        </w:tc>
+        <w:tc>
+          <w:tcPr>
+            <w:tcW w:w="1250" w:type="pct"/>
+          </w:tcPr>
+          <w:p>
+            <w:r>
+              <w:t>int64</w:t>
+            </w:r>
+          </w:p>
+        </w:tc>
+        <w:tc>
+          <w:tcPr>
+            <w:tcW w:w="1250" w:type="pct"/>
+          </w:tcPr>
+          <w:p>
+            <w:r>
+              <w:t>-</w:t>
+            </w:r>
+          </w:p>
+        </w:tc>
+        <w:tc>
+          <w:tcPr>
+            <w:tcW w:w="1250" w:type="pct"/>
+          </w:tcPr>
+          <w:p>
+            <w:r>
+              <w:rPr>
+                <w:rFonts w:hint="eastAsia"/>
+              </w:rPr>
+              <w:t>ファイルサイズ</w:t>
+            </w:r>
+          </w:p>
+        </w:tc>
+      </w:tr>
+      <w:tr>
+        <w:tc>
+          <w:tcPr>
+            <w:tcW w:w="1250" w:type="pct"/>
+          </w:tcPr>
+          <w:p>
+            <w:r>
+              <w:t>contentHash</w:t>
+            </w:r>
+          </w:p>
+        </w:tc>
+        <w:tc>
+          <w:tcPr>
+            <w:tcW w:w="1250" w:type="pct"/>
+          </w:tcPr>
+          <w:p>
+            <w:r>
+              <w:t>string</w:t>
+            </w:r>
+          </w:p>
+        </w:tc>
+        <w:tc>
+          <w:tcPr>
+            <w:tcW w:w="1250" w:type="pct"/>
+          </w:tcPr>
+          <w:p>
+            <w:r>
+              <w:t>-</w:t>
+            </w:r>
+          </w:p>
+        </w:tc>
+        <w:tc>
+          <w:tcPr>
+            <w:tcW w:w="1250" w:type="pct"/>
+          </w:tcPr>
+          <w:p>
+            <w:r>
+              <w:rPr>
+                <w:rFonts w:hint="eastAsia"/>
+              </w:rPr>
+              <w:t>ファイル本文のハッシュ値。未指定時はAPI側で算出する</w:t>
+            </w:r>
+          </w:p>
+        </w:tc>
+      </w:tr>
+      <w:tr>
+        <w:tc>
+          <w:tcPr>
+            <w:tcW w:w="1250" w:type="pct"/>
+          </w:tcPr>
+          <w:p>
+            <w:r>
+              <w:t>title</w:t>
+            </w:r>
+          </w:p>
+        </w:tc>
+        <w:tc>
+          <w:tcPr>
+            <w:tcW w:w="1250" w:type="pct"/>
+          </w:tcPr>
+          <w:p>
+            <w:r>
+              <w:t>string</w:t>
+            </w:r>
+          </w:p>
+        </w:tc>
+        <w:tc>
+          <w:tcPr>
+            <w:tcW w:w="1250" w:type="pct"/>
+          </w:tcPr>
+          <w:p>
+            <w:r>
+              <w:t>-</w:t>
+            </w:r>
+          </w:p>
+        </w:tc>
+        <w:tc>
+          <w:tcPr>
+            <w:tcW w:w="1250" w:type="pct"/>
+          </w:tcPr>
+          <w:p>
+            <w:r>
+              <w:rPr>
+                <w:rFonts w:hint="eastAsia"/>
+              </w:rPr>
+              <w:t>表示タイトル</w:t>
+            </w:r>
+          </w:p>
+        </w:tc>
+      </w:tr>
+      <w:tr>
+        <w:tc>
+          <w:tcPr>
+            <w:tcW w:w="1250" w:type="pct"/>
+          </w:tcPr>
+          <w:p>
+            <w:r>
+              <w:t>documentDate</w:t>
+            </w:r>
+          </w:p>
+        </w:tc>
+        <w:tc>
+          <w:tcPr>
+            <w:tcW w:w="1250" w:type="pct"/>
+          </w:tcPr>
+          <w:p>
+            <w:r>
+              <w:t>date</w:t>
+            </w:r>
+          </w:p>
+        </w:tc>
+        <w:tc>
+          <w:tcPr>
+            <w:tcW w:w="1250" w:type="pct"/>
+          </w:tcPr>
+          <w:p>
+            <w:r>
+              <w:t>-</w:t>
+            </w:r>
+          </w:p>
+        </w:tc>
+        <w:tc>
+          <w:tcPr>
+            <w:tcW w:w="1250" w:type="pct"/>
+          </w:tcPr>
+          <w:p>
+            <w:r>
+              <w:rPr>
+                <w:rFonts w:hint="eastAsia"/>
+              </w:rPr>
+              <w:t>文書日付</w:t>
+            </w:r>
+          </w:p>
+        </w:tc>
+      </w:tr>
+      <w:tr>
+        <w:tc>
+          <w:tcPr>
+            <w:tcW w:w="1250" w:type="pct"/>
+          </w:tcPr>
+          <w:p>
+            <w:r>
+              <w:t>accountType</w:t>
+            </w:r>
+          </w:p>
+        </w:tc>
+        <w:tc>
+          <w:tcPr>
+            <w:tcW w:w="1250" w:type="pct"/>
+          </w:tcPr>
+          <w:p>
+            <w:r>
+              <w:t>string</w:t>
+            </w:r>
+          </w:p>
+        </w:tc>
+        <w:tc>
+          <w:tcPr>
+            <w:tcW w:w="1250" w:type="pct"/>
+          </w:tcPr>
+          <w:p>
+            <w:r>
+              <w:t>-</w:t>
+            </w:r>
+          </w:p>
+        </w:tc>
+        <w:tc>
+          <w:tcPr>
+            <w:tcW w:w="1250" w:type="pct"/>
+          </w:tcPr>
+          <w:p>
+            <w:r>
+              <w:rPr>
+                <w:rFonts w:hint="eastAsia"/>
+              </w:rPr>
+              <w:t>勘定科目区分</w:t>
+            </w:r>
+          </w:p>
+        </w:tc>
+      </w:tr>
+      <w:tr>
+        <w:tc>
+          <w:tcPr>
+            <w:tcW w:w="1250" w:type="pct"/>
+          </w:tcPr>
+          <w:p>
+            <w:r>
               <w:lastRenderedPageBreak/>
-              <w:t>stepCode</w:t>
-            </w:r>
-          </w:p>
-        </w:tc>
-        <w:tc>
-          <w:tcPr>
-            <w:tcW w:w="1250" w:type="pct"/>
-          </w:tcPr>
-          <w:p>
-            <w:r>
-              <w:t>string</w:t>
-            </w:r>
-          </w:p>
-        </w:tc>
-        <w:tc>
-          <w:tcPr>
-            <w:tcW w:w="1250" w:type="pct"/>
-          </w:tcPr>
-          <w:p>
-            <w:r>
-              <w:t>-</w:t>
-            </w:r>
-          </w:p>
-        </w:tc>
-        <w:tc>
-          <w:tcPr>
-            <w:tcW w:w="1250" w:type="pct"/>
-          </w:tcPr>
-          <w:p>
-            <w:r>
-              <w:rPr>
-                <w:rFonts w:hint="eastAsia"/>
-              </w:rPr>
-              <w:t>`QUOTE_REQUEST` / `QUOTE_REGISTER` / `ORDER` / `SCHEDULE` / `COMPLETE` などの工程コード</w:t>
-            </w:r>
-          </w:p>
-        </w:tc>
-      </w:tr>
-      <w:tr>
-        <w:tc>
-          <w:tcPr>
-            <w:tcW w:w="1250" w:type="pct"/>
-          </w:tcPr>
-          <w:p>
-            <w:r>
-              <w:t>documentCategory</w:t>
-            </w:r>
-          </w:p>
-        </w:tc>
-        <w:tc>
-          <w:tcPr>
-            <w:tcW w:w="1250" w:type="pct"/>
-          </w:tcPr>
-          <w:p>
-            <w:r>
-              <w:t>string</w:t>
-            </w:r>
-          </w:p>
-        </w:tc>
-        <w:tc>
-          <w:tcPr>
-            <w:tcW w:w="1250" w:type="pct"/>
-          </w:tcPr>
-          <w:p>
-            <w:r>
-              <w:t>✓</w:t>
-            </w:r>
-          </w:p>
-        </w:tc>
-        <w:tc>
-          <w:tcPr>
-            <w:tcW w:w="1250" w:type="pct"/>
-          </w:tcPr>
-          <w:p>
-            <w:r>
-              <w:t>`QUOTATION` / `ORDER` / `REPORT` / `DISPOSAL_CERTIFICATE` / `MANIFEST` / `CONTRACT` / `INVOICE` / `OTHER`</w:t>
-            </w:r>
-          </w:p>
-        </w:tc>
-      </w:tr>
-      <w:tr>
-        <w:tc>
-          <w:tcPr>
-            <w:tcW w:w="1250" w:type="pct"/>
-          </w:tcPr>
-          <w:p>
-            <w:r>
-              <w:t>documentType</w:t>
-            </w:r>
-          </w:p>
-        </w:tc>
-        <w:tc>
-          <w:tcPr>
-            <w:tcW w:w="1250" w:type="pct"/>
-          </w:tcPr>
-          <w:p>
-            <w:r>
-              <w:t>string</w:t>
-            </w:r>
-          </w:p>
-        </w:tc>
-        <w:tc>
-          <w:tcPr>
-            <w:tcW w:w="1250" w:type="pct"/>
-          </w:tcPr>
-          <w:p>
-            <w:r>
-              <w:t>✓</w:t>
-            </w:r>
-          </w:p>
-        </w:tc>
-        <w:tc>
-          <w:tcPr>
-            <w:tcW w:w="1250" w:type="pct"/>
-          </w:tcPr>
-          <w:p>
-            <w:r>
-              <w:rPr>
-                <w:rFonts w:hint="eastAsia"/>
-              </w:rPr>
-              <w:t>文書種別名</w:t>
-            </w:r>
-          </w:p>
-        </w:tc>
-      </w:tr>
-      <w:tr>
-        <w:tc>
-          <w:tcPr>
-            <w:tcW w:w="1250" w:type="pct"/>
-          </w:tcPr>
-          <w:p>
-            <w:r>
-              <w:t>filePartName</w:t>
-            </w:r>
-          </w:p>
-        </w:tc>
-        <w:tc>
-          <w:tcPr>
-            <w:tcW w:w="1250" w:type="pct"/>
-          </w:tcPr>
-          <w:p>
-            <w:r>
-              <w:t>string</w:t>
-            </w:r>
-          </w:p>
-        </w:tc>
-        <w:tc>
-          <w:tcPr>
-            <w:tcW w:w="1250" w:type="pct"/>
-          </w:tcPr>
-          <w:p>
-            <w:r>
-              <w:t>✓</w:t>
-            </w:r>
-          </w:p>
-        </w:tc>
-        <w:tc>
-          <w:tcPr>
-            <w:tcW w:w="1250" w:type="pct"/>
-          </w:tcPr>
-          <w:p>
-            <w:r>
-              <w:rPr>
-                <w:rFonts w:hint="eastAsia"/>
-              </w:rPr>
-              <w:t>multipart/form-data のファイルパート名</w:t>
-            </w:r>
-          </w:p>
-        </w:tc>
-      </w:tr>
-      <w:tr>
-        <w:tc>
-          <w:tcPr>
-            <w:tcW w:w="1250" w:type="pct"/>
-          </w:tcPr>
-          <w:p>
-            <w:r>
-              <w:t>fileName</w:t>
-            </w:r>
-          </w:p>
-        </w:tc>
-        <w:tc>
-          <w:tcPr>
-            <w:tcW w:w="1250" w:type="pct"/>
-          </w:tcPr>
-          <w:p>
-            <w:r>
-              <w:t>string</w:t>
-            </w:r>
-          </w:p>
-        </w:tc>
-        <w:tc>
-          <w:tcPr>
-            <w:tcW w:w="1250" w:type="pct"/>
-          </w:tcPr>
-          <w:p>
-            <w:r>
-              <w:t>✓</w:t>
-            </w:r>
-          </w:p>
-        </w:tc>
-        <w:tc>
-          <w:tcPr>
-            <w:tcW w:w="1250" w:type="pct"/>
-          </w:tcPr>
-          <w:p>
-            <w:r>
-              <w:rPr>
-                <w:rFonts w:hint="eastAsia"/>
-              </w:rPr>
-              <w:t>ファイル名</w:t>
-            </w:r>
-          </w:p>
-        </w:tc>
-      </w:tr>
-      <w:tr>
-        <w:tc>
-          <w:tcPr>
-            <w:tcW w:w="1250" w:type="pct"/>
-          </w:tcPr>
-          <w:p>
-            <w:r>
-              <w:t>contentType</w:t>
-            </w:r>
-          </w:p>
-        </w:tc>
-        <w:tc>
-          <w:tcPr>
-            <w:tcW w:w="1250" w:type="pct"/>
-          </w:tcPr>
-          <w:p>
-            <w:r>
-              <w:t>string</w:t>
-            </w:r>
-          </w:p>
-        </w:tc>
-        <w:tc>
-          <w:tcPr>
-            <w:tcW w:w="1250" w:type="pct"/>
-          </w:tcPr>
-          <w:p>
-            <w:r>
-              <w:t>-</w:t>
-            </w:r>
-          </w:p>
-        </w:tc>
-        <w:tc>
-          <w:tcPr>
-            <w:tcW w:w="1250" w:type="pct"/>
-          </w:tcPr>
-          <w:p>
-            <w:r>
-              <w:rPr>
-                <w:rFonts w:hint="eastAsia"/>
-              </w:rPr>
-              <w:t>MIMEタイプ</w:t>
-            </w:r>
-          </w:p>
-        </w:tc>
-      </w:tr>
-      <w:tr>
-        <w:tc>
-          <w:tcPr>
-            <w:tcW w:w="1250" w:type="pct"/>
-          </w:tcPr>
-          <w:p>
-            <w:r>
-              <w:t>fileSize</w:t>
-            </w:r>
-          </w:p>
-        </w:tc>
-        <w:tc>
-          <w:tcPr>
-            <w:tcW w:w="1250" w:type="pct"/>
-          </w:tcPr>
-          <w:p>
-            <w:r>
-              <w:t>int64</w:t>
-            </w:r>
-          </w:p>
-        </w:tc>
-        <w:tc>
-          <w:tcPr>
-            <w:tcW w:w="1250" w:type="pct"/>
-          </w:tcPr>
-          <w:p>
-            <w:r>
-              <w:t>-</w:t>
-            </w:r>
-          </w:p>
-        </w:tc>
-        <w:tc>
-          <w:tcPr>
-            <w:tcW w:w="1250" w:type="pct"/>
-          </w:tcPr>
-          <w:p>
-            <w:r>
-              <w:rPr>
-                <w:rFonts w:hint="eastAsia"/>
-              </w:rPr>
-              <w:t>ファイルサイズ</w:t>
-            </w:r>
-          </w:p>
-        </w:tc>
-      </w:tr>
-      <w:tr>
-        <w:tc>
-          <w:tcPr>
-            <w:tcW w:w="1250" w:type="pct"/>
-          </w:tcPr>
-          <w:p>
-            <w:r>
-              <w:t>contentHash</w:t>
-            </w:r>
-          </w:p>
-        </w:tc>
-        <w:tc>
-          <w:tcPr>
-            <w:tcW w:w="1250" w:type="pct"/>
-          </w:tcPr>
-          <w:p>
-            <w:r>
-              <w:t>string</w:t>
-            </w:r>
-          </w:p>
-        </w:tc>
-        <w:tc>
-          <w:tcPr>
-            <w:tcW w:w="1250" w:type="pct"/>
-          </w:tcPr>
-          <w:p>
-            <w:r>
-              <w:t>-</w:t>
-            </w:r>
-          </w:p>
-        </w:tc>
-        <w:tc>
-          <w:tcPr>
-            <w:tcW w:w="1250" w:type="pct"/>
-          </w:tcPr>
-          <w:p>
-            <w:r>
-              <w:rPr>
-                <w:rFonts w:hint="eastAsia"/>
-              </w:rPr>
-              <w:t>ファイル本文のハッシュ値。未指定時はAPI側で算出する</w:t>
-            </w:r>
-          </w:p>
-        </w:tc>
-      </w:tr>
-      <w:tr>
-        <w:tc>
-          <w:tcPr>
-            <w:tcW w:w="1250" w:type="pct"/>
-          </w:tcPr>
-          <w:p>
-            <w:r>
-              <w:t>title</w:t>
-            </w:r>
-          </w:p>
-        </w:tc>
-        <w:tc>
-          <w:tcPr>
-            <w:tcW w:w="1250" w:type="pct"/>
-          </w:tcPr>
-          <w:p>
-            <w:r>
-              <w:t>string</w:t>
-            </w:r>
-          </w:p>
-        </w:tc>
-        <w:tc>
-          <w:tcPr>
-            <w:tcW w:w="1250" w:type="pct"/>
-          </w:tcPr>
-          <w:p>
-            <w:r>
-              <w:t>-</w:t>
-            </w:r>
-          </w:p>
-        </w:tc>
-        <w:tc>
-          <w:tcPr>
-            <w:tcW w:w="1250" w:type="pct"/>
-          </w:tcPr>
-          <w:p>
-            <w:r>
-              <w:rPr>
-                <w:rFonts w:hint="eastAsia"/>
-              </w:rPr>
-              <w:t>表示タイトル</w:t>
-            </w:r>
-          </w:p>
-        </w:tc>
-      </w:tr>
-      <w:tr>
-        <w:tc>
-          <w:tcPr>
-            <w:tcW w:w="1250" w:type="pct"/>
-          </w:tcPr>
-          <w:p>
-            <w:r>
-              <w:t>documentDate</w:t>
-            </w:r>
-          </w:p>
-        </w:tc>
-        <w:tc>
-          <w:tcPr>
-            <w:tcW w:w="1250" w:type="pct"/>
-          </w:tcPr>
-          <w:p>
-            <w:r>
-              <w:t>date</w:t>
-            </w:r>
-          </w:p>
-        </w:tc>
-        <w:tc>
-          <w:tcPr>
-            <w:tcW w:w="1250" w:type="pct"/>
-          </w:tcPr>
-          <w:p>
-            <w:r>
-              <w:t>-</w:t>
-            </w:r>
-          </w:p>
-        </w:tc>
-        <w:tc>
-          <w:tcPr>
-            <w:tcW w:w="1250" w:type="pct"/>
-          </w:tcPr>
-          <w:p>
-            <w:r>
-              <w:rPr>
-                <w:rFonts w:hint="eastAsia"/>
-              </w:rPr>
-              <w:t>文書日付</w:t>
-            </w:r>
-          </w:p>
-        </w:tc>
-      </w:tr>
-      <w:tr>
-        <w:tc>
-          <w:tcPr>
-            <w:tcW w:w="1250" w:type="pct"/>
-          </w:tcPr>
-          <w:p>
-            <w:r>
-              <w:t>accountType</w:t>
-            </w:r>
-          </w:p>
-        </w:tc>
-        <w:tc>
-          <w:tcPr>
-            <w:tcW w:w="1250" w:type="pct"/>
-          </w:tcPr>
-          <w:p>
-            <w:r>
-              <w:t>string</w:t>
-            </w:r>
-          </w:p>
-        </w:tc>
-        <w:tc>
-          <w:tcPr>
-            <w:tcW w:w="1250" w:type="pct"/>
-          </w:tcPr>
-          <w:p>
-            <w:r>
-              <w:t>-</w:t>
-            </w:r>
-          </w:p>
-        </w:tc>
-        <w:tc>
-          <w:tcPr>
-            <w:tcW w:w="1250" w:type="pct"/>
-          </w:tcPr>
-          <w:p>
-            <w:r>
-              <w:rPr>
-                <w:rFonts w:hint="eastAsia"/>
-              </w:rPr>
-              <w:t>勘定科目区分</w:t>
-            </w:r>
-          </w:p>
-        </w:tc>
-      </w:tr>
-      <w:tr>
-        <w:tc>
-          <w:tcPr>
-            <w:tcW w:w="1250" w:type="pct"/>
-          </w:tcPr>
-          <w:p>
-            <w:r>
               <w:t>accountOtherText</w:t>
             </w:r>
           </w:p>
@@ -43134,7 +43242,6 @@
         <w:rPr>
           <w:rFonts w:hint="eastAsia"/>
         </w:rPr>
-        <w:lastRenderedPageBreak/>
         <w:t>処理仕様</w:t>
       </w:r>
     </w:p>
@@ -43262,11 +43369,12 @@
           <w:rFonts w:hint="eastAsia"/>
         </w:rPr>
       </w:pPr>
-      <w:bookmarkStart w:id="78" w:name="_Toc231756252"/>
+      <w:bookmarkStart w:id="78" w:name="_Toc232020236"/>
       <w:r>
         <w:rPr>
           <w:rFonts w:hint="eastAsia"/>
         </w:rPr>
+        <w:lastRenderedPageBreak/>
         <w:t>レスポンス（201：DocumentSummary）</w:t>
       </w:r>
       <w:bookmarkEnd w:id="78"/>
@@ -43467,364 +43575,364 @@
           </w:tcPr>
           <w:p>
             <w:r>
+              <w:t>stepCode</w:t>
+            </w:r>
+          </w:p>
+        </w:tc>
+        <w:tc>
+          <w:tcPr>
+            <w:tcW w:w="1250" w:type="pct"/>
+          </w:tcPr>
+          <w:p>
+            <w:r>
+              <w:t>string</w:t>
+            </w:r>
+          </w:p>
+        </w:tc>
+        <w:tc>
+          <w:tcPr>
+            <w:tcW w:w="1250" w:type="pct"/>
+          </w:tcPr>
+          <w:p>
+            <w:r>
+              <w:t>-</w:t>
+            </w:r>
+          </w:p>
+        </w:tc>
+        <w:tc>
+          <w:tcPr>
+            <w:tcW w:w="1250" w:type="pct"/>
+          </w:tcPr>
+          <w:p>
+            <w:r>
+              <w:rPr>
+                <w:rFonts w:hint="eastAsia"/>
+              </w:rPr>
+              <w:t>`QUOTE_REQUEST` / `QUOTE_REGISTER` / `ORDER` / `SCHEDULE` / `COMPLETE` など</w:t>
+            </w:r>
+          </w:p>
+        </w:tc>
+      </w:tr>
+      <w:tr>
+        <w:tc>
+          <w:tcPr>
+            <w:tcW w:w="1250" w:type="pct"/>
+          </w:tcPr>
+          <w:p>
+            <w:r>
+              <w:t>documentCategory</w:t>
+            </w:r>
+          </w:p>
+        </w:tc>
+        <w:tc>
+          <w:tcPr>
+            <w:tcW w:w="1250" w:type="pct"/>
+          </w:tcPr>
+          <w:p>
+            <w:r>
+              <w:t>string</w:t>
+            </w:r>
+          </w:p>
+        </w:tc>
+        <w:tc>
+          <w:tcPr>
+            <w:tcW w:w="1250" w:type="pct"/>
+          </w:tcPr>
+          <w:p>
+            <w:r>
+              <w:t>✓</w:t>
+            </w:r>
+          </w:p>
+        </w:tc>
+        <w:tc>
+          <w:tcPr>
+            <w:tcW w:w="1250" w:type="pct"/>
+          </w:tcPr>
+          <w:p>
+            <w:r>
+              <w:t>`QUOTATION` / `ORDER` / `REPORT` / `DISPOSAL_CERTIFICATE` / `MANIFEST` / `CONTRACT` / `INVOICE` / `OTHER`</w:t>
+            </w:r>
+          </w:p>
+        </w:tc>
+      </w:tr>
+      <w:tr>
+        <w:tc>
+          <w:tcPr>
+            <w:tcW w:w="1250" w:type="pct"/>
+          </w:tcPr>
+          <w:p>
+            <w:r>
+              <w:t>documentType</w:t>
+            </w:r>
+          </w:p>
+        </w:tc>
+        <w:tc>
+          <w:tcPr>
+            <w:tcW w:w="1250" w:type="pct"/>
+          </w:tcPr>
+          <w:p>
+            <w:r>
+              <w:t>string</w:t>
+            </w:r>
+          </w:p>
+        </w:tc>
+        <w:tc>
+          <w:tcPr>
+            <w:tcW w:w="1250" w:type="pct"/>
+          </w:tcPr>
+          <w:p>
+            <w:r>
+              <w:t>✓</w:t>
+            </w:r>
+          </w:p>
+        </w:tc>
+        <w:tc>
+          <w:tcPr>
+            <w:tcW w:w="1250" w:type="pct"/>
+          </w:tcPr>
+          <w:p>
+            <w:r>
+              <w:rPr>
+                <w:rFonts w:hint="eastAsia"/>
+              </w:rPr>
+              <w:t>画面表示用種別。例: 見積書 / 発注書 / 完了報告書 / 廃棄証明書 / マニフェスト / 契約書 / 請求書</w:t>
+            </w:r>
+          </w:p>
+        </w:tc>
+      </w:tr>
+      <w:tr>
+        <w:tc>
+          <w:tcPr>
+            <w:tcW w:w="1250" w:type="pct"/>
+          </w:tcPr>
+          <w:p>
+            <w:r>
+              <w:t>fileName</w:t>
+            </w:r>
+          </w:p>
+        </w:tc>
+        <w:tc>
+          <w:tcPr>
+            <w:tcW w:w="1250" w:type="pct"/>
+          </w:tcPr>
+          <w:p>
+            <w:r>
+              <w:t>string</w:t>
+            </w:r>
+          </w:p>
+        </w:tc>
+        <w:tc>
+          <w:tcPr>
+            <w:tcW w:w="1250" w:type="pct"/>
+          </w:tcPr>
+          <w:p>
+            <w:r>
+              <w:t>✓</w:t>
+            </w:r>
+          </w:p>
+        </w:tc>
+        <w:tc>
+          <w:tcPr>
+            <w:tcW w:w="1250" w:type="pct"/>
+          </w:tcPr>
+          <w:p>
+            <w:r>
+              <w:rPr>
+                <w:rFonts w:hint="eastAsia"/>
+              </w:rPr>
+              <w:t>ファイル名</w:t>
+            </w:r>
+          </w:p>
+        </w:tc>
+      </w:tr>
+      <w:tr>
+        <w:tc>
+          <w:tcPr>
+            <w:tcW w:w="1250" w:type="pct"/>
+          </w:tcPr>
+          <w:p>
+            <w:r>
+              <w:t>contentType</w:t>
+            </w:r>
+          </w:p>
+        </w:tc>
+        <w:tc>
+          <w:tcPr>
+            <w:tcW w:w="1250" w:type="pct"/>
+          </w:tcPr>
+          <w:p>
+            <w:r>
+              <w:t>string</w:t>
+            </w:r>
+          </w:p>
+        </w:tc>
+        <w:tc>
+          <w:tcPr>
+            <w:tcW w:w="1250" w:type="pct"/>
+          </w:tcPr>
+          <w:p>
+            <w:r>
+              <w:t>-</w:t>
+            </w:r>
+          </w:p>
+        </w:tc>
+        <w:tc>
+          <w:tcPr>
+            <w:tcW w:w="1250" w:type="pct"/>
+          </w:tcPr>
+          <w:p>
+            <w:r>
+              <w:rPr>
+                <w:rFonts w:hint="eastAsia"/>
+              </w:rPr>
+              <w:t>MIMEタイプ</w:t>
+            </w:r>
+          </w:p>
+        </w:tc>
+      </w:tr>
+      <w:tr>
+        <w:tc>
+          <w:tcPr>
+            <w:tcW w:w="1250" w:type="pct"/>
+          </w:tcPr>
+          <w:p>
+            <w:r>
+              <w:t>fileSize</w:t>
+            </w:r>
+          </w:p>
+        </w:tc>
+        <w:tc>
+          <w:tcPr>
+            <w:tcW w:w="1250" w:type="pct"/>
+          </w:tcPr>
+          <w:p>
+            <w:r>
+              <w:t>int64</w:t>
+            </w:r>
+          </w:p>
+        </w:tc>
+        <w:tc>
+          <w:tcPr>
+            <w:tcW w:w="1250" w:type="pct"/>
+          </w:tcPr>
+          <w:p>
+            <w:r>
+              <w:t>-</w:t>
+            </w:r>
+          </w:p>
+        </w:tc>
+        <w:tc>
+          <w:tcPr>
+            <w:tcW w:w="1250" w:type="pct"/>
+          </w:tcPr>
+          <w:p>
+            <w:r>
+              <w:rPr>
+                <w:rFonts w:hint="eastAsia"/>
+              </w:rPr>
+              <w:t>ファイルサイズ</w:t>
+            </w:r>
+          </w:p>
+        </w:tc>
+      </w:tr>
+      <w:tr>
+        <w:tc>
+          <w:tcPr>
+            <w:tcW w:w="1250" w:type="pct"/>
+          </w:tcPr>
+          <w:p>
+            <w:r>
+              <w:t>downloadUrl</w:t>
+            </w:r>
+          </w:p>
+        </w:tc>
+        <w:tc>
+          <w:tcPr>
+            <w:tcW w:w="1250" w:type="pct"/>
+          </w:tcPr>
+          <w:p>
+            <w:r>
+              <w:t>string</w:t>
+            </w:r>
+          </w:p>
+        </w:tc>
+        <w:tc>
+          <w:tcPr>
+            <w:tcW w:w="1250" w:type="pct"/>
+          </w:tcPr>
+          <w:p>
+            <w:r>
+              <w:t>-</w:t>
+            </w:r>
+          </w:p>
+        </w:tc>
+        <w:tc>
+          <w:tcPr>
+            <w:tcW w:w="1250" w:type="pct"/>
+          </w:tcPr>
+          <w:p>
+            <w:r>
+              <w:rPr>
+                <w:rFonts w:hint="eastAsia"/>
+              </w:rPr>
+              <w:t>表示・ダウンロード用の認可済みURL。S3オブジェクトキー、S3バケット名、S3の直接URLは返さない</w:t>
+            </w:r>
+          </w:p>
+        </w:tc>
+      </w:tr>
+      <w:tr>
+        <w:tc>
+          <w:tcPr>
+            <w:tcW w:w="1250" w:type="pct"/>
+          </w:tcPr>
+          <w:p>
+            <w:r>
+              <w:t>documentDate</w:t>
+            </w:r>
+          </w:p>
+        </w:tc>
+        <w:tc>
+          <w:tcPr>
+            <w:tcW w:w="1250" w:type="pct"/>
+          </w:tcPr>
+          <w:p>
+            <w:r>
+              <w:t>date</w:t>
+            </w:r>
+          </w:p>
+        </w:tc>
+        <w:tc>
+          <w:tcPr>
+            <w:tcW w:w="1250" w:type="pct"/>
+          </w:tcPr>
+          <w:p>
+            <w:r>
+              <w:t>-</w:t>
+            </w:r>
+          </w:p>
+        </w:tc>
+        <w:tc>
+          <w:tcPr>
+            <w:tcW w:w="1250" w:type="pct"/>
+          </w:tcPr>
+          <w:p>
+            <w:r>
+              <w:rPr>
+                <w:rFonts w:hint="eastAsia"/>
+              </w:rPr>
+              <w:t>文書日付</w:t>
+            </w:r>
+          </w:p>
+        </w:tc>
+      </w:tr>
+      <w:tr>
+        <w:tc>
+          <w:tcPr>
+            <w:tcW w:w="1250" w:type="pct"/>
+          </w:tcPr>
+          <w:p>
+            <w:r>
               <w:lastRenderedPageBreak/>
-              <w:t>stepCode</w:t>
-            </w:r>
-          </w:p>
-        </w:tc>
-        <w:tc>
-          <w:tcPr>
-            <w:tcW w:w="1250" w:type="pct"/>
-          </w:tcPr>
-          <w:p>
-            <w:r>
-              <w:t>string</w:t>
-            </w:r>
-          </w:p>
-        </w:tc>
-        <w:tc>
-          <w:tcPr>
-            <w:tcW w:w="1250" w:type="pct"/>
-          </w:tcPr>
-          <w:p>
-            <w:r>
-              <w:t>-</w:t>
-            </w:r>
-          </w:p>
-        </w:tc>
-        <w:tc>
-          <w:tcPr>
-            <w:tcW w:w="1250" w:type="pct"/>
-          </w:tcPr>
-          <w:p>
-            <w:r>
-              <w:rPr>
-                <w:rFonts w:hint="eastAsia"/>
-              </w:rPr>
-              <w:t>`QUOTE_REQUEST` / `QUOTE_REGISTER` / `ORDER` / `SCHEDULE` / `COMPLETE` など</w:t>
-            </w:r>
-          </w:p>
-        </w:tc>
-      </w:tr>
-      <w:tr>
-        <w:tc>
-          <w:tcPr>
-            <w:tcW w:w="1250" w:type="pct"/>
-          </w:tcPr>
-          <w:p>
-            <w:r>
-              <w:t>documentCategory</w:t>
-            </w:r>
-          </w:p>
-        </w:tc>
-        <w:tc>
-          <w:tcPr>
-            <w:tcW w:w="1250" w:type="pct"/>
-          </w:tcPr>
-          <w:p>
-            <w:r>
-              <w:t>string</w:t>
-            </w:r>
-          </w:p>
-        </w:tc>
-        <w:tc>
-          <w:tcPr>
-            <w:tcW w:w="1250" w:type="pct"/>
-          </w:tcPr>
-          <w:p>
-            <w:r>
-              <w:t>✓</w:t>
-            </w:r>
-          </w:p>
-        </w:tc>
-        <w:tc>
-          <w:tcPr>
-            <w:tcW w:w="1250" w:type="pct"/>
-          </w:tcPr>
-          <w:p>
-            <w:r>
-              <w:t>`QUOTATION` / `ORDER` / `REPORT` / `DISPOSAL_CERTIFICATE` / `MANIFEST` / `CONTRACT` / `INVOICE` / `OTHER`</w:t>
-            </w:r>
-          </w:p>
-        </w:tc>
-      </w:tr>
-      <w:tr>
-        <w:tc>
-          <w:tcPr>
-            <w:tcW w:w="1250" w:type="pct"/>
-          </w:tcPr>
-          <w:p>
-            <w:r>
-              <w:t>documentType</w:t>
-            </w:r>
-          </w:p>
-        </w:tc>
-        <w:tc>
-          <w:tcPr>
-            <w:tcW w:w="1250" w:type="pct"/>
-          </w:tcPr>
-          <w:p>
-            <w:r>
-              <w:t>string</w:t>
-            </w:r>
-          </w:p>
-        </w:tc>
-        <w:tc>
-          <w:tcPr>
-            <w:tcW w:w="1250" w:type="pct"/>
-          </w:tcPr>
-          <w:p>
-            <w:r>
-              <w:t>✓</w:t>
-            </w:r>
-          </w:p>
-        </w:tc>
-        <w:tc>
-          <w:tcPr>
-            <w:tcW w:w="1250" w:type="pct"/>
-          </w:tcPr>
-          <w:p>
-            <w:r>
-              <w:rPr>
-                <w:rFonts w:hint="eastAsia"/>
-              </w:rPr>
-              <w:t>画面表示用種別。例: 見積書 / 発注書 / 完了報告書 / 廃棄証明書 / マニフェスト / 契約書 / 請求書</w:t>
-            </w:r>
-          </w:p>
-        </w:tc>
-      </w:tr>
-      <w:tr>
-        <w:tc>
-          <w:tcPr>
-            <w:tcW w:w="1250" w:type="pct"/>
-          </w:tcPr>
-          <w:p>
-            <w:r>
-              <w:t>fileName</w:t>
-            </w:r>
-          </w:p>
-        </w:tc>
-        <w:tc>
-          <w:tcPr>
-            <w:tcW w:w="1250" w:type="pct"/>
-          </w:tcPr>
-          <w:p>
-            <w:r>
-              <w:t>string</w:t>
-            </w:r>
-          </w:p>
-        </w:tc>
-        <w:tc>
-          <w:tcPr>
-            <w:tcW w:w="1250" w:type="pct"/>
-          </w:tcPr>
-          <w:p>
-            <w:r>
-              <w:t>✓</w:t>
-            </w:r>
-          </w:p>
-        </w:tc>
-        <w:tc>
-          <w:tcPr>
-            <w:tcW w:w="1250" w:type="pct"/>
-          </w:tcPr>
-          <w:p>
-            <w:r>
-              <w:rPr>
-                <w:rFonts w:hint="eastAsia"/>
-              </w:rPr>
-              <w:t>ファイル名</w:t>
-            </w:r>
-          </w:p>
-        </w:tc>
-      </w:tr>
-      <w:tr>
-        <w:tc>
-          <w:tcPr>
-            <w:tcW w:w="1250" w:type="pct"/>
-          </w:tcPr>
-          <w:p>
-            <w:r>
-              <w:t>contentType</w:t>
-            </w:r>
-          </w:p>
-        </w:tc>
-        <w:tc>
-          <w:tcPr>
-            <w:tcW w:w="1250" w:type="pct"/>
-          </w:tcPr>
-          <w:p>
-            <w:r>
-              <w:t>string</w:t>
-            </w:r>
-          </w:p>
-        </w:tc>
-        <w:tc>
-          <w:tcPr>
-            <w:tcW w:w="1250" w:type="pct"/>
-          </w:tcPr>
-          <w:p>
-            <w:r>
-              <w:t>-</w:t>
-            </w:r>
-          </w:p>
-        </w:tc>
-        <w:tc>
-          <w:tcPr>
-            <w:tcW w:w="1250" w:type="pct"/>
-          </w:tcPr>
-          <w:p>
-            <w:r>
-              <w:rPr>
-                <w:rFonts w:hint="eastAsia"/>
-              </w:rPr>
-              <w:t>MIMEタイプ</w:t>
-            </w:r>
-          </w:p>
-        </w:tc>
-      </w:tr>
-      <w:tr>
-        <w:tc>
-          <w:tcPr>
-            <w:tcW w:w="1250" w:type="pct"/>
-          </w:tcPr>
-          <w:p>
-            <w:r>
-              <w:t>fileSize</w:t>
-            </w:r>
-          </w:p>
-        </w:tc>
-        <w:tc>
-          <w:tcPr>
-            <w:tcW w:w="1250" w:type="pct"/>
-          </w:tcPr>
-          <w:p>
-            <w:r>
-              <w:t>int64</w:t>
-            </w:r>
-          </w:p>
-        </w:tc>
-        <w:tc>
-          <w:tcPr>
-            <w:tcW w:w="1250" w:type="pct"/>
-          </w:tcPr>
-          <w:p>
-            <w:r>
-              <w:t>-</w:t>
-            </w:r>
-          </w:p>
-        </w:tc>
-        <w:tc>
-          <w:tcPr>
-            <w:tcW w:w="1250" w:type="pct"/>
-          </w:tcPr>
-          <w:p>
-            <w:r>
-              <w:rPr>
-                <w:rFonts w:hint="eastAsia"/>
-              </w:rPr>
-              <w:t>ファイルサイズ</w:t>
-            </w:r>
-          </w:p>
-        </w:tc>
-      </w:tr>
-      <w:tr>
-        <w:tc>
-          <w:tcPr>
-            <w:tcW w:w="1250" w:type="pct"/>
-          </w:tcPr>
-          <w:p>
-            <w:r>
-              <w:t>downloadUrl</w:t>
-            </w:r>
-          </w:p>
-        </w:tc>
-        <w:tc>
-          <w:tcPr>
-            <w:tcW w:w="1250" w:type="pct"/>
-          </w:tcPr>
-          <w:p>
-            <w:r>
-              <w:t>string</w:t>
-            </w:r>
-          </w:p>
-        </w:tc>
-        <w:tc>
-          <w:tcPr>
-            <w:tcW w:w="1250" w:type="pct"/>
-          </w:tcPr>
-          <w:p>
-            <w:r>
-              <w:t>-</w:t>
-            </w:r>
-          </w:p>
-        </w:tc>
-        <w:tc>
-          <w:tcPr>
-            <w:tcW w:w="1250" w:type="pct"/>
-          </w:tcPr>
-          <w:p>
-            <w:r>
-              <w:rPr>
-                <w:rFonts w:hint="eastAsia"/>
-              </w:rPr>
-              <w:t>表示・ダウンロード用の認可済みURL。S3オブジェクトキー、S3バケット名、S3の直接URLは返さない</w:t>
-            </w:r>
-          </w:p>
-        </w:tc>
-      </w:tr>
-      <w:tr>
-        <w:tc>
-          <w:tcPr>
-            <w:tcW w:w="1250" w:type="pct"/>
-          </w:tcPr>
-          <w:p>
-            <w:r>
-              <w:t>documentDate</w:t>
-            </w:r>
-          </w:p>
-        </w:tc>
-        <w:tc>
-          <w:tcPr>
-            <w:tcW w:w="1250" w:type="pct"/>
-          </w:tcPr>
-          <w:p>
-            <w:r>
-              <w:t>date</w:t>
-            </w:r>
-          </w:p>
-        </w:tc>
-        <w:tc>
-          <w:tcPr>
-            <w:tcW w:w="1250" w:type="pct"/>
-          </w:tcPr>
-          <w:p>
-            <w:r>
-              <w:t>-</w:t>
-            </w:r>
-          </w:p>
-        </w:tc>
-        <w:tc>
-          <w:tcPr>
-            <w:tcW w:w="1250" w:type="pct"/>
-          </w:tcPr>
-          <w:p>
-            <w:r>
-              <w:rPr>
-                <w:rFonts w:hint="eastAsia"/>
-              </w:rPr>
-              <w:t>文書日付</w:t>
-            </w:r>
-          </w:p>
-        </w:tc>
-      </w:tr>
-      <w:tr>
-        <w:tc>
-          <w:tcPr>
-            <w:tcW w:w="1250" w:type="pct"/>
-          </w:tcPr>
-          <w:p>
-            <w:r>
               <w:t>accountType</w:t>
             </w:r>
           </w:p>
@@ -43962,7 +44070,7 @@
           <w:rFonts w:hint="eastAsia"/>
         </w:rPr>
       </w:pPr>
-      <w:bookmarkStart w:id="79" w:name="_Toc231756253"/>
+      <w:bookmarkStart w:id="79" w:name="_Toc232020237"/>
       <w:r>
         <w:rPr>
           <w:rFonts w:hint="eastAsia"/>
@@ -44166,7 +44274,6 @@
           </w:tcPr>
           <w:p>
             <w:r>
-              <w:lastRenderedPageBreak/>
               <w:t>403</w:t>
             </w:r>
           </w:p>
@@ -44344,7 +44451,7 @@
           <w:rFonts w:hint="eastAsia"/>
         </w:rPr>
       </w:pPr>
-      <w:bookmarkStart w:id="80" w:name="_Toc231756254"/>
+      <w:bookmarkStart w:id="80" w:name="_Toc232020238"/>
       <w:r>
         <w:rPr>
           <w:rFonts w:hint="eastAsia"/>
@@ -44410,11 +44517,12 @@
           <w:rFonts w:hint="eastAsia"/>
         </w:rPr>
       </w:pPr>
-      <w:bookmarkStart w:id="81" w:name="_Toc231756255"/>
+      <w:bookmarkStart w:id="81" w:name="_Toc232020239"/>
       <w:r>
         <w:rPr>
           <w:rFonts w:hint="eastAsia"/>
         </w:rPr>
+        <w:lastRenderedPageBreak/>
         <w:t>リクエストパラメータ</w:t>
       </w:r>
       <w:bookmarkEnd w:id="81"/>
@@ -44687,7 +44795,6 @@
         <w:rPr>
           <w:rFonts w:hint="eastAsia"/>
         </w:rPr>
-        <w:lastRenderedPageBreak/>
         <w:t>認可条件: Bearer トークン上の作業対象施設について `facility_feature_settings` と `user_facility_feature_settings` の両方で `transfer_disposal` が有効であること</w:t>
       </w:r>
     </w:p>
@@ -44751,7 +44858,7 @@
           <w:rFonts w:hint="eastAsia"/>
         </w:rPr>
       </w:pPr>
-      <w:bookmarkStart w:id="82" w:name="_Toc231756256"/>
+      <w:bookmarkStart w:id="82" w:name="_Toc232020240"/>
       <w:r>
         <w:rPr>
           <w:rFonts w:hint="eastAsia"/>
@@ -44780,7 +44887,7 @@
           <w:rFonts w:hint="eastAsia"/>
         </w:rPr>
       </w:pPr>
-      <w:bookmarkStart w:id="83" w:name="_Toc231756257"/>
+      <w:bookmarkStart w:id="83" w:name="_Toc232020241"/>
       <w:r>
         <w:rPr>
           <w:rFonts w:hint="eastAsia"/>
@@ -45054,6 +45161,7 @@
           </w:tcPr>
           <w:p>
             <w:r>
+              <w:lastRenderedPageBreak/>
               <w:t>500</w:t>
             </w:r>
           </w:p>
@@ -45091,7 +45199,7 @@
           <w:rFonts w:hint="eastAsia"/>
         </w:rPr>
       </w:pPr>
-      <w:bookmarkStart w:id="84" w:name="_Toc231756258"/>
+      <w:bookmarkStart w:id="84" w:name="_Toc232020242"/>
       <w:r>
         <w:rPr>
           <w:rFonts w:hint="eastAsia"/>
@@ -45157,12 +45265,11 @@
           <w:rFonts w:hint="eastAsia"/>
         </w:rPr>
       </w:pPr>
-      <w:bookmarkStart w:id="85" w:name="_Toc231756259"/>
+      <w:bookmarkStart w:id="85" w:name="_Toc232020243"/>
       <w:r>
         <w:rPr>
           <w:rFonts w:hint="eastAsia"/>
         </w:rPr>
-        <w:lastRenderedPageBreak/>
         <w:t>リクエストパラメータ</w:t>
       </w:r>
       <w:bookmarkEnd w:id="85"/>
@@ -45353,7 +45460,7 @@
           <w:rFonts w:hint="eastAsia"/>
         </w:rPr>
       </w:pPr>
-      <w:bookmarkStart w:id="86" w:name="_Toc231756260"/>
+      <w:bookmarkStart w:id="86" w:name="_Toc232020244"/>
       <w:r>
         <w:rPr>
           <w:rFonts w:hint="eastAsia"/>
@@ -45687,7 +45794,14 @@
               <w:rPr>
                 <w:rFonts w:hint="eastAsia"/>
               </w:rPr>
-              <w:t>`payload.documents[].filePartName` で参照される完了証跡ファイル本体</w:t>
+              <w:t xml:space="preserve">`payload.documents[].filePartName` </w:t>
+            </w:r>
+            <w:r>
+              <w:rPr>
+                <w:rFonts w:hint="eastAsia"/>
+              </w:rPr>
+              <w:lastRenderedPageBreak/>
+              <w:t>で参照される完了証跡ファイル本体</w:t>
             </w:r>
           </w:p>
         </w:tc>
@@ -45853,14 +45967,143 @@
               <w:rPr>
                 <w:rFonts w:hint="eastAsia"/>
               </w:rPr>
-              <w:t>`APPLICATION` / `APPLICATION_ASSET` / `RFQ` / `RFQ_VENDOR` / `QUOTATION` / `ASSET_LEDGER`。汎用ドキュメント登録では必須。見積登録・発注登録・完了登録に</w:t>
-            </w:r>
-            <w:r>
-              <w:rPr>
-                <w:rFonts w:hint="eastAsia"/>
-              </w:rPr>
+              <w:t>`APPLICATION` / `APPLICATION_ASSET` / `RFQ` / `RFQ_VENDOR` / `QUOTATION` / `ASSET_LEDGER`。汎用ドキュメント登録では必須。見積登録・発注登録・完了登録に内包するドキュメントではAPIが所有者を確定するため省略可</w:t>
+            </w:r>
+          </w:p>
+        </w:tc>
+      </w:tr>
+      <w:tr>
+        <w:tc>
+          <w:tcPr>
+            <w:tcW w:w="1250" w:type="pct"/>
+          </w:tcPr>
+          <w:p>
+            <w:r>
+              <w:t>ownerId</w:t>
+            </w:r>
+          </w:p>
+        </w:tc>
+        <w:tc>
+          <w:tcPr>
+            <w:tcW w:w="1250" w:type="pct"/>
+          </w:tcPr>
+          <w:p>
+            <w:r>
+              <w:t>int64</w:t>
+            </w:r>
+          </w:p>
+        </w:tc>
+        <w:tc>
+          <w:tcPr>
+            <w:tcW w:w="1250" w:type="pct"/>
+          </w:tcPr>
+          <w:p>
+            <w:r>
+              <w:t>-</w:t>
+            </w:r>
+          </w:p>
+        </w:tc>
+        <w:tc>
+          <w:tcPr>
+            <w:tcW w:w="1250" w:type="pct"/>
+          </w:tcPr>
+          <w:p>
+            <w:r>
+              <w:rPr>
+                <w:rFonts w:hint="eastAsia"/>
+              </w:rPr>
+              <w:t>所有者ID。汎用ドキュメント登録で明示所有者へ紐づける場合に指定する。省略時は呼び出し中の廃棄タスク `rfq_id` に紐づける</w:t>
+            </w:r>
+          </w:p>
+        </w:tc>
+      </w:tr>
+      <w:tr>
+        <w:tc>
+          <w:tcPr>
+            <w:tcW w:w="1250" w:type="pct"/>
+          </w:tcPr>
+          <w:p>
+            <w:r>
+              <w:t>stepCode</w:t>
+            </w:r>
+          </w:p>
+        </w:tc>
+        <w:tc>
+          <w:tcPr>
+            <w:tcW w:w="1250" w:type="pct"/>
+          </w:tcPr>
+          <w:p>
+            <w:r>
+              <w:t>string</w:t>
+            </w:r>
+          </w:p>
+        </w:tc>
+        <w:tc>
+          <w:tcPr>
+            <w:tcW w:w="1250" w:type="pct"/>
+          </w:tcPr>
+          <w:p>
+            <w:r>
+              <w:t>-</w:t>
+            </w:r>
+          </w:p>
+        </w:tc>
+        <w:tc>
+          <w:tcPr>
+            <w:tcW w:w="1250" w:type="pct"/>
+          </w:tcPr>
+          <w:p>
+            <w:r>
+              <w:rPr>
+                <w:rFonts w:hint="eastAsia"/>
+              </w:rPr>
+              <w:t>`QUOTE_REQUEST` / `QUOTE_REGISTER` / `ORDER` / `SCHEDULE` / `COMPLETE` などの工程コード</w:t>
+            </w:r>
+          </w:p>
+        </w:tc>
+      </w:tr>
+      <w:tr>
+        <w:tc>
+          <w:tcPr>
+            <w:tcW w:w="1250" w:type="pct"/>
+          </w:tcPr>
+          <w:p>
+            <w:r>
+              <w:t>documentCategory</w:t>
+            </w:r>
+          </w:p>
+        </w:tc>
+        <w:tc>
+          <w:tcPr>
+            <w:tcW w:w="1250" w:type="pct"/>
+          </w:tcPr>
+          <w:p>
+            <w:r>
+              <w:t>string</w:t>
+            </w:r>
+          </w:p>
+        </w:tc>
+        <w:tc>
+          <w:tcPr>
+            <w:tcW w:w="1250" w:type="pct"/>
+          </w:tcPr>
+          <w:p>
+            <w:r>
+              <w:t>✓</w:t>
+            </w:r>
+          </w:p>
+        </w:tc>
+        <w:tc>
+          <w:tcPr>
+            <w:tcW w:w="1250" w:type="pct"/>
+          </w:tcPr>
+          <w:p>
+            <w:r>
+              <w:t>`QUOTATION` / `ORDER` / `REPORT` / `DISPOSAL_CERTIFICATE` / `MANIFEST` / `CO</w:t>
+            </w:r>
+            <w:r>
               <w:lastRenderedPageBreak/>
-              <w:t>内包するドキュメントではAPIが所有者を確定するため省略可</w:t>
+              <w:t>NTRACT` / `INVOICE` / `OTHER`</w:t>
             </w:r>
           </w:p>
         </w:tc>
@@ -45873,138 +46116,6 @@
           <w:p>
             <w:r>
               <w:lastRenderedPageBreak/>
-              <w:t>ownerId</w:t>
-            </w:r>
-          </w:p>
-        </w:tc>
-        <w:tc>
-          <w:tcPr>
-            <w:tcW w:w="1250" w:type="pct"/>
-          </w:tcPr>
-          <w:p>
-            <w:r>
-              <w:t>int64</w:t>
-            </w:r>
-          </w:p>
-        </w:tc>
-        <w:tc>
-          <w:tcPr>
-            <w:tcW w:w="1250" w:type="pct"/>
-          </w:tcPr>
-          <w:p>
-            <w:r>
-              <w:t>-</w:t>
-            </w:r>
-          </w:p>
-        </w:tc>
-        <w:tc>
-          <w:tcPr>
-            <w:tcW w:w="1250" w:type="pct"/>
-          </w:tcPr>
-          <w:p>
-            <w:r>
-              <w:rPr>
-                <w:rFonts w:hint="eastAsia"/>
-              </w:rPr>
-              <w:t>所有者ID。汎用ドキュメント登録で明示所有者へ紐づける場合に指定する。省略時は呼び出し中の廃棄タスク `rfq_id` に紐づける</w:t>
-            </w:r>
-          </w:p>
-        </w:tc>
-      </w:tr>
-      <w:tr>
-        <w:tc>
-          <w:tcPr>
-            <w:tcW w:w="1250" w:type="pct"/>
-          </w:tcPr>
-          <w:p>
-            <w:r>
-              <w:t>stepCode</w:t>
-            </w:r>
-          </w:p>
-        </w:tc>
-        <w:tc>
-          <w:tcPr>
-            <w:tcW w:w="1250" w:type="pct"/>
-          </w:tcPr>
-          <w:p>
-            <w:r>
-              <w:t>string</w:t>
-            </w:r>
-          </w:p>
-        </w:tc>
-        <w:tc>
-          <w:tcPr>
-            <w:tcW w:w="1250" w:type="pct"/>
-          </w:tcPr>
-          <w:p>
-            <w:r>
-              <w:t>-</w:t>
-            </w:r>
-          </w:p>
-        </w:tc>
-        <w:tc>
-          <w:tcPr>
-            <w:tcW w:w="1250" w:type="pct"/>
-          </w:tcPr>
-          <w:p>
-            <w:r>
-              <w:rPr>
-                <w:rFonts w:hint="eastAsia"/>
-              </w:rPr>
-              <w:t>`QUOTE_REQUEST` / `QUOTE_REGISTER` / `ORDER` / `SCHEDULE` / `COMPLETE` などの工程コード</w:t>
-            </w:r>
-          </w:p>
-        </w:tc>
-      </w:tr>
-      <w:tr>
-        <w:tc>
-          <w:tcPr>
-            <w:tcW w:w="1250" w:type="pct"/>
-          </w:tcPr>
-          <w:p>
-            <w:r>
-              <w:t>documentCategory</w:t>
-            </w:r>
-          </w:p>
-        </w:tc>
-        <w:tc>
-          <w:tcPr>
-            <w:tcW w:w="1250" w:type="pct"/>
-          </w:tcPr>
-          <w:p>
-            <w:r>
-              <w:t>string</w:t>
-            </w:r>
-          </w:p>
-        </w:tc>
-        <w:tc>
-          <w:tcPr>
-            <w:tcW w:w="1250" w:type="pct"/>
-          </w:tcPr>
-          <w:p>
-            <w:r>
-              <w:t>✓</w:t>
-            </w:r>
-          </w:p>
-        </w:tc>
-        <w:tc>
-          <w:tcPr>
-            <w:tcW w:w="1250" w:type="pct"/>
-          </w:tcPr>
-          <w:p>
-            <w:r>
-              <w:t>`QUOTATION` / `ORDER` / `REPORT` / `DISPOSAL_CERTIFICATE` / `MANIFEST` / `CONTRACT` / `INVOICE` / `OTHER`</w:t>
-            </w:r>
-          </w:p>
-        </w:tc>
-      </w:tr>
-      <w:tr>
-        <w:tc>
-          <w:tcPr>
-            <w:tcW w:w="1250" w:type="pct"/>
-          </w:tcPr>
-          <w:p>
-            <w:r>
               <w:t>documentType</w:t>
             </w:r>
           </w:p>
@@ -46461,7 +46572,6 @@
         <w:rPr>
           <w:rFonts w:hint="eastAsia"/>
         </w:rPr>
-        <w:lastRenderedPageBreak/>
         <w:t>権限チェック</w:t>
       </w:r>
     </w:p>
@@ -46567,7 +46677,14 @@
         <w:rPr>
           <w:rFonts w:hint="eastAsia"/>
         </w:rPr>
-        <w:t>完了証跡ドキュメントを `application_documents.owner_type='RFQ'`、`rfq_id=disposalTaskId`、`step_code='COMPLETE'`、`document_category`、`document_type`、`file_name`、`file_path=S3オブジェクトキー`、`mime_type`、`file_size_bytes`、`content_hash`、`uploaded_by_user_id`、`uploaded_at` として保存する。S3バケット名やHTTPS URLはDBへ保存しない</w:t>
+        <w:t>完了証跡ドキュメントを `application_documents.owner_type='RFQ'`、`rfq_id=disposalTaskId`、`step_code='COMPLETE'`、`document_category`、`document_type`、`file_name`、`file_path=S3オブジェクトキー`、`mime_type`、`file_size_bytes`、`content_h</w:t>
+      </w:r>
+      <w:r>
+        <w:rPr>
+          <w:rFonts w:hint="eastAsia"/>
+        </w:rPr>
+        <w:lastRenderedPageBreak/>
+        <w:t>ash`、`uploaded_by_user_id`、`uploaded_at` として保存する。S3バケット名やHTTPS URLはDBへ保存しない</w:t>
       </w:r>
     </w:p>
     <w:p>
@@ -46616,7 +46733,7 @@
           <w:rFonts w:hint="eastAsia"/>
         </w:rPr>
       </w:pPr>
-      <w:bookmarkStart w:id="87" w:name="_Toc231756261"/>
+      <w:bookmarkStart w:id="87" w:name="_Toc232020245"/>
       <w:r>
         <w:rPr>
           <w:rFonts w:hint="eastAsia"/>
@@ -46917,7 +47034,6 @@
           </w:tcPr>
           <w:p>
             <w:r>
-              <w:lastRenderedPageBreak/>
               <w:t>updatedAt</w:t>
             </w:r>
           </w:p>
@@ -46965,7 +47081,7 @@
           <w:rFonts w:hint="eastAsia"/>
         </w:rPr>
       </w:pPr>
-      <w:bookmarkStart w:id="88" w:name="_Toc231756262"/>
+      <w:bookmarkStart w:id="88" w:name="_Toc232020246"/>
       <w:r>
         <w:rPr>
           <w:rFonts w:hint="eastAsia"/>
@@ -47346,11 +47462,12 @@
           <w:rFonts w:hint="eastAsia"/>
         </w:rPr>
       </w:pPr>
-      <w:bookmarkStart w:id="89" w:name="_Toc231756263"/>
+      <w:bookmarkStart w:id="89" w:name="_Toc232020247"/>
       <w:r>
         <w:rPr>
           <w:rFonts w:hint="eastAsia"/>
         </w:rPr>
+        <w:lastRenderedPageBreak/>
         <w:t>第7章 DBマッピング・業務ルール</w:t>
       </w:r>
       <w:bookmarkEnd w:id="89"/>
@@ -47362,7 +47479,7 @@
           <w:rFonts w:hint="eastAsia"/>
         </w:rPr>
       </w:pPr>
-      <w:bookmarkStart w:id="90" w:name="_Toc231756264"/>
+      <w:bookmarkStart w:id="90" w:name="_Toc232020248"/>
       <w:r>
         <w:rPr>
           <w:rFonts w:hint="eastAsia"/>
@@ -47435,12 +47552,11 @@
           <w:rFonts w:hint="eastAsia"/>
         </w:rPr>
       </w:pPr>
-      <w:bookmarkStart w:id="91" w:name="_Toc231756265"/>
+      <w:bookmarkStart w:id="91" w:name="_Toc232020249"/>
       <w:r>
         <w:rPr>
           <w:rFonts w:hint="eastAsia"/>
         </w:rPr>
-        <w:lastRenderedPageBreak/>
         <w:t>廃棄RFQの保存方針</w:t>
       </w:r>
       <w:bookmarkEnd w:id="91"/>
@@ -47547,7 +47663,7 @@
           <w:rFonts w:hint="eastAsia"/>
         </w:rPr>
       </w:pPr>
-      <w:bookmarkStart w:id="92" w:name="_Toc231756266"/>
+      <w:bookmarkStart w:id="92" w:name="_Toc232020250"/>
       <w:r>
         <w:rPr>
           <w:rFonts w:hint="eastAsia"/>
@@ -47610,6 +47726,7 @@
         <w:rPr>
           <w:rFonts w:hint="eastAsia"/>
         </w:rPr>
+        <w:lastRenderedPageBreak/>
         <w:t>画面表示やダウンロードでは `downloadUrl` を都度生成して返し、S3オブジェクトキー、S3バケット名、S3の直接URLはリクエスト/レスポンスで直接扱わない</w:t>
       </w:r>
     </w:p>
@@ -47639,7 +47756,7 @@
           <w:rFonts w:hint="eastAsia"/>
         </w:rPr>
       </w:pPr>
-      <w:bookmarkStart w:id="93" w:name="_Toc231756267"/>
+      <w:bookmarkStart w:id="93" w:name="_Toc232020251"/>
       <w:r>
         <w:rPr>
           <w:rFonts w:hint="eastAsia"/>
@@ -47824,7 +47941,6 @@
               <w:rPr>
                 <w:rFonts w:hint="eastAsia"/>
               </w:rPr>
-              <w:lastRenderedPageBreak/>
               <w:t>修理不能からの未登録資産廃棄申請作成</w:t>
             </w:r>
           </w:p>
@@ -47941,7 +48057,7 @@
           <w:rFonts w:hint="eastAsia"/>
         </w:rPr>
       </w:pPr>
-      <w:bookmarkStart w:id="94" w:name="_Toc231756268"/>
+      <w:bookmarkStart w:id="94" w:name="_Toc232020252"/>
       <w:r>
         <w:rPr>
           <w:rFonts w:hint="eastAsia"/>
@@ -47957,7 +48073,7 @@
           <w:rFonts w:hint="eastAsia"/>
         </w:rPr>
       </w:pPr>
-      <w:bookmarkStart w:id="95" w:name="_Toc231756269"/>
+      <w:bookmarkStart w:id="95" w:name="_Toc232020253"/>
       <w:r>
         <w:rPr>
           <w:rFonts w:hint="eastAsia"/>
@@ -48272,6 +48388,7 @@
           </w:tcPr>
           <w:p>
             <w:r>
+              <w:lastRenderedPageBreak/>
               <w:t>404</w:t>
             </w:r>
           </w:p>
@@ -48414,12 +48531,11 @@
           <w:rFonts w:hint="eastAsia"/>
         </w:rPr>
       </w:pPr>
-      <w:bookmarkStart w:id="96" w:name="_Toc231756270"/>
+      <w:bookmarkStart w:id="96" w:name="_Toc232020254"/>
       <w:r>
         <w:rPr>
           <w:rFonts w:hint="eastAsia"/>
         </w:rPr>
-        <w:lastRenderedPageBreak/>
         <w:t>代表エラーコード</w:t>
       </w:r>
       <w:bookmarkEnd w:id="96"/>
@@ -48899,6 +49015,7 @@
           </w:tcPr>
           <w:p>
             <w:r>
+              <w:lastRenderedPageBreak/>
               <w:t>TRANSFER_DISPOSAL_FILE_502_S3_WRITE_FAILED</w:t>
             </w:r>
           </w:p>
@@ -48936,7 +49053,7 @@
           <w:rFonts w:hint="eastAsia"/>
         </w:rPr>
       </w:pPr>
-      <w:bookmarkStart w:id="97" w:name="_Toc231756271"/>
+      <w:bookmarkStart w:id="97" w:name="_Toc232020255"/>
       <w:r>
         <w:rPr>
           <w:rFonts w:hint="eastAsia"/>
@@ -48980,7 +49097,6 @@
         <w:rPr>
           <w:rFonts w:hint="eastAsia"/>
         </w:rPr>
-        <w:lastRenderedPageBreak/>
         <w:t>添付ファイル本文、見積書本文、証明書本文はアプリケーションログへ出力しない</w:t>
       </w:r>
     </w:p>
@@ -49126,7 +49242,196 @@
 <file path=word/numbering.xml><?xml version="1.0" encoding="utf-8"?>
 <w:numbering xmlns:wpc="http://schemas.microsoft.com/office/word/2010/wordprocessingCanvas" xmlns:cx="http://schemas.microsoft.com/office/drawing/2014/chartex" xmlns:cx1="http://schemas.microsoft.com/office/drawing/2015/9/8/chartex" xmlns:cx2="http://schemas.microsoft.com/office/drawing/2015/10/21/chartex" xmlns:cx3="http://schemas.microsoft.com/office/drawing/2016/5/9/chartex" xmlns:cx4="http://schemas.microsoft.com/office/drawing/2016/5/10/chartex" xmlns:cx5="http://schemas.microsoft.com/office/drawing/2016/5/11/chartex" xmlns:cx6="http://schemas.microsoft.com/office/drawing/2016/5/12/chartex" xmlns:cx7="http://schemas.microsoft.com/office/drawing/2016/5/13/chartex" xmlns:cx8="http://schemas.microsoft.com/office/drawing/2016/5/14/chartex" xmlns:mc="http://schemas.openxmlformats.org/markup-compatibility/2006" xmlns:aink="http://schemas.microsoft.com/office/drawing/2016/ink" xmlns:am3d="http://schemas.microsoft.com/office/drawing/2017/model3d" xmlns:o="urn:schemas-microsoft-com:office:office" xmlns:oel="http://schemas.microsoft.com/office/2019/extlst" xmlns:r="http://schemas.openxmlformats.org/officeDocument/2006/relationships" xmlns:m="http://schemas.openxmlformats.org/officeDocument/2006/math" xmlns:v="urn:schemas-microsoft-com:vml" xmlns:wp14="http://schemas.microsoft.com/office/word/2010/wordprocessingDrawing" xmlns:wp="http://schemas.openxmlformats.org/drawingml/2006/wordprocessingDrawing" xmlns:w10="urn:schemas-microsoft-com:office:word" xmlns:w="http://schemas.openxmlformats.org/wordprocessingml/2006/main" xmlns:w14="http://schemas.microsoft.com/office/word/2010/wordml" xmlns:w15="http://schemas.microsoft.com/office/word/2012/wordml" xmlns:w16cex="http://schemas.microsoft.com/office/word/2018/wordml/cex" xmlns:w16cid="http://schemas.microsoft.com/office/word/2016/wordml/cid" xmlns:w16="http://schemas.microsoft.com/office/word/2018/wordml" xmlns:w16du="http://schemas.microsoft.com/office/word/2023/wordml/word16du" xmlns:w16sdtdh="http://schemas.microsoft.com/office/word/2020/wordml/sdtdatahash" xmlns:w16sdtfl="http://schemas.microsoft.com/office/word/2024/wordml/sdtformatlock" xmlns:w16se="http://schemas.microsoft.com/office/word/2015/wordml/symex" xmlns:wpg="http://schemas.microsoft.com/office/word/2010/wordprocessingGroup" xmlns:wpi="http://schemas.microsoft.com/office/word/2010/wordprocessingInk" xmlns:wne="http://schemas.microsoft.com/office/word/2006/wordml" xmlns:wps="http://schemas.microsoft.com/office/word/2010/wordprocessingShape" mc:Ignorable="w14 w15 w16se w16cid w16 w16cex w16sdtdh w16sdtfl w16du wp14">
   <w:abstractNum w:abstractNumId="0" w15:restartNumberingAfterBreak="0">
-    <w:nsid w:val="08641C6D"/>
+    <w:nsid w:val="18CB4E9E"/>
+    <w:multiLevelType w:val="singleLevel"/>
+    <w:tmpl w:val="0409000F"/>
+    <w:name w:val="__API_DOC_SQUARE_BULLET__"/>
+    <w:lvl w:ilvl="0">
+      <w:start w:val="1"/>
+      <w:numFmt w:val="decimal"/>
+      <w:lvlText w:val="%1."/>
+      <w:lvlJc w:val="left"/>
+      <w:pPr>
+        <w:ind w:left="440" w:hanging="440"/>
+      </w:pPr>
+    </w:lvl>
+  </w:abstractNum>
+  <w:abstractNum w:abstractNumId="1" w15:restartNumberingAfterBreak="0">
+    <w:nsid w:val="354965D8"/>
+    <w:multiLevelType w:val="hybridMultilevel"/>
+    <w:tmpl w:val="CDA252CC"/>
+    <w:name w:val="__API_DOC_SQUARE_BULLET__2"/>
+    <w:lvl w:ilvl="0" w:tplc="0409000F">
+      <w:start w:val="1"/>
+      <w:numFmt w:val="decimal"/>
+      <w:lvlText w:val="%1."/>
+      <w:lvlJc w:val="left"/>
+      <w:pPr>
+        <w:ind w:left="440" w:hanging="440"/>
+      </w:pPr>
+    </w:lvl>
+    <w:lvl w:ilvl="1" w:tplc="04090017" w:tentative="1">
+      <w:start w:val="1"/>
+      <w:numFmt w:val="aiueoFullWidth"/>
+      <w:lvlText w:val="(%2)"/>
+      <w:lvlJc w:val="left"/>
+      <w:pPr>
+        <w:ind w:left="880" w:hanging="440"/>
+      </w:pPr>
+    </w:lvl>
+    <w:lvl w:ilvl="2" w:tplc="04090011" w:tentative="1">
+      <w:start w:val="1"/>
+      <w:numFmt w:val="decimalEnclosedCircle"/>
+      <w:lvlText w:val="%3"/>
+      <w:lvlJc w:val="left"/>
+      <w:pPr>
+        <w:ind w:left="1320" w:hanging="440"/>
+      </w:pPr>
+    </w:lvl>
+    <w:lvl w:ilvl="3" w:tplc="0409000F" w:tentative="1">
+      <w:start w:val="1"/>
+      <w:numFmt w:val="decimal"/>
+      <w:lvlText w:val="%4."/>
+      <w:lvlJc w:val="left"/>
+      <w:pPr>
+        <w:ind w:left="1760" w:hanging="440"/>
+      </w:pPr>
+    </w:lvl>
+    <w:lvl w:ilvl="4" w:tplc="04090017" w:tentative="1">
+      <w:start w:val="1"/>
+      <w:numFmt w:val="aiueoFullWidth"/>
+      <w:lvlText w:val="(%5)"/>
+      <w:lvlJc w:val="left"/>
+      <w:pPr>
+        <w:ind w:left="2200" w:hanging="440"/>
+      </w:pPr>
+    </w:lvl>
+    <w:lvl w:ilvl="5" w:tplc="04090011" w:tentative="1">
+      <w:start w:val="1"/>
+      <w:numFmt w:val="decimalEnclosedCircle"/>
+      <w:lvlText w:val="%6"/>
+      <w:lvlJc w:val="left"/>
+      <w:pPr>
+        <w:ind w:left="2640" w:hanging="440"/>
+      </w:pPr>
+    </w:lvl>
+    <w:lvl w:ilvl="6" w:tplc="0409000F" w:tentative="1">
+      <w:start w:val="1"/>
+      <w:numFmt w:val="decimal"/>
+      <w:lvlText w:val="%7."/>
+      <w:lvlJc w:val="left"/>
+      <w:pPr>
+        <w:ind w:left="3080" w:hanging="440"/>
+      </w:pPr>
+    </w:lvl>
+    <w:lvl w:ilvl="7" w:tplc="04090017" w:tentative="1">
+      <w:start w:val="1"/>
+      <w:numFmt w:val="aiueoFullWidth"/>
+      <w:lvlText w:val="(%8)"/>
+      <w:lvlJc w:val="left"/>
+      <w:pPr>
+        <w:ind w:left="3520" w:hanging="440"/>
+      </w:pPr>
+    </w:lvl>
+    <w:lvl w:ilvl="8" w:tplc="04090011" w:tentative="1">
+      <w:start w:val="1"/>
+      <w:numFmt w:val="decimalEnclosedCircle"/>
+      <w:lvlText w:val="%9"/>
+      <w:lvlJc w:val="left"/>
+      <w:pPr>
+        <w:ind w:left="3960" w:hanging="440"/>
+      </w:pPr>
+    </w:lvl>
+  </w:abstractNum>
+  <w:abstractNum w:abstractNumId="2" w15:restartNumberingAfterBreak="0">
+    <w:nsid w:val="61E140B3"/>
+    <w:multiLevelType w:val="hybridMultilevel"/>
+    <w:tmpl w:val="C850573E"/>
+    <w:name w:val="__API_DOC_SQUARE_BULLET__222"/>
+    <w:lvl w:ilvl="0" w:tplc="0409000F">
+      <w:start w:val="1"/>
+      <w:numFmt w:val="decimal"/>
+      <w:lvlText w:val="%1."/>
+      <w:lvlJc w:val="left"/>
+      <w:pPr>
+        <w:ind w:left="440" w:hanging="440"/>
+      </w:pPr>
+    </w:lvl>
+    <w:lvl w:ilvl="1" w:tplc="04090017" w:tentative="1">
+      <w:start w:val="1"/>
+      <w:numFmt w:val="aiueoFullWidth"/>
+      <w:lvlText w:val="(%2)"/>
+      <w:lvlJc w:val="left"/>
+      <w:pPr>
+        <w:ind w:left="880" w:hanging="440"/>
+      </w:pPr>
+    </w:lvl>
+    <w:lvl w:ilvl="2" w:tplc="04090011" w:tentative="1">
+      <w:start w:val="1"/>
+      <w:numFmt w:val="decimalEnclosedCircle"/>
+      <w:lvlText w:val="%3"/>
+      <w:lvlJc w:val="left"/>
+      <w:pPr>
+        <w:ind w:left="1320" w:hanging="440"/>
+      </w:pPr>
+    </w:lvl>
+    <w:lvl w:ilvl="3" w:tplc="0409000F" w:tentative="1">
+      <w:start w:val="1"/>
+      <w:numFmt w:val="decimal"/>
+      <w:lvlText w:val="%4."/>
+      <w:lvlJc w:val="left"/>
+      <w:pPr>
+        <w:ind w:left="1760" w:hanging="440"/>
+      </w:pPr>
+    </w:lvl>
+    <w:lvl w:ilvl="4" w:tplc="04090017" w:tentative="1">
+      <w:start w:val="1"/>
+      <w:numFmt w:val="aiueoFullWidth"/>
+      <w:lvlText w:val="(%5)"/>
+      <w:lvlJc w:val="left"/>
+      <w:pPr>
+        <w:ind w:left="2200" w:hanging="440"/>
+      </w:pPr>
+    </w:lvl>
+    <w:lvl w:ilvl="5" w:tplc="04090011" w:tentative="1">
+      <w:start w:val="1"/>
+      <w:numFmt w:val="decimalEnclosedCircle"/>
+      <w:lvlText w:val="%6"/>
+      <w:lvlJc w:val="left"/>
+      <w:pPr>
+        <w:ind w:left="2640" w:hanging="440"/>
+      </w:pPr>
+    </w:lvl>
+    <w:lvl w:ilvl="6" w:tplc="0409000F" w:tentative="1">
+      <w:start w:val="1"/>
+      <w:numFmt w:val="decimal"/>
+      <w:lvlText w:val="%7."/>
+      <w:lvlJc w:val="left"/>
+      <w:pPr>
+        <w:ind w:left="3080" w:hanging="440"/>
+      </w:pPr>
+    </w:lvl>
+    <w:lvl w:ilvl="7" w:tplc="04090017" w:tentative="1">
+      <w:start w:val="1"/>
+      <w:numFmt w:val="aiueoFullWidth"/>
+      <w:lvlText w:val="(%8)"/>
+      <w:lvlJc w:val="left"/>
+      <w:pPr>
+        <w:ind w:left="3520" w:hanging="440"/>
+      </w:pPr>
+    </w:lvl>
+    <w:lvl w:ilvl="8" w:tplc="04090011" w:tentative="1">
+      <w:start w:val="1"/>
+      <w:numFmt w:val="decimalEnclosedCircle"/>
+      <w:lvlText w:val="%9"/>
+      <w:lvlJc w:val="left"/>
+      <w:pPr>
+        <w:ind w:left="3960" w:hanging="440"/>
+      </w:pPr>
+    </w:lvl>
+  </w:abstractNum>
+  <w:abstractNum w:abstractNumId="3" w15:restartNumberingAfterBreak="0">
+    <w:nsid w:val="69F538BF"/>
     <w:multiLevelType w:val="singleLevel"/>
     <w:tmpl w:val="04090001"/>
     <w:lvl w:ilvl="0">
@@ -49142,10 +49447,10 @@
       </w:rPr>
     </w:lvl>
   </w:abstractNum>
-  <w:abstractNum w:abstractNumId="1" w15:restartNumberingAfterBreak="0">
-    <w:nsid w:val="34C52D06"/>
+  <w:abstractNum w:abstractNumId="4" w15:restartNumberingAfterBreak="0">
+    <w:nsid w:val="6EC12DD5"/>
     <w:multiLevelType w:val="hybridMultilevel"/>
-    <w:tmpl w:val="FE4E8CCC"/>
+    <w:tmpl w:val="164232A2"/>
     <w:name w:val="__API_DOC_SQUARE_BULLET__22"/>
     <w:lvl w:ilvl="0" w:tplc="0409000F">
       <w:start w:val="1"/>
@@ -49229,181 +49534,7 @@
       </w:pPr>
     </w:lvl>
   </w:abstractNum>
-  <w:abstractNum w:abstractNumId="2" w15:restartNumberingAfterBreak="0">
-    <w:nsid w:val="41B3248B"/>
-    <w:multiLevelType w:val="hybridMultilevel"/>
-    <w:tmpl w:val="235C0070"/>
-    <w:name w:val="__API_DOC_SQUARE_BULLET__2"/>
-    <w:lvl w:ilvl="0" w:tplc="0409000F">
-      <w:start w:val="1"/>
-      <w:numFmt w:val="decimal"/>
-      <w:lvlText w:val="%1."/>
-      <w:lvlJc w:val="left"/>
-      <w:pPr>
-        <w:ind w:left="440" w:hanging="440"/>
-      </w:pPr>
-    </w:lvl>
-    <w:lvl w:ilvl="1" w:tplc="04090017" w:tentative="1">
-      <w:start w:val="1"/>
-      <w:numFmt w:val="aiueoFullWidth"/>
-      <w:lvlText w:val="(%2)"/>
-      <w:lvlJc w:val="left"/>
-      <w:pPr>
-        <w:ind w:left="880" w:hanging="440"/>
-      </w:pPr>
-    </w:lvl>
-    <w:lvl w:ilvl="2" w:tplc="04090011" w:tentative="1">
-      <w:start w:val="1"/>
-      <w:numFmt w:val="decimalEnclosedCircle"/>
-      <w:lvlText w:val="%3"/>
-      <w:lvlJc w:val="left"/>
-      <w:pPr>
-        <w:ind w:left="1320" w:hanging="440"/>
-      </w:pPr>
-    </w:lvl>
-    <w:lvl w:ilvl="3" w:tplc="0409000F" w:tentative="1">
-      <w:start w:val="1"/>
-      <w:numFmt w:val="decimal"/>
-      <w:lvlText w:val="%4."/>
-      <w:lvlJc w:val="left"/>
-      <w:pPr>
-        <w:ind w:left="1760" w:hanging="440"/>
-      </w:pPr>
-    </w:lvl>
-    <w:lvl w:ilvl="4" w:tplc="04090017" w:tentative="1">
-      <w:start w:val="1"/>
-      <w:numFmt w:val="aiueoFullWidth"/>
-      <w:lvlText w:val="(%5)"/>
-      <w:lvlJc w:val="left"/>
-      <w:pPr>
-        <w:ind w:left="2200" w:hanging="440"/>
-      </w:pPr>
-    </w:lvl>
-    <w:lvl w:ilvl="5" w:tplc="04090011" w:tentative="1">
-      <w:start w:val="1"/>
-      <w:numFmt w:val="decimalEnclosedCircle"/>
-      <w:lvlText w:val="%6"/>
-      <w:lvlJc w:val="left"/>
-      <w:pPr>
-        <w:ind w:left="2640" w:hanging="440"/>
-      </w:pPr>
-    </w:lvl>
-    <w:lvl w:ilvl="6" w:tplc="0409000F" w:tentative="1">
-      <w:start w:val="1"/>
-      <w:numFmt w:val="decimal"/>
-      <w:lvlText w:val="%7."/>
-      <w:lvlJc w:val="left"/>
-      <w:pPr>
-        <w:ind w:left="3080" w:hanging="440"/>
-      </w:pPr>
-    </w:lvl>
-    <w:lvl w:ilvl="7" w:tplc="04090017" w:tentative="1">
-      <w:start w:val="1"/>
-      <w:numFmt w:val="aiueoFullWidth"/>
-      <w:lvlText w:val="(%8)"/>
-      <w:lvlJc w:val="left"/>
-      <w:pPr>
-        <w:ind w:left="3520" w:hanging="440"/>
-      </w:pPr>
-    </w:lvl>
-    <w:lvl w:ilvl="8" w:tplc="04090011" w:tentative="1">
-      <w:start w:val="1"/>
-      <w:numFmt w:val="decimalEnclosedCircle"/>
-      <w:lvlText w:val="%9"/>
-      <w:lvlJc w:val="left"/>
-      <w:pPr>
-        <w:ind w:left="3960" w:hanging="440"/>
-      </w:pPr>
-    </w:lvl>
-  </w:abstractNum>
-  <w:abstractNum w:abstractNumId="3" w15:restartNumberingAfterBreak="0">
-    <w:nsid w:val="7399040F"/>
-    <w:multiLevelType w:val="hybridMultilevel"/>
-    <w:tmpl w:val="AD425600"/>
-    <w:name w:val="__API_DOC_SQUARE_BULLET__222"/>
-    <w:lvl w:ilvl="0" w:tplc="0409000F">
-      <w:start w:val="1"/>
-      <w:numFmt w:val="decimal"/>
-      <w:lvlText w:val="%1."/>
-      <w:lvlJc w:val="left"/>
-      <w:pPr>
-        <w:ind w:left="440" w:hanging="440"/>
-      </w:pPr>
-    </w:lvl>
-    <w:lvl w:ilvl="1" w:tplc="04090017" w:tentative="1">
-      <w:start w:val="1"/>
-      <w:numFmt w:val="aiueoFullWidth"/>
-      <w:lvlText w:val="(%2)"/>
-      <w:lvlJc w:val="left"/>
-      <w:pPr>
-        <w:ind w:left="880" w:hanging="440"/>
-      </w:pPr>
-    </w:lvl>
-    <w:lvl w:ilvl="2" w:tplc="04090011" w:tentative="1">
-      <w:start w:val="1"/>
-      <w:numFmt w:val="decimalEnclosedCircle"/>
-      <w:lvlText w:val="%3"/>
-      <w:lvlJc w:val="left"/>
-      <w:pPr>
-        <w:ind w:left="1320" w:hanging="440"/>
-      </w:pPr>
-    </w:lvl>
-    <w:lvl w:ilvl="3" w:tplc="0409000F" w:tentative="1">
-      <w:start w:val="1"/>
-      <w:numFmt w:val="decimal"/>
-      <w:lvlText w:val="%4."/>
-      <w:lvlJc w:val="left"/>
-      <w:pPr>
-        <w:ind w:left="1760" w:hanging="440"/>
-      </w:pPr>
-    </w:lvl>
-    <w:lvl w:ilvl="4" w:tplc="04090017" w:tentative="1">
-      <w:start w:val="1"/>
-      <w:numFmt w:val="aiueoFullWidth"/>
-      <w:lvlText w:val="(%5)"/>
-      <w:lvlJc w:val="left"/>
-      <w:pPr>
-        <w:ind w:left="2200" w:hanging="440"/>
-      </w:pPr>
-    </w:lvl>
-    <w:lvl w:ilvl="5" w:tplc="04090011" w:tentative="1">
-      <w:start w:val="1"/>
-      <w:numFmt w:val="decimalEnclosedCircle"/>
-      <w:lvlText w:val="%6"/>
-      <w:lvlJc w:val="left"/>
-      <w:pPr>
-        <w:ind w:left="2640" w:hanging="440"/>
-      </w:pPr>
-    </w:lvl>
-    <w:lvl w:ilvl="6" w:tplc="0409000F" w:tentative="1">
-      <w:start w:val="1"/>
-      <w:numFmt w:val="decimal"/>
-      <w:lvlText w:val="%7."/>
-      <w:lvlJc w:val="left"/>
-      <w:pPr>
-        <w:ind w:left="3080" w:hanging="440"/>
-      </w:pPr>
-    </w:lvl>
-    <w:lvl w:ilvl="7" w:tplc="04090017" w:tentative="1">
-      <w:start w:val="1"/>
-      <w:numFmt w:val="aiueoFullWidth"/>
-      <w:lvlText w:val="(%8)"/>
-      <w:lvlJc w:val="left"/>
-      <w:pPr>
-        <w:ind w:left="3520" w:hanging="440"/>
-      </w:pPr>
-    </w:lvl>
-    <w:lvl w:ilvl="8" w:tplc="04090011" w:tentative="1">
-      <w:start w:val="1"/>
-      <w:numFmt w:val="decimalEnclosedCircle"/>
-      <w:lvlText w:val="%9"/>
-      <w:lvlJc w:val="left"/>
-      <w:pPr>
-        <w:ind w:left="3960" w:hanging="440"/>
-      </w:pPr>
-    </w:lvl>
-  </w:abstractNum>
-  <w:abstractNum w:abstractNumId="4" w15:restartNumberingAfterBreak="0">
+  <w:abstractNum w:abstractNumId="5" w15:restartNumberingAfterBreak="0">
     <w:nsid w:val="7AC532A8"/>
     <w:multiLevelType w:val="multilevel"/>
     <w:tmpl w:val="4E1E5628"/>
@@ -49517,38 +49648,23 @@
       </w:rPr>
     </w:lvl>
   </w:abstractNum>
-  <w:abstractNum w:abstractNumId="5" w15:restartNumberingAfterBreak="0">
-    <w:nsid w:val="7FD27B65"/>
-    <w:multiLevelType w:val="singleLevel"/>
-    <w:tmpl w:val="0409000F"/>
-    <w:name w:val="__API_DOC_SQUARE_BULLET__"/>
-    <w:lvl w:ilvl="0">
-      <w:start w:val="1"/>
-      <w:numFmt w:val="decimal"/>
-      <w:lvlText w:val="%1."/>
-      <w:lvlJc w:val="left"/>
-      <w:pPr>
-        <w:ind w:left="440" w:hanging="440"/>
-      </w:pPr>
-    </w:lvl>
-  </w:abstractNum>
   <w:num w:numId="1" w16cid:durableId="296302402">
+    <w:abstractNumId w:val="5"/>
+  </w:num>
+  <w:num w:numId="2" w16cid:durableId="1243952444">
+    <w:abstractNumId w:val="3"/>
+  </w:num>
+  <w:num w:numId="3" w16cid:durableId="830373243">
+    <w:abstractNumId w:val="0"/>
+  </w:num>
+  <w:num w:numId="4" w16cid:durableId="1574045600">
+    <w:abstractNumId w:val="1"/>
+  </w:num>
+  <w:num w:numId="5" w16cid:durableId="61685449">
     <w:abstractNumId w:val="4"/>
   </w:num>
-  <w:num w:numId="2" w16cid:durableId="1718433161">
-    <w:abstractNumId w:val="0"/>
-  </w:num>
-  <w:num w:numId="3" w16cid:durableId="437869617">
-    <w:abstractNumId w:val="5"/>
-  </w:num>
-  <w:num w:numId="4" w16cid:durableId="341663554">
+  <w:num w:numId="6" w16cid:durableId="1216891350">
     <w:abstractNumId w:val="2"/>
-  </w:num>
-  <w:num w:numId="5" w16cid:durableId="781075915">
-    <w:abstractNumId w:val="1"/>
-  </w:num>
-  <w:num w:numId="6" w16cid:durableId="1818187764">
-    <w:abstractNumId w:val="3"/>
   </w:num>
   <w:numIdMacAtCleanup w:val="6"/>
 </w:numbering>
